--- a/mainframe-normal-notes/jcl.docx
+++ b/mainframe-normal-notes/jcl.docx
@@ -259,7 +259,16 @@
           <w:szCs w:val="24"/>
           <w:lang w:val="en-US"/>
         </w:rPr>
-        <w:t>specifies the program to use, tell what job will do SORT, COPY PS files etc</w:t>
+        <w:t xml:space="preserve">specifies the program to use, tell what job will do SORT, COPY PS files </w:t>
+      </w:r>
+      <w:proofErr w:type="gramStart"/>
+      <w:r>
+        <w:rPr>
+          <w:sz w:val="24"/>
+          <w:szCs w:val="24"/>
+          <w:lang w:val="en-US"/>
+        </w:rPr>
+        <w:t>etc</w:t>
       </w:r>
       <w:r>
         <w:rPr>
@@ -269,6 +278,7 @@
         </w:rPr>
         <w:t>..</w:t>
       </w:r>
+      <w:proofErr w:type="gramEnd"/>
     </w:p>
     <w:p>
       <w:pPr>
@@ -610,6 +620,7 @@
           <w:lang w:val="en-US"/>
         </w:rPr>
       </w:pPr>
+      <w:proofErr w:type="spellStart"/>
       <w:r>
         <w:rPr>
           <w:b/>
@@ -620,6 +631,7 @@
         </w:rPr>
         <w:t>Namefield</w:t>
       </w:r>
+      <w:proofErr w:type="spellEnd"/>
       <w:r>
         <w:rPr>
           <w:sz w:val="24"/>
@@ -1133,6 +1145,7 @@
         </w:rPr>
         <w:t>//</w:t>
       </w:r>
+      <w:proofErr w:type="spellStart"/>
       <w:r>
         <w:rPr>
           <w:b/>
@@ -1143,15 +1156,60 @@
         </w:rPr>
         <w:t>job_name</w:t>
       </w:r>
-      <w:r>
-        <w:rPr>
-          <w:b/>
-          <w:bCs/>
-          <w:sz w:val="24"/>
-          <w:szCs w:val="24"/>
-          <w:lang w:val="en-US"/>
-        </w:rPr>
-        <w:t xml:space="preserve"> JOB accounting_info, programmer_name, </w:t>
+      <w:proofErr w:type="spellEnd"/>
+      <w:r>
+        <w:rPr>
+          <w:b/>
+          <w:bCs/>
+          <w:sz w:val="24"/>
+          <w:szCs w:val="24"/>
+          <w:lang w:val="en-US"/>
+        </w:rPr>
+        <w:t xml:space="preserve"> JOB </w:t>
+      </w:r>
+      <w:proofErr w:type="spellStart"/>
+      <w:r>
+        <w:rPr>
+          <w:b/>
+          <w:bCs/>
+          <w:sz w:val="24"/>
+          <w:szCs w:val="24"/>
+          <w:lang w:val="en-US"/>
+        </w:rPr>
+        <w:t>accounting_info</w:t>
+      </w:r>
+      <w:proofErr w:type="spellEnd"/>
+      <w:r>
+        <w:rPr>
+          <w:b/>
+          <w:bCs/>
+          <w:sz w:val="24"/>
+          <w:szCs w:val="24"/>
+          <w:lang w:val="en-US"/>
+        </w:rPr>
+        <w:t xml:space="preserve">, </w:t>
+      </w:r>
+      <w:proofErr w:type="spellStart"/>
+      <w:r>
+        <w:rPr>
+          <w:b/>
+          <w:bCs/>
+          <w:sz w:val="24"/>
+          <w:szCs w:val="24"/>
+          <w:lang w:val="en-US"/>
+        </w:rPr>
+        <w:t>programmer_name</w:t>
+      </w:r>
+      <w:proofErr w:type="spellEnd"/>
+      <w:r>
+        <w:rPr>
+          <w:b/>
+          <w:bCs/>
+          <w:sz w:val="24"/>
+          <w:szCs w:val="24"/>
+          <w:lang w:val="en-US"/>
+        </w:rPr>
+        <w:t xml:space="preserve">, </w:t>
       </w:r>
     </w:p>
     <w:p>
@@ -1301,7 +1359,29 @@
           <w:lang w:val="en-US"/>
         </w:rPr>
         <w:tab/>
-        <w:t>NOTIFY=user_id,</w:t>
+        <w:t>NOTIFY=</w:t>
+      </w:r>
+      <w:proofErr w:type="spellStart"/>
+      <w:r>
+        <w:rPr>
+          <w:b/>
+          <w:bCs/>
+          <w:sz w:val="24"/>
+          <w:szCs w:val="24"/>
+          <w:lang w:val="en-US"/>
+        </w:rPr>
+        <w:t>user_id</w:t>
+      </w:r>
+      <w:proofErr w:type="spellEnd"/>
+      <w:r>
+        <w:rPr>
+          <w:b/>
+          <w:bCs/>
+          <w:sz w:val="24"/>
+          <w:szCs w:val="24"/>
+          <w:lang w:val="en-US"/>
+        </w:rPr>
+        <w:t>,</w:t>
       </w:r>
     </w:p>
     <w:p>
@@ -1389,7 +1469,29 @@
           <w:lang w:val="en-US"/>
         </w:rPr>
         <w:tab/>
-        <w:t>MSGLEVEL=(0/1/2,0/1/2),</w:t>
+        <w:t>MSGLEVEL</w:t>
+      </w:r>
+      <w:proofErr w:type="gramStart"/>
+      <w:r>
+        <w:rPr>
+          <w:b/>
+          <w:bCs/>
+          <w:sz w:val="24"/>
+          <w:szCs w:val="24"/>
+          <w:lang w:val="en-US"/>
+        </w:rPr>
+        <w:t>=(</w:t>
+      </w:r>
+      <w:proofErr w:type="gramEnd"/>
+      <w:r>
+        <w:rPr>
+          <w:b/>
+          <w:bCs/>
+          <w:sz w:val="24"/>
+          <w:szCs w:val="24"/>
+          <w:lang w:val="en-US"/>
+        </w:rPr>
+        <w:t>0/1/2,0/1/2),</w:t>
       </w:r>
     </w:p>
     <w:p>
@@ -1477,7 +1579,31 @@
           <w:lang w:val="en-US"/>
         </w:rPr>
         <w:tab/>
-        <w:t>TIME=(mm,ss),</w:t>
+        <w:t>TIME=(</w:t>
+      </w:r>
+      <w:proofErr w:type="spellStart"/>
+      <w:proofErr w:type="gramStart"/>
+      <w:r>
+        <w:rPr>
+          <w:b/>
+          <w:bCs/>
+          <w:sz w:val="24"/>
+          <w:szCs w:val="24"/>
+          <w:lang w:val="en-US"/>
+        </w:rPr>
+        <w:t>mm,ss</w:t>
+      </w:r>
+      <w:proofErr w:type="spellEnd"/>
+      <w:proofErr w:type="gramEnd"/>
+      <w:r>
+        <w:rPr>
+          <w:b/>
+          <w:bCs/>
+          <w:sz w:val="24"/>
+          <w:szCs w:val="24"/>
+          <w:lang w:val="en-US"/>
+        </w:rPr>
+        <w:t>),</w:t>
       </w:r>
     </w:p>
     <w:p>
@@ -1521,7 +1647,51 @@
           <w:lang w:val="en-US"/>
         </w:rPr>
         <w:tab/>
-        <w:t>REGION=nK or nM,</w:t>
+        <w:t>REGION=</w:t>
+      </w:r>
+      <w:proofErr w:type="spellStart"/>
+      <w:r>
+        <w:rPr>
+          <w:b/>
+          <w:bCs/>
+          <w:sz w:val="24"/>
+          <w:szCs w:val="24"/>
+          <w:lang w:val="en-US"/>
+        </w:rPr>
+        <w:t>nK</w:t>
+      </w:r>
+      <w:proofErr w:type="spellEnd"/>
+      <w:r>
+        <w:rPr>
+          <w:b/>
+          <w:bCs/>
+          <w:sz w:val="24"/>
+          <w:szCs w:val="24"/>
+          <w:lang w:val="en-US"/>
+        </w:rPr>
+        <w:t xml:space="preserve"> or </w:t>
+      </w:r>
+      <w:proofErr w:type="spellStart"/>
+      <w:r>
+        <w:rPr>
+          <w:b/>
+          <w:bCs/>
+          <w:sz w:val="24"/>
+          <w:szCs w:val="24"/>
+          <w:lang w:val="en-US"/>
+        </w:rPr>
+        <w:t>nM</w:t>
+      </w:r>
+      <w:proofErr w:type="spellEnd"/>
+      <w:r>
+        <w:rPr>
+          <w:b/>
+          <w:bCs/>
+          <w:sz w:val="24"/>
+          <w:szCs w:val="24"/>
+          <w:lang w:val="en-US"/>
+        </w:rPr>
+        <w:t>,</w:t>
       </w:r>
     </w:p>
     <w:p>
@@ -1918,7 +2088,25 @@
           <w:szCs w:val="24"/>
           <w:lang w:val="en-US"/>
         </w:rPr>
-        <w:t xml:space="preserve">Jobs similar to some aspect are grouped in one class. </w:t>
+        <w:t xml:space="preserve">Jobs similar to some </w:t>
+      </w:r>
+      <w:proofErr w:type="gramStart"/>
+      <w:r>
+        <w:rPr>
+          <w:sz w:val="24"/>
+          <w:szCs w:val="24"/>
+          <w:lang w:val="en-US"/>
+        </w:rPr>
+        <w:t>aspect</w:t>
+      </w:r>
+      <w:proofErr w:type="gramEnd"/>
+      <w:r>
+        <w:rPr>
+          <w:sz w:val="24"/>
+          <w:szCs w:val="24"/>
+          <w:lang w:val="en-US"/>
+        </w:rPr>
+        <w:t xml:space="preserve"> are grouped in one class. </w:t>
       </w:r>
     </w:p>
     <w:p>
@@ -2097,7 +2285,27 @@
           <w:szCs w:val="24"/>
           <w:lang w:val="en-US"/>
         </w:rPr>
-        <w:t>(mm,ss)</w:t>
+        <w:t>(</w:t>
+      </w:r>
+      <w:proofErr w:type="spellStart"/>
+      <w:proofErr w:type="gramStart"/>
+      <w:r>
+        <w:rPr>
+          <w:sz w:val="24"/>
+          <w:szCs w:val="24"/>
+          <w:lang w:val="en-US"/>
+        </w:rPr>
+        <w:t>mm,ss</w:t>
+      </w:r>
+      <w:proofErr w:type="spellEnd"/>
+      <w:proofErr w:type="gramEnd"/>
+      <w:r>
+        <w:rPr>
+          <w:sz w:val="24"/>
+          <w:szCs w:val="24"/>
+          <w:lang w:val="en-US"/>
+        </w:rPr>
+        <w:t>)</w:t>
       </w:r>
     </w:p>
     <w:p>
@@ -2292,7 +2500,25 @@
           <w:szCs w:val="24"/>
           <w:lang w:val="en-US"/>
         </w:rPr>
-        <w:t>MSGLEVEL=(STATEMENT, MSG)</w:t>
+        <w:t>MSGLEVEL</w:t>
+      </w:r>
+      <w:proofErr w:type="gramStart"/>
+      <w:r>
+        <w:rPr>
+          <w:sz w:val="24"/>
+          <w:szCs w:val="24"/>
+          <w:lang w:val="en-US"/>
+        </w:rPr>
+        <w:t>=(</w:t>
+      </w:r>
+      <w:proofErr w:type="gramEnd"/>
+      <w:r>
+        <w:rPr>
+          <w:sz w:val="24"/>
+          <w:szCs w:val="24"/>
+          <w:lang w:val="en-US"/>
+        </w:rPr>
+        <w:t>STATEMENT, MSG)</w:t>
       </w:r>
     </w:p>
     <w:p>
@@ -2751,7 +2977,29 @@
           <w:szCs w:val="24"/>
           <w:lang w:val="en-US"/>
         </w:rPr>
-        <w:t>//step_name EXEC parameters</w:t>
+        <w:t>//</w:t>
+      </w:r>
+      <w:proofErr w:type="spellStart"/>
+      <w:r>
+        <w:rPr>
+          <w:b/>
+          <w:bCs/>
+          <w:sz w:val="24"/>
+          <w:szCs w:val="24"/>
+          <w:lang w:val="en-US"/>
+        </w:rPr>
+        <w:t>step_name</w:t>
+      </w:r>
+      <w:proofErr w:type="spellEnd"/>
+      <w:r>
+        <w:rPr>
+          <w:b/>
+          <w:bCs/>
+          <w:sz w:val="24"/>
+          <w:szCs w:val="24"/>
+          <w:lang w:val="en-US"/>
+        </w:rPr>
+        <w:t xml:space="preserve"> EXEC parameters</w:t>
       </w:r>
     </w:p>
     <w:p>
@@ -2770,23 +3018,55 @@
           <w:lang w:val="en-US"/>
         </w:rPr>
       </w:pPr>
-      <w:r>
-        <w:rPr>
-          <w:b/>
-          <w:bCs/>
-          <w:sz w:val="24"/>
-          <w:szCs w:val="24"/>
-          <w:lang w:val="en-US"/>
-        </w:rPr>
-        <w:t xml:space="preserve">Step_name </w:t>
-      </w:r>
-      <w:r>
-        <w:rPr>
-          <w:sz w:val="24"/>
-          <w:szCs w:val="24"/>
-          <w:lang w:val="en-US"/>
-        </w:rPr>
-        <w:t xml:space="preserve"> must be 1-8 characters long.</w:t>
+      <w:proofErr w:type="spellStart"/>
+      <w:r>
+        <w:rPr>
+          <w:b/>
+          <w:bCs/>
+          <w:sz w:val="24"/>
+          <w:szCs w:val="24"/>
+          <w:lang w:val="en-US"/>
+        </w:rPr>
+        <w:t>Step_</w:t>
+      </w:r>
+      <w:proofErr w:type="gramStart"/>
+      <w:r>
+        <w:rPr>
+          <w:b/>
+          <w:bCs/>
+          <w:sz w:val="24"/>
+          <w:szCs w:val="24"/>
+          <w:lang w:val="en-US"/>
+        </w:rPr>
+        <w:t>name</w:t>
+      </w:r>
+      <w:proofErr w:type="spellEnd"/>
+      <w:r>
+        <w:rPr>
+          <w:b/>
+          <w:bCs/>
+          <w:sz w:val="24"/>
+          <w:szCs w:val="24"/>
+          <w:lang w:val="en-US"/>
+        </w:rPr>
+        <w:t xml:space="preserve"> </w:t>
+      </w:r>
+      <w:r>
+        <w:rPr>
+          <w:sz w:val="24"/>
+          <w:szCs w:val="24"/>
+          <w:lang w:val="en-US"/>
+        </w:rPr>
+        <w:t xml:space="preserve"> must</w:t>
+      </w:r>
+      <w:proofErr w:type="gramEnd"/>
+      <w:r>
+        <w:rPr>
+          <w:sz w:val="24"/>
+          <w:szCs w:val="24"/>
+          <w:lang w:val="en-US"/>
+        </w:rPr>
+        <w:t xml:space="preserve"> be 1-8 characters long.</w:t>
       </w:r>
     </w:p>
     <w:p>
@@ -2805,15 +3085,27 @@
           <w:lang w:val="en-US"/>
         </w:rPr>
       </w:pPr>
-      <w:r>
-        <w:rPr>
-          <w:b/>
-          <w:bCs/>
-          <w:sz w:val="24"/>
-          <w:szCs w:val="24"/>
-          <w:lang w:val="en-US"/>
-        </w:rPr>
-        <w:t xml:space="preserve">Step_name </w:t>
+      <w:proofErr w:type="spellStart"/>
+      <w:r>
+        <w:rPr>
+          <w:b/>
+          <w:bCs/>
+          <w:sz w:val="24"/>
+          <w:szCs w:val="24"/>
+          <w:lang w:val="en-US"/>
+        </w:rPr>
+        <w:t>Step_name</w:t>
+      </w:r>
+      <w:proofErr w:type="spellEnd"/>
+      <w:r>
+        <w:rPr>
+          <w:b/>
+          <w:bCs/>
+          <w:sz w:val="24"/>
+          <w:szCs w:val="24"/>
+          <w:lang w:val="en-US"/>
+        </w:rPr>
+        <w:t xml:space="preserve"> </w:t>
       </w:r>
       <w:r>
         <w:rPr>
@@ -2848,7 +3140,29 @@
           <w:szCs w:val="24"/>
           <w:lang w:val="en-US"/>
         </w:rPr>
-        <w:t>Positional Paramters:</w:t>
+        <w:t xml:space="preserve">Positional </w:t>
+      </w:r>
+      <w:proofErr w:type="spellStart"/>
+      <w:r>
+        <w:rPr>
+          <w:b/>
+          <w:bCs/>
+          <w:sz w:val="24"/>
+          <w:szCs w:val="24"/>
+          <w:lang w:val="en-US"/>
+        </w:rPr>
+        <w:t>Paramters</w:t>
+      </w:r>
+      <w:proofErr w:type="spellEnd"/>
+      <w:r>
+        <w:rPr>
+          <w:b/>
+          <w:bCs/>
+          <w:sz w:val="24"/>
+          <w:szCs w:val="24"/>
+          <w:lang w:val="en-US"/>
+        </w:rPr>
+        <w:t>:</w:t>
       </w:r>
     </w:p>
     <w:p>
@@ -3158,8 +3472,18 @@
           <w:szCs w:val="24"/>
           <w:lang w:val="en-US"/>
         </w:rPr>
-        <w:t>ACCT=user_id</w:t>
-      </w:r>
+        <w:t>ACCT=</w:t>
+      </w:r>
+      <w:proofErr w:type="spellStart"/>
+      <w:r>
+        <w:rPr>
+          <w:sz w:val="24"/>
+          <w:szCs w:val="24"/>
+          <w:lang w:val="en-US"/>
+        </w:rPr>
+        <w:t>user_id</w:t>
+      </w:r>
+      <w:proofErr w:type="spellEnd"/>
     </w:p>
     <w:p>
       <w:pPr>
@@ -3235,7 +3559,27 @@
           <w:szCs w:val="24"/>
           <w:lang w:val="en-US"/>
         </w:rPr>
-        <w:t>TIME=(mm,ss) | ss</w:t>
+        <w:t>TIME=(</w:t>
+      </w:r>
+      <w:proofErr w:type="spellStart"/>
+      <w:proofErr w:type="gramStart"/>
+      <w:r>
+        <w:rPr>
+          <w:sz w:val="24"/>
+          <w:szCs w:val="24"/>
+          <w:lang w:val="en-US"/>
+        </w:rPr>
+        <w:t>mm,ss</w:t>
+      </w:r>
+      <w:proofErr w:type="spellEnd"/>
+      <w:proofErr w:type="gramEnd"/>
+      <w:r>
+        <w:rPr>
+          <w:sz w:val="24"/>
+          <w:szCs w:val="24"/>
+          <w:lang w:val="en-US"/>
+        </w:rPr>
+        <w:t>) | ss</w:t>
       </w:r>
     </w:p>
     <w:p>
@@ -3332,8 +3676,36 @@
           <w:szCs w:val="24"/>
           <w:lang w:val="en-US"/>
         </w:rPr>
-        <w:t>REGION=nK | nM</w:t>
-      </w:r>
+        <w:t>REGION=</w:t>
+      </w:r>
+      <w:proofErr w:type="spellStart"/>
+      <w:r>
+        <w:rPr>
+          <w:sz w:val="24"/>
+          <w:szCs w:val="24"/>
+          <w:lang w:val="en-US"/>
+        </w:rPr>
+        <w:t>nK</w:t>
+      </w:r>
+      <w:proofErr w:type="spellEnd"/>
+      <w:r>
+        <w:rPr>
+          <w:sz w:val="24"/>
+          <w:szCs w:val="24"/>
+          <w:lang w:val="en-US"/>
+        </w:rPr>
+        <w:t xml:space="preserve"> | </w:t>
+      </w:r>
+      <w:proofErr w:type="spellStart"/>
+      <w:r>
+        <w:rPr>
+          <w:sz w:val="24"/>
+          <w:szCs w:val="24"/>
+          <w:lang w:val="en-US"/>
+        </w:rPr>
+        <w:t>nM</w:t>
+      </w:r>
+      <w:proofErr w:type="spellEnd"/>
     </w:p>
     <w:p>
       <w:pPr>
@@ -3355,7 +3727,29 @@
           <w:szCs w:val="24"/>
           <w:lang w:val="en-US"/>
         </w:rPr>
-        <w:t>//step_name EXEC PGM=SORT,</w:t>
+        <w:t>//</w:t>
+      </w:r>
+      <w:proofErr w:type="spellStart"/>
+      <w:r>
+        <w:rPr>
+          <w:b/>
+          <w:bCs/>
+          <w:sz w:val="24"/>
+          <w:szCs w:val="24"/>
+          <w:lang w:val="en-US"/>
+        </w:rPr>
+        <w:t>step_name</w:t>
+      </w:r>
+      <w:proofErr w:type="spellEnd"/>
+      <w:r>
+        <w:rPr>
+          <w:b/>
+          <w:bCs/>
+          <w:sz w:val="24"/>
+          <w:szCs w:val="24"/>
+          <w:lang w:val="en-US"/>
+        </w:rPr>
+        <w:t xml:space="preserve"> EXEC PGM=SORT,</w:t>
       </w:r>
     </w:p>
     <w:p>
@@ -3399,7 +3793,29 @@
           <w:lang w:val="en-US"/>
         </w:rPr>
         <w:tab/>
-        <w:t>ACCT=user_id,</w:t>
+        <w:t>ACCT=</w:t>
+      </w:r>
+      <w:proofErr w:type="spellStart"/>
+      <w:r>
+        <w:rPr>
+          <w:b/>
+          <w:bCs/>
+          <w:sz w:val="24"/>
+          <w:szCs w:val="24"/>
+          <w:lang w:val="en-US"/>
+        </w:rPr>
+        <w:t>user_id</w:t>
+      </w:r>
+      <w:proofErr w:type="spellEnd"/>
+      <w:r>
+        <w:rPr>
+          <w:b/>
+          <w:bCs/>
+          <w:sz w:val="24"/>
+          <w:szCs w:val="24"/>
+          <w:lang w:val="en-US"/>
+        </w:rPr>
+        <w:t>,</w:t>
       </w:r>
     </w:p>
     <w:p>
@@ -3487,7 +3903,29 @@
           <w:lang w:val="en-US"/>
         </w:rPr>
         <w:tab/>
-        <w:t>TIME=(15,20),</w:t>
+        <w:t>TIME</w:t>
+      </w:r>
+      <w:proofErr w:type="gramStart"/>
+      <w:r>
+        <w:rPr>
+          <w:b/>
+          <w:bCs/>
+          <w:sz w:val="24"/>
+          <w:szCs w:val="24"/>
+          <w:lang w:val="en-US"/>
+        </w:rPr>
+        <w:t>=(</w:t>
+      </w:r>
+      <w:proofErr w:type="gramEnd"/>
+      <w:r>
+        <w:rPr>
+          <w:b/>
+          <w:bCs/>
+          <w:sz w:val="24"/>
+          <w:szCs w:val="24"/>
+          <w:lang w:val="en-US"/>
+        </w:rPr>
+        <w:t>15,20),</w:t>
       </w:r>
     </w:p>
     <w:p>
@@ -3656,7 +4094,29 @@
           <w:szCs w:val="24"/>
           <w:lang w:val="en-US"/>
         </w:rPr>
-        <w:t>//DD_name DD Parameters</w:t>
+        <w:t>//</w:t>
+      </w:r>
+      <w:proofErr w:type="spellStart"/>
+      <w:r>
+        <w:rPr>
+          <w:b/>
+          <w:bCs/>
+          <w:sz w:val="24"/>
+          <w:szCs w:val="24"/>
+          <w:lang w:val="en-US"/>
+        </w:rPr>
+        <w:t>DD_name</w:t>
+      </w:r>
+      <w:proofErr w:type="spellEnd"/>
+      <w:r>
+        <w:rPr>
+          <w:b/>
+          <w:bCs/>
+          <w:sz w:val="24"/>
+          <w:szCs w:val="24"/>
+          <w:lang w:val="en-US"/>
+        </w:rPr>
+        <w:t xml:space="preserve"> DD Parameters</w:t>
       </w:r>
     </w:p>
     <w:p>
@@ -3675,13 +4135,23 @@
           <w:lang w:val="en-US"/>
         </w:rPr>
       </w:pPr>
-      <w:r>
-        <w:rPr>
-          <w:sz w:val="24"/>
-          <w:szCs w:val="24"/>
-          <w:lang w:val="en-US"/>
-        </w:rPr>
-        <w:t>DD_name must be 1-8 characters long.</w:t>
+      <w:proofErr w:type="spellStart"/>
+      <w:r>
+        <w:rPr>
+          <w:sz w:val="24"/>
+          <w:szCs w:val="24"/>
+          <w:lang w:val="en-US"/>
+        </w:rPr>
+        <w:t>DD_name</w:t>
+      </w:r>
+      <w:proofErr w:type="spellEnd"/>
+      <w:r>
+        <w:rPr>
+          <w:sz w:val="24"/>
+          <w:szCs w:val="24"/>
+          <w:lang w:val="en-US"/>
+        </w:rPr>
+        <w:t xml:space="preserve"> must be 1-8 characters long.</w:t>
       </w:r>
     </w:p>
     <w:p>
@@ -3700,13 +4170,23 @@
           <w:lang w:val="en-US"/>
         </w:rPr>
       </w:pPr>
-      <w:r>
-        <w:rPr>
-          <w:sz w:val="24"/>
-          <w:szCs w:val="24"/>
-          <w:lang w:val="en-US"/>
-        </w:rPr>
-        <w:t>DD_name must be coded from position3.</w:t>
+      <w:proofErr w:type="spellStart"/>
+      <w:r>
+        <w:rPr>
+          <w:sz w:val="24"/>
+          <w:szCs w:val="24"/>
+          <w:lang w:val="en-US"/>
+        </w:rPr>
+        <w:t>DD_name</w:t>
+      </w:r>
+      <w:proofErr w:type="spellEnd"/>
+      <w:r>
+        <w:rPr>
+          <w:sz w:val="24"/>
+          <w:szCs w:val="24"/>
+          <w:lang w:val="en-US"/>
+        </w:rPr>
+        <w:t xml:space="preserve"> must be coded from position3.</w:t>
       </w:r>
     </w:p>
     <w:p>
@@ -4127,7 +4607,29 @@
           <w:szCs w:val="24"/>
           <w:lang w:val="en-US"/>
         </w:rPr>
-        <w:t>DISP=(status, normal end-disposition, abnormal end-disposition)</w:t>
+        <w:t>DISP</w:t>
+      </w:r>
+      <w:proofErr w:type="gramStart"/>
+      <w:r>
+        <w:rPr>
+          <w:b/>
+          <w:bCs/>
+          <w:sz w:val="24"/>
+          <w:szCs w:val="24"/>
+          <w:lang w:val="en-US"/>
+        </w:rPr>
+        <w:t>=(</w:t>
+      </w:r>
+      <w:proofErr w:type="gramEnd"/>
+      <w:r>
+        <w:rPr>
+          <w:b/>
+          <w:bCs/>
+          <w:sz w:val="24"/>
+          <w:szCs w:val="24"/>
+          <w:lang w:val="en-US"/>
+        </w:rPr>
+        <w:t>status, normal end-disposition, abnormal end-disposition)</w:t>
       </w:r>
     </w:p>
     <w:p>
@@ -4256,7 +4758,61 @@
           <w:szCs w:val="24"/>
           <w:lang w:val="en-US"/>
         </w:rPr>
-        <w:t>the dataset already exists, existing data will be overwritten and the jobstep will have exclusive access until completion of jobstep.</w:t>
+        <w:t xml:space="preserve">the dataset already </w:t>
+      </w:r>
+      <w:proofErr w:type="gramStart"/>
+      <w:r>
+        <w:rPr>
+          <w:sz w:val="24"/>
+          <w:szCs w:val="24"/>
+          <w:lang w:val="en-US"/>
+        </w:rPr>
+        <w:t>exists,</w:t>
+      </w:r>
+      <w:proofErr w:type="gramEnd"/>
+      <w:r>
+        <w:rPr>
+          <w:sz w:val="24"/>
+          <w:szCs w:val="24"/>
+          <w:lang w:val="en-US"/>
+        </w:rPr>
+        <w:t xml:space="preserve"> existing data will be overwritten and the </w:t>
+      </w:r>
+      <w:proofErr w:type="spellStart"/>
+      <w:r>
+        <w:rPr>
+          <w:sz w:val="24"/>
+          <w:szCs w:val="24"/>
+          <w:lang w:val="en-US"/>
+        </w:rPr>
+        <w:t>jobstep</w:t>
+      </w:r>
+      <w:proofErr w:type="spellEnd"/>
+      <w:r>
+        <w:rPr>
+          <w:sz w:val="24"/>
+          <w:szCs w:val="24"/>
+          <w:lang w:val="en-US"/>
+        </w:rPr>
+        <w:t xml:space="preserve"> will have exclusive access until completion of </w:t>
+      </w:r>
+      <w:proofErr w:type="spellStart"/>
+      <w:r>
+        <w:rPr>
+          <w:sz w:val="24"/>
+          <w:szCs w:val="24"/>
+          <w:lang w:val="en-US"/>
+        </w:rPr>
+        <w:t>jobstep</w:t>
+      </w:r>
+      <w:proofErr w:type="spellEnd"/>
+      <w:r>
+        <w:rPr>
+          <w:sz w:val="24"/>
+          <w:szCs w:val="24"/>
+          <w:lang w:val="en-US"/>
+        </w:rPr>
+        <w:t>.</w:t>
       </w:r>
     </w:p>
     <w:p>
@@ -4532,6 +5088,8 @@
       </w:pPr>
       <w:r>
         <w:rPr>
+          <w:b/>
+          <w:bCs/>
           <w:sz w:val="24"/>
           <w:szCs w:val="24"/>
           <w:lang w:val="en-US"/>
@@ -4557,21 +5115,13 @@
       </w:pPr>
       <w:r>
         <w:rPr>
-          <w:sz w:val="24"/>
-          <w:szCs w:val="24"/>
-          <w:lang w:val="en-US"/>
-        </w:rPr>
-        <w:t xml:space="preserve">For example, I’m creating a new dataset, it’ll create a new entry </w:t>
-      </w:r>
-      <w:r>
-        <w:rPr>
-          <w:b/>
-          <w:bCs/>
-          <w:sz w:val="24"/>
-          <w:szCs w:val="24"/>
-          <w:lang w:val="en-US"/>
-        </w:rPr>
-        <w:t xml:space="preserve">in system catalog. </w:t>
+          <w:b/>
+          <w:bCs/>
+          <w:sz w:val="24"/>
+          <w:szCs w:val="24"/>
+          <w:lang w:val="en-US"/>
+        </w:rPr>
+        <w:t xml:space="preserve">For example, I’m creating a new dataset, it’ll create a new entry in system catalog. </w:t>
       </w:r>
     </w:p>
     <w:p>
@@ -4598,15 +5148,7 @@
           <w:szCs w:val="24"/>
           <w:lang w:val="en-US"/>
         </w:rPr>
-        <w:t>System catalog</w:t>
-      </w:r>
-      <w:r>
-        <w:rPr>
-          <w:sz w:val="24"/>
-          <w:szCs w:val="24"/>
-          <w:lang w:val="en-US"/>
-        </w:rPr>
-        <w:t xml:space="preserve"> is a dataset in which we store information about all datasets of the system.</w:t>
+        <w:t>System catalog is a dataset in which we store information about all datasets of the system.</w:t>
       </w:r>
     </w:p>
     <w:p>
@@ -4890,7 +5432,29 @@
           <w:szCs w:val="24"/>
           <w:lang w:val="en-US"/>
         </w:rPr>
-        <w:t>DISP=(NEW,CATLG,DELETE)</w:t>
+        <w:t>DISP=(</w:t>
+      </w:r>
+      <w:proofErr w:type="gramStart"/>
+      <w:r>
+        <w:rPr>
+          <w:b/>
+          <w:bCs/>
+          <w:sz w:val="24"/>
+          <w:szCs w:val="24"/>
+          <w:lang w:val="en-US"/>
+        </w:rPr>
+        <w:t>NEW,CATLG</w:t>
+      </w:r>
+      <w:proofErr w:type="gramEnd"/>
+      <w:r>
+        <w:rPr>
+          <w:b/>
+          <w:bCs/>
+          <w:sz w:val="24"/>
+          <w:szCs w:val="24"/>
+          <w:lang w:val="en-US"/>
+        </w:rPr>
+        <w:t>,DELETE)</w:t>
       </w:r>
     </w:p>
     <w:p>
@@ -5066,13 +5630,23 @@
         </w:rPr>
         <w:t xml:space="preserve">BLKSIZE: </w:t>
       </w:r>
-      <w:r>
-        <w:rPr>
-          <w:sz w:val="24"/>
-          <w:szCs w:val="24"/>
-          <w:lang w:val="en-US"/>
-        </w:rPr>
-        <w:t>blocksize of the dataset</w:t>
+      <w:proofErr w:type="spellStart"/>
+      <w:r>
+        <w:rPr>
+          <w:sz w:val="24"/>
+          <w:szCs w:val="24"/>
+          <w:lang w:val="en-US"/>
+        </w:rPr>
+        <w:t>blocksize</w:t>
+      </w:r>
+      <w:proofErr w:type="spellEnd"/>
+      <w:r>
+        <w:rPr>
+          <w:sz w:val="24"/>
+          <w:szCs w:val="24"/>
+          <w:lang w:val="en-US"/>
+        </w:rPr>
+        <w:t xml:space="preserve"> of the dataset</w:t>
       </w:r>
     </w:p>
     <w:p>
@@ -5194,7 +5768,30 @@
           <w:szCs w:val="24"/>
           <w:lang w:val="en-US"/>
         </w:rPr>
-        <w:t>SPACE=(space</w:t>
+        <w:t>SPACE</w:t>
+      </w:r>
+      <w:proofErr w:type="gramStart"/>
+      <w:r>
+        <w:rPr>
+          <w:b/>
+          <w:bCs/>
+          <w:sz w:val="24"/>
+          <w:szCs w:val="24"/>
+          <w:lang w:val="en-US"/>
+        </w:rPr>
+        <w:t>=(</w:t>
+      </w:r>
+      <w:proofErr w:type="spellStart"/>
+      <w:proofErr w:type="gramEnd"/>
+      <w:r>
+        <w:rPr>
+          <w:b/>
+          <w:bCs/>
+          <w:sz w:val="24"/>
+          <w:szCs w:val="24"/>
+          <w:lang w:val="en-US"/>
+        </w:rPr>
+        <w:t>space</w:t>
       </w:r>
       <w:r>
         <w:rPr>
@@ -5214,7 +5811,18 @@
           <w:szCs w:val="24"/>
           <w:lang w:val="en-US"/>
         </w:rPr>
-        <w:t>units, (primary, secondary, directory-blocks), RLSE)</w:t>
+        <w:t>units</w:t>
+      </w:r>
+      <w:proofErr w:type="spellEnd"/>
+      <w:r>
+        <w:rPr>
+          <w:b/>
+          <w:bCs/>
+          <w:sz w:val="24"/>
+          <w:szCs w:val="24"/>
+          <w:lang w:val="en-US"/>
+        </w:rPr>
+        <w:t>, (primary, secondary, directory-blocks), RLSE)</w:t>
       </w:r>
     </w:p>
     <w:p>
@@ -5234,13 +5842,23 @@
           <w:lang w:val="en-US"/>
         </w:rPr>
       </w:pPr>
-      <w:r>
-        <w:rPr>
-          <w:sz w:val="24"/>
-          <w:szCs w:val="24"/>
-          <w:lang w:val="en-US"/>
-        </w:rPr>
-        <w:t xml:space="preserve">Space_unit </w:t>
+      <w:proofErr w:type="spellStart"/>
+      <w:r>
+        <w:rPr>
+          <w:sz w:val="24"/>
+          <w:szCs w:val="24"/>
+          <w:lang w:val="en-US"/>
+        </w:rPr>
+        <w:t>Space_unit</w:t>
+      </w:r>
+      <w:proofErr w:type="spellEnd"/>
+      <w:r>
+        <w:rPr>
+          <w:sz w:val="24"/>
+          <w:szCs w:val="24"/>
+          <w:lang w:val="en-US"/>
+        </w:rPr>
+        <w:t xml:space="preserve"> </w:t>
       </w:r>
       <w:r>
         <w:rPr>
@@ -5569,7 +6187,29 @@
           <w:szCs w:val="24"/>
           <w:lang w:val="en-US"/>
         </w:rPr>
-        <w:t>VOL=SER=(v1,v2)</w:t>
+        <w:t>VOL=SER=(v</w:t>
+      </w:r>
+      <w:proofErr w:type="gramStart"/>
+      <w:r>
+        <w:rPr>
+          <w:b/>
+          <w:bCs/>
+          <w:sz w:val="24"/>
+          <w:szCs w:val="24"/>
+          <w:lang w:val="en-US"/>
+        </w:rPr>
+        <w:t>1,v</w:t>
+      </w:r>
+      <w:proofErr w:type="gramEnd"/>
+      <w:r>
+        <w:rPr>
+          <w:b/>
+          <w:bCs/>
+          <w:sz w:val="24"/>
+          <w:szCs w:val="24"/>
+          <w:lang w:val="en-US"/>
+        </w:rPr>
+        <w:t>2)</w:t>
       </w:r>
     </w:p>
     <w:p>
@@ -5766,8 +6406,20 @@
           <w:szCs w:val="24"/>
           <w:lang w:val="en-US"/>
         </w:rPr>
-        <w:t>//dd_name</w:t>
-      </w:r>
+        <w:t>//</w:t>
+      </w:r>
+      <w:proofErr w:type="spellStart"/>
+      <w:r>
+        <w:rPr>
+          <w:b/>
+          <w:bCs/>
+          <w:sz w:val="24"/>
+          <w:szCs w:val="24"/>
+          <w:lang w:val="en-US"/>
+        </w:rPr>
+        <w:t>dd_name</w:t>
+      </w:r>
+      <w:proofErr w:type="spellEnd"/>
       <w:r>
         <w:rPr>
           <w:b/>
@@ -5830,7 +6482,51 @@
           <w:lang w:val="en-US"/>
         </w:rPr>
         <w:tab/>
-        <w:t>DISP=(NEW, CATLG,DELETE),</w:t>
+        <w:t>DISP</w:t>
+      </w:r>
+      <w:proofErr w:type="gramStart"/>
+      <w:r>
+        <w:rPr>
+          <w:b/>
+          <w:bCs/>
+          <w:sz w:val="24"/>
+          <w:szCs w:val="24"/>
+          <w:lang w:val="en-US"/>
+        </w:rPr>
+        <w:t>=(</w:t>
+      </w:r>
+      <w:proofErr w:type="gramEnd"/>
+      <w:r>
+        <w:rPr>
+          <w:b/>
+          <w:bCs/>
+          <w:sz w:val="24"/>
+          <w:szCs w:val="24"/>
+          <w:lang w:val="en-US"/>
+        </w:rPr>
+        <w:t xml:space="preserve">NEW, </w:t>
+      </w:r>
+      <w:proofErr w:type="gramStart"/>
+      <w:r>
+        <w:rPr>
+          <w:b/>
+          <w:bCs/>
+          <w:sz w:val="24"/>
+          <w:szCs w:val="24"/>
+          <w:lang w:val="en-US"/>
+        </w:rPr>
+        <w:t>CATLG,DELETE</w:t>
+      </w:r>
+      <w:proofErr w:type="gramEnd"/>
+      <w:r>
+        <w:rPr>
+          <w:b/>
+          <w:bCs/>
+          <w:sz w:val="24"/>
+          <w:szCs w:val="24"/>
+          <w:lang w:val="en-US"/>
+        </w:rPr>
+        <w:t>),</w:t>
       </w:r>
     </w:p>
     <w:p>
@@ -5962,7 +6658,51 @@
           <w:lang w:val="en-US"/>
         </w:rPr>
         <w:tab/>
-        <w:t>SPACE=(TRK,(100,50,10),RLSE),</w:t>
+        <w:t>SPACE=(</w:t>
+      </w:r>
+      <w:proofErr w:type="gramStart"/>
+      <w:r>
+        <w:rPr>
+          <w:b/>
+          <w:bCs/>
+          <w:sz w:val="24"/>
+          <w:szCs w:val="24"/>
+          <w:lang w:val="en-US"/>
+        </w:rPr>
+        <w:t>TRK,(</w:t>
+      </w:r>
+      <w:proofErr w:type="gramEnd"/>
+      <w:r>
+        <w:rPr>
+          <w:b/>
+          <w:bCs/>
+          <w:sz w:val="24"/>
+          <w:szCs w:val="24"/>
+          <w:lang w:val="en-US"/>
+        </w:rPr>
+        <w:t>100,50,10</w:t>
+      </w:r>
+      <w:proofErr w:type="gramStart"/>
+      <w:r>
+        <w:rPr>
+          <w:b/>
+          <w:bCs/>
+          <w:sz w:val="24"/>
+          <w:szCs w:val="24"/>
+          <w:lang w:val="en-US"/>
+        </w:rPr>
+        <w:t>),RLSE</w:t>
+      </w:r>
+      <w:proofErr w:type="gramEnd"/>
+      <w:r>
+        <w:rPr>
+          <w:b/>
+          <w:bCs/>
+          <w:sz w:val="24"/>
+          <w:szCs w:val="24"/>
+          <w:lang w:val="en-US"/>
+        </w:rPr>
+        <w:t>),</w:t>
       </w:r>
     </w:p>
     <w:p>
@@ -6007,7 +6747,29 @@
           <w:lang w:val="en-US"/>
         </w:rPr>
         <w:tab/>
-        <w:t>DCB=(RECFM=FB,</w:t>
+        <w:t>DCB</w:t>
+      </w:r>
+      <w:proofErr w:type="gramStart"/>
+      <w:r>
+        <w:rPr>
+          <w:b/>
+          <w:bCs/>
+          <w:sz w:val="24"/>
+          <w:szCs w:val="24"/>
+          <w:lang w:val="en-US"/>
+        </w:rPr>
+        <w:t>=(</w:t>
+      </w:r>
+      <w:proofErr w:type="gramEnd"/>
+      <w:r>
+        <w:rPr>
+          <w:b/>
+          <w:bCs/>
+          <w:sz w:val="24"/>
+          <w:szCs w:val="24"/>
+          <w:lang w:val="en-US"/>
+        </w:rPr>
+        <w:t>RECFM=FB,</w:t>
       </w:r>
       <w:r>
         <w:rPr>
@@ -6027,7 +6789,51 @@
           <w:szCs w:val="24"/>
           <w:lang w:val="en-US"/>
         </w:rPr>
-        <w:t>LRECL=80,BLKSIZE=800,DSORG=PO)</w:t>
+        <w:t>LRECL=</w:t>
+      </w:r>
+      <w:proofErr w:type="gramStart"/>
+      <w:r>
+        <w:rPr>
+          <w:b/>
+          <w:bCs/>
+          <w:sz w:val="24"/>
+          <w:szCs w:val="24"/>
+          <w:lang w:val="en-US"/>
+        </w:rPr>
+        <w:t>80,BLKSIZE</w:t>
+      </w:r>
+      <w:proofErr w:type="gramEnd"/>
+      <w:r>
+        <w:rPr>
+          <w:b/>
+          <w:bCs/>
+          <w:sz w:val="24"/>
+          <w:szCs w:val="24"/>
+          <w:lang w:val="en-US"/>
+        </w:rPr>
+        <w:t>=</w:t>
+      </w:r>
+      <w:proofErr w:type="gramStart"/>
+      <w:r>
+        <w:rPr>
+          <w:b/>
+          <w:bCs/>
+          <w:sz w:val="24"/>
+          <w:szCs w:val="24"/>
+          <w:lang w:val="en-US"/>
+        </w:rPr>
+        <w:t>800,DSORG</w:t>
+      </w:r>
+      <w:proofErr w:type="gramEnd"/>
+      <w:r>
+        <w:rPr>
+          <w:b/>
+          <w:bCs/>
+          <w:sz w:val="24"/>
+          <w:szCs w:val="24"/>
+          <w:lang w:val="en-US"/>
+        </w:rPr>
+        <w:t>=PO)</w:t>
       </w:r>
     </w:p>
     <w:p>
@@ -6161,7 +6967,27 @@
           <w:sz w:val="24"/>
           <w:szCs w:val="24"/>
         </w:rPr>
-        <w:t xml:space="preserve"> in cobol contains output to your program and </w:t>
+        <w:t xml:space="preserve"> in </w:t>
+      </w:r>
+      <w:proofErr w:type="spellStart"/>
+      <w:r>
+        <w:rPr>
+          <w:b/>
+          <w:bCs/>
+          <w:sz w:val="24"/>
+          <w:szCs w:val="24"/>
+        </w:rPr>
+        <w:t>cobol</w:t>
+      </w:r>
+      <w:proofErr w:type="spellEnd"/>
+      <w:r>
+        <w:rPr>
+          <w:b/>
+          <w:bCs/>
+          <w:sz w:val="24"/>
+          <w:szCs w:val="24"/>
+        </w:rPr>
+        <w:t xml:space="preserve"> contains output to your program and </w:t>
       </w:r>
       <w:r>
         <w:rPr>
@@ -6985,7 +7811,29 @@
           <w:lang w:val="en-US"/>
         </w:rPr>
         <w:tab/>
-        <w:t>MSGLEVEL=(2,1),</w:t>
+        <w:t>MSGLEVEL</w:t>
+      </w:r>
+      <w:proofErr w:type="gramStart"/>
+      <w:r>
+        <w:rPr>
+          <w:b/>
+          <w:bCs/>
+          <w:sz w:val="24"/>
+          <w:szCs w:val="24"/>
+          <w:lang w:val="en-US"/>
+        </w:rPr>
+        <w:t>=(</w:t>
+      </w:r>
+      <w:proofErr w:type="gramEnd"/>
+      <w:r>
+        <w:rPr>
+          <w:b/>
+          <w:bCs/>
+          <w:sz w:val="24"/>
+          <w:szCs w:val="24"/>
+          <w:lang w:val="en-US"/>
+        </w:rPr>
+        <w:t>2,1),</w:t>
       </w:r>
     </w:p>
     <w:p>
@@ -7252,7 +8100,29 @@
           <w:lang w:val="en-US"/>
         </w:rPr>
         <w:tab/>
-        <w:t>DISP=(NEW,CATLG,DELETE),</w:t>
+        <w:t>DISP=(</w:t>
+      </w:r>
+      <w:proofErr w:type="gramStart"/>
+      <w:r>
+        <w:rPr>
+          <w:b/>
+          <w:bCs/>
+          <w:sz w:val="24"/>
+          <w:szCs w:val="24"/>
+          <w:lang w:val="en-US"/>
+        </w:rPr>
+        <w:t>NEW,CATLG</w:t>
+      </w:r>
+      <w:proofErr w:type="gramEnd"/>
+      <w:r>
+        <w:rPr>
+          <w:b/>
+          <w:bCs/>
+          <w:sz w:val="24"/>
+          <w:szCs w:val="24"/>
+          <w:lang w:val="en-US"/>
+        </w:rPr>
+        <w:t>,DELETE),</w:t>
       </w:r>
     </w:p>
     <w:p>
@@ -7296,7 +8166,73 @@
           <w:lang w:val="en-US"/>
         </w:rPr>
         <w:tab/>
-        <w:t>DCB=(REFCM=FB,LRECL=80,BLKSIZE=800,DSORG=PS)</w:t>
+        <w:t>DCB=(REFCM=</w:t>
+      </w:r>
+      <w:proofErr w:type="gramStart"/>
+      <w:r>
+        <w:rPr>
+          <w:b/>
+          <w:bCs/>
+          <w:sz w:val="24"/>
+          <w:szCs w:val="24"/>
+          <w:lang w:val="en-US"/>
+        </w:rPr>
+        <w:t>FB,LRECL</w:t>
+      </w:r>
+      <w:proofErr w:type="gramEnd"/>
+      <w:r>
+        <w:rPr>
+          <w:b/>
+          <w:bCs/>
+          <w:sz w:val="24"/>
+          <w:szCs w:val="24"/>
+          <w:lang w:val="en-US"/>
+        </w:rPr>
+        <w:t>=</w:t>
+      </w:r>
+      <w:proofErr w:type="gramStart"/>
+      <w:r>
+        <w:rPr>
+          <w:b/>
+          <w:bCs/>
+          <w:sz w:val="24"/>
+          <w:szCs w:val="24"/>
+          <w:lang w:val="en-US"/>
+        </w:rPr>
+        <w:t>80,BLKSIZE</w:t>
+      </w:r>
+      <w:proofErr w:type="gramEnd"/>
+      <w:r>
+        <w:rPr>
+          <w:b/>
+          <w:bCs/>
+          <w:sz w:val="24"/>
+          <w:szCs w:val="24"/>
+          <w:lang w:val="en-US"/>
+        </w:rPr>
+        <w:t>=</w:t>
+      </w:r>
+      <w:proofErr w:type="gramStart"/>
+      <w:r>
+        <w:rPr>
+          <w:b/>
+          <w:bCs/>
+          <w:sz w:val="24"/>
+          <w:szCs w:val="24"/>
+          <w:lang w:val="en-US"/>
+        </w:rPr>
+        <w:t>800,DSORG</w:t>
+      </w:r>
+      <w:proofErr w:type="gramEnd"/>
+      <w:r>
+        <w:rPr>
+          <w:b/>
+          <w:bCs/>
+          <w:sz w:val="24"/>
+          <w:szCs w:val="24"/>
+          <w:lang w:val="en-US"/>
+        </w:rPr>
+        <w:t>=PS)</w:t>
       </w:r>
     </w:p>
     <w:p>
@@ -7340,7 +8276,51 @@
           <w:lang w:val="en-US"/>
         </w:rPr>
         <w:tab/>
-        <w:t>SPACE=(TRK,(100,50),RLSE)</w:t>
+        <w:t>SPACE=(</w:t>
+      </w:r>
+      <w:proofErr w:type="gramStart"/>
+      <w:r>
+        <w:rPr>
+          <w:b/>
+          <w:bCs/>
+          <w:sz w:val="24"/>
+          <w:szCs w:val="24"/>
+          <w:lang w:val="en-US"/>
+        </w:rPr>
+        <w:t>TRK,(</w:t>
+      </w:r>
+      <w:proofErr w:type="gramEnd"/>
+      <w:r>
+        <w:rPr>
+          <w:b/>
+          <w:bCs/>
+          <w:sz w:val="24"/>
+          <w:szCs w:val="24"/>
+          <w:lang w:val="en-US"/>
+        </w:rPr>
+        <w:t>100,50</w:t>
+      </w:r>
+      <w:proofErr w:type="gramStart"/>
+      <w:r>
+        <w:rPr>
+          <w:b/>
+          <w:bCs/>
+          <w:sz w:val="24"/>
+          <w:szCs w:val="24"/>
+          <w:lang w:val="en-US"/>
+        </w:rPr>
+        <w:t>),RLSE</w:t>
+      </w:r>
+      <w:proofErr w:type="gramEnd"/>
+      <w:r>
+        <w:rPr>
+          <w:b/>
+          <w:bCs/>
+          <w:sz w:val="24"/>
+          <w:szCs w:val="24"/>
+          <w:lang w:val="en-US"/>
+        </w:rPr>
+        <w:t>)</w:t>
       </w:r>
     </w:p>
     <w:p>
@@ -7432,7 +8412,29 @@
           <w:lang w:val="en-US"/>
         </w:rPr>
         <w:tab/>
-        <w:t>SORT FIELDS=(1,8,CH,A)</w:t>
+        <w:t>SORT FIELDS=(1,</w:t>
+      </w:r>
+      <w:proofErr w:type="gramStart"/>
+      <w:r>
+        <w:rPr>
+          <w:b/>
+          <w:bCs/>
+          <w:sz w:val="24"/>
+          <w:szCs w:val="24"/>
+          <w:lang w:val="en-US"/>
+        </w:rPr>
+        <w:t>8,CH</w:t>
+      </w:r>
+      <w:proofErr w:type="gramEnd"/>
+      <w:r>
+        <w:rPr>
+          <w:b/>
+          <w:bCs/>
+          <w:sz w:val="24"/>
+          <w:szCs w:val="24"/>
+          <w:lang w:val="en-US"/>
+        </w:rPr>
+        <w:t>,A)</w:t>
       </w:r>
     </w:p>
     <w:p>
@@ -8343,8 +9345,18 @@
           <w:szCs w:val="24"/>
           <w:lang w:val="en-US"/>
         </w:rPr>
-        <w:t>, what return code each step executed etc..</w:t>
-      </w:r>
+        <w:t xml:space="preserve">, what return code each step executed </w:t>
+      </w:r>
+      <w:proofErr w:type="gramStart"/>
+      <w:r>
+        <w:rPr>
+          <w:sz w:val="24"/>
+          <w:szCs w:val="24"/>
+          <w:lang w:val="en-US"/>
+        </w:rPr>
+        <w:t>etc..</w:t>
+      </w:r>
+      <w:proofErr w:type="gramEnd"/>
     </w:p>
     <w:p>
       <w:pPr>
@@ -8972,7 +9984,25 @@
           <w:szCs w:val="24"/>
           <w:lang w:val="en-US"/>
         </w:rPr>
-        <w:t xml:space="preserve"> is used to review the job output. It’s primary purpose is to display the output in the spool area.</w:t>
+        <w:t xml:space="preserve"> is used to review the job output. </w:t>
+      </w:r>
+      <w:proofErr w:type="gramStart"/>
+      <w:r>
+        <w:rPr>
+          <w:sz w:val="24"/>
+          <w:szCs w:val="24"/>
+          <w:lang w:val="en-US"/>
+        </w:rPr>
+        <w:t>It’s</w:t>
+      </w:r>
+      <w:proofErr w:type="gramEnd"/>
+      <w:r>
+        <w:rPr>
+          <w:sz w:val="24"/>
+          <w:szCs w:val="24"/>
+          <w:lang w:val="en-US"/>
+        </w:rPr>
+        <w:t xml:space="preserve"> primary purpose is to display the output in the spool area.</w:t>
       </w:r>
     </w:p>
     <w:p>
@@ -9327,6 +10357,7 @@
           <w:lang w:val="en-US"/>
         </w:rPr>
       </w:pPr>
+      <w:proofErr w:type="gramStart"/>
       <w:r>
         <w:rPr>
           <w:b/>
@@ -9337,6 +10368,7 @@
         </w:rPr>
         <w:t>?:</w:t>
       </w:r>
+      <w:proofErr w:type="gramEnd"/>
       <w:r>
         <w:rPr>
           <w:b/>
@@ -9388,7 +10420,29 @@
           <w:szCs w:val="24"/>
           <w:lang w:val="en-US"/>
         </w:rPr>
-        <w:t>S job_name:</w:t>
+        <w:t xml:space="preserve">S </w:t>
+      </w:r>
+      <w:proofErr w:type="spellStart"/>
+      <w:r>
+        <w:rPr>
+          <w:b/>
+          <w:bCs/>
+          <w:sz w:val="24"/>
+          <w:szCs w:val="24"/>
+          <w:lang w:val="en-US"/>
+        </w:rPr>
+        <w:t>job_name</w:t>
+      </w:r>
+      <w:proofErr w:type="spellEnd"/>
+      <w:r>
+        <w:rPr>
+          <w:b/>
+          <w:bCs/>
+          <w:sz w:val="24"/>
+          <w:szCs w:val="24"/>
+          <w:lang w:val="en-US"/>
+        </w:rPr>
+        <w:t>:</w:t>
       </w:r>
       <w:r>
         <w:rPr>
@@ -9400,13 +10454,23 @@
         </w:rPr>
         <w:t xml:space="preserve"> </w:t>
       </w:r>
-      <w:r>
-        <w:rPr>
-          <w:sz w:val="24"/>
-          <w:szCs w:val="24"/>
-          <w:lang w:val="en-US"/>
-        </w:rPr>
-        <w:t>seach jobname</w:t>
+      <w:proofErr w:type="spellStart"/>
+      <w:r>
+        <w:rPr>
+          <w:sz w:val="24"/>
+          <w:szCs w:val="24"/>
+          <w:lang w:val="en-US"/>
+        </w:rPr>
+        <w:t>seach</w:t>
+      </w:r>
+      <w:proofErr w:type="spellEnd"/>
+      <w:r>
+        <w:rPr>
+          <w:sz w:val="24"/>
+          <w:szCs w:val="24"/>
+          <w:lang w:val="en-US"/>
+        </w:rPr>
+        <w:t xml:space="preserve"> jobname</w:t>
       </w:r>
     </w:p>
     <w:p>
@@ -9433,7 +10497,29 @@
           <w:szCs w:val="24"/>
           <w:lang w:val="en-US"/>
         </w:rPr>
-        <w:t>OWNER user_id:</w:t>
+        <w:t xml:space="preserve">OWNER </w:t>
+      </w:r>
+      <w:proofErr w:type="spellStart"/>
+      <w:r>
+        <w:rPr>
+          <w:b/>
+          <w:bCs/>
+          <w:sz w:val="24"/>
+          <w:szCs w:val="24"/>
+          <w:lang w:val="en-US"/>
+        </w:rPr>
+        <w:t>user_id</w:t>
+      </w:r>
+      <w:proofErr w:type="spellEnd"/>
+      <w:r>
+        <w:rPr>
+          <w:b/>
+          <w:bCs/>
+          <w:sz w:val="24"/>
+          <w:szCs w:val="24"/>
+          <w:lang w:val="en-US"/>
+        </w:rPr>
+        <w:t>:</w:t>
       </w:r>
       <w:r>
         <w:rPr>
@@ -9451,8 +10537,18 @@
           <w:szCs w:val="24"/>
           <w:lang w:val="en-US"/>
         </w:rPr>
-        <w:t>show jobs owned by user_id</w:t>
-      </w:r>
+        <w:t xml:space="preserve">show jobs owned by </w:t>
+      </w:r>
+      <w:proofErr w:type="spellStart"/>
+      <w:r>
+        <w:rPr>
+          <w:sz w:val="24"/>
+          <w:szCs w:val="24"/>
+          <w:lang w:val="en-US"/>
+        </w:rPr>
+        <w:t>user_id</w:t>
+      </w:r>
+      <w:proofErr w:type="spellEnd"/>
     </w:p>
     <w:p>
       <w:pPr>
@@ -9523,7 +10619,29 @@
           <w:szCs w:val="24"/>
           <w:lang w:val="en-US"/>
         </w:rPr>
-        <w:t>F job_name:</w:t>
+        <w:t xml:space="preserve">F </w:t>
+      </w:r>
+      <w:proofErr w:type="spellStart"/>
+      <w:r>
+        <w:rPr>
+          <w:b/>
+          <w:bCs/>
+          <w:sz w:val="24"/>
+          <w:szCs w:val="24"/>
+          <w:lang w:val="en-US"/>
+        </w:rPr>
+        <w:t>job_name</w:t>
+      </w:r>
+      <w:proofErr w:type="spellEnd"/>
+      <w:r>
+        <w:rPr>
+          <w:b/>
+          <w:bCs/>
+          <w:sz w:val="24"/>
+          <w:szCs w:val="24"/>
+          <w:lang w:val="en-US"/>
+        </w:rPr>
+        <w:t>:</w:t>
       </w:r>
       <w:r>
         <w:rPr>
@@ -9576,7 +10694,29 @@
           <w:szCs w:val="24"/>
           <w:lang w:val="en-US"/>
         </w:rPr>
-        <w:t>PRE job_name:</w:t>
+        <w:t xml:space="preserve">PRE </w:t>
+      </w:r>
+      <w:proofErr w:type="spellStart"/>
+      <w:r>
+        <w:rPr>
+          <w:b/>
+          <w:bCs/>
+          <w:sz w:val="24"/>
+          <w:szCs w:val="24"/>
+          <w:lang w:val="en-US"/>
+        </w:rPr>
+        <w:t>job_name</w:t>
+      </w:r>
+      <w:proofErr w:type="spellEnd"/>
+      <w:r>
+        <w:rPr>
+          <w:b/>
+          <w:bCs/>
+          <w:sz w:val="24"/>
+          <w:szCs w:val="24"/>
+          <w:lang w:val="en-US"/>
+        </w:rPr>
+        <w:t>:</w:t>
       </w:r>
       <w:r>
         <w:rPr>
@@ -9855,8 +10995,20 @@
           <w:szCs w:val="24"/>
           <w:lang w:val="en-US"/>
         </w:rPr>
-        <w:t>//proc_name</w:t>
-      </w:r>
+        <w:t>//</w:t>
+      </w:r>
+      <w:proofErr w:type="spellStart"/>
+      <w:r>
+        <w:rPr>
+          <w:b/>
+          <w:bCs/>
+          <w:sz w:val="24"/>
+          <w:szCs w:val="24"/>
+          <w:lang w:val="en-US"/>
+        </w:rPr>
+        <w:t>proc_name</w:t>
+      </w:r>
+      <w:proofErr w:type="spellEnd"/>
       <w:r>
         <w:rPr>
           <w:b/>
@@ -10050,7 +11202,29 @@
           <w:lang w:val="en-US"/>
         </w:rPr>
         <w:tab/>
-        <w:t>DISP=(NEW,CATLG,DELETE),</w:t>
+        <w:t>DISP=(</w:t>
+      </w:r>
+      <w:proofErr w:type="gramStart"/>
+      <w:r>
+        <w:rPr>
+          <w:b/>
+          <w:bCs/>
+          <w:sz w:val="24"/>
+          <w:szCs w:val="24"/>
+          <w:lang w:val="en-US"/>
+        </w:rPr>
+        <w:t>NEW,CATLG</w:t>
+      </w:r>
+      <w:proofErr w:type="gramEnd"/>
+      <w:r>
+        <w:rPr>
+          <w:b/>
+          <w:bCs/>
+          <w:sz w:val="24"/>
+          <w:szCs w:val="24"/>
+          <w:lang w:val="en-US"/>
+        </w:rPr>
+        <w:t>,DELETE),</w:t>
       </w:r>
     </w:p>
     <w:p>
@@ -10094,7 +11268,51 @@
           <w:lang w:val="en-US"/>
         </w:rPr>
         <w:tab/>
-        <w:t>SPACE=(TRK,(100,50),RLSE),</w:t>
+        <w:t>SPACE=(</w:t>
+      </w:r>
+      <w:proofErr w:type="gramStart"/>
+      <w:r>
+        <w:rPr>
+          <w:b/>
+          <w:bCs/>
+          <w:sz w:val="24"/>
+          <w:szCs w:val="24"/>
+          <w:lang w:val="en-US"/>
+        </w:rPr>
+        <w:t>TRK,(</w:t>
+      </w:r>
+      <w:proofErr w:type="gramEnd"/>
+      <w:r>
+        <w:rPr>
+          <w:b/>
+          <w:bCs/>
+          <w:sz w:val="24"/>
+          <w:szCs w:val="24"/>
+          <w:lang w:val="en-US"/>
+        </w:rPr>
+        <w:t>100,50</w:t>
+      </w:r>
+      <w:proofErr w:type="gramStart"/>
+      <w:r>
+        <w:rPr>
+          <w:b/>
+          <w:bCs/>
+          <w:sz w:val="24"/>
+          <w:szCs w:val="24"/>
+          <w:lang w:val="en-US"/>
+        </w:rPr>
+        <w:t>),RLSE</w:t>
+      </w:r>
+      <w:proofErr w:type="gramEnd"/>
+      <w:r>
+        <w:rPr>
+          <w:b/>
+          <w:bCs/>
+          <w:sz w:val="24"/>
+          <w:szCs w:val="24"/>
+          <w:lang w:val="en-US"/>
+        </w:rPr>
+        <w:t>),</w:t>
       </w:r>
     </w:p>
     <w:p>
@@ -10138,7 +11356,51 @@
           <w:lang w:val="en-US"/>
         </w:rPr>
         <w:tab/>
-        <w:t>DCB=(RECFM=FB,LRECL=80,BLKSIZE=800)</w:t>
+        <w:t>DCB=(RECFM=</w:t>
+      </w:r>
+      <w:proofErr w:type="gramStart"/>
+      <w:r>
+        <w:rPr>
+          <w:b/>
+          <w:bCs/>
+          <w:sz w:val="24"/>
+          <w:szCs w:val="24"/>
+          <w:lang w:val="en-US"/>
+        </w:rPr>
+        <w:t>FB,LRECL</w:t>
+      </w:r>
+      <w:proofErr w:type="gramEnd"/>
+      <w:r>
+        <w:rPr>
+          <w:b/>
+          <w:bCs/>
+          <w:sz w:val="24"/>
+          <w:szCs w:val="24"/>
+          <w:lang w:val="en-US"/>
+        </w:rPr>
+        <w:t>=</w:t>
+      </w:r>
+      <w:proofErr w:type="gramStart"/>
+      <w:r>
+        <w:rPr>
+          <w:b/>
+          <w:bCs/>
+          <w:sz w:val="24"/>
+          <w:szCs w:val="24"/>
+          <w:lang w:val="en-US"/>
+        </w:rPr>
+        <w:t>80,BLKSIZE</w:t>
+      </w:r>
+      <w:proofErr w:type="gramEnd"/>
+      <w:r>
+        <w:rPr>
+          <w:b/>
+          <w:bCs/>
+          <w:sz w:val="24"/>
+          <w:szCs w:val="24"/>
+          <w:lang w:val="en-US"/>
+        </w:rPr>
+        <w:t>=800)</w:t>
       </w:r>
     </w:p>
     <w:p>
@@ -10280,7 +11542,29 @@
           <w:lang w:val="en-US"/>
         </w:rPr>
         <w:tab/>
-        <w:t>EXEC proc_name, DNAME=NUHID.XXX</w:t>
+        <w:t xml:space="preserve">EXEC </w:t>
+      </w:r>
+      <w:proofErr w:type="spellStart"/>
+      <w:r>
+        <w:rPr>
+          <w:b/>
+          <w:bCs/>
+          <w:sz w:val="24"/>
+          <w:szCs w:val="24"/>
+          <w:lang w:val="en-US"/>
+        </w:rPr>
+        <w:t>proc_name</w:t>
+      </w:r>
+      <w:proofErr w:type="spellEnd"/>
+      <w:r>
+        <w:rPr>
+          <w:b/>
+          <w:bCs/>
+          <w:sz w:val="24"/>
+          <w:szCs w:val="24"/>
+          <w:lang w:val="en-US"/>
+        </w:rPr>
+        <w:t>, DNAME=NUHID.XXX</w:t>
       </w:r>
     </w:p>
     <w:p>
@@ -10314,7 +11598,29 @@
           <w:lang w:val="en-US"/>
         </w:rPr>
         <w:tab/>
-        <w:t>EXEC proc_name, DNAME=NUHID.YYY</w:t>
+        <w:t xml:space="preserve">EXEC </w:t>
+      </w:r>
+      <w:proofErr w:type="spellStart"/>
+      <w:r>
+        <w:rPr>
+          <w:b/>
+          <w:bCs/>
+          <w:sz w:val="24"/>
+          <w:szCs w:val="24"/>
+          <w:lang w:val="en-US"/>
+        </w:rPr>
+        <w:t>proc_name</w:t>
+      </w:r>
+      <w:proofErr w:type="spellEnd"/>
+      <w:r>
+        <w:rPr>
+          <w:b/>
+          <w:bCs/>
+          <w:sz w:val="24"/>
+          <w:szCs w:val="24"/>
+          <w:lang w:val="en-US"/>
+        </w:rPr>
+        <w:t>, DNAME=NUHID.YYY</w:t>
       </w:r>
     </w:p>
     <w:p>
@@ -10348,7 +11654,29 @@
           <w:lang w:val="en-US"/>
         </w:rPr>
         <w:tab/>
-        <w:t>EXEC proc_name, DNAME=NUHID.ZZZ</w:t>
+        <w:t xml:space="preserve">EXEC </w:t>
+      </w:r>
+      <w:proofErr w:type="spellStart"/>
+      <w:r>
+        <w:rPr>
+          <w:b/>
+          <w:bCs/>
+          <w:sz w:val="24"/>
+          <w:szCs w:val="24"/>
+          <w:lang w:val="en-US"/>
+        </w:rPr>
+        <w:t>proc_name</w:t>
+      </w:r>
+      <w:proofErr w:type="spellEnd"/>
+      <w:r>
+        <w:rPr>
+          <w:b/>
+          <w:bCs/>
+          <w:sz w:val="24"/>
+          <w:szCs w:val="24"/>
+          <w:lang w:val="en-US"/>
+        </w:rPr>
+        <w:t>, DNAME=NUHID.ZZZ</w:t>
       </w:r>
     </w:p>
     <w:p>
@@ -10620,7 +11948,25 @@
           <w:szCs w:val="24"/>
           <w:lang w:val="en-US"/>
         </w:rPr>
-        <w:t>Examples of symbolic paramters:</w:t>
+        <w:t xml:space="preserve">Examples of symbolic </w:t>
+      </w:r>
+      <w:proofErr w:type="spellStart"/>
+      <w:r>
+        <w:rPr>
+          <w:sz w:val="24"/>
+          <w:szCs w:val="24"/>
+          <w:lang w:val="en-US"/>
+        </w:rPr>
+        <w:t>paramters</w:t>
+      </w:r>
+      <w:proofErr w:type="spellEnd"/>
+      <w:r>
+        <w:rPr>
+          <w:sz w:val="24"/>
+          <w:szCs w:val="24"/>
+          <w:lang w:val="en-US"/>
+        </w:rPr>
+        <w:t>:</w:t>
       </w:r>
     </w:p>
     <w:p>
@@ -10729,7 +12075,25 @@
           <w:szCs w:val="24"/>
           <w:lang w:val="en-US"/>
         </w:rPr>
-        <w:t xml:space="preserve"> require a jobcard, it just needs procedure body.</w:t>
+        <w:t xml:space="preserve"> require a </w:t>
+      </w:r>
+      <w:proofErr w:type="spellStart"/>
+      <w:r>
+        <w:rPr>
+          <w:sz w:val="24"/>
+          <w:szCs w:val="24"/>
+          <w:lang w:val="en-US"/>
+        </w:rPr>
+        <w:t>jobcard</w:t>
+      </w:r>
+      <w:proofErr w:type="spellEnd"/>
+      <w:r>
+        <w:rPr>
+          <w:sz w:val="24"/>
+          <w:szCs w:val="24"/>
+          <w:lang w:val="en-US"/>
+        </w:rPr>
+        <w:t>, it just needs procedure body.</w:t>
       </w:r>
     </w:p>
     <w:p>
@@ -10866,7 +12230,41 @@
           <w:lang w:val="en-US"/>
         </w:rPr>
         <w:tab/>
-        <w:t>EXEC proc_name,MNAME=NEW</w:t>
+        <w:t xml:space="preserve">EXEC </w:t>
+      </w:r>
+      <w:proofErr w:type="spellStart"/>
+      <w:r>
+        <w:rPr>
+          <w:b/>
+          <w:bCs/>
+          <w:sz w:val="24"/>
+          <w:szCs w:val="24"/>
+          <w:lang w:val="en-US"/>
+        </w:rPr>
+        <w:t>proc_</w:t>
+      </w:r>
+      <w:proofErr w:type="gramStart"/>
+      <w:r>
+        <w:rPr>
+          <w:b/>
+          <w:bCs/>
+          <w:sz w:val="24"/>
+          <w:szCs w:val="24"/>
+          <w:lang w:val="en-US"/>
+        </w:rPr>
+        <w:t>name,MNAME</w:t>
+      </w:r>
+      <w:proofErr w:type="spellEnd"/>
+      <w:proofErr w:type="gramEnd"/>
+      <w:r>
+        <w:rPr>
+          <w:b/>
+          <w:bCs/>
+          <w:sz w:val="24"/>
+          <w:szCs w:val="24"/>
+          <w:lang w:val="en-US"/>
+        </w:rPr>
+        <w:t>=NEW</w:t>
       </w:r>
     </w:p>
     <w:p>
@@ -10945,7 +12343,29 @@
           <w:szCs w:val="24"/>
           <w:lang w:val="en-US"/>
         </w:rPr>
-        <w:t xml:space="preserve"> there is a member called proc_name, inside that procedure is created.</w:t>
+        <w:t xml:space="preserve"> there is a member called </w:t>
+      </w:r>
+      <w:proofErr w:type="spellStart"/>
+      <w:r>
+        <w:rPr>
+          <w:b/>
+          <w:bCs/>
+          <w:sz w:val="24"/>
+          <w:szCs w:val="24"/>
+          <w:lang w:val="en-US"/>
+        </w:rPr>
+        <w:t>proc_name</w:t>
+      </w:r>
+      <w:proofErr w:type="spellEnd"/>
+      <w:r>
+        <w:rPr>
+          <w:b/>
+          <w:bCs/>
+          <w:sz w:val="24"/>
+          <w:szCs w:val="24"/>
+          <w:lang w:val="en-US"/>
+        </w:rPr>
+        <w:t>, inside that procedure is created.</w:t>
       </w:r>
     </w:p>
     <w:p>
@@ -10981,8 +12401,20 @@
           <w:szCs w:val="24"/>
           <w:lang w:val="en-US"/>
         </w:rPr>
-        <w:t>//proc_name</w:t>
-      </w:r>
+        <w:t>//</w:t>
+      </w:r>
+      <w:proofErr w:type="spellStart"/>
+      <w:r>
+        <w:rPr>
+          <w:b/>
+          <w:bCs/>
+          <w:sz w:val="24"/>
+          <w:szCs w:val="24"/>
+          <w:lang w:val="en-US"/>
+        </w:rPr>
+        <w:t>proc_name</w:t>
+      </w:r>
+      <w:proofErr w:type="spellEnd"/>
       <w:r>
         <w:rPr>
           <w:b/>
@@ -11112,15 +12544,27 @@
         <w:tab/>
         <w:t>DD DSN=</w:t>
       </w:r>
-      <w:r>
-        <w:rPr>
-          <w:b/>
-          <w:bCs/>
-          <w:sz w:val="24"/>
-          <w:szCs w:val="24"/>
-          <w:lang w:val="en-US"/>
-        </w:rPr>
-        <w:t>NUHID.&amp;MNAME..PS1</w:t>
+      <w:proofErr w:type="gramStart"/>
+      <w:r>
+        <w:rPr>
+          <w:b/>
+          <w:bCs/>
+          <w:sz w:val="24"/>
+          <w:szCs w:val="24"/>
+          <w:lang w:val="en-US"/>
+        </w:rPr>
+        <w:t>NUHID.&amp;MNAME..</w:t>
+      </w:r>
+      <w:proofErr w:type="gramEnd"/>
+      <w:r>
+        <w:rPr>
+          <w:b/>
+          <w:bCs/>
+          <w:sz w:val="24"/>
+          <w:szCs w:val="24"/>
+          <w:lang w:val="en-US"/>
+        </w:rPr>
+        <w:t>PS1</w:t>
       </w:r>
       <w:r>
         <w:rPr>
@@ -11194,7 +12638,29 @@
           <w:lang w:val="en-US"/>
         </w:rPr>
         <w:tab/>
-        <w:t>DISP=(NEW,CATLG,DELETE),</w:t>
+        <w:t>DISP=(</w:t>
+      </w:r>
+      <w:proofErr w:type="gramStart"/>
+      <w:r>
+        <w:rPr>
+          <w:b/>
+          <w:bCs/>
+          <w:sz w:val="24"/>
+          <w:szCs w:val="24"/>
+          <w:lang w:val="en-US"/>
+        </w:rPr>
+        <w:t>NEW,CATLG</w:t>
+      </w:r>
+      <w:proofErr w:type="gramEnd"/>
+      <w:r>
+        <w:rPr>
+          <w:b/>
+          <w:bCs/>
+          <w:sz w:val="24"/>
+          <w:szCs w:val="24"/>
+          <w:lang w:val="en-US"/>
+        </w:rPr>
+        <w:t>,DELETE),</w:t>
       </w:r>
     </w:p>
     <w:p>
@@ -11238,7 +12704,51 @@
           <w:lang w:val="en-US"/>
         </w:rPr>
         <w:tab/>
-        <w:t>SPACE=(TRK,(100,50),RLSE),</w:t>
+        <w:t>SPACE=(</w:t>
+      </w:r>
+      <w:proofErr w:type="gramStart"/>
+      <w:r>
+        <w:rPr>
+          <w:b/>
+          <w:bCs/>
+          <w:sz w:val="24"/>
+          <w:szCs w:val="24"/>
+          <w:lang w:val="en-US"/>
+        </w:rPr>
+        <w:t>TRK,(</w:t>
+      </w:r>
+      <w:proofErr w:type="gramEnd"/>
+      <w:r>
+        <w:rPr>
+          <w:b/>
+          <w:bCs/>
+          <w:sz w:val="24"/>
+          <w:szCs w:val="24"/>
+          <w:lang w:val="en-US"/>
+        </w:rPr>
+        <w:t>100,50</w:t>
+      </w:r>
+      <w:proofErr w:type="gramStart"/>
+      <w:r>
+        <w:rPr>
+          <w:b/>
+          <w:bCs/>
+          <w:sz w:val="24"/>
+          <w:szCs w:val="24"/>
+          <w:lang w:val="en-US"/>
+        </w:rPr>
+        <w:t>),RLSE</w:t>
+      </w:r>
+      <w:proofErr w:type="gramEnd"/>
+      <w:r>
+        <w:rPr>
+          <w:b/>
+          <w:bCs/>
+          <w:sz w:val="24"/>
+          <w:szCs w:val="24"/>
+          <w:lang w:val="en-US"/>
+        </w:rPr>
+        <w:t>),</w:t>
       </w:r>
     </w:p>
     <w:p>
@@ -11282,7 +12792,51 @@
           <w:lang w:val="en-US"/>
         </w:rPr>
         <w:tab/>
-        <w:t>DCB=(RECFM=FB,LRECL=80,BLKSIZE=800)</w:t>
+        <w:t>DCB=(RECFM=</w:t>
+      </w:r>
+      <w:proofErr w:type="gramStart"/>
+      <w:r>
+        <w:rPr>
+          <w:b/>
+          <w:bCs/>
+          <w:sz w:val="24"/>
+          <w:szCs w:val="24"/>
+          <w:lang w:val="en-US"/>
+        </w:rPr>
+        <w:t>FB,LRECL</w:t>
+      </w:r>
+      <w:proofErr w:type="gramEnd"/>
+      <w:r>
+        <w:rPr>
+          <w:b/>
+          <w:bCs/>
+          <w:sz w:val="24"/>
+          <w:szCs w:val="24"/>
+          <w:lang w:val="en-US"/>
+        </w:rPr>
+        <w:t>=</w:t>
+      </w:r>
+      <w:proofErr w:type="gramStart"/>
+      <w:r>
+        <w:rPr>
+          <w:b/>
+          <w:bCs/>
+          <w:sz w:val="24"/>
+          <w:szCs w:val="24"/>
+          <w:lang w:val="en-US"/>
+        </w:rPr>
+        <w:t>80,BLKSIZE</w:t>
+      </w:r>
+      <w:proofErr w:type="gramEnd"/>
+      <w:r>
+        <w:rPr>
+          <w:b/>
+          <w:bCs/>
+          <w:sz w:val="24"/>
+          <w:szCs w:val="24"/>
+          <w:lang w:val="en-US"/>
+        </w:rPr>
+        <w:t>=800)</w:t>
       </w:r>
     </w:p>
     <w:p>
@@ -12341,15 +13895,33 @@
           <w:szCs w:val="24"/>
           <w:lang w:val="en-US"/>
         </w:rPr>
-        <w:t>JCL code is readable code. Load modules i</w:t>
-      </w:r>
-      <w:r>
-        <w:rPr>
-          <w:sz w:val="24"/>
-          <w:szCs w:val="24"/>
-          <w:lang w:val="en-US"/>
-        </w:rPr>
-        <w:t>s in special characters.</w:t>
+        <w:t xml:space="preserve">JCL code is readable code. Load modules </w:t>
+      </w:r>
+      <w:proofErr w:type="gramStart"/>
+      <w:r>
+        <w:rPr>
+          <w:sz w:val="24"/>
+          <w:szCs w:val="24"/>
+          <w:lang w:val="en-US"/>
+        </w:rPr>
+        <w:t>i</w:t>
+      </w:r>
+      <w:r>
+        <w:rPr>
+          <w:sz w:val="24"/>
+          <w:szCs w:val="24"/>
+          <w:lang w:val="en-US"/>
+        </w:rPr>
+        <w:t>s</w:t>
+      </w:r>
+      <w:proofErr w:type="gramEnd"/>
+      <w:r>
+        <w:rPr>
+          <w:sz w:val="24"/>
+          <w:szCs w:val="24"/>
+          <w:lang w:val="en-US"/>
+        </w:rPr>
+        <w:t xml:space="preserve"> in special characters.</w:t>
       </w:r>
     </w:p>
     <w:p>
@@ -12570,7 +14142,29 @@
           <w:szCs w:val="24"/>
           <w:lang w:val="en-US"/>
         </w:rPr>
-        <w:t>COND=(RC,OPERATOR,STEPNAME)</w:t>
+        <w:t>COND=(</w:t>
+      </w:r>
+      <w:proofErr w:type="gramStart"/>
+      <w:r>
+        <w:rPr>
+          <w:b/>
+          <w:bCs/>
+          <w:sz w:val="24"/>
+          <w:szCs w:val="24"/>
+          <w:lang w:val="en-US"/>
+        </w:rPr>
+        <w:t>RC,OPERATOR</w:t>
+      </w:r>
+      <w:proofErr w:type="gramEnd"/>
+      <w:r>
+        <w:rPr>
+          <w:b/>
+          <w:bCs/>
+          <w:sz w:val="24"/>
+          <w:szCs w:val="24"/>
+          <w:lang w:val="en-US"/>
+        </w:rPr>
+        <w:t>,STEPNAME)</w:t>
       </w:r>
     </w:p>
     <w:p>
@@ -12979,18 +14573,52 @@
           <w:szCs w:val="24"/>
           <w:lang w:val="en-US"/>
         </w:rPr>
-        <w:t>//step_name</w:t>
-      </w:r>
-      <w:r>
-        <w:rPr>
-          <w:b/>
-          <w:bCs/>
-          <w:sz w:val="24"/>
-          <w:szCs w:val="24"/>
-          <w:lang w:val="en-US"/>
-        </w:rPr>
-        <w:tab/>
-        <w:t>EXEC PGM=SORT, COND=(0,EQ,step_name2)</w:t>
+        <w:t>//</w:t>
+      </w:r>
+      <w:proofErr w:type="spellStart"/>
+      <w:r>
+        <w:rPr>
+          <w:b/>
+          <w:bCs/>
+          <w:sz w:val="24"/>
+          <w:szCs w:val="24"/>
+          <w:lang w:val="en-US"/>
+        </w:rPr>
+        <w:t>step_name</w:t>
+      </w:r>
+      <w:proofErr w:type="spellEnd"/>
+      <w:r>
+        <w:rPr>
+          <w:b/>
+          <w:bCs/>
+          <w:sz w:val="24"/>
+          <w:szCs w:val="24"/>
+          <w:lang w:val="en-US"/>
+        </w:rPr>
+        <w:tab/>
+        <w:t>EXEC PGM=SORT, COND=(</w:t>
+      </w:r>
+      <w:proofErr w:type="gramStart"/>
+      <w:r>
+        <w:rPr>
+          <w:b/>
+          <w:bCs/>
+          <w:sz w:val="24"/>
+          <w:szCs w:val="24"/>
+          <w:lang w:val="en-US"/>
+        </w:rPr>
+        <w:t>0,EQ</w:t>
+      </w:r>
+      <w:proofErr w:type="gramEnd"/>
+      <w:r>
+        <w:rPr>
+          <w:b/>
+          <w:bCs/>
+          <w:sz w:val="24"/>
+          <w:szCs w:val="24"/>
+          <w:lang w:val="en-US"/>
+        </w:rPr>
+        <w:t>,step_name2)</w:t>
       </w:r>
     </w:p>
     <w:p>
@@ -13017,18 +14645,96 @@
           <w:szCs w:val="24"/>
           <w:lang w:val="en-US"/>
         </w:rPr>
-        <w:t xml:space="preserve">//job_name </w:t>
-      </w:r>
-      <w:r>
-        <w:rPr>
-          <w:b/>
-          <w:bCs/>
-          <w:sz w:val="24"/>
-          <w:szCs w:val="24"/>
-          <w:lang w:val="en-US"/>
-        </w:rPr>
-        <w:tab/>
-        <w:t>JOB job_parameters,COND=(4,LT)</w:t>
+        <w:t>//</w:t>
+      </w:r>
+      <w:proofErr w:type="spellStart"/>
+      <w:r>
+        <w:rPr>
+          <w:b/>
+          <w:bCs/>
+          <w:sz w:val="24"/>
+          <w:szCs w:val="24"/>
+          <w:lang w:val="en-US"/>
+        </w:rPr>
+        <w:t>job_name</w:t>
+      </w:r>
+      <w:proofErr w:type="spellEnd"/>
+      <w:r>
+        <w:rPr>
+          <w:b/>
+          <w:bCs/>
+          <w:sz w:val="24"/>
+          <w:szCs w:val="24"/>
+          <w:lang w:val="en-US"/>
+        </w:rPr>
+        <w:t xml:space="preserve"> </w:t>
+      </w:r>
+      <w:r>
+        <w:rPr>
+          <w:b/>
+          <w:bCs/>
+          <w:sz w:val="24"/>
+          <w:szCs w:val="24"/>
+          <w:lang w:val="en-US"/>
+        </w:rPr>
+        <w:tab/>
+        <w:t xml:space="preserve">JOB </w:t>
+      </w:r>
+      <w:proofErr w:type="spellStart"/>
+      <w:r>
+        <w:rPr>
+          <w:b/>
+          <w:bCs/>
+          <w:sz w:val="24"/>
+          <w:szCs w:val="24"/>
+          <w:lang w:val="en-US"/>
+        </w:rPr>
+        <w:t>job_</w:t>
+      </w:r>
+      <w:proofErr w:type="gramStart"/>
+      <w:r>
+        <w:rPr>
+          <w:b/>
+          <w:bCs/>
+          <w:sz w:val="24"/>
+          <w:szCs w:val="24"/>
+          <w:lang w:val="en-US"/>
+        </w:rPr>
+        <w:t>parameters,COND</w:t>
+      </w:r>
+      <w:proofErr w:type="spellEnd"/>
+      <w:proofErr w:type="gramEnd"/>
+      <w:r>
+        <w:rPr>
+          <w:b/>
+          <w:bCs/>
+          <w:sz w:val="24"/>
+          <w:szCs w:val="24"/>
+          <w:lang w:val="en-US"/>
+        </w:rPr>
+        <w:t>=(</w:t>
+      </w:r>
+      <w:proofErr w:type="gramStart"/>
+      <w:r>
+        <w:rPr>
+          <w:b/>
+          <w:bCs/>
+          <w:sz w:val="24"/>
+          <w:szCs w:val="24"/>
+          <w:lang w:val="en-US"/>
+        </w:rPr>
+        <w:t>4,LT</w:t>
+      </w:r>
+      <w:proofErr w:type="gramEnd"/>
+      <w:r>
+        <w:rPr>
+          <w:b/>
+          <w:bCs/>
+          <w:sz w:val="24"/>
+          <w:szCs w:val="24"/>
+          <w:lang w:val="en-US"/>
+        </w:rPr>
+        <w:t>)</w:t>
       </w:r>
     </w:p>
     <w:p>
@@ -13082,17 +14788,61 @@
           <w:szCs w:val="24"/>
           <w:lang w:val="en-US"/>
         </w:rPr>
-        <w:t>COND=(0,LE)</w:t>
-      </w:r>
-      <w:r>
-        <w:rPr>
-          <w:b/>
-          <w:bCs/>
-          <w:sz w:val="24"/>
-          <w:szCs w:val="24"/>
-          <w:lang w:val="en-US"/>
-        </w:rPr>
-        <w:t xml:space="preserve"> | (4095,GT)</w:t>
+        <w:t>COND=(</w:t>
+      </w:r>
+      <w:proofErr w:type="gramStart"/>
+      <w:r>
+        <w:rPr>
+          <w:b/>
+          <w:bCs/>
+          <w:sz w:val="24"/>
+          <w:szCs w:val="24"/>
+          <w:lang w:val="en-US"/>
+        </w:rPr>
+        <w:t>0,LE</w:t>
+      </w:r>
+      <w:proofErr w:type="gramEnd"/>
+      <w:r>
+        <w:rPr>
+          <w:b/>
+          <w:bCs/>
+          <w:sz w:val="24"/>
+          <w:szCs w:val="24"/>
+          <w:lang w:val="en-US"/>
+        </w:rPr>
+        <w:t>)</w:t>
+      </w:r>
+      <w:r>
+        <w:rPr>
+          <w:b/>
+          <w:bCs/>
+          <w:sz w:val="24"/>
+          <w:szCs w:val="24"/>
+          <w:lang w:val="en-US"/>
+        </w:rPr>
+        <w:t xml:space="preserve"> | (</w:t>
+      </w:r>
+      <w:proofErr w:type="gramStart"/>
+      <w:r>
+        <w:rPr>
+          <w:b/>
+          <w:bCs/>
+          <w:sz w:val="24"/>
+          <w:szCs w:val="24"/>
+          <w:lang w:val="en-US"/>
+        </w:rPr>
+        <w:t>4095,GT</w:t>
+      </w:r>
+      <w:proofErr w:type="gramEnd"/>
+      <w:r>
+        <w:rPr>
+          <w:b/>
+          <w:bCs/>
+          <w:sz w:val="24"/>
+          <w:szCs w:val="24"/>
+          <w:lang w:val="en-US"/>
+        </w:rPr>
+        <w:t>)</w:t>
       </w:r>
     </w:p>
     <w:p>
@@ -13146,7 +14896,29 @@
           <w:szCs w:val="24"/>
           <w:lang w:val="en-US"/>
         </w:rPr>
-        <w:t xml:space="preserve">COND=(4095,LT) </w:t>
+        <w:t>COND=(</w:t>
+      </w:r>
+      <w:proofErr w:type="gramStart"/>
+      <w:r>
+        <w:rPr>
+          <w:b/>
+          <w:bCs/>
+          <w:sz w:val="24"/>
+          <w:szCs w:val="24"/>
+          <w:lang w:val="en-US"/>
+        </w:rPr>
+        <w:t>4095,LT</w:t>
+      </w:r>
+      <w:proofErr w:type="gramEnd"/>
+      <w:r>
+        <w:rPr>
+          <w:b/>
+          <w:bCs/>
+          <w:sz w:val="24"/>
+          <w:szCs w:val="24"/>
+          <w:lang w:val="en-US"/>
+        </w:rPr>
+        <w:t xml:space="preserve">) </w:t>
       </w:r>
     </w:p>
     <w:p>
@@ -13598,7 +15370,25 @@
           <w:szCs w:val="24"/>
           <w:lang w:val="en-US"/>
         </w:rPr>
-        <w:t>COND=(4,LT)</w:t>
+        <w:t>COND=(</w:t>
+      </w:r>
+      <w:proofErr w:type="gramStart"/>
+      <w:r>
+        <w:rPr>
+          <w:sz w:val="24"/>
+          <w:szCs w:val="24"/>
+          <w:lang w:val="en-US"/>
+        </w:rPr>
+        <w:t>4,LT</w:t>
+      </w:r>
+      <w:proofErr w:type="gramEnd"/>
+      <w:r>
+        <w:rPr>
+          <w:sz w:val="24"/>
+          <w:szCs w:val="24"/>
+          <w:lang w:val="en-US"/>
+        </w:rPr>
+        <w:t>)</w:t>
       </w:r>
     </w:p>
     <w:p>
@@ -14001,7 +15791,25 @@
           <w:lang w:val="en-US"/>
         </w:rPr>
         <w:tab/>
-        <w:t>EXEC PGM=SORT, COND=(4,LT)</w:t>
+        <w:t>EXEC PGM=SORT, COND=(</w:t>
+      </w:r>
+      <w:proofErr w:type="gramStart"/>
+      <w:r>
+        <w:rPr>
+          <w:sz w:val="24"/>
+          <w:szCs w:val="24"/>
+          <w:lang w:val="en-US"/>
+        </w:rPr>
+        <w:t>4,LT</w:t>
+      </w:r>
+      <w:proofErr w:type="gramEnd"/>
+      <w:r>
+        <w:rPr>
+          <w:sz w:val="24"/>
+          <w:szCs w:val="24"/>
+          <w:lang w:val="en-US"/>
+        </w:rPr>
+        <w:t>)</w:t>
       </w:r>
     </w:p>
     <w:p>
@@ -14674,13 +16482,23 @@
         </w:rPr>
         <w:t xml:space="preserve">EMPTY: </w:t>
       </w:r>
-      <w:r>
-        <w:rPr>
-          <w:sz w:val="24"/>
-          <w:szCs w:val="24"/>
-          <w:lang w:val="en-US"/>
-        </w:rPr>
-        <w:t>Uncatalog all generation once limit is reache</w:t>
+      <w:proofErr w:type="spellStart"/>
+      <w:r>
+        <w:rPr>
+          <w:sz w:val="24"/>
+          <w:szCs w:val="24"/>
+          <w:lang w:val="en-US"/>
+        </w:rPr>
+        <w:t>Uncatalog</w:t>
+      </w:r>
+      <w:proofErr w:type="spellEnd"/>
+      <w:r>
+        <w:rPr>
+          <w:sz w:val="24"/>
+          <w:szCs w:val="24"/>
+          <w:lang w:val="en-US"/>
+        </w:rPr>
+        <w:t xml:space="preserve"> all generation once limit is reache</w:t>
       </w:r>
       <w:r>
         <w:rPr>
@@ -14732,7 +16550,25 @@
           <w:szCs w:val="24"/>
           <w:lang w:val="en-US"/>
         </w:rPr>
-        <w:t xml:space="preserve"> Uncatalog only the oldest generation once limit is reached.</w:t>
+        <w:t xml:space="preserve"> </w:t>
+      </w:r>
+      <w:proofErr w:type="spellStart"/>
+      <w:r>
+        <w:rPr>
+          <w:sz w:val="24"/>
+          <w:szCs w:val="24"/>
+          <w:lang w:val="en-US"/>
+        </w:rPr>
+        <w:t>Uncatalog</w:t>
+      </w:r>
+      <w:proofErr w:type="spellEnd"/>
+      <w:r>
+        <w:rPr>
+          <w:sz w:val="24"/>
+          <w:szCs w:val="24"/>
+          <w:lang w:val="en-US"/>
+        </w:rPr>
+        <w:t xml:space="preserve"> only the oldest generation once limit is reached.</w:t>
       </w:r>
     </w:p>
     <w:p>
@@ -14784,7 +16620,25 @@
           <w:szCs w:val="24"/>
           <w:lang w:val="en-US"/>
         </w:rPr>
-        <w:t xml:space="preserve"> when uncataloged.</w:t>
+        <w:t xml:space="preserve"> when </w:t>
+      </w:r>
+      <w:proofErr w:type="spellStart"/>
+      <w:r>
+        <w:rPr>
+          <w:sz w:val="24"/>
+          <w:szCs w:val="24"/>
+          <w:lang w:val="en-US"/>
+        </w:rPr>
+        <w:t>uncataloged</w:t>
+      </w:r>
+      <w:proofErr w:type="spellEnd"/>
+      <w:r>
+        <w:rPr>
+          <w:sz w:val="24"/>
+          <w:szCs w:val="24"/>
+          <w:lang w:val="en-US"/>
+        </w:rPr>
+        <w:t>.</w:t>
       </w:r>
     </w:p>
     <w:p>
@@ -14820,7 +16674,41 @@
           <w:szCs w:val="24"/>
           <w:lang w:val="en-US"/>
         </w:rPr>
-        <w:t>Does not deletes the generation when uncataloged.</w:t>
+        <w:t>Does not deletes the generation</w:t>
+      </w:r>
+      <w:r>
+        <w:rPr>
+          <w:sz w:val="24"/>
+          <w:szCs w:val="24"/>
+          <w:lang w:val="en-US"/>
+        </w:rPr>
+        <w:t xml:space="preserve"> physically</w:t>
+      </w:r>
+      <w:r>
+        <w:rPr>
+          <w:sz w:val="24"/>
+          <w:szCs w:val="24"/>
+          <w:lang w:val="en-US"/>
+        </w:rPr>
+        <w:t xml:space="preserve"> when </w:t>
+      </w:r>
+      <w:proofErr w:type="spellStart"/>
+      <w:r>
+        <w:rPr>
+          <w:sz w:val="24"/>
+          <w:szCs w:val="24"/>
+          <w:lang w:val="en-US"/>
+        </w:rPr>
+        <w:t>uncataloged</w:t>
+      </w:r>
+      <w:proofErr w:type="spellEnd"/>
+      <w:r>
+        <w:rPr>
+          <w:sz w:val="24"/>
+          <w:szCs w:val="24"/>
+          <w:lang w:val="en-US"/>
+        </w:rPr>
+        <w:t>.</w:t>
       </w:r>
     </w:p>
     <w:p>
@@ -15072,7 +16960,28 @@
           <w:lang w:val="en-US"/>
         </w:rPr>
         <w:tab/>
-        <w:t>LIMIT(12)</w:t>
+      </w:r>
+      <w:proofErr w:type="gramStart"/>
+      <w:r>
+        <w:rPr>
+          <w:b/>
+          <w:bCs/>
+          <w:sz w:val="24"/>
+          <w:szCs w:val="24"/>
+          <w:lang w:val="en-US"/>
+        </w:rPr>
+        <w:t>LIMIT(</w:t>
+      </w:r>
+      <w:proofErr w:type="gramEnd"/>
+      <w:r>
+        <w:rPr>
+          <w:b/>
+          <w:bCs/>
+          <w:sz w:val="24"/>
+          <w:szCs w:val="24"/>
+          <w:lang w:val="en-US"/>
+        </w:rPr>
+        <w:t>12)</w:t>
       </w:r>
       <w:r>
         <w:rPr>
@@ -15362,7 +17271,29 @@
           <w:lang w:val="en-US"/>
         </w:rPr>
         <w:tab/>
-        <w:t>DD DSN=NUHID.XXX.XXX(+1),</w:t>
+        <w:t>DD DSN=</w:t>
+      </w:r>
+      <w:proofErr w:type="gramStart"/>
+      <w:r>
+        <w:rPr>
+          <w:b/>
+          <w:bCs/>
+          <w:sz w:val="24"/>
+          <w:szCs w:val="24"/>
+          <w:lang w:val="en-US"/>
+        </w:rPr>
+        <w:t>NUHID.XXX.XXX(</w:t>
+      </w:r>
+      <w:proofErr w:type="gramEnd"/>
+      <w:r>
+        <w:rPr>
+          <w:b/>
+          <w:bCs/>
+          <w:sz w:val="24"/>
+          <w:szCs w:val="24"/>
+          <w:lang w:val="en-US"/>
+        </w:rPr>
+        <w:t>+1),</w:t>
       </w:r>
     </w:p>
     <w:p>
@@ -15407,7 +17338,29 @@
           <w:lang w:val="en-US"/>
         </w:rPr>
         <w:tab/>
-        <w:t>DISP=(NEW,CATLG,DELETE),</w:t>
+        <w:t>DISP=(</w:t>
+      </w:r>
+      <w:proofErr w:type="gramStart"/>
+      <w:r>
+        <w:rPr>
+          <w:b/>
+          <w:bCs/>
+          <w:sz w:val="24"/>
+          <w:szCs w:val="24"/>
+          <w:lang w:val="en-US"/>
+        </w:rPr>
+        <w:t>NEW,CATLG</w:t>
+      </w:r>
+      <w:proofErr w:type="gramEnd"/>
+      <w:r>
+        <w:rPr>
+          <w:b/>
+          <w:bCs/>
+          <w:sz w:val="24"/>
+          <w:szCs w:val="24"/>
+          <w:lang w:val="en-US"/>
+        </w:rPr>
+        <w:t>,DELETE),</w:t>
       </w:r>
     </w:p>
     <w:p>
@@ -15452,7 +17405,51 @@
           <w:lang w:val="en-US"/>
         </w:rPr>
         <w:tab/>
-        <w:t>SPACE=(TRK,(100,50),RLSE),</w:t>
+        <w:t>SPACE=(</w:t>
+      </w:r>
+      <w:proofErr w:type="gramStart"/>
+      <w:r>
+        <w:rPr>
+          <w:b/>
+          <w:bCs/>
+          <w:sz w:val="24"/>
+          <w:szCs w:val="24"/>
+          <w:lang w:val="en-US"/>
+        </w:rPr>
+        <w:t>TRK,(</w:t>
+      </w:r>
+      <w:proofErr w:type="gramEnd"/>
+      <w:r>
+        <w:rPr>
+          <w:b/>
+          <w:bCs/>
+          <w:sz w:val="24"/>
+          <w:szCs w:val="24"/>
+          <w:lang w:val="en-US"/>
+        </w:rPr>
+        <w:t>100,50</w:t>
+      </w:r>
+      <w:proofErr w:type="gramStart"/>
+      <w:r>
+        <w:rPr>
+          <w:b/>
+          <w:bCs/>
+          <w:sz w:val="24"/>
+          <w:szCs w:val="24"/>
+          <w:lang w:val="en-US"/>
+        </w:rPr>
+        <w:t>),RLSE</w:t>
+      </w:r>
+      <w:proofErr w:type="gramEnd"/>
+      <w:r>
+        <w:rPr>
+          <w:b/>
+          <w:bCs/>
+          <w:sz w:val="24"/>
+          <w:szCs w:val="24"/>
+          <w:lang w:val="en-US"/>
+        </w:rPr>
+        <w:t>),</w:t>
       </w:r>
     </w:p>
     <w:p>
@@ -15497,7 +17494,51 @@
           <w:lang w:val="en-US"/>
         </w:rPr>
         <w:tab/>
-        <w:t>DCB=(RECFM=FB,LRECL=80,BLKSIZE=800)</w:t>
+        <w:t>DCB=(RECFM=</w:t>
+      </w:r>
+      <w:proofErr w:type="gramStart"/>
+      <w:r>
+        <w:rPr>
+          <w:b/>
+          <w:bCs/>
+          <w:sz w:val="24"/>
+          <w:szCs w:val="24"/>
+          <w:lang w:val="en-US"/>
+        </w:rPr>
+        <w:t>FB,LRECL</w:t>
+      </w:r>
+      <w:proofErr w:type="gramEnd"/>
+      <w:r>
+        <w:rPr>
+          <w:b/>
+          <w:bCs/>
+          <w:sz w:val="24"/>
+          <w:szCs w:val="24"/>
+          <w:lang w:val="en-US"/>
+        </w:rPr>
+        <w:t>=</w:t>
+      </w:r>
+      <w:proofErr w:type="gramStart"/>
+      <w:r>
+        <w:rPr>
+          <w:b/>
+          <w:bCs/>
+          <w:sz w:val="24"/>
+          <w:szCs w:val="24"/>
+          <w:lang w:val="en-US"/>
+        </w:rPr>
+        <w:t>80,BLKSIZE</w:t>
+      </w:r>
+      <w:proofErr w:type="gramEnd"/>
+      <w:r>
+        <w:rPr>
+          <w:b/>
+          <w:bCs/>
+          <w:sz w:val="24"/>
+          <w:szCs w:val="24"/>
+          <w:lang w:val="en-US"/>
+        </w:rPr>
+        <w:t>=800)</w:t>
       </w:r>
     </w:p>
     <w:p>
@@ -15814,7 +17855,51 @@
           <w:lang w:val="en-US"/>
         </w:rPr>
         <w:tab/>
-        <w:t>DD DSN=NUHID.XXX.XXX(0 | -1 | -2,..),</w:t>
+        <w:t>DD DSN=</w:t>
+      </w:r>
+      <w:proofErr w:type="gramStart"/>
+      <w:r>
+        <w:rPr>
+          <w:b/>
+          <w:bCs/>
+          <w:sz w:val="24"/>
+          <w:szCs w:val="24"/>
+          <w:lang w:val="en-US"/>
+        </w:rPr>
+        <w:t>NUHID.XXX.XXX(</w:t>
+      </w:r>
+      <w:proofErr w:type="gramEnd"/>
+      <w:r>
+        <w:rPr>
+          <w:b/>
+          <w:bCs/>
+          <w:sz w:val="24"/>
+          <w:szCs w:val="24"/>
+          <w:lang w:val="en-US"/>
+        </w:rPr>
+        <w:t>0 | -1 | -</w:t>
+      </w:r>
+      <w:proofErr w:type="gramStart"/>
+      <w:r>
+        <w:rPr>
+          <w:b/>
+          <w:bCs/>
+          <w:sz w:val="24"/>
+          <w:szCs w:val="24"/>
+          <w:lang w:val="en-US"/>
+        </w:rPr>
+        <w:t>2,..</w:t>
+      </w:r>
+      <w:proofErr w:type="gramEnd"/>
+      <w:r>
+        <w:rPr>
+          <w:b/>
+          <w:bCs/>
+          <w:sz w:val="24"/>
+          <w:szCs w:val="24"/>
+          <w:lang w:val="en-US"/>
+        </w:rPr>
+        <w:t>),</w:t>
       </w:r>
     </w:p>
     <w:p>
@@ -15859,7 +17944,29 @@
           <w:lang w:val="en-US"/>
         </w:rPr>
         <w:tab/>
-        <w:t>DISP=(OLD,DELETE,DELETE),</w:t>
+        <w:t>DISP=(</w:t>
+      </w:r>
+      <w:proofErr w:type="gramStart"/>
+      <w:r>
+        <w:rPr>
+          <w:b/>
+          <w:bCs/>
+          <w:sz w:val="24"/>
+          <w:szCs w:val="24"/>
+          <w:lang w:val="en-US"/>
+        </w:rPr>
+        <w:t>OLD,DELETE</w:t>
+      </w:r>
+      <w:proofErr w:type="gramEnd"/>
+      <w:r>
+        <w:rPr>
+          <w:b/>
+          <w:bCs/>
+          <w:sz w:val="24"/>
+          <w:szCs w:val="24"/>
+          <w:lang w:val="en-US"/>
+        </w:rPr>
+        <w:t>,DELETE),</w:t>
       </w:r>
     </w:p>
     <w:p>
@@ -16766,7 +18873,97 @@
           <w:szCs w:val="24"/>
           <w:lang w:val="en-US"/>
         </w:rPr>
-        <w:t>Let suppose u have created rexx program inside a pds member, so to execute it give ‘EX’ command infront of pds member and rexx code will be executed.</w:t>
+        <w:t xml:space="preserve">Let suppose u have created </w:t>
+      </w:r>
+      <w:proofErr w:type="spellStart"/>
+      <w:r>
+        <w:rPr>
+          <w:sz w:val="24"/>
+          <w:szCs w:val="24"/>
+          <w:lang w:val="en-US"/>
+        </w:rPr>
+        <w:t>rexx</w:t>
+      </w:r>
+      <w:proofErr w:type="spellEnd"/>
+      <w:r>
+        <w:rPr>
+          <w:sz w:val="24"/>
+          <w:szCs w:val="24"/>
+          <w:lang w:val="en-US"/>
+        </w:rPr>
+        <w:t xml:space="preserve"> program inside a </w:t>
+      </w:r>
+      <w:proofErr w:type="spellStart"/>
+      <w:r>
+        <w:rPr>
+          <w:sz w:val="24"/>
+          <w:szCs w:val="24"/>
+          <w:lang w:val="en-US"/>
+        </w:rPr>
+        <w:t>pds</w:t>
+      </w:r>
+      <w:proofErr w:type="spellEnd"/>
+      <w:r>
+        <w:rPr>
+          <w:sz w:val="24"/>
+          <w:szCs w:val="24"/>
+          <w:lang w:val="en-US"/>
+        </w:rPr>
+        <w:t xml:space="preserve"> member, so to execute it give ‘EX’ command </w:t>
+      </w:r>
+      <w:proofErr w:type="spellStart"/>
+      <w:r>
+        <w:rPr>
+          <w:sz w:val="24"/>
+          <w:szCs w:val="24"/>
+          <w:lang w:val="en-US"/>
+        </w:rPr>
+        <w:t>infront</w:t>
+      </w:r>
+      <w:proofErr w:type="spellEnd"/>
+      <w:r>
+        <w:rPr>
+          <w:sz w:val="24"/>
+          <w:szCs w:val="24"/>
+          <w:lang w:val="en-US"/>
+        </w:rPr>
+        <w:t xml:space="preserve"> of </w:t>
+      </w:r>
+      <w:proofErr w:type="spellStart"/>
+      <w:r>
+        <w:rPr>
+          <w:sz w:val="24"/>
+          <w:szCs w:val="24"/>
+          <w:lang w:val="en-US"/>
+        </w:rPr>
+        <w:t>pds</w:t>
+      </w:r>
+      <w:proofErr w:type="spellEnd"/>
+      <w:r>
+        <w:rPr>
+          <w:sz w:val="24"/>
+          <w:szCs w:val="24"/>
+          <w:lang w:val="en-US"/>
+        </w:rPr>
+        <w:t xml:space="preserve"> member and </w:t>
+      </w:r>
+      <w:proofErr w:type="spellStart"/>
+      <w:r>
+        <w:rPr>
+          <w:sz w:val="24"/>
+          <w:szCs w:val="24"/>
+          <w:lang w:val="en-US"/>
+        </w:rPr>
+        <w:t>rexx</w:t>
+      </w:r>
+      <w:proofErr w:type="spellEnd"/>
+      <w:r>
+        <w:rPr>
+          <w:sz w:val="24"/>
+          <w:szCs w:val="24"/>
+          <w:lang w:val="en-US"/>
+        </w:rPr>
+        <w:t xml:space="preserve"> code will be executed.</w:t>
       </w:r>
     </w:p>
     <w:p>
@@ -18421,7 +20618,25 @@
           <w:szCs w:val="24"/>
           <w:lang w:val="en-US"/>
         </w:rPr>
-        <w:t xml:space="preserve"> Record Descriptor Field, it describes the records. There is a RDF for each record which tells what is the length of this record</w:t>
+        <w:t xml:space="preserve"> Record Descriptor Field, it describes the records. There is </w:t>
+      </w:r>
+      <w:proofErr w:type="gramStart"/>
+      <w:r>
+        <w:rPr>
+          <w:sz w:val="24"/>
+          <w:szCs w:val="24"/>
+          <w:lang w:val="en-US"/>
+        </w:rPr>
+        <w:t>a</w:t>
+      </w:r>
+      <w:proofErr w:type="gramEnd"/>
+      <w:r>
+        <w:rPr>
+          <w:sz w:val="24"/>
+          <w:szCs w:val="24"/>
+          <w:lang w:val="en-US"/>
+        </w:rPr>
+        <w:t xml:space="preserve"> RDF for each record which tells what is the length of this record</w:t>
       </w:r>
       <w:r>
         <w:rPr>
@@ -19946,6 +22161,7 @@
         <w:rPr>
           <w:b/>
           <w:bCs/>
+          <w:noProof/>
           <w:sz w:val="24"/>
           <w:szCs w:val="24"/>
           <w:lang w:val="en-US"/>
@@ -20104,7 +22320,51 @@
           <w:szCs w:val="24"/>
           <w:lang w:val="en-US"/>
         </w:rPr>
-        <w:t xml:space="preserve"> KEY(length offset) -&gt; KEY(8 0)</w:t>
+        <w:t xml:space="preserve"> </w:t>
+      </w:r>
+      <w:proofErr w:type="gramStart"/>
+      <w:r>
+        <w:rPr>
+          <w:b/>
+          <w:bCs/>
+          <w:sz w:val="24"/>
+          <w:szCs w:val="24"/>
+          <w:lang w:val="en-US"/>
+        </w:rPr>
+        <w:t>KEY(</w:t>
+      </w:r>
+      <w:proofErr w:type="gramEnd"/>
+      <w:r>
+        <w:rPr>
+          <w:b/>
+          <w:bCs/>
+          <w:sz w:val="24"/>
+          <w:szCs w:val="24"/>
+          <w:lang w:val="en-US"/>
+        </w:rPr>
+        <w:t xml:space="preserve">length offset) -&gt; </w:t>
+      </w:r>
+      <w:proofErr w:type="gramStart"/>
+      <w:r>
+        <w:rPr>
+          <w:b/>
+          <w:bCs/>
+          <w:sz w:val="24"/>
+          <w:szCs w:val="24"/>
+          <w:lang w:val="en-US"/>
+        </w:rPr>
+        <w:t>KEY(</w:t>
+      </w:r>
+      <w:proofErr w:type="gramEnd"/>
+      <w:r>
+        <w:rPr>
+          <w:b/>
+          <w:bCs/>
+          <w:sz w:val="24"/>
+          <w:szCs w:val="24"/>
+          <w:lang w:val="en-US"/>
+        </w:rPr>
+        <w:t>8 0)</w:t>
       </w:r>
     </w:p>
     <w:p>
@@ -20194,7 +22454,51 @@
           <w:szCs w:val="24"/>
           <w:lang w:val="en-US"/>
         </w:rPr>
-        <w:t xml:space="preserve"> RECSZ(average maximum) -&gt; RECSZ(90 200)</w:t>
+        <w:t xml:space="preserve"> </w:t>
+      </w:r>
+      <w:proofErr w:type="gramStart"/>
+      <w:r>
+        <w:rPr>
+          <w:b/>
+          <w:bCs/>
+          <w:sz w:val="24"/>
+          <w:szCs w:val="24"/>
+          <w:lang w:val="en-US"/>
+        </w:rPr>
+        <w:t>RECSZ(</w:t>
+      </w:r>
+      <w:proofErr w:type="gramEnd"/>
+      <w:r>
+        <w:rPr>
+          <w:b/>
+          <w:bCs/>
+          <w:sz w:val="24"/>
+          <w:szCs w:val="24"/>
+          <w:lang w:val="en-US"/>
+        </w:rPr>
+        <w:t xml:space="preserve">average maximum) -&gt; </w:t>
+      </w:r>
+      <w:proofErr w:type="gramStart"/>
+      <w:r>
+        <w:rPr>
+          <w:b/>
+          <w:bCs/>
+          <w:sz w:val="24"/>
+          <w:szCs w:val="24"/>
+          <w:lang w:val="en-US"/>
+        </w:rPr>
+        <w:t>RECSZ(</w:t>
+      </w:r>
+      <w:proofErr w:type="gramEnd"/>
+      <w:r>
+        <w:rPr>
+          <w:b/>
+          <w:bCs/>
+          <w:sz w:val="24"/>
+          <w:szCs w:val="24"/>
+          <w:lang w:val="en-US"/>
+        </w:rPr>
+        <w:t>90 200)</w:t>
       </w:r>
     </w:p>
     <w:p>
@@ -20263,7 +22567,29 @@
           <w:szCs w:val="24"/>
           <w:lang w:val="en-US"/>
         </w:rPr>
-        <w:t xml:space="preserve"> FREESPACE(%CI %CA)</w:t>
+        <w:t xml:space="preserve"> </w:t>
+      </w:r>
+      <w:proofErr w:type="gramStart"/>
+      <w:r>
+        <w:rPr>
+          <w:b/>
+          <w:bCs/>
+          <w:sz w:val="24"/>
+          <w:szCs w:val="24"/>
+          <w:lang w:val="en-US"/>
+        </w:rPr>
+        <w:t>FREESPACE(</w:t>
+      </w:r>
+      <w:proofErr w:type="gramEnd"/>
+      <w:r>
+        <w:rPr>
+          <w:b/>
+          <w:bCs/>
+          <w:sz w:val="24"/>
+          <w:szCs w:val="24"/>
+          <w:lang w:val="en-US"/>
+        </w:rPr>
+        <w:t>%CI %CA)</w:t>
       </w:r>
     </w:p>
     <w:p>
@@ -20622,25 +22948,59 @@
           <w:lang w:val="en-US"/>
         </w:rPr>
       </w:pPr>
-      <w:r>
-        <w:rPr>
-          <w:b/>
-          <w:bCs/>
-          <w:sz w:val="24"/>
-          <w:szCs w:val="24"/>
-          <w:lang w:val="en-US"/>
-        </w:rPr>
-        <w:t>UNIT(PRIMARY SECONDARY)</w:t>
-      </w:r>
-      <w:r>
-        <w:rPr>
-          <w:b/>
-          <w:bCs/>
-          <w:sz w:val="24"/>
-          <w:szCs w:val="24"/>
-          <w:lang w:val="en-US"/>
-        </w:rPr>
-        <w:t xml:space="preserve"> -&gt; TRACKS(100 50)</w:t>
+      <w:proofErr w:type="gramStart"/>
+      <w:r>
+        <w:rPr>
+          <w:b/>
+          <w:bCs/>
+          <w:sz w:val="24"/>
+          <w:szCs w:val="24"/>
+          <w:lang w:val="en-US"/>
+        </w:rPr>
+        <w:t>UNIT(</w:t>
+      </w:r>
+      <w:proofErr w:type="gramEnd"/>
+      <w:r>
+        <w:rPr>
+          <w:b/>
+          <w:bCs/>
+          <w:sz w:val="24"/>
+          <w:szCs w:val="24"/>
+          <w:lang w:val="en-US"/>
+        </w:rPr>
+        <w:t>PRIMARY SECONDARY)</w:t>
+      </w:r>
+      <w:r>
+        <w:rPr>
+          <w:b/>
+          <w:bCs/>
+          <w:sz w:val="24"/>
+          <w:szCs w:val="24"/>
+          <w:lang w:val="en-US"/>
+        </w:rPr>
+        <w:t xml:space="preserve"> -&gt; </w:t>
+      </w:r>
+      <w:proofErr w:type="gramStart"/>
+      <w:r>
+        <w:rPr>
+          <w:b/>
+          <w:bCs/>
+          <w:sz w:val="24"/>
+          <w:szCs w:val="24"/>
+          <w:lang w:val="en-US"/>
+        </w:rPr>
+        <w:t>TRACKS(</w:t>
+      </w:r>
+      <w:proofErr w:type="gramEnd"/>
+      <w:r>
+        <w:rPr>
+          <w:b/>
+          <w:bCs/>
+          <w:sz w:val="24"/>
+          <w:szCs w:val="24"/>
+          <w:lang w:val="en-US"/>
+        </w:rPr>
+        <w:t>100 50)</w:t>
       </w:r>
     </w:p>
     <w:p>
@@ -20964,8 +23324,20 @@
           <w:lang w:val="en-US"/>
         </w:rPr>
         <w:tab/>
-        <w:t>DEFINE CLUSTER(</w:t>
-      </w:r>
+        <w:t xml:space="preserve">DEFINE </w:t>
+      </w:r>
+      <w:proofErr w:type="gramStart"/>
+      <w:r>
+        <w:rPr>
+          <w:b/>
+          <w:bCs/>
+          <w:sz w:val="24"/>
+          <w:szCs w:val="24"/>
+          <w:lang w:val="en-US"/>
+        </w:rPr>
+        <w:t>CLUSTER(</w:t>
+      </w:r>
+      <w:proofErr w:type="gramEnd"/>
       <w:r>
         <w:rPr>
           <w:b/>
@@ -21019,7 +23391,28 @@
           <w:lang w:val="en-US"/>
         </w:rPr>
         <w:tab/>
-        <w:t>NAME(NUHID.XXX.XXXX)</w:t>
+      </w:r>
+      <w:proofErr w:type="gramStart"/>
+      <w:r>
+        <w:rPr>
+          <w:b/>
+          <w:bCs/>
+          <w:sz w:val="24"/>
+          <w:szCs w:val="24"/>
+          <w:lang w:val="en-US"/>
+        </w:rPr>
+        <w:t>NAME(</w:t>
+      </w:r>
+      <w:proofErr w:type="gramEnd"/>
+      <w:r>
+        <w:rPr>
+          <w:b/>
+          <w:bCs/>
+          <w:sz w:val="24"/>
+          <w:szCs w:val="24"/>
+          <w:lang w:val="en-US"/>
+        </w:rPr>
+        <w:t>NUHID.XXX.XXXX)</w:t>
       </w:r>
       <w:r>
         <w:rPr>
@@ -21129,7 +23522,28 @@
           <w:lang w:val="en-US"/>
         </w:rPr>
         <w:tab/>
-        <w:t>KEYS(5 0)</w:t>
+      </w:r>
+      <w:proofErr w:type="gramStart"/>
+      <w:r>
+        <w:rPr>
+          <w:b/>
+          <w:bCs/>
+          <w:sz w:val="24"/>
+          <w:szCs w:val="24"/>
+          <w:lang w:val="en-US"/>
+        </w:rPr>
+        <w:t>KEYS(</w:t>
+      </w:r>
+      <w:proofErr w:type="gramEnd"/>
+      <w:r>
+        <w:rPr>
+          <w:b/>
+          <w:bCs/>
+          <w:sz w:val="24"/>
+          <w:szCs w:val="24"/>
+          <w:lang w:val="en-US"/>
+        </w:rPr>
+        <w:t>5 0)</w:t>
       </w:r>
       <w:r>
         <w:rPr>
@@ -21194,7 +23608,28 @@
           <w:lang w:val="en-US"/>
         </w:rPr>
         <w:tab/>
-        <w:t>RECSZ(90 200)</w:t>
+      </w:r>
+      <w:proofErr w:type="gramStart"/>
+      <w:r>
+        <w:rPr>
+          <w:b/>
+          <w:bCs/>
+          <w:sz w:val="24"/>
+          <w:szCs w:val="24"/>
+          <w:lang w:val="en-US"/>
+        </w:rPr>
+        <w:t>RECSZ(</w:t>
+      </w:r>
+      <w:proofErr w:type="gramEnd"/>
+      <w:r>
+        <w:rPr>
+          <w:b/>
+          <w:bCs/>
+          <w:sz w:val="24"/>
+          <w:szCs w:val="24"/>
+          <w:lang w:val="en-US"/>
+        </w:rPr>
+        <w:t>90 200)</w:t>
       </w:r>
       <w:r>
         <w:rPr>
@@ -21259,7 +23694,28 @@
           <w:lang w:val="en-US"/>
         </w:rPr>
         <w:tab/>
-        <w:t>FREESPACE(10 20)</w:t>
+      </w:r>
+      <w:proofErr w:type="gramStart"/>
+      <w:r>
+        <w:rPr>
+          <w:b/>
+          <w:bCs/>
+          <w:sz w:val="24"/>
+          <w:szCs w:val="24"/>
+          <w:lang w:val="en-US"/>
+        </w:rPr>
+        <w:t>FREESPACE(</w:t>
+      </w:r>
+      <w:proofErr w:type="gramEnd"/>
+      <w:r>
+        <w:rPr>
+          <w:b/>
+          <w:bCs/>
+          <w:sz w:val="24"/>
+          <w:szCs w:val="24"/>
+          <w:lang w:val="en-US"/>
+        </w:rPr>
+        <w:t>10 20)</w:t>
       </w:r>
       <w:r>
         <w:rPr>
@@ -21314,7 +23770,28 @@
           <w:lang w:val="en-US"/>
         </w:rPr>
         <w:tab/>
-        <w:t>TRACKS(50 30)</w:t>
+      </w:r>
+      <w:proofErr w:type="gramStart"/>
+      <w:r>
+        <w:rPr>
+          <w:b/>
+          <w:bCs/>
+          <w:sz w:val="24"/>
+          <w:szCs w:val="24"/>
+          <w:lang w:val="en-US"/>
+        </w:rPr>
+        <w:t>TRACKS(</w:t>
+      </w:r>
+      <w:proofErr w:type="gramEnd"/>
+      <w:r>
+        <w:rPr>
+          <w:b/>
+          <w:bCs/>
+          <w:sz w:val="24"/>
+          <w:szCs w:val="24"/>
+          <w:lang w:val="en-US"/>
+        </w:rPr>
+        <w:t>50 30)</w:t>
       </w:r>
       <w:r>
         <w:rPr>
@@ -21369,7 +23846,28 @@
           <w:lang w:val="en-US"/>
         </w:rPr>
         <w:tab/>
-        <w:t>CISZ(8192)</w:t>
+      </w:r>
+      <w:proofErr w:type="gramStart"/>
+      <w:r>
+        <w:rPr>
+          <w:b/>
+          <w:bCs/>
+          <w:sz w:val="24"/>
+          <w:szCs w:val="24"/>
+          <w:lang w:val="en-US"/>
+        </w:rPr>
+        <w:t>CISZ(</w:t>
+      </w:r>
+      <w:proofErr w:type="gramEnd"/>
+      <w:r>
+        <w:rPr>
+          <w:b/>
+          <w:bCs/>
+          <w:sz w:val="24"/>
+          <w:szCs w:val="24"/>
+          <w:lang w:val="en-US"/>
+        </w:rPr>
+        <w:t>8192)</w:t>
       </w:r>
       <w:r>
         <w:rPr>
@@ -22533,8 +25031,20 @@
           <w:lang w:val="en-US"/>
         </w:rPr>
         <w:tab/>
-        <w:t>DEFINE CLUSTER(</w:t>
-      </w:r>
+        <w:t xml:space="preserve">DEFINE </w:t>
+      </w:r>
+      <w:proofErr w:type="gramStart"/>
+      <w:r>
+        <w:rPr>
+          <w:b/>
+          <w:bCs/>
+          <w:sz w:val="24"/>
+          <w:szCs w:val="24"/>
+          <w:lang w:val="en-US"/>
+        </w:rPr>
+        <w:t>CLUSTER(</w:t>
+      </w:r>
+      <w:proofErr w:type="gramEnd"/>
       <w:r>
         <w:rPr>
           <w:b/>
@@ -22698,7 +25208,28 @@
           <w:lang w:val="en-US"/>
         </w:rPr>
         <w:tab/>
-        <w:t>RECSZ(100 50)</w:t>
+      </w:r>
+      <w:proofErr w:type="gramStart"/>
+      <w:r>
+        <w:rPr>
+          <w:b/>
+          <w:bCs/>
+          <w:sz w:val="24"/>
+          <w:szCs w:val="24"/>
+          <w:lang w:val="en-US"/>
+        </w:rPr>
+        <w:t>RECSZ(</w:t>
+      </w:r>
+      <w:proofErr w:type="gramEnd"/>
+      <w:r>
+        <w:rPr>
+          <w:b/>
+          <w:bCs/>
+          <w:sz w:val="24"/>
+          <w:szCs w:val="24"/>
+          <w:lang w:val="en-US"/>
+        </w:rPr>
+        <w:t>100 50)</w:t>
       </w:r>
       <w:r>
         <w:rPr>
@@ -22763,7 +25294,28 @@
           <w:lang w:val="en-US"/>
         </w:rPr>
         <w:tab/>
-        <w:t>FREESPACE(10 20)</w:t>
+      </w:r>
+      <w:proofErr w:type="gramStart"/>
+      <w:r>
+        <w:rPr>
+          <w:b/>
+          <w:bCs/>
+          <w:sz w:val="24"/>
+          <w:szCs w:val="24"/>
+          <w:lang w:val="en-US"/>
+        </w:rPr>
+        <w:t>FREESPACE(</w:t>
+      </w:r>
+      <w:proofErr w:type="gramEnd"/>
+      <w:r>
+        <w:rPr>
+          <w:b/>
+          <w:bCs/>
+          <w:sz w:val="24"/>
+          <w:szCs w:val="24"/>
+          <w:lang w:val="en-US"/>
+        </w:rPr>
+        <w:t>10 20)</w:t>
       </w:r>
       <w:r>
         <w:rPr>
@@ -22818,7 +25370,28 @@
           <w:lang w:val="en-US"/>
         </w:rPr>
         <w:tab/>
-        <w:t>CISZ(8192)</w:t>
+      </w:r>
+      <w:proofErr w:type="gramStart"/>
+      <w:r>
+        <w:rPr>
+          <w:b/>
+          <w:bCs/>
+          <w:sz w:val="24"/>
+          <w:szCs w:val="24"/>
+          <w:lang w:val="en-US"/>
+        </w:rPr>
+        <w:t>CISZ(</w:t>
+      </w:r>
+      <w:proofErr w:type="gramEnd"/>
+      <w:r>
+        <w:rPr>
+          <w:b/>
+          <w:bCs/>
+          <w:sz w:val="24"/>
+          <w:szCs w:val="24"/>
+          <w:lang w:val="en-US"/>
+        </w:rPr>
+        <w:t>8192)</w:t>
       </w:r>
       <w:r>
         <w:rPr>
@@ -22883,7 +25456,28 @@
           <w:lang w:val="en-US"/>
         </w:rPr>
         <w:tab/>
-        <w:t>TRACKS(100 500</w:t>
+      </w:r>
+      <w:proofErr w:type="gramStart"/>
+      <w:r>
+        <w:rPr>
+          <w:b/>
+          <w:bCs/>
+          <w:sz w:val="24"/>
+          <w:szCs w:val="24"/>
+          <w:lang w:val="en-US"/>
+        </w:rPr>
+        <w:t>TRACKS(</w:t>
+      </w:r>
+      <w:proofErr w:type="gramEnd"/>
+      <w:r>
+        <w:rPr>
+          <w:b/>
+          <w:bCs/>
+          <w:sz w:val="24"/>
+          <w:szCs w:val="24"/>
+          <w:lang w:val="en-US"/>
+        </w:rPr>
+        <w:t>100 500</w:t>
       </w:r>
       <w:r>
         <w:rPr>
@@ -22948,7 +25542,28 @@
           <w:lang w:val="en-US"/>
         </w:rPr>
         <w:tab/>
-        <w:t>VOLUME(* *))</w:t>
+      </w:r>
+      <w:proofErr w:type="gramStart"/>
+      <w:r>
+        <w:rPr>
+          <w:b/>
+          <w:bCs/>
+          <w:sz w:val="24"/>
+          <w:szCs w:val="24"/>
+          <w:lang w:val="en-US"/>
+        </w:rPr>
+        <w:t>VOLUME(</w:t>
+      </w:r>
+      <w:proofErr w:type="gramEnd"/>
+      <w:r>
+        <w:rPr>
+          <w:b/>
+          <w:bCs/>
+          <w:sz w:val="24"/>
+          <w:szCs w:val="24"/>
+          <w:lang w:val="en-US"/>
+        </w:rPr>
+        <w:t>* *))</w:t>
       </w:r>
       <w:r>
         <w:rPr>
@@ -23917,8 +26532,20 @@
           <w:lang w:val="en-US"/>
         </w:rPr>
         <w:tab/>
-        <w:t>DEFINE CLUSTER(</w:t>
-      </w:r>
+        <w:t xml:space="preserve">DEFINE </w:t>
+      </w:r>
+      <w:proofErr w:type="gramStart"/>
+      <w:r>
+        <w:rPr>
+          <w:b/>
+          <w:bCs/>
+          <w:sz w:val="24"/>
+          <w:szCs w:val="24"/>
+          <w:lang w:val="en-US"/>
+        </w:rPr>
+        <w:t>CLUSTER(</w:t>
+      </w:r>
+      <w:proofErr w:type="gramEnd"/>
       <w:r>
         <w:rPr>
           <w:b/>
@@ -24082,7 +26709,28 @@
           <w:lang w:val="en-US"/>
         </w:rPr>
         <w:tab/>
-        <w:t>RECSZ(90 200)</w:t>
+      </w:r>
+      <w:proofErr w:type="gramStart"/>
+      <w:r>
+        <w:rPr>
+          <w:b/>
+          <w:bCs/>
+          <w:sz w:val="24"/>
+          <w:szCs w:val="24"/>
+          <w:lang w:val="en-US"/>
+        </w:rPr>
+        <w:t>RECSZ(</w:t>
+      </w:r>
+      <w:proofErr w:type="gramEnd"/>
+      <w:r>
+        <w:rPr>
+          <w:b/>
+          <w:bCs/>
+          <w:sz w:val="24"/>
+          <w:szCs w:val="24"/>
+          <w:lang w:val="en-US"/>
+        </w:rPr>
+        <w:t>90 200)</w:t>
       </w:r>
       <w:r>
         <w:rPr>
@@ -24147,7 +26795,28 @@
           <w:lang w:val="en-US"/>
         </w:rPr>
         <w:tab/>
-        <w:t>CISZ(8192)</w:t>
+      </w:r>
+      <w:proofErr w:type="gramStart"/>
+      <w:r>
+        <w:rPr>
+          <w:b/>
+          <w:bCs/>
+          <w:sz w:val="24"/>
+          <w:szCs w:val="24"/>
+          <w:lang w:val="en-US"/>
+        </w:rPr>
+        <w:t>CISZ(</w:t>
+      </w:r>
+      <w:proofErr w:type="gramEnd"/>
+      <w:r>
+        <w:rPr>
+          <w:b/>
+          <w:bCs/>
+          <w:sz w:val="24"/>
+          <w:szCs w:val="24"/>
+          <w:lang w:val="en-US"/>
+        </w:rPr>
+        <w:t>8192)</w:t>
       </w:r>
       <w:r>
         <w:rPr>
@@ -24212,7 +26881,28 @@
           <w:lang w:val="en-US"/>
         </w:rPr>
         <w:tab/>
-        <w:t>TRACKS(100 50)</w:t>
+      </w:r>
+      <w:proofErr w:type="gramStart"/>
+      <w:r>
+        <w:rPr>
+          <w:b/>
+          <w:bCs/>
+          <w:sz w:val="24"/>
+          <w:szCs w:val="24"/>
+          <w:lang w:val="en-US"/>
+        </w:rPr>
+        <w:t>TRACKS(</w:t>
+      </w:r>
+      <w:proofErr w:type="gramEnd"/>
+      <w:r>
+        <w:rPr>
+          <w:b/>
+          <w:bCs/>
+          <w:sz w:val="24"/>
+          <w:szCs w:val="24"/>
+          <w:lang w:val="en-US"/>
+        </w:rPr>
+        <w:t>100 50)</w:t>
       </w:r>
       <w:r>
         <w:rPr>
@@ -24267,7 +26957,28 @@
           <w:lang w:val="en-US"/>
         </w:rPr>
         <w:tab/>
-        <w:t>VOLUME(* *)</w:t>
+      </w:r>
+      <w:proofErr w:type="gramStart"/>
+      <w:r>
+        <w:rPr>
+          <w:b/>
+          <w:bCs/>
+          <w:sz w:val="24"/>
+          <w:szCs w:val="24"/>
+          <w:lang w:val="en-US"/>
+        </w:rPr>
+        <w:t>VOLUME(</w:t>
+      </w:r>
+      <w:proofErr w:type="gramEnd"/>
+      <w:r>
+        <w:rPr>
+          <w:b/>
+          <w:bCs/>
+          <w:sz w:val="24"/>
+          <w:szCs w:val="24"/>
+          <w:lang w:val="en-US"/>
+        </w:rPr>
+        <w:t>* *)</w:t>
       </w:r>
       <w:r>
         <w:rPr>
@@ -24332,7 +27043,28 @@
           <w:lang w:val="en-US"/>
         </w:rPr>
         <w:tab/>
-        <w:t>FREESPACE(10 10))</w:t>
+      </w:r>
+      <w:proofErr w:type="gramStart"/>
+      <w:r>
+        <w:rPr>
+          <w:b/>
+          <w:bCs/>
+          <w:sz w:val="24"/>
+          <w:szCs w:val="24"/>
+          <w:lang w:val="en-US"/>
+        </w:rPr>
+        <w:t>FREESPACE(</w:t>
+      </w:r>
+      <w:proofErr w:type="gramEnd"/>
+      <w:r>
+        <w:rPr>
+          <w:b/>
+          <w:bCs/>
+          <w:sz w:val="24"/>
+          <w:szCs w:val="24"/>
+          <w:lang w:val="en-US"/>
+        </w:rPr>
+        <w:t>10 10))</w:t>
       </w:r>
       <w:r>
         <w:rPr>
@@ -25036,8 +27768,20 @@
           <w:lang w:val="en-US"/>
         </w:rPr>
         <w:tab/>
-        <w:t>DEFINE CLUSTER(</w:t>
-      </w:r>
+        <w:t xml:space="preserve">DEFINE </w:t>
+      </w:r>
+      <w:proofErr w:type="gramStart"/>
+      <w:r>
+        <w:rPr>
+          <w:b/>
+          <w:bCs/>
+          <w:sz w:val="24"/>
+          <w:szCs w:val="24"/>
+          <w:lang w:val="en-US"/>
+        </w:rPr>
+        <w:t>CLUSTER(</w:t>
+      </w:r>
+      <w:proofErr w:type="gramEnd"/>
       <w:r>
         <w:rPr>
           <w:b/>
@@ -25181,7 +27925,28 @@
           <w:lang w:val="en-US"/>
         </w:rPr>
         <w:tab/>
-        <w:t>CISZ(4096)</w:t>
+      </w:r>
+      <w:proofErr w:type="gramStart"/>
+      <w:r>
+        <w:rPr>
+          <w:b/>
+          <w:bCs/>
+          <w:sz w:val="24"/>
+          <w:szCs w:val="24"/>
+          <w:lang w:val="en-US"/>
+        </w:rPr>
+        <w:t>CISZ(</w:t>
+      </w:r>
+      <w:proofErr w:type="gramEnd"/>
+      <w:r>
+        <w:rPr>
+          <w:b/>
+          <w:bCs/>
+          <w:sz w:val="24"/>
+          <w:szCs w:val="24"/>
+          <w:lang w:val="en-US"/>
+        </w:rPr>
+        <w:t>4096)</w:t>
       </w:r>
       <w:r>
         <w:rPr>
@@ -25236,7 +28001,28 @@
           <w:lang w:val="en-US"/>
         </w:rPr>
         <w:tab/>
-        <w:t>TRACKS(100 50)</w:t>
+      </w:r>
+      <w:proofErr w:type="gramStart"/>
+      <w:r>
+        <w:rPr>
+          <w:b/>
+          <w:bCs/>
+          <w:sz w:val="24"/>
+          <w:szCs w:val="24"/>
+          <w:lang w:val="en-US"/>
+        </w:rPr>
+        <w:t>TRACKS(</w:t>
+      </w:r>
+      <w:proofErr w:type="gramEnd"/>
+      <w:r>
+        <w:rPr>
+          <w:b/>
+          <w:bCs/>
+          <w:sz w:val="24"/>
+          <w:szCs w:val="24"/>
+          <w:lang w:val="en-US"/>
+        </w:rPr>
+        <w:t>100 50)</w:t>
       </w:r>
       <w:r>
         <w:rPr>
@@ -25281,7 +28067,28 @@
           <w:lang w:val="en-US"/>
         </w:rPr>
         <w:tab/>
-        <w:t>VOLUME(* *))</w:t>
+      </w:r>
+      <w:proofErr w:type="gramStart"/>
+      <w:r>
+        <w:rPr>
+          <w:b/>
+          <w:bCs/>
+          <w:sz w:val="24"/>
+          <w:szCs w:val="24"/>
+          <w:lang w:val="en-US"/>
+        </w:rPr>
+        <w:t>VOLUME(</w:t>
+      </w:r>
+      <w:proofErr w:type="gramEnd"/>
+      <w:r>
+        <w:rPr>
+          <w:b/>
+          <w:bCs/>
+          <w:sz w:val="24"/>
+          <w:szCs w:val="24"/>
+          <w:lang w:val="en-US"/>
+        </w:rPr>
+        <w:t>* *))</w:t>
       </w:r>
     </w:p>
     <w:p>
@@ -25760,7 +28567,25 @@
           <w:szCs w:val="24"/>
           <w:lang w:val="en-US"/>
         </w:rPr>
-        <w:t>M -&gt; 7 (DITTO untility) -&gt; 2 (edit the data)</w:t>
+        <w:t xml:space="preserve">M -&gt; 7 (DITTO </w:t>
+      </w:r>
+      <w:proofErr w:type="spellStart"/>
+      <w:r>
+        <w:rPr>
+          <w:sz w:val="24"/>
+          <w:szCs w:val="24"/>
+          <w:lang w:val="en-US"/>
+        </w:rPr>
+        <w:t>untility</w:t>
+      </w:r>
+      <w:proofErr w:type="spellEnd"/>
+      <w:r>
+        <w:rPr>
+          <w:sz w:val="24"/>
+          <w:szCs w:val="24"/>
+          <w:lang w:val="en-US"/>
+        </w:rPr>
+        <w:t>) -&gt; 2 (edit the data)</w:t>
       </w:r>
       <w:r>
         <w:rPr>
@@ -26444,7 +29269,29 @@
           <w:lang w:val="en-US"/>
         </w:rPr>
         <w:tab/>
-        <w:t>DD DSN=NUHID.XXX.PS,DISP=SHR</w:t>
+        <w:t>DD DSN=</w:t>
+      </w:r>
+      <w:proofErr w:type="gramStart"/>
+      <w:r>
+        <w:rPr>
+          <w:b/>
+          <w:bCs/>
+          <w:sz w:val="24"/>
+          <w:szCs w:val="24"/>
+          <w:lang w:val="en-US"/>
+        </w:rPr>
+        <w:t>NUHID.XXX.PS,DISP</w:t>
+      </w:r>
+      <w:proofErr w:type="gramEnd"/>
+      <w:r>
+        <w:rPr>
+          <w:b/>
+          <w:bCs/>
+          <w:sz w:val="24"/>
+          <w:szCs w:val="24"/>
+          <w:lang w:val="en-US"/>
+        </w:rPr>
+        <w:t>=SHR</w:t>
       </w:r>
     </w:p>
     <w:p>
@@ -26478,7 +29325,29 @@
           <w:lang w:val="en-US"/>
         </w:rPr>
         <w:tab/>
-        <w:t>DD DSN=NUHID.XXX.KSDS,DISP=SHR</w:t>
+        <w:t xml:space="preserve">DD </w:t>
+      </w:r>
+      <w:proofErr w:type="gramStart"/>
+      <w:r>
+        <w:rPr>
+          <w:b/>
+          <w:bCs/>
+          <w:sz w:val="24"/>
+          <w:szCs w:val="24"/>
+          <w:lang w:val="en-US"/>
+        </w:rPr>
+        <w:t>DSN=NUHID.XXX.KSDS,DISP</w:t>
+      </w:r>
+      <w:proofErr w:type="gramEnd"/>
+      <w:r>
+        <w:rPr>
+          <w:b/>
+          <w:bCs/>
+          <w:sz w:val="24"/>
+          <w:szCs w:val="24"/>
+          <w:lang w:val="en-US"/>
+        </w:rPr>
+        <w:t>=SHR</w:t>
       </w:r>
     </w:p>
     <w:p>
@@ -26777,7 +29646,18 @@
           <w:lang w:val="en-US"/>
         </w:rPr>
         <w:tab/>
-        <w:t>DD DSN=NUHID.XXX.</w:t>
+        <w:t xml:space="preserve">DD </w:t>
+      </w:r>
+      <w:proofErr w:type="gramStart"/>
+      <w:r>
+        <w:rPr>
+          <w:b/>
+          <w:bCs/>
+          <w:sz w:val="24"/>
+          <w:szCs w:val="24"/>
+          <w:lang w:val="en-US"/>
+        </w:rPr>
+        <w:t>DSN=NUHID.XXX.</w:t>
       </w:r>
       <w:r>
         <w:rPr>
@@ -26797,7 +29677,18 @@
           <w:szCs w:val="24"/>
           <w:lang w:val="en-US"/>
         </w:rPr>
-        <w:t>,DISP=SHR</w:t>
+        <w:t>,DISP</w:t>
+      </w:r>
+      <w:proofErr w:type="gramEnd"/>
+      <w:r>
+        <w:rPr>
+          <w:b/>
+          <w:bCs/>
+          <w:sz w:val="24"/>
+          <w:szCs w:val="24"/>
+          <w:lang w:val="en-US"/>
+        </w:rPr>
+        <w:t>=SHR</w:t>
       </w:r>
     </w:p>
     <w:p>
@@ -26841,7 +29732,18 @@
           <w:lang w:val="en-US"/>
         </w:rPr>
         <w:tab/>
-        <w:t>DD DSN=NUHID.</w:t>
+        <w:t xml:space="preserve">DD </w:t>
+      </w:r>
+      <w:proofErr w:type="gramStart"/>
+      <w:r>
+        <w:rPr>
+          <w:b/>
+          <w:bCs/>
+          <w:sz w:val="24"/>
+          <w:szCs w:val="24"/>
+          <w:lang w:val="en-US"/>
+        </w:rPr>
+        <w:t>DSN=NUHID.</w:t>
       </w:r>
       <w:r>
         <w:rPr>
@@ -26861,7 +29763,18 @@
           <w:szCs w:val="24"/>
           <w:lang w:val="en-US"/>
         </w:rPr>
-        <w:t>.KSDS,DISP=SHR</w:t>
+        <w:t>.KSDS,DISP</w:t>
+      </w:r>
+      <w:proofErr w:type="gramEnd"/>
+      <w:r>
+        <w:rPr>
+          <w:b/>
+          <w:bCs/>
+          <w:sz w:val="24"/>
+          <w:szCs w:val="24"/>
+          <w:lang w:val="en-US"/>
+        </w:rPr>
+        <w:t>=SHR</w:t>
       </w:r>
     </w:p>
     <w:p>
@@ -27195,7 +30108,29 @@
           <w:lang w:val="en-US"/>
         </w:rPr>
         <w:tab/>
-        <w:t>DD DSN=NUHID.XXX.KSDS,DISP=SHR</w:t>
+        <w:t xml:space="preserve">DD </w:t>
+      </w:r>
+      <w:proofErr w:type="gramStart"/>
+      <w:r>
+        <w:rPr>
+          <w:b/>
+          <w:bCs/>
+          <w:sz w:val="24"/>
+          <w:szCs w:val="24"/>
+          <w:lang w:val="en-US"/>
+        </w:rPr>
+        <w:t>DSN=NUHID.XXX.KSDS,DISP</w:t>
+      </w:r>
+      <w:proofErr w:type="gramEnd"/>
+      <w:r>
+        <w:rPr>
+          <w:b/>
+          <w:bCs/>
+          <w:sz w:val="24"/>
+          <w:szCs w:val="24"/>
+          <w:lang w:val="en-US"/>
+        </w:rPr>
+        <w:t>=SHR</w:t>
       </w:r>
     </w:p>
     <w:p>
@@ -27239,7 +30174,18 @@
           <w:lang w:val="en-US"/>
         </w:rPr>
         <w:tab/>
-        <w:t>DD DSN=NUHID.YYY.</w:t>
+        <w:t>DD DSN=</w:t>
+      </w:r>
+      <w:proofErr w:type="gramStart"/>
+      <w:r>
+        <w:rPr>
+          <w:b/>
+          <w:bCs/>
+          <w:sz w:val="24"/>
+          <w:szCs w:val="24"/>
+          <w:lang w:val="en-US"/>
+        </w:rPr>
+        <w:t>NUHID.YYY.</w:t>
       </w:r>
       <w:r>
         <w:rPr>
@@ -27259,7 +30205,18 @@
           <w:szCs w:val="24"/>
           <w:lang w:val="en-US"/>
         </w:rPr>
-        <w:t>,DISP=SHR</w:t>
+        <w:t>,DISP</w:t>
+      </w:r>
+      <w:proofErr w:type="gramEnd"/>
+      <w:r>
+        <w:rPr>
+          <w:b/>
+          <w:bCs/>
+          <w:sz w:val="24"/>
+          <w:szCs w:val="24"/>
+          <w:lang w:val="en-US"/>
+        </w:rPr>
+        <w:t>=SHR</w:t>
       </w:r>
     </w:p>
     <w:p>
@@ -28161,27 +31118,7 @@
           <w:szCs w:val="24"/>
           <w:lang w:val="en-US"/>
         </w:rPr>
-        <w:t>Alternate Index NEVER stores actual data record</w:t>
-      </w:r>
-      <w:r>
-        <w:rPr>
-          <w:b/>
-          <w:bCs/>
-          <w:sz w:val="24"/>
-          <w:szCs w:val="24"/>
-          <w:lang w:val="en-US"/>
-        </w:rPr>
-        <w:t xml:space="preserve"> </w:t>
-      </w:r>
-      <w:r>
-        <w:rPr>
-          <w:b/>
-          <w:bCs/>
-          <w:sz w:val="24"/>
-          <w:szCs w:val="24"/>
-          <w:lang w:val="en-US"/>
-        </w:rPr>
-        <w:t>It stores:</w:t>
+        <w:t>Alternate Index NEVER stores actual data record It stores:</w:t>
       </w:r>
     </w:p>
     <w:p>
@@ -28735,7 +31672,25 @@
           <w:szCs w:val="24"/>
           <w:lang w:val="en-US"/>
         </w:rPr>
-        <w:t xml:space="preserve">: It means the new key that you are creating having unique values, if its not unique values give </w:t>
+        <w:t xml:space="preserve">: It means the new key that you are creating having unique values, if </w:t>
+      </w:r>
+      <w:proofErr w:type="spellStart"/>
+      <w:r>
+        <w:rPr>
+          <w:sz w:val="24"/>
+          <w:szCs w:val="24"/>
+          <w:lang w:val="en-US"/>
+        </w:rPr>
+        <w:t>its</w:t>
+      </w:r>
+      <w:proofErr w:type="spellEnd"/>
+      <w:r>
+        <w:rPr>
+          <w:sz w:val="24"/>
+          <w:szCs w:val="24"/>
+          <w:lang w:val="en-US"/>
+        </w:rPr>
+        <w:t xml:space="preserve"> not unique values give </w:t>
       </w:r>
       <w:r>
         <w:rPr>
@@ -29052,6 +32007,7 @@
         <w:tab/>
         <w:t xml:space="preserve">DEFINE </w:t>
       </w:r>
+      <w:proofErr w:type="gramStart"/>
       <w:r>
         <w:rPr>
           <w:b/>
@@ -29072,6 +32028,7 @@
         </w:rPr>
         <w:t>(</w:t>
       </w:r>
+      <w:proofErr w:type="gramEnd"/>
       <w:r>
         <w:rPr>
           <w:b/>
@@ -29208,7 +32165,28 @@
           <w:lang w:val="en-US"/>
         </w:rPr>
         <w:tab/>
-        <w:t>RELATE(NUHID.XXX.KSDS)</w:t>
+      </w:r>
+      <w:proofErr w:type="gramStart"/>
+      <w:r>
+        <w:rPr>
+          <w:b/>
+          <w:bCs/>
+          <w:sz w:val="24"/>
+          <w:szCs w:val="24"/>
+          <w:lang w:val="en-US"/>
+        </w:rPr>
+        <w:t>RELATE(</w:t>
+      </w:r>
+      <w:proofErr w:type="gramEnd"/>
+      <w:r>
+        <w:rPr>
+          <w:b/>
+          <w:bCs/>
+          <w:sz w:val="24"/>
+          <w:szCs w:val="24"/>
+          <w:lang w:val="en-US"/>
+        </w:rPr>
+        <w:t>NUHID.XXX.KSDS)</w:t>
       </w:r>
       <w:r>
         <w:rPr>
@@ -29253,8 +32231,19 @@
           <w:lang w:val="en-US"/>
         </w:rPr>
         <w:tab/>
+      </w:r>
+      <w:proofErr w:type="gramStart"/>
+      <w:r>
+        <w:rPr>
+          <w:b/>
+          <w:bCs/>
+          <w:sz w:val="24"/>
+          <w:szCs w:val="24"/>
+          <w:lang w:val="en-US"/>
+        </w:rPr>
         <w:t>KEYS(</w:t>
       </w:r>
+      <w:proofErr w:type="gramEnd"/>
       <w:r>
         <w:rPr>
           <w:b/>
@@ -29358,7 +32347,28 @@
           <w:lang w:val="en-US"/>
         </w:rPr>
         <w:tab/>
-        <w:t>RECSZ(90 200)</w:t>
+      </w:r>
+      <w:proofErr w:type="gramStart"/>
+      <w:r>
+        <w:rPr>
+          <w:b/>
+          <w:bCs/>
+          <w:sz w:val="24"/>
+          <w:szCs w:val="24"/>
+          <w:lang w:val="en-US"/>
+        </w:rPr>
+        <w:t>RECSZ(</w:t>
+      </w:r>
+      <w:proofErr w:type="gramEnd"/>
+      <w:r>
+        <w:rPr>
+          <w:b/>
+          <w:bCs/>
+          <w:sz w:val="24"/>
+          <w:szCs w:val="24"/>
+          <w:lang w:val="en-US"/>
+        </w:rPr>
+        <w:t>90 200)</w:t>
       </w:r>
       <w:r>
         <w:rPr>
@@ -29423,7 +32433,28 @@
           <w:lang w:val="en-US"/>
         </w:rPr>
         <w:tab/>
-        <w:t>FREESPACE(10 20)</w:t>
+      </w:r>
+      <w:proofErr w:type="gramStart"/>
+      <w:r>
+        <w:rPr>
+          <w:b/>
+          <w:bCs/>
+          <w:sz w:val="24"/>
+          <w:szCs w:val="24"/>
+          <w:lang w:val="en-US"/>
+        </w:rPr>
+        <w:t>FREESPACE(</w:t>
+      </w:r>
+      <w:proofErr w:type="gramEnd"/>
+      <w:r>
+        <w:rPr>
+          <w:b/>
+          <w:bCs/>
+          <w:sz w:val="24"/>
+          <w:szCs w:val="24"/>
+          <w:lang w:val="en-US"/>
+        </w:rPr>
+        <w:t>10 20)</w:t>
       </w:r>
       <w:r>
         <w:rPr>
@@ -29478,7 +32509,28 @@
           <w:lang w:val="en-US"/>
         </w:rPr>
         <w:tab/>
-        <w:t>TRACKS(50 30)</w:t>
+      </w:r>
+      <w:proofErr w:type="gramStart"/>
+      <w:r>
+        <w:rPr>
+          <w:b/>
+          <w:bCs/>
+          <w:sz w:val="24"/>
+          <w:szCs w:val="24"/>
+          <w:lang w:val="en-US"/>
+        </w:rPr>
+        <w:t>TRACKS(</w:t>
+      </w:r>
+      <w:proofErr w:type="gramEnd"/>
+      <w:r>
+        <w:rPr>
+          <w:b/>
+          <w:bCs/>
+          <w:sz w:val="24"/>
+          <w:szCs w:val="24"/>
+          <w:lang w:val="en-US"/>
+        </w:rPr>
+        <w:t>50 30)</w:t>
       </w:r>
       <w:r>
         <w:rPr>
@@ -29533,7 +32585,28 @@
           <w:lang w:val="en-US"/>
         </w:rPr>
         <w:tab/>
-        <w:t>CISZ(8192)</w:t>
+      </w:r>
+      <w:proofErr w:type="gramStart"/>
+      <w:r>
+        <w:rPr>
+          <w:b/>
+          <w:bCs/>
+          <w:sz w:val="24"/>
+          <w:szCs w:val="24"/>
+          <w:lang w:val="en-US"/>
+        </w:rPr>
+        <w:t>CISZ(</w:t>
+      </w:r>
+      <w:proofErr w:type="gramEnd"/>
+      <w:r>
+        <w:rPr>
+          <w:b/>
+          <w:bCs/>
+          <w:sz w:val="24"/>
+          <w:szCs w:val="24"/>
+          <w:lang w:val="en-US"/>
+        </w:rPr>
+        <w:t>8192)</w:t>
       </w:r>
       <w:r>
         <w:rPr>
@@ -29933,7 +33006,29 @@
           <w:lang w:val="en-US"/>
         </w:rPr>
         <w:tab/>
-        <w:t>DEFINE PATH(NAME(NUHID.XXX.XXX.AIX.PATH)</w:t>
+        <w:t>DEFINE PATH(</w:t>
+      </w:r>
+      <w:proofErr w:type="gramStart"/>
+      <w:r>
+        <w:rPr>
+          <w:b/>
+          <w:bCs/>
+          <w:sz w:val="24"/>
+          <w:szCs w:val="24"/>
+          <w:lang w:val="en-US"/>
+        </w:rPr>
+        <w:t>NAME(</w:t>
+      </w:r>
+      <w:proofErr w:type="gramEnd"/>
+      <w:r>
+        <w:rPr>
+          <w:b/>
+          <w:bCs/>
+          <w:sz w:val="24"/>
+          <w:szCs w:val="24"/>
+          <w:lang w:val="en-US"/>
+        </w:rPr>
+        <w:t>NUHID.XXX.XXX.AIX.PATH)</w:t>
       </w:r>
       <w:r>
         <w:rPr>
@@ -30260,7 +33355,28 @@
           <w:lang w:val="en-US"/>
         </w:rPr>
         <w:tab/>
-        <w:t>INDATASET(NUHID.XXX.XXX.KSDS)</w:t>
+      </w:r>
+      <w:proofErr w:type="gramStart"/>
+      <w:r>
+        <w:rPr>
+          <w:b/>
+          <w:bCs/>
+          <w:sz w:val="24"/>
+          <w:szCs w:val="24"/>
+          <w:lang w:val="en-US"/>
+        </w:rPr>
+        <w:t>INDATASET(</w:t>
+      </w:r>
+      <w:proofErr w:type="gramEnd"/>
+      <w:r>
+        <w:rPr>
+          <w:b/>
+          <w:bCs/>
+          <w:sz w:val="24"/>
+          <w:szCs w:val="24"/>
+          <w:lang w:val="en-US"/>
+        </w:rPr>
+        <w:t>NUHID.XXX.XXX.KSDS)</w:t>
       </w:r>
       <w:r>
         <w:rPr>
@@ -35881,6 +38997,7 @@
   <w:style w:type="character" w:default="1" w:styleId="DefaultParagraphFont">
     <w:name w:val="Default Paragraph Font"/>
     <w:uiPriority w:val="1"/>
+    <w:semiHidden/>
     <w:unhideWhenUsed/>
   </w:style>
   <w:style w:type="table" w:default="1" w:styleId="TableNormal">

--- a/mainframe-normal-notes/jcl.docx
+++ b/mainframe-normal-notes/jcl.docx
@@ -259,16 +259,7 @@
           <w:szCs w:val="24"/>
           <w:lang w:val="en-US"/>
         </w:rPr>
-        <w:t xml:space="preserve">specifies the program to use, tell what job will do SORT, COPY PS files </w:t>
-      </w:r>
-      <w:proofErr w:type="gramStart"/>
-      <w:r>
-        <w:rPr>
-          <w:sz w:val="24"/>
-          <w:szCs w:val="24"/>
-          <w:lang w:val="en-US"/>
-        </w:rPr>
-        <w:t>etc</w:t>
+        <w:t>specifies the program to use, tell what job will do SORT, COPY PS files etc</w:t>
       </w:r>
       <w:r>
         <w:rPr>
@@ -278,7 +269,6 @@
         </w:rPr>
         <w:t>..</w:t>
       </w:r>
-      <w:proofErr w:type="gramEnd"/>
     </w:p>
     <w:p>
       <w:pPr>
@@ -1469,29 +1459,7 @@
           <w:lang w:val="en-US"/>
         </w:rPr>
         <w:tab/>
-        <w:t>MSGLEVEL</w:t>
-      </w:r>
-      <w:proofErr w:type="gramStart"/>
-      <w:r>
-        <w:rPr>
-          <w:b/>
-          <w:bCs/>
-          <w:sz w:val="24"/>
-          <w:szCs w:val="24"/>
-          <w:lang w:val="en-US"/>
-        </w:rPr>
-        <w:t>=(</w:t>
-      </w:r>
-      <w:proofErr w:type="gramEnd"/>
-      <w:r>
-        <w:rPr>
-          <w:b/>
-          <w:bCs/>
-          <w:sz w:val="24"/>
-          <w:szCs w:val="24"/>
-          <w:lang w:val="en-US"/>
-        </w:rPr>
-        <w:t>0/1/2,0/1/2),</w:t>
+        <w:t>MSGLEVEL=(0/1/2,0/1/2),</w:t>
       </w:r>
     </w:p>
     <w:p>
@@ -1582,7 +1550,6 @@
         <w:t>TIME=(</w:t>
       </w:r>
       <w:proofErr w:type="spellStart"/>
-      <w:proofErr w:type="gramStart"/>
       <w:r>
         <w:rPr>
           <w:b/>
@@ -1594,7 +1561,6 @@
         <w:t>mm,ss</w:t>
       </w:r>
       <w:proofErr w:type="spellEnd"/>
-      <w:proofErr w:type="gramEnd"/>
       <w:r>
         <w:rPr>
           <w:b/>
@@ -2088,25 +2054,7 @@
           <w:szCs w:val="24"/>
           <w:lang w:val="en-US"/>
         </w:rPr>
-        <w:t xml:space="preserve">Jobs similar to some </w:t>
-      </w:r>
-      <w:proofErr w:type="gramStart"/>
-      <w:r>
-        <w:rPr>
-          <w:sz w:val="24"/>
-          <w:szCs w:val="24"/>
-          <w:lang w:val="en-US"/>
-        </w:rPr>
-        <w:t>aspect</w:t>
-      </w:r>
-      <w:proofErr w:type="gramEnd"/>
-      <w:r>
-        <w:rPr>
-          <w:sz w:val="24"/>
-          <w:szCs w:val="24"/>
-          <w:lang w:val="en-US"/>
-        </w:rPr>
-        <w:t xml:space="preserve"> are grouped in one class. </w:t>
+        <w:t xml:space="preserve">Jobs similar to some aspect are grouped in one class. </w:t>
       </w:r>
     </w:p>
     <w:p>
@@ -2288,7 +2236,6 @@
         <w:t>(</w:t>
       </w:r>
       <w:proofErr w:type="spellStart"/>
-      <w:proofErr w:type="gramStart"/>
       <w:r>
         <w:rPr>
           <w:sz w:val="24"/>
@@ -2298,7 +2245,6 @@
         <w:t>mm,ss</w:t>
       </w:r>
       <w:proofErr w:type="spellEnd"/>
-      <w:proofErr w:type="gramEnd"/>
       <w:r>
         <w:rPr>
           <w:sz w:val="24"/>
@@ -2500,25 +2446,7 @@
           <w:szCs w:val="24"/>
           <w:lang w:val="en-US"/>
         </w:rPr>
-        <w:t>MSGLEVEL</w:t>
-      </w:r>
-      <w:proofErr w:type="gramStart"/>
-      <w:r>
-        <w:rPr>
-          <w:sz w:val="24"/>
-          <w:szCs w:val="24"/>
-          <w:lang w:val="en-US"/>
-        </w:rPr>
-        <w:t>=(</w:t>
-      </w:r>
-      <w:proofErr w:type="gramEnd"/>
-      <w:r>
-        <w:rPr>
-          <w:sz w:val="24"/>
-          <w:szCs w:val="24"/>
-          <w:lang w:val="en-US"/>
-        </w:rPr>
-        <w:t>STATEMENT, MSG)</w:t>
+        <w:t>MSGLEVEL=(STATEMENT, MSG)</w:t>
       </w:r>
     </w:p>
     <w:p>
@@ -3027,18 +2955,7 @@
           <w:szCs w:val="24"/>
           <w:lang w:val="en-US"/>
         </w:rPr>
-        <w:t>Step_</w:t>
-      </w:r>
-      <w:proofErr w:type="gramStart"/>
-      <w:r>
-        <w:rPr>
-          <w:b/>
-          <w:bCs/>
-          <w:sz w:val="24"/>
-          <w:szCs w:val="24"/>
-          <w:lang w:val="en-US"/>
-        </w:rPr>
-        <w:t>name</w:t>
+        <w:t>Step_name</w:t>
       </w:r>
       <w:proofErr w:type="spellEnd"/>
       <w:r>
@@ -3057,16 +2974,7 @@
           <w:szCs w:val="24"/>
           <w:lang w:val="en-US"/>
         </w:rPr>
-        <w:t xml:space="preserve"> must</w:t>
-      </w:r>
-      <w:proofErr w:type="gramEnd"/>
-      <w:r>
-        <w:rPr>
-          <w:sz w:val="24"/>
-          <w:szCs w:val="24"/>
-          <w:lang w:val="en-US"/>
-        </w:rPr>
-        <w:t xml:space="preserve"> be 1-8 characters long.</w:t>
+        <w:t xml:space="preserve"> must be 1-8 characters long.</w:t>
       </w:r>
     </w:p>
     <w:p>
@@ -3562,7 +3470,6 @@
         <w:t>TIME=(</w:t>
       </w:r>
       <w:proofErr w:type="spellStart"/>
-      <w:proofErr w:type="gramStart"/>
       <w:r>
         <w:rPr>
           <w:sz w:val="24"/>
@@ -3572,7 +3479,6 @@
         <w:t>mm,ss</w:t>
       </w:r>
       <w:proofErr w:type="spellEnd"/>
-      <w:proofErr w:type="gramEnd"/>
       <w:r>
         <w:rPr>
           <w:sz w:val="24"/>
@@ -3903,29 +3809,7 @@
           <w:lang w:val="en-US"/>
         </w:rPr>
         <w:tab/>
-        <w:t>TIME</w:t>
-      </w:r>
-      <w:proofErr w:type="gramStart"/>
-      <w:r>
-        <w:rPr>
-          <w:b/>
-          <w:bCs/>
-          <w:sz w:val="24"/>
-          <w:szCs w:val="24"/>
-          <w:lang w:val="en-US"/>
-        </w:rPr>
-        <w:t>=(</w:t>
-      </w:r>
-      <w:proofErr w:type="gramEnd"/>
-      <w:r>
-        <w:rPr>
-          <w:b/>
-          <w:bCs/>
-          <w:sz w:val="24"/>
-          <w:szCs w:val="24"/>
-          <w:lang w:val="en-US"/>
-        </w:rPr>
-        <w:t>15,20),</w:t>
+        <w:t>TIME=(15,20),</w:t>
       </w:r>
     </w:p>
     <w:p>
@@ -4607,29 +4491,7 @@
           <w:szCs w:val="24"/>
           <w:lang w:val="en-US"/>
         </w:rPr>
-        <w:t>DISP</w:t>
-      </w:r>
-      <w:proofErr w:type="gramStart"/>
-      <w:r>
-        <w:rPr>
-          <w:b/>
-          <w:bCs/>
-          <w:sz w:val="24"/>
-          <w:szCs w:val="24"/>
-          <w:lang w:val="en-US"/>
-        </w:rPr>
-        <w:t>=(</w:t>
-      </w:r>
-      <w:proofErr w:type="gramEnd"/>
-      <w:r>
-        <w:rPr>
-          <w:b/>
-          <w:bCs/>
-          <w:sz w:val="24"/>
-          <w:szCs w:val="24"/>
-          <w:lang w:val="en-US"/>
-        </w:rPr>
-        <w:t>status, normal end-disposition, abnormal end-disposition)</w:t>
+        <w:t>DISP=(status, normal end-disposition, abnormal end-disposition)</w:t>
       </w:r>
     </w:p>
     <w:p>
@@ -4758,25 +4620,7 @@
           <w:szCs w:val="24"/>
           <w:lang w:val="en-US"/>
         </w:rPr>
-        <w:t xml:space="preserve">the dataset already </w:t>
-      </w:r>
-      <w:proofErr w:type="gramStart"/>
-      <w:r>
-        <w:rPr>
-          <w:sz w:val="24"/>
-          <w:szCs w:val="24"/>
-          <w:lang w:val="en-US"/>
-        </w:rPr>
-        <w:t>exists,</w:t>
-      </w:r>
-      <w:proofErr w:type="gramEnd"/>
-      <w:r>
-        <w:rPr>
-          <w:sz w:val="24"/>
-          <w:szCs w:val="24"/>
-          <w:lang w:val="en-US"/>
-        </w:rPr>
-        <w:t xml:space="preserve"> existing data will be overwritten and the </w:t>
+        <w:t xml:space="preserve">the dataset already exists, existing data will be overwritten and the </w:t>
       </w:r>
       <w:proofErr w:type="spellStart"/>
       <w:r>
@@ -5432,29 +5276,7 @@
           <w:szCs w:val="24"/>
           <w:lang w:val="en-US"/>
         </w:rPr>
-        <w:t>DISP=(</w:t>
-      </w:r>
-      <w:proofErr w:type="gramStart"/>
-      <w:r>
-        <w:rPr>
-          <w:b/>
-          <w:bCs/>
-          <w:sz w:val="24"/>
-          <w:szCs w:val="24"/>
-          <w:lang w:val="en-US"/>
-        </w:rPr>
-        <w:t>NEW,CATLG</w:t>
-      </w:r>
-      <w:proofErr w:type="gramEnd"/>
-      <w:r>
-        <w:rPr>
-          <w:b/>
-          <w:bCs/>
-          <w:sz w:val="24"/>
-          <w:szCs w:val="24"/>
-          <w:lang w:val="en-US"/>
-        </w:rPr>
-        <w:t>,DELETE)</w:t>
+        <w:t>DISP=(NEW,CATLG,DELETE)</w:t>
       </w:r>
     </w:p>
     <w:p>
@@ -5768,21 +5590,9 @@
           <w:szCs w:val="24"/>
           <w:lang w:val="en-US"/>
         </w:rPr>
-        <w:t>SPACE</w:t>
-      </w:r>
-      <w:proofErr w:type="gramStart"/>
-      <w:r>
-        <w:rPr>
-          <w:b/>
-          <w:bCs/>
-          <w:sz w:val="24"/>
-          <w:szCs w:val="24"/>
-          <w:lang w:val="en-US"/>
-        </w:rPr>
-        <w:t>=(</w:t>
+        <w:t>SPACE=(</w:t>
       </w:r>
       <w:proofErr w:type="spellStart"/>
-      <w:proofErr w:type="gramEnd"/>
       <w:r>
         <w:rPr>
           <w:b/>
@@ -6187,29 +5997,7 @@
           <w:szCs w:val="24"/>
           <w:lang w:val="en-US"/>
         </w:rPr>
-        <w:t>VOL=SER=(v</w:t>
-      </w:r>
-      <w:proofErr w:type="gramStart"/>
-      <w:r>
-        <w:rPr>
-          <w:b/>
-          <w:bCs/>
-          <w:sz w:val="24"/>
-          <w:szCs w:val="24"/>
-          <w:lang w:val="en-US"/>
-        </w:rPr>
-        <w:t>1,v</w:t>
-      </w:r>
-      <w:proofErr w:type="gramEnd"/>
-      <w:r>
-        <w:rPr>
-          <w:b/>
-          <w:bCs/>
-          <w:sz w:val="24"/>
-          <w:szCs w:val="24"/>
-          <w:lang w:val="en-US"/>
-        </w:rPr>
-        <w:t>2)</w:t>
+        <w:t>VOL=SER=(v1,v2)</w:t>
       </w:r>
     </w:p>
     <w:p>
@@ -6482,51 +6270,7 @@
           <w:lang w:val="en-US"/>
         </w:rPr>
         <w:tab/>
-        <w:t>DISP</w:t>
-      </w:r>
-      <w:proofErr w:type="gramStart"/>
-      <w:r>
-        <w:rPr>
-          <w:b/>
-          <w:bCs/>
-          <w:sz w:val="24"/>
-          <w:szCs w:val="24"/>
-          <w:lang w:val="en-US"/>
-        </w:rPr>
-        <w:t>=(</w:t>
-      </w:r>
-      <w:proofErr w:type="gramEnd"/>
-      <w:r>
-        <w:rPr>
-          <w:b/>
-          <w:bCs/>
-          <w:sz w:val="24"/>
-          <w:szCs w:val="24"/>
-          <w:lang w:val="en-US"/>
-        </w:rPr>
-        <w:t xml:space="preserve">NEW, </w:t>
-      </w:r>
-      <w:proofErr w:type="gramStart"/>
-      <w:r>
-        <w:rPr>
-          <w:b/>
-          <w:bCs/>
-          <w:sz w:val="24"/>
-          <w:szCs w:val="24"/>
-          <w:lang w:val="en-US"/>
-        </w:rPr>
-        <w:t>CATLG,DELETE</w:t>
-      </w:r>
-      <w:proofErr w:type="gramEnd"/>
-      <w:r>
-        <w:rPr>
-          <w:b/>
-          <w:bCs/>
-          <w:sz w:val="24"/>
-          <w:szCs w:val="24"/>
-          <w:lang w:val="en-US"/>
-        </w:rPr>
-        <w:t>),</w:t>
+        <w:t>DISP=(NEW, CATLG,DELETE),</w:t>
       </w:r>
     </w:p>
     <w:p>
@@ -6658,51 +6402,7 @@
           <w:lang w:val="en-US"/>
         </w:rPr>
         <w:tab/>
-        <w:t>SPACE=(</w:t>
-      </w:r>
-      <w:proofErr w:type="gramStart"/>
-      <w:r>
-        <w:rPr>
-          <w:b/>
-          <w:bCs/>
-          <w:sz w:val="24"/>
-          <w:szCs w:val="24"/>
-          <w:lang w:val="en-US"/>
-        </w:rPr>
-        <w:t>TRK,(</w:t>
-      </w:r>
-      <w:proofErr w:type="gramEnd"/>
-      <w:r>
-        <w:rPr>
-          <w:b/>
-          <w:bCs/>
-          <w:sz w:val="24"/>
-          <w:szCs w:val="24"/>
-          <w:lang w:val="en-US"/>
-        </w:rPr>
-        <w:t>100,50,10</w:t>
-      </w:r>
-      <w:proofErr w:type="gramStart"/>
-      <w:r>
-        <w:rPr>
-          <w:b/>
-          <w:bCs/>
-          <w:sz w:val="24"/>
-          <w:szCs w:val="24"/>
-          <w:lang w:val="en-US"/>
-        </w:rPr>
-        <w:t>),RLSE</w:t>
-      </w:r>
-      <w:proofErr w:type="gramEnd"/>
-      <w:r>
-        <w:rPr>
-          <w:b/>
-          <w:bCs/>
-          <w:sz w:val="24"/>
-          <w:szCs w:val="24"/>
-          <w:lang w:val="en-US"/>
-        </w:rPr>
-        <w:t>),</w:t>
+        <w:t>SPACE=(TRK,(100,50,10),RLSE),</w:t>
       </w:r>
     </w:p>
     <w:p>
@@ -6747,29 +6447,7 @@
           <w:lang w:val="en-US"/>
         </w:rPr>
         <w:tab/>
-        <w:t>DCB</w:t>
-      </w:r>
-      <w:proofErr w:type="gramStart"/>
-      <w:r>
-        <w:rPr>
-          <w:b/>
-          <w:bCs/>
-          <w:sz w:val="24"/>
-          <w:szCs w:val="24"/>
-          <w:lang w:val="en-US"/>
-        </w:rPr>
-        <w:t>=(</w:t>
-      </w:r>
-      <w:proofErr w:type="gramEnd"/>
-      <w:r>
-        <w:rPr>
-          <w:b/>
-          <w:bCs/>
-          <w:sz w:val="24"/>
-          <w:szCs w:val="24"/>
-          <w:lang w:val="en-US"/>
-        </w:rPr>
-        <w:t>RECFM=FB,</w:t>
+        <w:t>DCB=(RECFM=FB,</w:t>
       </w:r>
       <w:r>
         <w:rPr>
@@ -6789,51 +6467,7 @@
           <w:szCs w:val="24"/>
           <w:lang w:val="en-US"/>
         </w:rPr>
-        <w:t>LRECL=</w:t>
-      </w:r>
-      <w:proofErr w:type="gramStart"/>
-      <w:r>
-        <w:rPr>
-          <w:b/>
-          <w:bCs/>
-          <w:sz w:val="24"/>
-          <w:szCs w:val="24"/>
-          <w:lang w:val="en-US"/>
-        </w:rPr>
-        <w:t>80,BLKSIZE</w:t>
-      </w:r>
-      <w:proofErr w:type="gramEnd"/>
-      <w:r>
-        <w:rPr>
-          <w:b/>
-          <w:bCs/>
-          <w:sz w:val="24"/>
-          <w:szCs w:val="24"/>
-          <w:lang w:val="en-US"/>
-        </w:rPr>
-        <w:t>=</w:t>
-      </w:r>
-      <w:proofErr w:type="gramStart"/>
-      <w:r>
-        <w:rPr>
-          <w:b/>
-          <w:bCs/>
-          <w:sz w:val="24"/>
-          <w:szCs w:val="24"/>
-          <w:lang w:val="en-US"/>
-        </w:rPr>
-        <w:t>800,DSORG</w:t>
-      </w:r>
-      <w:proofErr w:type="gramEnd"/>
-      <w:r>
-        <w:rPr>
-          <w:b/>
-          <w:bCs/>
-          <w:sz w:val="24"/>
-          <w:szCs w:val="24"/>
-          <w:lang w:val="en-US"/>
-        </w:rPr>
-        <w:t>=PO)</w:t>
+        <w:t>LRECL=80,BLKSIZE=800,DSORG=PO)</w:t>
       </w:r>
     </w:p>
     <w:p>
@@ -7811,29 +7445,7 @@
           <w:lang w:val="en-US"/>
         </w:rPr>
         <w:tab/>
-        <w:t>MSGLEVEL</w:t>
-      </w:r>
-      <w:proofErr w:type="gramStart"/>
-      <w:r>
-        <w:rPr>
-          <w:b/>
-          <w:bCs/>
-          <w:sz w:val="24"/>
-          <w:szCs w:val="24"/>
-          <w:lang w:val="en-US"/>
-        </w:rPr>
-        <w:t>=(</w:t>
-      </w:r>
-      <w:proofErr w:type="gramEnd"/>
-      <w:r>
-        <w:rPr>
-          <w:b/>
-          <w:bCs/>
-          <w:sz w:val="24"/>
-          <w:szCs w:val="24"/>
-          <w:lang w:val="en-US"/>
-        </w:rPr>
-        <w:t>2,1),</w:t>
+        <w:t>MSGLEVEL=(2,1),</w:t>
       </w:r>
     </w:p>
     <w:p>
@@ -8100,29 +7712,7 @@
           <w:lang w:val="en-US"/>
         </w:rPr>
         <w:tab/>
-        <w:t>DISP=(</w:t>
-      </w:r>
-      <w:proofErr w:type="gramStart"/>
-      <w:r>
-        <w:rPr>
-          <w:b/>
-          <w:bCs/>
-          <w:sz w:val="24"/>
-          <w:szCs w:val="24"/>
-          <w:lang w:val="en-US"/>
-        </w:rPr>
-        <w:t>NEW,CATLG</w:t>
-      </w:r>
-      <w:proofErr w:type="gramEnd"/>
-      <w:r>
-        <w:rPr>
-          <w:b/>
-          <w:bCs/>
-          <w:sz w:val="24"/>
-          <w:szCs w:val="24"/>
-          <w:lang w:val="en-US"/>
-        </w:rPr>
-        <w:t>,DELETE),</w:t>
+        <w:t>DISP=(NEW,CATLG,DELETE),</w:t>
       </w:r>
     </w:p>
     <w:p>
@@ -8166,73 +7756,7 @@
           <w:lang w:val="en-US"/>
         </w:rPr>
         <w:tab/>
-        <w:t>DCB=(REFCM=</w:t>
-      </w:r>
-      <w:proofErr w:type="gramStart"/>
-      <w:r>
-        <w:rPr>
-          <w:b/>
-          <w:bCs/>
-          <w:sz w:val="24"/>
-          <w:szCs w:val="24"/>
-          <w:lang w:val="en-US"/>
-        </w:rPr>
-        <w:t>FB,LRECL</w:t>
-      </w:r>
-      <w:proofErr w:type="gramEnd"/>
-      <w:r>
-        <w:rPr>
-          <w:b/>
-          <w:bCs/>
-          <w:sz w:val="24"/>
-          <w:szCs w:val="24"/>
-          <w:lang w:val="en-US"/>
-        </w:rPr>
-        <w:t>=</w:t>
-      </w:r>
-      <w:proofErr w:type="gramStart"/>
-      <w:r>
-        <w:rPr>
-          <w:b/>
-          <w:bCs/>
-          <w:sz w:val="24"/>
-          <w:szCs w:val="24"/>
-          <w:lang w:val="en-US"/>
-        </w:rPr>
-        <w:t>80,BLKSIZE</w:t>
-      </w:r>
-      <w:proofErr w:type="gramEnd"/>
-      <w:r>
-        <w:rPr>
-          <w:b/>
-          <w:bCs/>
-          <w:sz w:val="24"/>
-          <w:szCs w:val="24"/>
-          <w:lang w:val="en-US"/>
-        </w:rPr>
-        <w:t>=</w:t>
-      </w:r>
-      <w:proofErr w:type="gramStart"/>
-      <w:r>
-        <w:rPr>
-          <w:b/>
-          <w:bCs/>
-          <w:sz w:val="24"/>
-          <w:szCs w:val="24"/>
-          <w:lang w:val="en-US"/>
-        </w:rPr>
-        <w:t>800,DSORG</w:t>
-      </w:r>
-      <w:proofErr w:type="gramEnd"/>
-      <w:r>
-        <w:rPr>
-          <w:b/>
-          <w:bCs/>
-          <w:sz w:val="24"/>
-          <w:szCs w:val="24"/>
-          <w:lang w:val="en-US"/>
-        </w:rPr>
-        <w:t>=PS)</w:t>
+        <w:t>DCB=(REFCM=FB,LRECL=80,BLKSIZE=800,DSORG=PS)</w:t>
       </w:r>
     </w:p>
     <w:p>
@@ -8276,51 +7800,7 @@
           <w:lang w:val="en-US"/>
         </w:rPr>
         <w:tab/>
-        <w:t>SPACE=(</w:t>
-      </w:r>
-      <w:proofErr w:type="gramStart"/>
-      <w:r>
-        <w:rPr>
-          <w:b/>
-          <w:bCs/>
-          <w:sz w:val="24"/>
-          <w:szCs w:val="24"/>
-          <w:lang w:val="en-US"/>
-        </w:rPr>
-        <w:t>TRK,(</w:t>
-      </w:r>
-      <w:proofErr w:type="gramEnd"/>
-      <w:r>
-        <w:rPr>
-          <w:b/>
-          <w:bCs/>
-          <w:sz w:val="24"/>
-          <w:szCs w:val="24"/>
-          <w:lang w:val="en-US"/>
-        </w:rPr>
-        <w:t>100,50</w:t>
-      </w:r>
-      <w:proofErr w:type="gramStart"/>
-      <w:r>
-        <w:rPr>
-          <w:b/>
-          <w:bCs/>
-          <w:sz w:val="24"/>
-          <w:szCs w:val="24"/>
-          <w:lang w:val="en-US"/>
-        </w:rPr>
-        <w:t>),RLSE</w:t>
-      </w:r>
-      <w:proofErr w:type="gramEnd"/>
-      <w:r>
-        <w:rPr>
-          <w:b/>
-          <w:bCs/>
-          <w:sz w:val="24"/>
-          <w:szCs w:val="24"/>
-          <w:lang w:val="en-US"/>
-        </w:rPr>
-        <w:t>)</w:t>
+        <w:t>SPACE=(TRK,(100,50),RLSE)</w:t>
       </w:r>
     </w:p>
     <w:p>
@@ -8412,29 +7892,7 @@
           <w:lang w:val="en-US"/>
         </w:rPr>
         <w:tab/>
-        <w:t>SORT FIELDS=(1,</w:t>
-      </w:r>
-      <w:proofErr w:type="gramStart"/>
-      <w:r>
-        <w:rPr>
-          <w:b/>
-          <w:bCs/>
-          <w:sz w:val="24"/>
-          <w:szCs w:val="24"/>
-          <w:lang w:val="en-US"/>
-        </w:rPr>
-        <w:t>8,CH</w:t>
-      </w:r>
-      <w:proofErr w:type="gramEnd"/>
-      <w:r>
-        <w:rPr>
-          <w:b/>
-          <w:bCs/>
-          <w:sz w:val="24"/>
-          <w:szCs w:val="24"/>
-          <w:lang w:val="en-US"/>
-        </w:rPr>
-        <w:t>,A)</w:t>
+        <w:t>SORT FIELDS=(1,8,CH,A)</w:t>
       </w:r>
     </w:p>
     <w:p>
@@ -9345,18 +8803,8 @@
           <w:szCs w:val="24"/>
           <w:lang w:val="en-US"/>
         </w:rPr>
-        <w:t xml:space="preserve">, what return code each step executed </w:t>
-      </w:r>
-      <w:proofErr w:type="gramStart"/>
-      <w:r>
-        <w:rPr>
-          <w:sz w:val="24"/>
-          <w:szCs w:val="24"/>
-          <w:lang w:val="en-US"/>
-        </w:rPr>
-        <w:t>etc..</w:t>
-      </w:r>
-      <w:proofErr w:type="gramEnd"/>
+        <w:t>, what return code each step executed etc..</w:t>
+      </w:r>
     </w:p>
     <w:p>
       <w:pPr>
@@ -9984,25 +9432,7 @@
           <w:szCs w:val="24"/>
           <w:lang w:val="en-US"/>
         </w:rPr>
-        <w:t xml:space="preserve"> is used to review the job output. </w:t>
-      </w:r>
-      <w:proofErr w:type="gramStart"/>
-      <w:r>
-        <w:rPr>
-          <w:sz w:val="24"/>
-          <w:szCs w:val="24"/>
-          <w:lang w:val="en-US"/>
-        </w:rPr>
-        <w:t>It’s</w:t>
-      </w:r>
-      <w:proofErr w:type="gramEnd"/>
-      <w:r>
-        <w:rPr>
-          <w:sz w:val="24"/>
-          <w:szCs w:val="24"/>
-          <w:lang w:val="en-US"/>
-        </w:rPr>
-        <w:t xml:space="preserve"> primary purpose is to display the output in the spool area.</w:t>
+        <w:t xml:space="preserve"> is used to review the job output. It’s primary purpose is to display the output in the spool area.</w:t>
       </w:r>
     </w:p>
     <w:p>
@@ -10357,7 +9787,6 @@
           <w:lang w:val="en-US"/>
         </w:rPr>
       </w:pPr>
-      <w:proofErr w:type="gramStart"/>
       <w:r>
         <w:rPr>
           <w:b/>
@@ -10368,7 +9797,6 @@
         </w:rPr>
         <w:t>?:</w:t>
       </w:r>
-      <w:proofErr w:type="gramEnd"/>
       <w:r>
         <w:rPr>
           <w:b/>
@@ -11202,29 +10630,7 @@
           <w:lang w:val="en-US"/>
         </w:rPr>
         <w:tab/>
-        <w:t>DISP=(</w:t>
-      </w:r>
-      <w:proofErr w:type="gramStart"/>
-      <w:r>
-        <w:rPr>
-          <w:b/>
-          <w:bCs/>
-          <w:sz w:val="24"/>
-          <w:szCs w:val="24"/>
-          <w:lang w:val="en-US"/>
-        </w:rPr>
-        <w:t>NEW,CATLG</w:t>
-      </w:r>
-      <w:proofErr w:type="gramEnd"/>
-      <w:r>
-        <w:rPr>
-          <w:b/>
-          <w:bCs/>
-          <w:sz w:val="24"/>
-          <w:szCs w:val="24"/>
-          <w:lang w:val="en-US"/>
-        </w:rPr>
-        <w:t>,DELETE),</w:t>
+        <w:t>DISP=(NEW,CATLG,DELETE),</w:t>
       </w:r>
     </w:p>
     <w:p>
@@ -11268,51 +10674,7 @@
           <w:lang w:val="en-US"/>
         </w:rPr>
         <w:tab/>
-        <w:t>SPACE=(</w:t>
-      </w:r>
-      <w:proofErr w:type="gramStart"/>
-      <w:r>
-        <w:rPr>
-          <w:b/>
-          <w:bCs/>
-          <w:sz w:val="24"/>
-          <w:szCs w:val="24"/>
-          <w:lang w:val="en-US"/>
-        </w:rPr>
-        <w:t>TRK,(</w:t>
-      </w:r>
-      <w:proofErr w:type="gramEnd"/>
-      <w:r>
-        <w:rPr>
-          <w:b/>
-          <w:bCs/>
-          <w:sz w:val="24"/>
-          <w:szCs w:val="24"/>
-          <w:lang w:val="en-US"/>
-        </w:rPr>
-        <w:t>100,50</w:t>
-      </w:r>
-      <w:proofErr w:type="gramStart"/>
-      <w:r>
-        <w:rPr>
-          <w:b/>
-          <w:bCs/>
-          <w:sz w:val="24"/>
-          <w:szCs w:val="24"/>
-          <w:lang w:val="en-US"/>
-        </w:rPr>
-        <w:t>),RLSE</w:t>
-      </w:r>
-      <w:proofErr w:type="gramEnd"/>
-      <w:r>
-        <w:rPr>
-          <w:b/>
-          <w:bCs/>
-          <w:sz w:val="24"/>
-          <w:szCs w:val="24"/>
-          <w:lang w:val="en-US"/>
-        </w:rPr>
-        <w:t>),</w:t>
+        <w:t>SPACE=(TRK,(100,50),RLSE),</w:t>
       </w:r>
     </w:p>
     <w:p>
@@ -11356,51 +10718,7 @@
           <w:lang w:val="en-US"/>
         </w:rPr>
         <w:tab/>
-        <w:t>DCB=(RECFM=</w:t>
-      </w:r>
-      <w:proofErr w:type="gramStart"/>
-      <w:r>
-        <w:rPr>
-          <w:b/>
-          <w:bCs/>
-          <w:sz w:val="24"/>
-          <w:szCs w:val="24"/>
-          <w:lang w:val="en-US"/>
-        </w:rPr>
-        <w:t>FB,LRECL</w:t>
-      </w:r>
-      <w:proofErr w:type="gramEnd"/>
-      <w:r>
-        <w:rPr>
-          <w:b/>
-          <w:bCs/>
-          <w:sz w:val="24"/>
-          <w:szCs w:val="24"/>
-          <w:lang w:val="en-US"/>
-        </w:rPr>
-        <w:t>=</w:t>
-      </w:r>
-      <w:proofErr w:type="gramStart"/>
-      <w:r>
-        <w:rPr>
-          <w:b/>
-          <w:bCs/>
-          <w:sz w:val="24"/>
-          <w:szCs w:val="24"/>
-          <w:lang w:val="en-US"/>
-        </w:rPr>
-        <w:t>80,BLKSIZE</w:t>
-      </w:r>
-      <w:proofErr w:type="gramEnd"/>
-      <w:r>
-        <w:rPr>
-          <w:b/>
-          <w:bCs/>
-          <w:sz w:val="24"/>
-          <w:szCs w:val="24"/>
-          <w:lang w:val="en-US"/>
-        </w:rPr>
-        <w:t>=800)</w:t>
+        <w:t>DCB=(RECFM=FB,LRECL=80,BLKSIZE=800)</w:t>
       </w:r>
     </w:p>
     <w:p>
@@ -12241,21 +11559,9 @@
           <w:szCs w:val="24"/>
           <w:lang w:val="en-US"/>
         </w:rPr>
-        <w:t>proc_</w:t>
-      </w:r>
-      <w:proofErr w:type="gramStart"/>
-      <w:r>
-        <w:rPr>
-          <w:b/>
-          <w:bCs/>
-          <w:sz w:val="24"/>
-          <w:szCs w:val="24"/>
-          <w:lang w:val="en-US"/>
-        </w:rPr>
-        <w:t>name,MNAME</w:t>
+        <w:t>proc_name,MNAME</w:t>
       </w:r>
       <w:proofErr w:type="spellEnd"/>
-      <w:proofErr w:type="gramEnd"/>
       <w:r>
         <w:rPr>
           <w:b/>
@@ -12544,27 +11850,15 @@
         <w:tab/>
         <w:t>DD DSN=</w:t>
       </w:r>
-      <w:proofErr w:type="gramStart"/>
-      <w:r>
-        <w:rPr>
-          <w:b/>
-          <w:bCs/>
-          <w:sz w:val="24"/>
-          <w:szCs w:val="24"/>
-          <w:lang w:val="en-US"/>
-        </w:rPr>
-        <w:t>NUHID.&amp;MNAME..</w:t>
-      </w:r>
-      <w:proofErr w:type="gramEnd"/>
-      <w:r>
-        <w:rPr>
-          <w:b/>
-          <w:bCs/>
-          <w:sz w:val="24"/>
-          <w:szCs w:val="24"/>
-          <w:lang w:val="en-US"/>
-        </w:rPr>
-        <w:t>PS1</w:t>
+      <w:r>
+        <w:rPr>
+          <w:b/>
+          <w:bCs/>
+          <w:sz w:val="24"/>
+          <w:szCs w:val="24"/>
+          <w:lang w:val="en-US"/>
+        </w:rPr>
+        <w:t>NUHID.&amp;MNAME..PS1</w:t>
       </w:r>
       <w:r>
         <w:rPr>
@@ -12638,29 +11932,7 @@
           <w:lang w:val="en-US"/>
         </w:rPr>
         <w:tab/>
-        <w:t>DISP=(</w:t>
-      </w:r>
-      <w:proofErr w:type="gramStart"/>
-      <w:r>
-        <w:rPr>
-          <w:b/>
-          <w:bCs/>
-          <w:sz w:val="24"/>
-          <w:szCs w:val="24"/>
-          <w:lang w:val="en-US"/>
-        </w:rPr>
-        <w:t>NEW,CATLG</w:t>
-      </w:r>
-      <w:proofErr w:type="gramEnd"/>
-      <w:r>
-        <w:rPr>
-          <w:b/>
-          <w:bCs/>
-          <w:sz w:val="24"/>
-          <w:szCs w:val="24"/>
-          <w:lang w:val="en-US"/>
-        </w:rPr>
-        <w:t>,DELETE),</w:t>
+        <w:t>DISP=(NEW,CATLG,DELETE),</w:t>
       </w:r>
     </w:p>
     <w:p>
@@ -12704,51 +11976,7 @@
           <w:lang w:val="en-US"/>
         </w:rPr>
         <w:tab/>
-        <w:t>SPACE=(</w:t>
-      </w:r>
-      <w:proofErr w:type="gramStart"/>
-      <w:r>
-        <w:rPr>
-          <w:b/>
-          <w:bCs/>
-          <w:sz w:val="24"/>
-          <w:szCs w:val="24"/>
-          <w:lang w:val="en-US"/>
-        </w:rPr>
-        <w:t>TRK,(</w:t>
-      </w:r>
-      <w:proofErr w:type="gramEnd"/>
-      <w:r>
-        <w:rPr>
-          <w:b/>
-          <w:bCs/>
-          <w:sz w:val="24"/>
-          <w:szCs w:val="24"/>
-          <w:lang w:val="en-US"/>
-        </w:rPr>
-        <w:t>100,50</w:t>
-      </w:r>
-      <w:proofErr w:type="gramStart"/>
-      <w:r>
-        <w:rPr>
-          <w:b/>
-          <w:bCs/>
-          <w:sz w:val="24"/>
-          <w:szCs w:val="24"/>
-          <w:lang w:val="en-US"/>
-        </w:rPr>
-        <w:t>),RLSE</w:t>
-      </w:r>
-      <w:proofErr w:type="gramEnd"/>
-      <w:r>
-        <w:rPr>
-          <w:b/>
-          <w:bCs/>
-          <w:sz w:val="24"/>
-          <w:szCs w:val="24"/>
-          <w:lang w:val="en-US"/>
-        </w:rPr>
-        <w:t>),</w:t>
+        <w:t>SPACE=(TRK,(100,50),RLSE),</w:t>
       </w:r>
     </w:p>
     <w:p>
@@ -12792,51 +12020,7 @@
           <w:lang w:val="en-US"/>
         </w:rPr>
         <w:tab/>
-        <w:t>DCB=(RECFM=</w:t>
-      </w:r>
-      <w:proofErr w:type="gramStart"/>
-      <w:r>
-        <w:rPr>
-          <w:b/>
-          <w:bCs/>
-          <w:sz w:val="24"/>
-          <w:szCs w:val="24"/>
-          <w:lang w:val="en-US"/>
-        </w:rPr>
-        <w:t>FB,LRECL</w:t>
-      </w:r>
-      <w:proofErr w:type="gramEnd"/>
-      <w:r>
-        <w:rPr>
-          <w:b/>
-          <w:bCs/>
-          <w:sz w:val="24"/>
-          <w:szCs w:val="24"/>
-          <w:lang w:val="en-US"/>
-        </w:rPr>
-        <w:t>=</w:t>
-      </w:r>
-      <w:proofErr w:type="gramStart"/>
-      <w:r>
-        <w:rPr>
-          <w:b/>
-          <w:bCs/>
-          <w:sz w:val="24"/>
-          <w:szCs w:val="24"/>
-          <w:lang w:val="en-US"/>
-        </w:rPr>
-        <w:t>80,BLKSIZE</w:t>
-      </w:r>
-      <w:proofErr w:type="gramEnd"/>
-      <w:r>
-        <w:rPr>
-          <w:b/>
-          <w:bCs/>
-          <w:sz w:val="24"/>
-          <w:szCs w:val="24"/>
-          <w:lang w:val="en-US"/>
-        </w:rPr>
-        <w:t>=800)</w:t>
+        <w:t>DCB=(RECFM=FB,LRECL=80,BLKSIZE=800)</w:t>
       </w:r>
     </w:p>
     <w:p>
@@ -13895,33 +13079,15 @@
           <w:szCs w:val="24"/>
           <w:lang w:val="en-US"/>
         </w:rPr>
-        <w:t xml:space="preserve">JCL code is readable code. Load modules </w:t>
-      </w:r>
-      <w:proofErr w:type="gramStart"/>
-      <w:r>
-        <w:rPr>
-          <w:sz w:val="24"/>
-          <w:szCs w:val="24"/>
-          <w:lang w:val="en-US"/>
-        </w:rPr>
-        <w:t>i</w:t>
-      </w:r>
-      <w:r>
-        <w:rPr>
-          <w:sz w:val="24"/>
-          <w:szCs w:val="24"/>
-          <w:lang w:val="en-US"/>
-        </w:rPr>
-        <w:t>s</w:t>
-      </w:r>
-      <w:proofErr w:type="gramEnd"/>
-      <w:r>
-        <w:rPr>
-          <w:sz w:val="24"/>
-          <w:szCs w:val="24"/>
-          <w:lang w:val="en-US"/>
-        </w:rPr>
-        <w:t xml:space="preserve"> in special characters.</w:t>
+        <w:t>JCL code is readable code. Load modules i</w:t>
+      </w:r>
+      <w:r>
+        <w:rPr>
+          <w:sz w:val="24"/>
+          <w:szCs w:val="24"/>
+          <w:lang w:val="en-US"/>
+        </w:rPr>
+        <w:t>s in special characters.</w:t>
       </w:r>
     </w:p>
     <w:p>
@@ -14142,29 +13308,7 @@
           <w:szCs w:val="24"/>
           <w:lang w:val="en-US"/>
         </w:rPr>
-        <w:t>COND=(</w:t>
-      </w:r>
-      <w:proofErr w:type="gramStart"/>
-      <w:r>
-        <w:rPr>
-          <w:b/>
-          <w:bCs/>
-          <w:sz w:val="24"/>
-          <w:szCs w:val="24"/>
-          <w:lang w:val="en-US"/>
-        </w:rPr>
-        <w:t>RC,OPERATOR</w:t>
-      </w:r>
-      <w:proofErr w:type="gramEnd"/>
-      <w:r>
-        <w:rPr>
-          <w:b/>
-          <w:bCs/>
-          <w:sz w:val="24"/>
-          <w:szCs w:val="24"/>
-          <w:lang w:val="en-US"/>
-        </w:rPr>
-        <w:t>,STEPNAME)</w:t>
+        <w:t>COND=(RC,OPERATOR,STEPNAME)</w:t>
       </w:r>
     </w:p>
     <w:p>
@@ -14596,29 +13740,7 @@
           <w:lang w:val="en-US"/>
         </w:rPr>
         <w:tab/>
-        <w:t>EXEC PGM=SORT, COND=(</w:t>
-      </w:r>
-      <w:proofErr w:type="gramStart"/>
-      <w:r>
-        <w:rPr>
-          <w:b/>
-          <w:bCs/>
-          <w:sz w:val="24"/>
-          <w:szCs w:val="24"/>
-          <w:lang w:val="en-US"/>
-        </w:rPr>
-        <w:t>0,EQ</w:t>
-      </w:r>
-      <w:proofErr w:type="gramEnd"/>
-      <w:r>
-        <w:rPr>
-          <w:b/>
-          <w:bCs/>
-          <w:sz w:val="24"/>
-          <w:szCs w:val="24"/>
-          <w:lang w:val="en-US"/>
-        </w:rPr>
-        <w:t>,step_name2)</w:t>
+        <w:t>EXEC PGM=SORT, COND=(0,EQ,step_name2)</w:t>
       </w:r>
     </w:p>
     <w:p>
@@ -14689,52 +13811,18 @@
           <w:szCs w:val="24"/>
           <w:lang w:val="en-US"/>
         </w:rPr>
-        <w:t>job_</w:t>
-      </w:r>
-      <w:proofErr w:type="gramStart"/>
-      <w:r>
-        <w:rPr>
-          <w:b/>
-          <w:bCs/>
-          <w:sz w:val="24"/>
-          <w:szCs w:val="24"/>
-          <w:lang w:val="en-US"/>
-        </w:rPr>
-        <w:t>parameters,COND</w:t>
+        <w:t>job_parameters,COND</w:t>
       </w:r>
       <w:proofErr w:type="spellEnd"/>
-      <w:proofErr w:type="gramEnd"/>
-      <w:r>
-        <w:rPr>
-          <w:b/>
-          <w:bCs/>
-          <w:sz w:val="24"/>
-          <w:szCs w:val="24"/>
-          <w:lang w:val="en-US"/>
-        </w:rPr>
-        <w:t>=(</w:t>
-      </w:r>
-      <w:proofErr w:type="gramStart"/>
-      <w:r>
-        <w:rPr>
-          <w:b/>
-          <w:bCs/>
-          <w:sz w:val="24"/>
-          <w:szCs w:val="24"/>
-          <w:lang w:val="en-US"/>
-        </w:rPr>
-        <w:t>4,LT</w:t>
-      </w:r>
-      <w:proofErr w:type="gramEnd"/>
-      <w:r>
-        <w:rPr>
-          <w:b/>
-          <w:bCs/>
-          <w:sz w:val="24"/>
-          <w:szCs w:val="24"/>
-          <w:lang w:val="en-US"/>
-        </w:rPr>
-        <w:t>)</w:t>
+      <w:r>
+        <w:rPr>
+          <w:b/>
+          <w:bCs/>
+          <w:sz w:val="24"/>
+          <w:szCs w:val="24"/>
+          <w:lang w:val="en-US"/>
+        </w:rPr>
+        <w:t>=(4,LT)</w:t>
       </w:r>
     </w:p>
     <w:p>
@@ -14788,61 +13876,17 @@
           <w:szCs w:val="24"/>
           <w:lang w:val="en-US"/>
         </w:rPr>
-        <w:t>COND=(</w:t>
-      </w:r>
-      <w:proofErr w:type="gramStart"/>
-      <w:r>
-        <w:rPr>
-          <w:b/>
-          <w:bCs/>
-          <w:sz w:val="24"/>
-          <w:szCs w:val="24"/>
-          <w:lang w:val="en-US"/>
-        </w:rPr>
-        <w:t>0,LE</w:t>
-      </w:r>
-      <w:proofErr w:type="gramEnd"/>
-      <w:r>
-        <w:rPr>
-          <w:b/>
-          <w:bCs/>
-          <w:sz w:val="24"/>
-          <w:szCs w:val="24"/>
-          <w:lang w:val="en-US"/>
-        </w:rPr>
-        <w:t>)</w:t>
-      </w:r>
-      <w:r>
-        <w:rPr>
-          <w:b/>
-          <w:bCs/>
-          <w:sz w:val="24"/>
-          <w:szCs w:val="24"/>
-          <w:lang w:val="en-US"/>
-        </w:rPr>
-        <w:t xml:space="preserve"> | (</w:t>
-      </w:r>
-      <w:proofErr w:type="gramStart"/>
-      <w:r>
-        <w:rPr>
-          <w:b/>
-          <w:bCs/>
-          <w:sz w:val="24"/>
-          <w:szCs w:val="24"/>
-          <w:lang w:val="en-US"/>
-        </w:rPr>
-        <w:t>4095,GT</w:t>
-      </w:r>
-      <w:proofErr w:type="gramEnd"/>
-      <w:r>
-        <w:rPr>
-          <w:b/>
-          <w:bCs/>
-          <w:sz w:val="24"/>
-          <w:szCs w:val="24"/>
-          <w:lang w:val="en-US"/>
-        </w:rPr>
-        <w:t>)</w:t>
+        <w:t>COND=(0,LE)</w:t>
+      </w:r>
+      <w:r>
+        <w:rPr>
+          <w:b/>
+          <w:bCs/>
+          <w:sz w:val="24"/>
+          <w:szCs w:val="24"/>
+          <w:lang w:val="en-US"/>
+        </w:rPr>
+        <w:t xml:space="preserve"> | (4095,GT)</w:t>
       </w:r>
     </w:p>
     <w:p>
@@ -14896,29 +13940,7 @@
           <w:szCs w:val="24"/>
           <w:lang w:val="en-US"/>
         </w:rPr>
-        <w:t>COND=(</w:t>
-      </w:r>
-      <w:proofErr w:type="gramStart"/>
-      <w:r>
-        <w:rPr>
-          <w:b/>
-          <w:bCs/>
-          <w:sz w:val="24"/>
-          <w:szCs w:val="24"/>
-          <w:lang w:val="en-US"/>
-        </w:rPr>
-        <w:t>4095,LT</w:t>
-      </w:r>
-      <w:proofErr w:type="gramEnd"/>
-      <w:r>
-        <w:rPr>
-          <w:b/>
-          <w:bCs/>
-          <w:sz w:val="24"/>
-          <w:szCs w:val="24"/>
-          <w:lang w:val="en-US"/>
-        </w:rPr>
-        <w:t xml:space="preserve">) </w:t>
+        <w:t xml:space="preserve">COND=(4095,LT) </w:t>
       </w:r>
     </w:p>
     <w:p>
@@ -15370,25 +14392,7 @@
           <w:szCs w:val="24"/>
           <w:lang w:val="en-US"/>
         </w:rPr>
-        <w:t>COND=(</w:t>
-      </w:r>
-      <w:proofErr w:type="gramStart"/>
-      <w:r>
-        <w:rPr>
-          <w:sz w:val="24"/>
-          <w:szCs w:val="24"/>
-          <w:lang w:val="en-US"/>
-        </w:rPr>
-        <w:t>4,LT</w:t>
-      </w:r>
-      <w:proofErr w:type="gramEnd"/>
-      <w:r>
-        <w:rPr>
-          <w:sz w:val="24"/>
-          <w:szCs w:val="24"/>
-          <w:lang w:val="en-US"/>
-        </w:rPr>
-        <w:t>)</w:t>
+        <w:t>COND=(4,LT)</w:t>
       </w:r>
     </w:p>
     <w:p>
@@ -15791,25 +14795,7 @@
           <w:lang w:val="en-US"/>
         </w:rPr>
         <w:tab/>
-        <w:t>EXEC PGM=SORT, COND=(</w:t>
-      </w:r>
-      <w:proofErr w:type="gramStart"/>
-      <w:r>
-        <w:rPr>
-          <w:sz w:val="24"/>
-          <w:szCs w:val="24"/>
-          <w:lang w:val="en-US"/>
-        </w:rPr>
-        <w:t>4,LT</w:t>
-      </w:r>
-      <w:proofErr w:type="gramEnd"/>
-      <w:r>
-        <w:rPr>
-          <w:sz w:val="24"/>
-          <w:szCs w:val="24"/>
-          <w:lang w:val="en-US"/>
-        </w:rPr>
-        <w:t>)</w:t>
+        <w:t>EXEC PGM=SORT, COND=(4,LT)</w:t>
       </w:r>
     </w:p>
     <w:p>
@@ -16960,28 +15946,7 @@
           <w:lang w:val="en-US"/>
         </w:rPr>
         <w:tab/>
-      </w:r>
-      <w:proofErr w:type="gramStart"/>
-      <w:r>
-        <w:rPr>
-          <w:b/>
-          <w:bCs/>
-          <w:sz w:val="24"/>
-          <w:szCs w:val="24"/>
-          <w:lang w:val="en-US"/>
-        </w:rPr>
-        <w:t>LIMIT(</w:t>
-      </w:r>
-      <w:proofErr w:type="gramEnd"/>
-      <w:r>
-        <w:rPr>
-          <w:b/>
-          <w:bCs/>
-          <w:sz w:val="24"/>
-          <w:szCs w:val="24"/>
-          <w:lang w:val="en-US"/>
-        </w:rPr>
-        <w:t>12)</w:t>
+        <w:t>LIMIT(12)</w:t>
       </w:r>
       <w:r>
         <w:rPr>
@@ -17271,29 +16236,7 @@
           <w:lang w:val="en-US"/>
         </w:rPr>
         <w:tab/>
-        <w:t>DD DSN=</w:t>
-      </w:r>
-      <w:proofErr w:type="gramStart"/>
-      <w:r>
-        <w:rPr>
-          <w:b/>
-          <w:bCs/>
-          <w:sz w:val="24"/>
-          <w:szCs w:val="24"/>
-          <w:lang w:val="en-US"/>
-        </w:rPr>
-        <w:t>NUHID.XXX.XXX(</w:t>
-      </w:r>
-      <w:proofErr w:type="gramEnd"/>
-      <w:r>
-        <w:rPr>
-          <w:b/>
-          <w:bCs/>
-          <w:sz w:val="24"/>
-          <w:szCs w:val="24"/>
-          <w:lang w:val="en-US"/>
-        </w:rPr>
-        <w:t>+1),</w:t>
+        <w:t>DD DSN=NUHID.XXX.XXX(+1),</w:t>
       </w:r>
     </w:p>
     <w:p>
@@ -17338,29 +16281,7 @@
           <w:lang w:val="en-US"/>
         </w:rPr>
         <w:tab/>
-        <w:t>DISP=(</w:t>
-      </w:r>
-      <w:proofErr w:type="gramStart"/>
-      <w:r>
-        <w:rPr>
-          <w:b/>
-          <w:bCs/>
-          <w:sz w:val="24"/>
-          <w:szCs w:val="24"/>
-          <w:lang w:val="en-US"/>
-        </w:rPr>
-        <w:t>NEW,CATLG</w:t>
-      </w:r>
-      <w:proofErr w:type="gramEnd"/>
-      <w:r>
-        <w:rPr>
-          <w:b/>
-          <w:bCs/>
-          <w:sz w:val="24"/>
-          <w:szCs w:val="24"/>
-          <w:lang w:val="en-US"/>
-        </w:rPr>
-        <w:t>,DELETE),</w:t>
+        <w:t>DISP=(NEW,CATLG,DELETE),</w:t>
       </w:r>
     </w:p>
     <w:p>
@@ -17405,51 +16326,7 @@
           <w:lang w:val="en-US"/>
         </w:rPr>
         <w:tab/>
-        <w:t>SPACE=(</w:t>
-      </w:r>
-      <w:proofErr w:type="gramStart"/>
-      <w:r>
-        <w:rPr>
-          <w:b/>
-          <w:bCs/>
-          <w:sz w:val="24"/>
-          <w:szCs w:val="24"/>
-          <w:lang w:val="en-US"/>
-        </w:rPr>
-        <w:t>TRK,(</w:t>
-      </w:r>
-      <w:proofErr w:type="gramEnd"/>
-      <w:r>
-        <w:rPr>
-          <w:b/>
-          <w:bCs/>
-          <w:sz w:val="24"/>
-          <w:szCs w:val="24"/>
-          <w:lang w:val="en-US"/>
-        </w:rPr>
-        <w:t>100,50</w:t>
-      </w:r>
-      <w:proofErr w:type="gramStart"/>
-      <w:r>
-        <w:rPr>
-          <w:b/>
-          <w:bCs/>
-          <w:sz w:val="24"/>
-          <w:szCs w:val="24"/>
-          <w:lang w:val="en-US"/>
-        </w:rPr>
-        <w:t>),RLSE</w:t>
-      </w:r>
-      <w:proofErr w:type="gramEnd"/>
-      <w:r>
-        <w:rPr>
-          <w:b/>
-          <w:bCs/>
-          <w:sz w:val="24"/>
-          <w:szCs w:val="24"/>
-          <w:lang w:val="en-US"/>
-        </w:rPr>
-        <w:t>),</w:t>
+        <w:t>SPACE=(TRK,(100,50),RLSE),</w:t>
       </w:r>
     </w:p>
     <w:p>
@@ -17494,51 +16371,7 @@
           <w:lang w:val="en-US"/>
         </w:rPr>
         <w:tab/>
-        <w:t>DCB=(RECFM=</w:t>
-      </w:r>
-      <w:proofErr w:type="gramStart"/>
-      <w:r>
-        <w:rPr>
-          <w:b/>
-          <w:bCs/>
-          <w:sz w:val="24"/>
-          <w:szCs w:val="24"/>
-          <w:lang w:val="en-US"/>
-        </w:rPr>
-        <w:t>FB,LRECL</w:t>
-      </w:r>
-      <w:proofErr w:type="gramEnd"/>
-      <w:r>
-        <w:rPr>
-          <w:b/>
-          <w:bCs/>
-          <w:sz w:val="24"/>
-          <w:szCs w:val="24"/>
-          <w:lang w:val="en-US"/>
-        </w:rPr>
-        <w:t>=</w:t>
-      </w:r>
-      <w:proofErr w:type="gramStart"/>
-      <w:r>
-        <w:rPr>
-          <w:b/>
-          <w:bCs/>
-          <w:sz w:val="24"/>
-          <w:szCs w:val="24"/>
-          <w:lang w:val="en-US"/>
-        </w:rPr>
-        <w:t>80,BLKSIZE</w:t>
-      </w:r>
-      <w:proofErr w:type="gramEnd"/>
-      <w:r>
-        <w:rPr>
-          <w:b/>
-          <w:bCs/>
-          <w:sz w:val="24"/>
-          <w:szCs w:val="24"/>
-          <w:lang w:val="en-US"/>
-        </w:rPr>
-        <w:t>=800)</w:t>
+        <w:t>DCB=(RECFM=FB,LRECL=80,BLKSIZE=800)</w:t>
       </w:r>
     </w:p>
     <w:p>
@@ -17855,51 +16688,7 @@
           <w:lang w:val="en-US"/>
         </w:rPr>
         <w:tab/>
-        <w:t>DD DSN=</w:t>
-      </w:r>
-      <w:proofErr w:type="gramStart"/>
-      <w:r>
-        <w:rPr>
-          <w:b/>
-          <w:bCs/>
-          <w:sz w:val="24"/>
-          <w:szCs w:val="24"/>
-          <w:lang w:val="en-US"/>
-        </w:rPr>
-        <w:t>NUHID.XXX.XXX(</w:t>
-      </w:r>
-      <w:proofErr w:type="gramEnd"/>
-      <w:r>
-        <w:rPr>
-          <w:b/>
-          <w:bCs/>
-          <w:sz w:val="24"/>
-          <w:szCs w:val="24"/>
-          <w:lang w:val="en-US"/>
-        </w:rPr>
-        <w:t>0 | -1 | -</w:t>
-      </w:r>
-      <w:proofErr w:type="gramStart"/>
-      <w:r>
-        <w:rPr>
-          <w:b/>
-          <w:bCs/>
-          <w:sz w:val="24"/>
-          <w:szCs w:val="24"/>
-          <w:lang w:val="en-US"/>
-        </w:rPr>
-        <w:t>2,..</w:t>
-      </w:r>
-      <w:proofErr w:type="gramEnd"/>
-      <w:r>
-        <w:rPr>
-          <w:b/>
-          <w:bCs/>
-          <w:sz w:val="24"/>
-          <w:szCs w:val="24"/>
-          <w:lang w:val="en-US"/>
-        </w:rPr>
-        <w:t>),</w:t>
+        <w:t>DD DSN=NUHID.XXX.XXX(0 | -1 | -2,..),</w:t>
       </w:r>
     </w:p>
     <w:p>
@@ -17944,29 +16733,7 @@
           <w:lang w:val="en-US"/>
         </w:rPr>
         <w:tab/>
-        <w:t>DISP=(</w:t>
-      </w:r>
-      <w:proofErr w:type="gramStart"/>
-      <w:r>
-        <w:rPr>
-          <w:b/>
-          <w:bCs/>
-          <w:sz w:val="24"/>
-          <w:szCs w:val="24"/>
-          <w:lang w:val="en-US"/>
-        </w:rPr>
-        <w:t>OLD,DELETE</w:t>
-      </w:r>
-      <w:proofErr w:type="gramEnd"/>
-      <w:r>
-        <w:rPr>
-          <w:b/>
-          <w:bCs/>
-          <w:sz w:val="24"/>
-          <w:szCs w:val="24"/>
-          <w:lang w:val="en-US"/>
-        </w:rPr>
-        <w:t>,DELETE),</w:t>
+        <w:t>DISP=(OLD,DELETE,DELETE),</w:t>
       </w:r>
     </w:p>
     <w:p>
@@ -20618,25 +19385,7 @@
           <w:szCs w:val="24"/>
           <w:lang w:val="en-US"/>
         </w:rPr>
-        <w:t xml:space="preserve"> Record Descriptor Field, it describes the records. There is </w:t>
-      </w:r>
-      <w:proofErr w:type="gramStart"/>
-      <w:r>
-        <w:rPr>
-          <w:sz w:val="24"/>
-          <w:szCs w:val="24"/>
-          <w:lang w:val="en-US"/>
-        </w:rPr>
-        <w:t>a</w:t>
-      </w:r>
-      <w:proofErr w:type="gramEnd"/>
-      <w:r>
-        <w:rPr>
-          <w:sz w:val="24"/>
-          <w:szCs w:val="24"/>
-          <w:lang w:val="en-US"/>
-        </w:rPr>
-        <w:t xml:space="preserve"> RDF for each record which tells what is the length of this record</w:t>
+        <w:t xml:space="preserve"> Record Descriptor Field, it describes the records. There is a RDF for each record which tells what is the length of this record</w:t>
       </w:r>
       <w:r>
         <w:rPr>
@@ -22320,51 +21069,7 @@
           <w:szCs w:val="24"/>
           <w:lang w:val="en-US"/>
         </w:rPr>
-        <w:t xml:space="preserve"> </w:t>
-      </w:r>
-      <w:proofErr w:type="gramStart"/>
-      <w:r>
-        <w:rPr>
-          <w:b/>
-          <w:bCs/>
-          <w:sz w:val="24"/>
-          <w:szCs w:val="24"/>
-          <w:lang w:val="en-US"/>
-        </w:rPr>
-        <w:t>KEY(</w:t>
-      </w:r>
-      <w:proofErr w:type="gramEnd"/>
-      <w:r>
-        <w:rPr>
-          <w:b/>
-          <w:bCs/>
-          <w:sz w:val="24"/>
-          <w:szCs w:val="24"/>
-          <w:lang w:val="en-US"/>
-        </w:rPr>
-        <w:t xml:space="preserve">length offset) -&gt; </w:t>
-      </w:r>
-      <w:proofErr w:type="gramStart"/>
-      <w:r>
-        <w:rPr>
-          <w:b/>
-          <w:bCs/>
-          <w:sz w:val="24"/>
-          <w:szCs w:val="24"/>
-          <w:lang w:val="en-US"/>
-        </w:rPr>
-        <w:t>KEY(</w:t>
-      </w:r>
-      <w:proofErr w:type="gramEnd"/>
-      <w:r>
-        <w:rPr>
-          <w:b/>
-          <w:bCs/>
-          <w:sz w:val="24"/>
-          <w:szCs w:val="24"/>
-          <w:lang w:val="en-US"/>
-        </w:rPr>
-        <w:t>8 0)</w:t>
+        <w:t xml:space="preserve"> KEY(length offset) -&gt; KEY(8 0)</w:t>
       </w:r>
     </w:p>
     <w:p>
@@ -22454,51 +21159,7 @@
           <w:szCs w:val="24"/>
           <w:lang w:val="en-US"/>
         </w:rPr>
-        <w:t xml:space="preserve"> </w:t>
-      </w:r>
-      <w:proofErr w:type="gramStart"/>
-      <w:r>
-        <w:rPr>
-          <w:b/>
-          <w:bCs/>
-          <w:sz w:val="24"/>
-          <w:szCs w:val="24"/>
-          <w:lang w:val="en-US"/>
-        </w:rPr>
-        <w:t>RECSZ(</w:t>
-      </w:r>
-      <w:proofErr w:type="gramEnd"/>
-      <w:r>
-        <w:rPr>
-          <w:b/>
-          <w:bCs/>
-          <w:sz w:val="24"/>
-          <w:szCs w:val="24"/>
-          <w:lang w:val="en-US"/>
-        </w:rPr>
-        <w:t xml:space="preserve">average maximum) -&gt; </w:t>
-      </w:r>
-      <w:proofErr w:type="gramStart"/>
-      <w:r>
-        <w:rPr>
-          <w:b/>
-          <w:bCs/>
-          <w:sz w:val="24"/>
-          <w:szCs w:val="24"/>
-          <w:lang w:val="en-US"/>
-        </w:rPr>
-        <w:t>RECSZ(</w:t>
-      </w:r>
-      <w:proofErr w:type="gramEnd"/>
-      <w:r>
-        <w:rPr>
-          <w:b/>
-          <w:bCs/>
-          <w:sz w:val="24"/>
-          <w:szCs w:val="24"/>
-          <w:lang w:val="en-US"/>
-        </w:rPr>
-        <w:t>90 200)</w:t>
+        <w:t xml:space="preserve"> RECSZ(average maximum) -&gt; RECSZ(90 200)</w:t>
       </w:r>
     </w:p>
     <w:p>
@@ -22567,29 +21228,7 @@
           <w:szCs w:val="24"/>
           <w:lang w:val="en-US"/>
         </w:rPr>
-        <w:t xml:space="preserve"> </w:t>
-      </w:r>
-      <w:proofErr w:type="gramStart"/>
-      <w:r>
-        <w:rPr>
-          <w:b/>
-          <w:bCs/>
-          <w:sz w:val="24"/>
-          <w:szCs w:val="24"/>
-          <w:lang w:val="en-US"/>
-        </w:rPr>
-        <w:t>FREESPACE(</w:t>
-      </w:r>
-      <w:proofErr w:type="gramEnd"/>
-      <w:r>
-        <w:rPr>
-          <w:b/>
-          <w:bCs/>
-          <w:sz w:val="24"/>
-          <w:szCs w:val="24"/>
-          <w:lang w:val="en-US"/>
-        </w:rPr>
-        <w:t>%CI %CA)</w:t>
+        <w:t xml:space="preserve"> FREESPACE(%CI %CA)</w:t>
       </w:r>
     </w:p>
     <w:p>
@@ -22948,59 +21587,25 @@
           <w:lang w:val="en-US"/>
         </w:rPr>
       </w:pPr>
-      <w:proofErr w:type="gramStart"/>
-      <w:r>
-        <w:rPr>
-          <w:b/>
-          <w:bCs/>
-          <w:sz w:val="24"/>
-          <w:szCs w:val="24"/>
-          <w:lang w:val="en-US"/>
-        </w:rPr>
-        <w:t>UNIT(</w:t>
-      </w:r>
-      <w:proofErr w:type="gramEnd"/>
-      <w:r>
-        <w:rPr>
-          <w:b/>
-          <w:bCs/>
-          <w:sz w:val="24"/>
-          <w:szCs w:val="24"/>
-          <w:lang w:val="en-US"/>
-        </w:rPr>
-        <w:t>PRIMARY SECONDARY)</w:t>
-      </w:r>
-      <w:r>
-        <w:rPr>
-          <w:b/>
-          <w:bCs/>
-          <w:sz w:val="24"/>
-          <w:szCs w:val="24"/>
-          <w:lang w:val="en-US"/>
-        </w:rPr>
-        <w:t xml:space="preserve"> -&gt; </w:t>
-      </w:r>
-      <w:proofErr w:type="gramStart"/>
-      <w:r>
-        <w:rPr>
-          <w:b/>
-          <w:bCs/>
-          <w:sz w:val="24"/>
-          <w:szCs w:val="24"/>
-          <w:lang w:val="en-US"/>
-        </w:rPr>
-        <w:t>TRACKS(</w:t>
-      </w:r>
-      <w:proofErr w:type="gramEnd"/>
-      <w:r>
-        <w:rPr>
-          <w:b/>
-          <w:bCs/>
-          <w:sz w:val="24"/>
-          <w:szCs w:val="24"/>
-          <w:lang w:val="en-US"/>
-        </w:rPr>
-        <w:t>100 50)</w:t>
+      <w:r>
+        <w:rPr>
+          <w:b/>
+          <w:bCs/>
+          <w:sz w:val="24"/>
+          <w:szCs w:val="24"/>
+          <w:lang w:val="en-US"/>
+        </w:rPr>
+        <w:t>UNIT(PRIMARY SECONDARY)</w:t>
+      </w:r>
+      <w:r>
+        <w:rPr>
+          <w:b/>
+          <w:bCs/>
+          <w:sz w:val="24"/>
+          <w:szCs w:val="24"/>
+          <w:lang w:val="en-US"/>
+        </w:rPr>
+        <w:t xml:space="preserve"> -&gt; TRACKS(100 50)</w:t>
       </w:r>
     </w:p>
     <w:p>
@@ -23324,20 +21929,8 @@
           <w:lang w:val="en-US"/>
         </w:rPr>
         <w:tab/>
-        <w:t xml:space="preserve">DEFINE </w:t>
-      </w:r>
-      <w:proofErr w:type="gramStart"/>
-      <w:r>
-        <w:rPr>
-          <w:b/>
-          <w:bCs/>
-          <w:sz w:val="24"/>
-          <w:szCs w:val="24"/>
-          <w:lang w:val="en-US"/>
-        </w:rPr>
-        <w:t>CLUSTER(</w:t>
-      </w:r>
-      <w:proofErr w:type="gramEnd"/>
+        <w:t>DEFINE CLUSTER(</w:t>
+      </w:r>
       <w:r>
         <w:rPr>
           <w:b/>
@@ -23391,28 +21984,7 @@
           <w:lang w:val="en-US"/>
         </w:rPr>
         <w:tab/>
-      </w:r>
-      <w:proofErr w:type="gramStart"/>
-      <w:r>
-        <w:rPr>
-          <w:b/>
-          <w:bCs/>
-          <w:sz w:val="24"/>
-          <w:szCs w:val="24"/>
-          <w:lang w:val="en-US"/>
-        </w:rPr>
-        <w:t>NAME(</w:t>
-      </w:r>
-      <w:proofErr w:type="gramEnd"/>
-      <w:r>
-        <w:rPr>
-          <w:b/>
-          <w:bCs/>
-          <w:sz w:val="24"/>
-          <w:szCs w:val="24"/>
-          <w:lang w:val="en-US"/>
-        </w:rPr>
-        <w:t>NUHID.XXX.XXXX)</w:t>
+        <w:t>NAME(NUHID.XXX.XXXX)</w:t>
       </w:r>
       <w:r>
         <w:rPr>
@@ -23522,28 +22094,7 @@
           <w:lang w:val="en-US"/>
         </w:rPr>
         <w:tab/>
-      </w:r>
-      <w:proofErr w:type="gramStart"/>
-      <w:r>
-        <w:rPr>
-          <w:b/>
-          <w:bCs/>
-          <w:sz w:val="24"/>
-          <w:szCs w:val="24"/>
-          <w:lang w:val="en-US"/>
-        </w:rPr>
-        <w:t>KEYS(</w:t>
-      </w:r>
-      <w:proofErr w:type="gramEnd"/>
-      <w:r>
-        <w:rPr>
-          <w:b/>
-          <w:bCs/>
-          <w:sz w:val="24"/>
-          <w:szCs w:val="24"/>
-          <w:lang w:val="en-US"/>
-        </w:rPr>
-        <w:t>5 0)</w:t>
+        <w:t>KEYS(5 0)</w:t>
       </w:r>
       <w:r>
         <w:rPr>
@@ -23608,28 +22159,7 @@
           <w:lang w:val="en-US"/>
         </w:rPr>
         <w:tab/>
-      </w:r>
-      <w:proofErr w:type="gramStart"/>
-      <w:r>
-        <w:rPr>
-          <w:b/>
-          <w:bCs/>
-          <w:sz w:val="24"/>
-          <w:szCs w:val="24"/>
-          <w:lang w:val="en-US"/>
-        </w:rPr>
-        <w:t>RECSZ(</w:t>
-      </w:r>
-      <w:proofErr w:type="gramEnd"/>
-      <w:r>
-        <w:rPr>
-          <w:b/>
-          <w:bCs/>
-          <w:sz w:val="24"/>
-          <w:szCs w:val="24"/>
-          <w:lang w:val="en-US"/>
-        </w:rPr>
-        <w:t>90 200)</w:t>
+        <w:t>RECSZ(90 200)</w:t>
       </w:r>
       <w:r>
         <w:rPr>
@@ -23694,28 +22224,7 @@
           <w:lang w:val="en-US"/>
         </w:rPr>
         <w:tab/>
-      </w:r>
-      <w:proofErr w:type="gramStart"/>
-      <w:r>
-        <w:rPr>
-          <w:b/>
-          <w:bCs/>
-          <w:sz w:val="24"/>
-          <w:szCs w:val="24"/>
-          <w:lang w:val="en-US"/>
-        </w:rPr>
-        <w:t>FREESPACE(</w:t>
-      </w:r>
-      <w:proofErr w:type="gramEnd"/>
-      <w:r>
-        <w:rPr>
-          <w:b/>
-          <w:bCs/>
-          <w:sz w:val="24"/>
-          <w:szCs w:val="24"/>
-          <w:lang w:val="en-US"/>
-        </w:rPr>
-        <w:t>10 20)</w:t>
+        <w:t>FREESPACE(10 20)</w:t>
       </w:r>
       <w:r>
         <w:rPr>
@@ -23770,28 +22279,7 @@
           <w:lang w:val="en-US"/>
         </w:rPr>
         <w:tab/>
-      </w:r>
-      <w:proofErr w:type="gramStart"/>
-      <w:r>
-        <w:rPr>
-          <w:b/>
-          <w:bCs/>
-          <w:sz w:val="24"/>
-          <w:szCs w:val="24"/>
-          <w:lang w:val="en-US"/>
-        </w:rPr>
-        <w:t>TRACKS(</w:t>
-      </w:r>
-      <w:proofErr w:type="gramEnd"/>
-      <w:r>
-        <w:rPr>
-          <w:b/>
-          <w:bCs/>
-          <w:sz w:val="24"/>
-          <w:szCs w:val="24"/>
-          <w:lang w:val="en-US"/>
-        </w:rPr>
-        <w:t>50 30)</w:t>
+        <w:t>TRACKS(50 30)</w:t>
       </w:r>
       <w:r>
         <w:rPr>
@@ -23846,28 +22334,7 @@
           <w:lang w:val="en-US"/>
         </w:rPr>
         <w:tab/>
-      </w:r>
-      <w:proofErr w:type="gramStart"/>
-      <w:r>
-        <w:rPr>
-          <w:b/>
-          <w:bCs/>
-          <w:sz w:val="24"/>
-          <w:szCs w:val="24"/>
-          <w:lang w:val="en-US"/>
-        </w:rPr>
-        <w:t>CISZ(</w:t>
-      </w:r>
-      <w:proofErr w:type="gramEnd"/>
-      <w:r>
-        <w:rPr>
-          <w:b/>
-          <w:bCs/>
-          <w:sz w:val="24"/>
-          <w:szCs w:val="24"/>
-          <w:lang w:val="en-US"/>
-        </w:rPr>
-        <w:t>8192)</w:t>
+        <w:t>CISZ(8192)</w:t>
       </w:r>
       <w:r>
         <w:rPr>
@@ -24636,21 +23103,49 @@
         </w:numPr>
         <w:spacing w:after="0"/>
         <w:rPr>
-          <w:b/>
-          <w:bCs/>
-          <w:sz w:val="24"/>
-          <w:szCs w:val="24"/>
-          <w:u w:val="single"/>
-          <w:lang w:val="en-US"/>
-        </w:rPr>
-      </w:pPr>
-      <w:r>
-        <w:rPr>
-          <w:sz w:val="24"/>
-          <w:szCs w:val="24"/>
-          <w:lang w:val="en-US"/>
-        </w:rPr>
-        <w:t>Parameters required while creating a ESDS are:</w:t>
+          <w:sz w:val="24"/>
+          <w:szCs w:val="24"/>
+          <w:lang w:val="en-US"/>
+        </w:rPr>
+      </w:pPr>
+      <w:r>
+        <w:rPr>
+          <w:sz w:val="24"/>
+          <w:szCs w:val="24"/>
+          <w:lang w:val="en-US"/>
+        </w:rPr>
+        <w:t>R</w:t>
+      </w:r>
+      <w:r>
+        <w:rPr>
+          <w:sz w:val="24"/>
+          <w:szCs w:val="24"/>
+          <w:lang w:val="en-US"/>
+        </w:rPr>
+        <w:t xml:space="preserve">BA = byte position of the record from the beginning of the dataset. </w:t>
+      </w:r>
+    </w:p>
+    <w:p>
+      <w:pPr>
+        <w:pStyle w:val="ListParagraph"/>
+        <w:numPr>
+          <w:ilvl w:val="0"/>
+          <w:numId w:val="33"/>
+        </w:numPr>
+        <w:spacing w:after="0"/>
+        <w:rPr>
+          <w:sz w:val="24"/>
+          <w:szCs w:val="24"/>
+          <w:lang w:val="en-US"/>
+        </w:rPr>
+      </w:pPr>
+      <w:r>
+        <w:rPr>
+          <w:sz w:val="24"/>
+          <w:szCs w:val="24"/>
+          <w:lang w:val="en-US"/>
+        </w:rPr>
+        <w:t>Example:</w:t>
       </w:r>
     </w:p>
     <w:p>
@@ -24662,23 +23157,18 @@
         </w:numPr>
         <w:spacing w:after="0"/>
         <w:rPr>
-          <w:b/>
-          <w:bCs/>
-          <w:sz w:val="24"/>
-          <w:szCs w:val="24"/>
-          <w:u w:val="single"/>
-          <w:lang w:val="en-US"/>
-        </w:rPr>
-      </w:pPr>
-      <w:r>
-        <w:rPr>
-          <w:b/>
-          <w:bCs/>
-          <w:sz w:val="24"/>
-          <w:szCs w:val="24"/>
-          <w:lang w:val="en-US"/>
-        </w:rPr>
-        <w:t>NAME</w:t>
+          <w:sz w:val="24"/>
+          <w:szCs w:val="24"/>
+          <w:lang w:val="en-US"/>
+        </w:rPr>
+      </w:pPr>
+      <w:r>
+        <w:rPr>
+          <w:sz w:val="24"/>
+          <w:szCs w:val="24"/>
+          <w:lang w:val="en-US"/>
+        </w:rPr>
+        <w:t xml:space="preserve">If a record starts at byte 500, then its RBA = 500 </w:t>
       </w:r>
     </w:p>
     <w:p>
@@ -24690,79 +23180,131 @@
         </w:numPr>
         <w:spacing w:after="0"/>
         <w:rPr>
-          <w:b/>
-          <w:bCs/>
-          <w:sz w:val="24"/>
-          <w:szCs w:val="24"/>
-          <w:u w:val="single"/>
-          <w:lang w:val="en-US"/>
-        </w:rPr>
-      </w:pPr>
-      <w:r>
-        <w:rPr>
-          <w:b/>
-          <w:bCs/>
-          <w:sz w:val="24"/>
-          <w:szCs w:val="24"/>
-          <w:lang w:val="en-US"/>
-        </w:rPr>
-        <w:t>RECSZ</w:t>
-      </w:r>
-    </w:p>
-    <w:p>
-      <w:pPr>
-        <w:pStyle w:val="ListParagraph"/>
+          <w:sz w:val="24"/>
+          <w:szCs w:val="24"/>
+          <w:lang w:val="en-US"/>
+        </w:rPr>
+      </w:pPr>
+      <w:r>
+        <w:rPr>
+          <w:sz w:val="24"/>
+          <w:szCs w:val="24"/>
+          <w:lang w:val="en-US"/>
+        </w:rPr>
+        <w:t>You can directly jump to that record using RBA</w:t>
+      </w:r>
+    </w:p>
+    <w:p>
+      <w:pPr>
+        <w:pStyle w:val="ListParagraph"/>
+        <w:numPr>
+          <w:ilvl w:val="0"/>
+          <w:numId w:val="33"/>
+        </w:numPr>
+        <w:spacing w:after="0"/>
+        <w:rPr>
+          <w:sz w:val="24"/>
+          <w:szCs w:val="24"/>
+          <w:lang w:val="en-US"/>
+        </w:rPr>
+      </w:pPr>
+      <w:r>
+        <w:rPr>
+          <w:sz w:val="24"/>
+          <w:szCs w:val="24"/>
+          <w:lang w:val="en-US"/>
+        </w:rPr>
+        <w:t xml:space="preserve">Random access is only possible if you already know the RBA </w:t>
+      </w:r>
+    </w:p>
+    <w:p>
+      <w:pPr>
+        <w:pStyle w:val="ListParagraph"/>
+        <w:numPr>
+          <w:ilvl w:val="0"/>
+          <w:numId w:val="33"/>
+        </w:numPr>
+        <w:spacing w:after="0"/>
+        <w:rPr>
+          <w:sz w:val="24"/>
+          <w:szCs w:val="24"/>
+          <w:lang w:val="en-US"/>
+        </w:rPr>
+      </w:pPr>
+      <w:r>
+        <w:rPr>
+          <w:sz w:val="24"/>
+          <w:szCs w:val="24"/>
+          <w:lang w:val="en-US"/>
+        </w:rPr>
+        <w:t xml:space="preserve">RBA is usually obtained: </w:t>
+      </w:r>
+    </w:p>
+    <w:p>
+      <w:pPr>
         <w:numPr>
           <w:ilvl w:val="1"/>
           <w:numId w:val="33"/>
         </w:numPr>
-        <w:spacing w:after="0"/>
-        <w:rPr>
-          <w:b/>
-          <w:bCs/>
-          <w:sz w:val="24"/>
-          <w:szCs w:val="24"/>
-          <w:u w:val="single"/>
-          <w:lang w:val="en-US"/>
-        </w:rPr>
-      </w:pPr>
-      <w:r>
-        <w:rPr>
-          <w:b/>
-          <w:bCs/>
-          <w:sz w:val="24"/>
-          <w:szCs w:val="24"/>
-          <w:lang w:val="en-US"/>
-        </w:rPr>
-        <w:t>FREESPACE</w:t>
-      </w:r>
-    </w:p>
-    <w:p>
-      <w:pPr>
-        <w:pStyle w:val="ListParagraph"/>
+        <w:spacing w:before="100" w:beforeAutospacing="1" w:after="100" w:afterAutospacing="1" w:line="240" w:lineRule="auto"/>
+        <w:rPr>
+          <w:sz w:val="24"/>
+          <w:szCs w:val="24"/>
+          <w:lang w:val="en-US"/>
+        </w:rPr>
+      </w:pPr>
+      <w:r>
+        <w:rPr>
+          <w:sz w:val="24"/>
+          <w:szCs w:val="24"/>
+          <w:lang w:val="en-US"/>
+        </w:rPr>
+        <w:t xml:space="preserve">During previous read/write operations </w:t>
+      </w:r>
+    </w:p>
+    <w:p>
+      <w:pPr>
         <w:numPr>
           <w:ilvl w:val="1"/>
           <w:numId w:val="33"/>
         </w:numPr>
-        <w:spacing w:after="0"/>
-        <w:rPr>
-          <w:b/>
-          <w:bCs/>
-          <w:sz w:val="24"/>
-          <w:szCs w:val="24"/>
-          <w:u w:val="single"/>
-          <w:lang w:val="en-US"/>
-        </w:rPr>
-      </w:pPr>
-      <w:r>
-        <w:rPr>
-          <w:b/>
-          <w:bCs/>
-          <w:sz w:val="24"/>
-          <w:szCs w:val="24"/>
-          <w:lang w:val="en-US"/>
-        </w:rPr>
-        <w:t>NONINDEXED</w:t>
+        <w:spacing w:before="100" w:beforeAutospacing="1" w:after="100" w:afterAutospacing="1" w:line="240" w:lineRule="auto"/>
+        <w:rPr>
+          <w:sz w:val="24"/>
+          <w:szCs w:val="24"/>
+          <w:lang w:val="en-US"/>
+        </w:rPr>
+      </w:pPr>
+      <w:r>
+        <w:rPr>
+          <w:sz w:val="24"/>
+          <w:szCs w:val="24"/>
+          <w:lang w:val="en-US"/>
+        </w:rPr>
+        <w:t>Stored externally for later use</w:t>
+      </w:r>
+    </w:p>
+    <w:p>
+      <w:pPr>
+        <w:pStyle w:val="ListParagraph"/>
+        <w:numPr>
+          <w:ilvl w:val="0"/>
+          <w:numId w:val="33"/>
+        </w:numPr>
+        <w:spacing w:after="0"/>
+        <w:rPr>
+          <w:sz w:val="24"/>
+          <w:szCs w:val="24"/>
+          <w:lang w:val="en-US"/>
+        </w:rPr>
+      </w:pPr>
+      <w:r>
+        <w:rPr>
+          <w:sz w:val="24"/>
+          <w:szCs w:val="24"/>
+          <w:lang w:val="en-US"/>
+        </w:rPr>
+        <w:t>Parameters required while creating a ESDS are:</w:t>
       </w:r>
     </w:p>
     <w:p>
@@ -24790,7 +23332,7 @@
           <w:szCs w:val="24"/>
           <w:lang w:val="en-US"/>
         </w:rPr>
-        <w:t>CISZ</w:t>
+        <w:t>NAME</w:t>
       </w:r>
     </w:p>
     <w:p>
@@ -24818,7 +23360,7 @@
           <w:szCs w:val="24"/>
           <w:lang w:val="en-US"/>
         </w:rPr>
-        <w:t>SPACE</w:t>
+        <w:t>RECSZ</w:t>
       </w:r>
     </w:p>
     <w:p>
@@ -24846,6 +23388,118 @@
           <w:szCs w:val="24"/>
           <w:lang w:val="en-US"/>
         </w:rPr>
+        <w:t>FREESPACE</w:t>
+      </w:r>
+    </w:p>
+    <w:p>
+      <w:pPr>
+        <w:pStyle w:val="ListParagraph"/>
+        <w:numPr>
+          <w:ilvl w:val="1"/>
+          <w:numId w:val="33"/>
+        </w:numPr>
+        <w:spacing w:after="0"/>
+        <w:rPr>
+          <w:b/>
+          <w:bCs/>
+          <w:sz w:val="24"/>
+          <w:szCs w:val="24"/>
+          <w:u w:val="single"/>
+          <w:lang w:val="en-US"/>
+        </w:rPr>
+      </w:pPr>
+      <w:r>
+        <w:rPr>
+          <w:b/>
+          <w:bCs/>
+          <w:sz w:val="24"/>
+          <w:szCs w:val="24"/>
+          <w:lang w:val="en-US"/>
+        </w:rPr>
+        <w:t>NONINDEXED</w:t>
+      </w:r>
+    </w:p>
+    <w:p>
+      <w:pPr>
+        <w:pStyle w:val="ListParagraph"/>
+        <w:numPr>
+          <w:ilvl w:val="1"/>
+          <w:numId w:val="33"/>
+        </w:numPr>
+        <w:spacing w:after="0"/>
+        <w:rPr>
+          <w:b/>
+          <w:bCs/>
+          <w:sz w:val="24"/>
+          <w:szCs w:val="24"/>
+          <w:u w:val="single"/>
+          <w:lang w:val="en-US"/>
+        </w:rPr>
+      </w:pPr>
+      <w:r>
+        <w:rPr>
+          <w:b/>
+          <w:bCs/>
+          <w:sz w:val="24"/>
+          <w:szCs w:val="24"/>
+          <w:lang w:val="en-US"/>
+        </w:rPr>
+        <w:t>CISZ</w:t>
+      </w:r>
+    </w:p>
+    <w:p>
+      <w:pPr>
+        <w:pStyle w:val="ListParagraph"/>
+        <w:numPr>
+          <w:ilvl w:val="1"/>
+          <w:numId w:val="33"/>
+        </w:numPr>
+        <w:spacing w:after="0"/>
+        <w:rPr>
+          <w:b/>
+          <w:bCs/>
+          <w:sz w:val="24"/>
+          <w:szCs w:val="24"/>
+          <w:u w:val="single"/>
+          <w:lang w:val="en-US"/>
+        </w:rPr>
+      </w:pPr>
+      <w:r>
+        <w:rPr>
+          <w:b/>
+          <w:bCs/>
+          <w:sz w:val="24"/>
+          <w:szCs w:val="24"/>
+          <w:lang w:val="en-US"/>
+        </w:rPr>
+        <w:t>SPACE</w:t>
+      </w:r>
+    </w:p>
+    <w:p>
+      <w:pPr>
+        <w:pStyle w:val="ListParagraph"/>
+        <w:numPr>
+          <w:ilvl w:val="1"/>
+          <w:numId w:val="33"/>
+        </w:numPr>
+        <w:spacing w:after="0"/>
+        <w:rPr>
+          <w:b/>
+          <w:bCs/>
+          <w:sz w:val="24"/>
+          <w:szCs w:val="24"/>
+          <w:u w:val="single"/>
+          <w:lang w:val="en-US"/>
+        </w:rPr>
+      </w:pPr>
+      <w:r>
+        <w:rPr>
+          <w:b/>
+          <w:bCs/>
+          <w:sz w:val="24"/>
+          <w:szCs w:val="24"/>
+          <w:lang w:val="en-US"/>
+        </w:rPr>
         <w:t>VOLUME</w:t>
       </w:r>
     </w:p>
@@ -25031,20 +23685,8 @@
           <w:lang w:val="en-US"/>
         </w:rPr>
         <w:tab/>
-        <w:t xml:space="preserve">DEFINE </w:t>
-      </w:r>
-      <w:proofErr w:type="gramStart"/>
-      <w:r>
-        <w:rPr>
-          <w:b/>
-          <w:bCs/>
-          <w:sz w:val="24"/>
-          <w:szCs w:val="24"/>
-          <w:lang w:val="en-US"/>
-        </w:rPr>
-        <w:t>CLUSTER(</w:t>
-      </w:r>
-      <w:proofErr w:type="gramEnd"/>
+        <w:t>DEFINE CLUSTER(</w:t>
+      </w:r>
       <w:r>
         <w:rPr>
           <w:b/>
@@ -25208,28 +23850,7 @@
           <w:lang w:val="en-US"/>
         </w:rPr>
         <w:tab/>
-      </w:r>
-      <w:proofErr w:type="gramStart"/>
-      <w:r>
-        <w:rPr>
-          <w:b/>
-          <w:bCs/>
-          <w:sz w:val="24"/>
-          <w:szCs w:val="24"/>
-          <w:lang w:val="en-US"/>
-        </w:rPr>
-        <w:t>RECSZ(</w:t>
-      </w:r>
-      <w:proofErr w:type="gramEnd"/>
-      <w:r>
-        <w:rPr>
-          <w:b/>
-          <w:bCs/>
-          <w:sz w:val="24"/>
-          <w:szCs w:val="24"/>
-          <w:lang w:val="en-US"/>
-        </w:rPr>
-        <w:t>100 50)</w:t>
+        <w:t>RECSZ(100 50)</w:t>
       </w:r>
       <w:r>
         <w:rPr>
@@ -25294,28 +23915,7 @@
           <w:lang w:val="en-US"/>
         </w:rPr>
         <w:tab/>
-      </w:r>
-      <w:proofErr w:type="gramStart"/>
-      <w:r>
-        <w:rPr>
-          <w:b/>
-          <w:bCs/>
-          <w:sz w:val="24"/>
-          <w:szCs w:val="24"/>
-          <w:lang w:val="en-US"/>
-        </w:rPr>
-        <w:t>FREESPACE(</w:t>
-      </w:r>
-      <w:proofErr w:type="gramEnd"/>
-      <w:r>
-        <w:rPr>
-          <w:b/>
-          <w:bCs/>
-          <w:sz w:val="24"/>
-          <w:szCs w:val="24"/>
-          <w:lang w:val="en-US"/>
-        </w:rPr>
-        <w:t>10 20)</w:t>
+        <w:t>FREESPACE(10 20)</w:t>
       </w:r>
       <w:r>
         <w:rPr>
@@ -25370,28 +23970,7 @@
           <w:lang w:val="en-US"/>
         </w:rPr>
         <w:tab/>
-      </w:r>
-      <w:proofErr w:type="gramStart"/>
-      <w:r>
-        <w:rPr>
-          <w:b/>
-          <w:bCs/>
-          <w:sz w:val="24"/>
-          <w:szCs w:val="24"/>
-          <w:lang w:val="en-US"/>
-        </w:rPr>
-        <w:t>CISZ(</w:t>
-      </w:r>
-      <w:proofErr w:type="gramEnd"/>
-      <w:r>
-        <w:rPr>
-          <w:b/>
-          <w:bCs/>
-          <w:sz w:val="24"/>
-          <w:szCs w:val="24"/>
-          <w:lang w:val="en-US"/>
-        </w:rPr>
-        <w:t>8192)</w:t>
+        <w:t>CISZ(8192)</w:t>
       </w:r>
       <w:r>
         <w:rPr>
@@ -25456,28 +24035,7 @@
           <w:lang w:val="en-US"/>
         </w:rPr>
         <w:tab/>
-      </w:r>
-      <w:proofErr w:type="gramStart"/>
-      <w:r>
-        <w:rPr>
-          <w:b/>
-          <w:bCs/>
-          <w:sz w:val="24"/>
-          <w:szCs w:val="24"/>
-          <w:lang w:val="en-US"/>
-        </w:rPr>
-        <w:t>TRACKS(</w:t>
-      </w:r>
-      <w:proofErr w:type="gramEnd"/>
-      <w:r>
-        <w:rPr>
-          <w:b/>
-          <w:bCs/>
-          <w:sz w:val="24"/>
-          <w:szCs w:val="24"/>
-          <w:lang w:val="en-US"/>
-        </w:rPr>
-        <w:t>100 500</w:t>
+        <w:t>TRACKS(100 500</w:t>
       </w:r>
       <w:r>
         <w:rPr>
@@ -25542,28 +24100,7 @@
           <w:lang w:val="en-US"/>
         </w:rPr>
         <w:tab/>
-      </w:r>
-      <w:proofErr w:type="gramStart"/>
-      <w:r>
-        <w:rPr>
-          <w:b/>
-          <w:bCs/>
-          <w:sz w:val="24"/>
-          <w:szCs w:val="24"/>
-          <w:lang w:val="en-US"/>
-        </w:rPr>
-        <w:t>VOLUME(</w:t>
-      </w:r>
-      <w:proofErr w:type="gramEnd"/>
-      <w:r>
-        <w:rPr>
-          <w:b/>
-          <w:bCs/>
-          <w:sz w:val="24"/>
-          <w:szCs w:val="24"/>
-          <w:lang w:val="en-US"/>
-        </w:rPr>
-        <w:t>* *))</w:t>
+        <w:t>VOLUME(* *))</w:t>
       </w:r>
       <w:r>
         <w:rPr>
@@ -25629,110 +24166,6 @@
         </w:rPr>
         <w:t>/*</w:t>
       </w:r>
-    </w:p>
-    <w:p>
-      <w:pPr>
-        <w:spacing w:after="0"/>
-        <w:rPr>
-          <w:b/>
-          <w:bCs/>
-          <w:sz w:val="24"/>
-          <w:szCs w:val="24"/>
-          <w:u w:val="single"/>
-          <w:lang w:val="en-US"/>
-        </w:rPr>
-      </w:pPr>
-    </w:p>
-    <w:p>
-      <w:pPr>
-        <w:spacing w:after="0"/>
-        <w:rPr>
-          <w:b/>
-          <w:bCs/>
-          <w:sz w:val="24"/>
-          <w:szCs w:val="24"/>
-          <w:u w:val="single"/>
-          <w:lang w:val="en-US"/>
-        </w:rPr>
-      </w:pPr>
-    </w:p>
-    <w:p>
-      <w:pPr>
-        <w:spacing w:after="0"/>
-        <w:rPr>
-          <w:b/>
-          <w:bCs/>
-          <w:sz w:val="24"/>
-          <w:szCs w:val="24"/>
-          <w:u w:val="single"/>
-          <w:lang w:val="en-US"/>
-        </w:rPr>
-      </w:pPr>
-    </w:p>
-    <w:p>
-      <w:pPr>
-        <w:spacing w:after="0"/>
-        <w:rPr>
-          <w:b/>
-          <w:bCs/>
-          <w:sz w:val="24"/>
-          <w:szCs w:val="24"/>
-          <w:u w:val="single"/>
-          <w:lang w:val="en-US"/>
-        </w:rPr>
-      </w:pPr>
-    </w:p>
-    <w:p>
-      <w:pPr>
-        <w:spacing w:after="0"/>
-        <w:rPr>
-          <w:b/>
-          <w:bCs/>
-          <w:sz w:val="24"/>
-          <w:szCs w:val="24"/>
-          <w:u w:val="single"/>
-          <w:lang w:val="en-US"/>
-        </w:rPr>
-      </w:pPr>
-    </w:p>
-    <w:p>
-      <w:pPr>
-        <w:spacing w:after="0"/>
-        <w:rPr>
-          <w:b/>
-          <w:bCs/>
-          <w:sz w:val="24"/>
-          <w:szCs w:val="24"/>
-          <w:u w:val="single"/>
-          <w:lang w:val="en-US"/>
-        </w:rPr>
-      </w:pPr>
-    </w:p>
-    <w:p>
-      <w:pPr>
-        <w:spacing w:after="0"/>
-        <w:rPr>
-          <w:b/>
-          <w:bCs/>
-          <w:sz w:val="24"/>
-          <w:szCs w:val="24"/>
-          <w:u w:val="single"/>
-          <w:lang w:val="en-US"/>
-        </w:rPr>
-      </w:pPr>
-    </w:p>
-    <w:p>
-      <w:pPr>
-        <w:spacing w:after="0"/>
-        <w:rPr>
-          <w:b/>
-          <w:bCs/>
-          <w:sz w:val="24"/>
-          <w:szCs w:val="24"/>
-          <w:u w:val="single"/>
-          <w:lang w:val="en-US"/>
-        </w:rPr>
-      </w:pPr>
     </w:p>
     <w:p>
       <w:pPr>
@@ -26532,20 +24965,8 @@
           <w:lang w:val="en-US"/>
         </w:rPr>
         <w:tab/>
-        <w:t xml:space="preserve">DEFINE </w:t>
-      </w:r>
-      <w:proofErr w:type="gramStart"/>
-      <w:r>
-        <w:rPr>
-          <w:b/>
-          <w:bCs/>
-          <w:sz w:val="24"/>
-          <w:szCs w:val="24"/>
-          <w:lang w:val="en-US"/>
-        </w:rPr>
-        <w:t>CLUSTER(</w:t>
-      </w:r>
-      <w:proofErr w:type="gramEnd"/>
+        <w:t>DEFINE CLUSTER(</w:t>
+      </w:r>
       <w:r>
         <w:rPr>
           <w:b/>
@@ -26709,28 +25130,7 @@
           <w:lang w:val="en-US"/>
         </w:rPr>
         <w:tab/>
-      </w:r>
-      <w:proofErr w:type="gramStart"/>
-      <w:r>
-        <w:rPr>
-          <w:b/>
-          <w:bCs/>
-          <w:sz w:val="24"/>
-          <w:szCs w:val="24"/>
-          <w:lang w:val="en-US"/>
-        </w:rPr>
-        <w:t>RECSZ(</w:t>
-      </w:r>
-      <w:proofErr w:type="gramEnd"/>
-      <w:r>
-        <w:rPr>
-          <w:b/>
-          <w:bCs/>
-          <w:sz w:val="24"/>
-          <w:szCs w:val="24"/>
-          <w:lang w:val="en-US"/>
-        </w:rPr>
-        <w:t>90 200)</w:t>
+        <w:t>RECSZ(90 200)</w:t>
       </w:r>
       <w:r>
         <w:rPr>
@@ -26795,28 +25195,7 @@
           <w:lang w:val="en-US"/>
         </w:rPr>
         <w:tab/>
-      </w:r>
-      <w:proofErr w:type="gramStart"/>
-      <w:r>
-        <w:rPr>
-          <w:b/>
-          <w:bCs/>
-          <w:sz w:val="24"/>
-          <w:szCs w:val="24"/>
-          <w:lang w:val="en-US"/>
-        </w:rPr>
-        <w:t>CISZ(</w:t>
-      </w:r>
-      <w:proofErr w:type="gramEnd"/>
-      <w:r>
-        <w:rPr>
-          <w:b/>
-          <w:bCs/>
-          <w:sz w:val="24"/>
-          <w:szCs w:val="24"/>
-          <w:lang w:val="en-US"/>
-        </w:rPr>
-        <w:t>8192)</w:t>
+        <w:t>CISZ(8192)</w:t>
       </w:r>
       <w:r>
         <w:rPr>
@@ -26881,28 +25260,7 @@
           <w:lang w:val="en-US"/>
         </w:rPr>
         <w:tab/>
-      </w:r>
-      <w:proofErr w:type="gramStart"/>
-      <w:r>
-        <w:rPr>
-          <w:b/>
-          <w:bCs/>
-          <w:sz w:val="24"/>
-          <w:szCs w:val="24"/>
-          <w:lang w:val="en-US"/>
-        </w:rPr>
-        <w:t>TRACKS(</w:t>
-      </w:r>
-      <w:proofErr w:type="gramEnd"/>
-      <w:r>
-        <w:rPr>
-          <w:b/>
-          <w:bCs/>
-          <w:sz w:val="24"/>
-          <w:szCs w:val="24"/>
-          <w:lang w:val="en-US"/>
-        </w:rPr>
-        <w:t>100 50)</w:t>
+        <w:t>TRACKS(100 50)</w:t>
       </w:r>
       <w:r>
         <w:rPr>
@@ -26957,28 +25315,7 @@
           <w:lang w:val="en-US"/>
         </w:rPr>
         <w:tab/>
-      </w:r>
-      <w:proofErr w:type="gramStart"/>
-      <w:r>
-        <w:rPr>
-          <w:b/>
-          <w:bCs/>
-          <w:sz w:val="24"/>
-          <w:szCs w:val="24"/>
-          <w:lang w:val="en-US"/>
-        </w:rPr>
-        <w:t>VOLUME(</w:t>
-      </w:r>
-      <w:proofErr w:type="gramEnd"/>
-      <w:r>
-        <w:rPr>
-          <w:b/>
-          <w:bCs/>
-          <w:sz w:val="24"/>
-          <w:szCs w:val="24"/>
-          <w:lang w:val="en-US"/>
-        </w:rPr>
-        <w:t>* *)</w:t>
+        <w:t>VOLUME(* *)</w:t>
       </w:r>
       <w:r>
         <w:rPr>
@@ -27043,28 +25380,7 @@
           <w:lang w:val="en-US"/>
         </w:rPr>
         <w:tab/>
-      </w:r>
-      <w:proofErr w:type="gramStart"/>
-      <w:r>
-        <w:rPr>
-          <w:b/>
-          <w:bCs/>
-          <w:sz w:val="24"/>
-          <w:szCs w:val="24"/>
-          <w:lang w:val="en-US"/>
-        </w:rPr>
-        <w:t>FREESPACE(</w:t>
-      </w:r>
-      <w:proofErr w:type="gramEnd"/>
-      <w:r>
-        <w:rPr>
-          <w:b/>
-          <w:bCs/>
-          <w:sz w:val="24"/>
-          <w:szCs w:val="24"/>
-          <w:lang w:val="en-US"/>
-        </w:rPr>
-        <w:t>10 10))</w:t>
+        <w:t>FREESPACE(10 10))</w:t>
       </w:r>
       <w:r>
         <w:rPr>
@@ -27768,20 +26084,8 @@
           <w:lang w:val="en-US"/>
         </w:rPr>
         <w:tab/>
-        <w:t xml:space="preserve">DEFINE </w:t>
-      </w:r>
-      <w:proofErr w:type="gramStart"/>
-      <w:r>
-        <w:rPr>
-          <w:b/>
-          <w:bCs/>
-          <w:sz w:val="24"/>
-          <w:szCs w:val="24"/>
-          <w:lang w:val="en-US"/>
-        </w:rPr>
-        <w:t>CLUSTER(</w:t>
-      </w:r>
-      <w:proofErr w:type="gramEnd"/>
+        <w:t>DEFINE CLUSTER(</w:t>
+      </w:r>
       <w:r>
         <w:rPr>
           <w:b/>
@@ -27925,28 +26229,7 @@
           <w:lang w:val="en-US"/>
         </w:rPr>
         <w:tab/>
-      </w:r>
-      <w:proofErr w:type="gramStart"/>
-      <w:r>
-        <w:rPr>
-          <w:b/>
-          <w:bCs/>
-          <w:sz w:val="24"/>
-          <w:szCs w:val="24"/>
-          <w:lang w:val="en-US"/>
-        </w:rPr>
-        <w:t>CISZ(</w:t>
-      </w:r>
-      <w:proofErr w:type="gramEnd"/>
-      <w:r>
-        <w:rPr>
-          <w:b/>
-          <w:bCs/>
-          <w:sz w:val="24"/>
-          <w:szCs w:val="24"/>
-          <w:lang w:val="en-US"/>
-        </w:rPr>
-        <w:t>4096)</w:t>
+        <w:t>CISZ(4096)</w:t>
       </w:r>
       <w:r>
         <w:rPr>
@@ -28001,28 +26284,7 @@
           <w:lang w:val="en-US"/>
         </w:rPr>
         <w:tab/>
-      </w:r>
-      <w:proofErr w:type="gramStart"/>
-      <w:r>
-        <w:rPr>
-          <w:b/>
-          <w:bCs/>
-          <w:sz w:val="24"/>
-          <w:szCs w:val="24"/>
-          <w:lang w:val="en-US"/>
-        </w:rPr>
-        <w:t>TRACKS(</w:t>
-      </w:r>
-      <w:proofErr w:type="gramEnd"/>
-      <w:r>
-        <w:rPr>
-          <w:b/>
-          <w:bCs/>
-          <w:sz w:val="24"/>
-          <w:szCs w:val="24"/>
-          <w:lang w:val="en-US"/>
-        </w:rPr>
-        <w:t>100 50)</w:t>
+        <w:t>TRACKS(100 50)</w:t>
       </w:r>
       <w:r>
         <w:rPr>
@@ -28067,28 +26329,7 @@
           <w:lang w:val="en-US"/>
         </w:rPr>
         <w:tab/>
-      </w:r>
-      <w:proofErr w:type="gramStart"/>
-      <w:r>
-        <w:rPr>
-          <w:b/>
-          <w:bCs/>
-          <w:sz w:val="24"/>
-          <w:szCs w:val="24"/>
-          <w:lang w:val="en-US"/>
-        </w:rPr>
-        <w:t>VOLUME(</w:t>
-      </w:r>
-      <w:proofErr w:type="gramEnd"/>
-      <w:r>
-        <w:rPr>
-          <w:b/>
-          <w:bCs/>
-          <w:sz w:val="24"/>
-          <w:szCs w:val="24"/>
-          <w:lang w:val="en-US"/>
-        </w:rPr>
-        <w:t>* *))</w:t>
+        <w:t>VOLUME(* *))</w:t>
       </w:r>
     </w:p>
     <w:p>
@@ -29269,29 +27510,7 @@
           <w:lang w:val="en-US"/>
         </w:rPr>
         <w:tab/>
-        <w:t>DD DSN=</w:t>
-      </w:r>
-      <w:proofErr w:type="gramStart"/>
-      <w:r>
-        <w:rPr>
-          <w:b/>
-          <w:bCs/>
-          <w:sz w:val="24"/>
-          <w:szCs w:val="24"/>
-          <w:lang w:val="en-US"/>
-        </w:rPr>
-        <w:t>NUHID.XXX.PS,DISP</w:t>
-      </w:r>
-      <w:proofErr w:type="gramEnd"/>
-      <w:r>
-        <w:rPr>
-          <w:b/>
-          <w:bCs/>
-          <w:sz w:val="24"/>
-          <w:szCs w:val="24"/>
-          <w:lang w:val="en-US"/>
-        </w:rPr>
-        <w:t>=SHR</w:t>
+        <w:t>DD DSN=NUHID.XXX.PS,DISP=SHR</w:t>
       </w:r>
     </w:p>
     <w:p>
@@ -29325,29 +27544,7 @@
           <w:lang w:val="en-US"/>
         </w:rPr>
         <w:tab/>
-        <w:t xml:space="preserve">DD </w:t>
-      </w:r>
-      <w:proofErr w:type="gramStart"/>
-      <w:r>
-        <w:rPr>
-          <w:b/>
-          <w:bCs/>
-          <w:sz w:val="24"/>
-          <w:szCs w:val="24"/>
-          <w:lang w:val="en-US"/>
-        </w:rPr>
-        <w:t>DSN=NUHID.XXX.KSDS,DISP</w:t>
-      </w:r>
-      <w:proofErr w:type="gramEnd"/>
-      <w:r>
-        <w:rPr>
-          <w:b/>
-          <w:bCs/>
-          <w:sz w:val="24"/>
-          <w:szCs w:val="24"/>
-          <w:lang w:val="en-US"/>
-        </w:rPr>
-        <w:t>=SHR</w:t>
+        <w:t>DD DSN=NUHID.XXX.KSDS,DISP=SHR</w:t>
       </w:r>
     </w:p>
     <w:p>
@@ -29646,18 +27843,7 @@
           <w:lang w:val="en-US"/>
         </w:rPr>
         <w:tab/>
-        <w:t xml:space="preserve">DD </w:t>
-      </w:r>
-      <w:proofErr w:type="gramStart"/>
-      <w:r>
-        <w:rPr>
-          <w:b/>
-          <w:bCs/>
-          <w:sz w:val="24"/>
-          <w:szCs w:val="24"/>
-          <w:lang w:val="en-US"/>
-        </w:rPr>
-        <w:t>DSN=NUHID.XXX.</w:t>
+        <w:t>DD DSN=NUHID.XXX.</w:t>
       </w:r>
       <w:r>
         <w:rPr>
@@ -29677,18 +27863,7 @@
           <w:szCs w:val="24"/>
           <w:lang w:val="en-US"/>
         </w:rPr>
-        <w:t>,DISP</w:t>
-      </w:r>
-      <w:proofErr w:type="gramEnd"/>
-      <w:r>
-        <w:rPr>
-          <w:b/>
-          <w:bCs/>
-          <w:sz w:val="24"/>
-          <w:szCs w:val="24"/>
-          <w:lang w:val="en-US"/>
-        </w:rPr>
-        <w:t>=SHR</w:t>
+        <w:t>,DISP=SHR</w:t>
       </w:r>
     </w:p>
     <w:p>
@@ -29732,18 +27907,7 @@
           <w:lang w:val="en-US"/>
         </w:rPr>
         <w:tab/>
-        <w:t xml:space="preserve">DD </w:t>
-      </w:r>
-      <w:proofErr w:type="gramStart"/>
-      <w:r>
-        <w:rPr>
-          <w:b/>
-          <w:bCs/>
-          <w:sz w:val="24"/>
-          <w:szCs w:val="24"/>
-          <w:lang w:val="en-US"/>
-        </w:rPr>
-        <w:t>DSN=NUHID.</w:t>
+        <w:t>DD DSN=NUHID.</w:t>
       </w:r>
       <w:r>
         <w:rPr>
@@ -29763,18 +27927,7 @@
           <w:szCs w:val="24"/>
           <w:lang w:val="en-US"/>
         </w:rPr>
-        <w:t>.KSDS,DISP</w:t>
-      </w:r>
-      <w:proofErr w:type="gramEnd"/>
-      <w:r>
-        <w:rPr>
-          <w:b/>
-          <w:bCs/>
-          <w:sz w:val="24"/>
-          <w:szCs w:val="24"/>
-          <w:lang w:val="en-US"/>
-        </w:rPr>
-        <w:t>=SHR</w:t>
+        <w:t>.KSDS,DISP=SHR</w:t>
       </w:r>
     </w:p>
     <w:p>
@@ -30108,29 +28261,7 @@
           <w:lang w:val="en-US"/>
         </w:rPr>
         <w:tab/>
-        <w:t xml:space="preserve">DD </w:t>
-      </w:r>
-      <w:proofErr w:type="gramStart"/>
-      <w:r>
-        <w:rPr>
-          <w:b/>
-          <w:bCs/>
-          <w:sz w:val="24"/>
-          <w:szCs w:val="24"/>
-          <w:lang w:val="en-US"/>
-        </w:rPr>
-        <w:t>DSN=NUHID.XXX.KSDS,DISP</w:t>
-      </w:r>
-      <w:proofErr w:type="gramEnd"/>
-      <w:r>
-        <w:rPr>
-          <w:b/>
-          <w:bCs/>
-          <w:sz w:val="24"/>
-          <w:szCs w:val="24"/>
-          <w:lang w:val="en-US"/>
-        </w:rPr>
-        <w:t>=SHR</w:t>
+        <w:t>DD DSN=NUHID.XXX.KSDS,DISP=SHR</w:t>
       </w:r>
     </w:p>
     <w:p>
@@ -30174,18 +28305,7 @@
           <w:lang w:val="en-US"/>
         </w:rPr>
         <w:tab/>
-        <w:t>DD DSN=</w:t>
-      </w:r>
-      <w:proofErr w:type="gramStart"/>
-      <w:r>
-        <w:rPr>
-          <w:b/>
-          <w:bCs/>
-          <w:sz w:val="24"/>
-          <w:szCs w:val="24"/>
-          <w:lang w:val="en-US"/>
-        </w:rPr>
-        <w:t>NUHID.YYY.</w:t>
+        <w:t>DD DSN=NUHID.YYY.</w:t>
       </w:r>
       <w:r>
         <w:rPr>
@@ -30205,18 +28325,7 @@
           <w:szCs w:val="24"/>
           <w:lang w:val="en-US"/>
         </w:rPr>
-        <w:t>,DISP</w:t>
-      </w:r>
-      <w:proofErr w:type="gramEnd"/>
-      <w:r>
-        <w:rPr>
-          <w:b/>
-          <w:bCs/>
-          <w:sz w:val="24"/>
-          <w:szCs w:val="24"/>
-          <w:lang w:val="en-US"/>
-        </w:rPr>
-        <w:t>=SHR</w:t>
+        <w:t>,DISP=SHR</w:t>
       </w:r>
     </w:p>
     <w:p>
@@ -31672,25 +29781,23 @@
           <w:szCs w:val="24"/>
           <w:lang w:val="en-US"/>
         </w:rPr>
-        <w:t xml:space="preserve">: It means the new key that you are creating having unique values, if </w:t>
-      </w:r>
-      <w:proofErr w:type="spellStart"/>
-      <w:r>
-        <w:rPr>
-          <w:sz w:val="24"/>
-          <w:szCs w:val="24"/>
-          <w:lang w:val="en-US"/>
-        </w:rPr>
-        <w:t>its</w:t>
-      </w:r>
-      <w:proofErr w:type="spellEnd"/>
-      <w:r>
-        <w:rPr>
-          <w:sz w:val="24"/>
-          <w:szCs w:val="24"/>
-          <w:lang w:val="en-US"/>
-        </w:rPr>
-        <w:t xml:space="preserve"> not unique values give </w:t>
+        <w:t>: It means the new key that you are creating having unique values, if it</w:t>
+      </w:r>
+      <w:r>
+        <w:rPr>
+          <w:sz w:val="24"/>
+          <w:szCs w:val="24"/>
+          <w:lang w:val="en-US"/>
+        </w:rPr>
+        <w:t>’</w:t>
+      </w:r>
+      <w:r>
+        <w:rPr>
+          <w:sz w:val="24"/>
+          <w:szCs w:val="24"/>
+          <w:lang w:val="en-US"/>
+        </w:rPr>
+        <w:t xml:space="preserve">s not unique values give </w:t>
       </w:r>
       <w:r>
         <w:rPr>
@@ -32007,7 +30114,6 @@
         <w:tab/>
         <w:t xml:space="preserve">DEFINE </w:t>
       </w:r>
-      <w:proofErr w:type="gramStart"/>
       <w:r>
         <w:rPr>
           <w:b/>
@@ -32028,7 +30134,6 @@
         </w:rPr>
         <w:t>(</w:t>
       </w:r>
-      <w:proofErr w:type="gramEnd"/>
       <w:r>
         <w:rPr>
           <w:b/>
@@ -32165,28 +30270,7 @@
           <w:lang w:val="en-US"/>
         </w:rPr>
         <w:tab/>
-      </w:r>
-      <w:proofErr w:type="gramStart"/>
-      <w:r>
-        <w:rPr>
-          <w:b/>
-          <w:bCs/>
-          <w:sz w:val="24"/>
-          <w:szCs w:val="24"/>
-          <w:lang w:val="en-US"/>
-        </w:rPr>
-        <w:t>RELATE(</w:t>
-      </w:r>
-      <w:proofErr w:type="gramEnd"/>
-      <w:r>
-        <w:rPr>
-          <w:b/>
-          <w:bCs/>
-          <w:sz w:val="24"/>
-          <w:szCs w:val="24"/>
-          <w:lang w:val="en-US"/>
-        </w:rPr>
-        <w:t>NUHID.XXX.KSDS)</w:t>
+        <w:t>RELATE(NUHID.XXX.KSDS)</w:t>
       </w:r>
       <w:r>
         <w:rPr>
@@ -32231,19 +30315,8 @@
           <w:lang w:val="en-US"/>
         </w:rPr>
         <w:tab/>
-      </w:r>
-      <w:proofErr w:type="gramStart"/>
-      <w:r>
-        <w:rPr>
-          <w:b/>
-          <w:bCs/>
-          <w:sz w:val="24"/>
-          <w:szCs w:val="24"/>
-          <w:lang w:val="en-US"/>
-        </w:rPr>
         <w:t>KEYS(</w:t>
       </w:r>
-      <w:proofErr w:type="gramEnd"/>
       <w:r>
         <w:rPr>
           <w:b/>
@@ -32347,28 +30420,7 @@
           <w:lang w:val="en-US"/>
         </w:rPr>
         <w:tab/>
-      </w:r>
-      <w:proofErr w:type="gramStart"/>
-      <w:r>
-        <w:rPr>
-          <w:b/>
-          <w:bCs/>
-          <w:sz w:val="24"/>
-          <w:szCs w:val="24"/>
-          <w:lang w:val="en-US"/>
-        </w:rPr>
-        <w:t>RECSZ(</w:t>
-      </w:r>
-      <w:proofErr w:type="gramEnd"/>
-      <w:r>
-        <w:rPr>
-          <w:b/>
-          <w:bCs/>
-          <w:sz w:val="24"/>
-          <w:szCs w:val="24"/>
-          <w:lang w:val="en-US"/>
-        </w:rPr>
-        <w:t>90 200)</w:t>
+        <w:t>RECSZ(90 200)</w:t>
       </w:r>
       <w:r>
         <w:rPr>
@@ -32433,28 +30485,7 @@
           <w:lang w:val="en-US"/>
         </w:rPr>
         <w:tab/>
-      </w:r>
-      <w:proofErr w:type="gramStart"/>
-      <w:r>
-        <w:rPr>
-          <w:b/>
-          <w:bCs/>
-          <w:sz w:val="24"/>
-          <w:szCs w:val="24"/>
-          <w:lang w:val="en-US"/>
-        </w:rPr>
-        <w:t>FREESPACE(</w:t>
-      </w:r>
-      <w:proofErr w:type="gramEnd"/>
-      <w:r>
-        <w:rPr>
-          <w:b/>
-          <w:bCs/>
-          <w:sz w:val="24"/>
-          <w:szCs w:val="24"/>
-          <w:lang w:val="en-US"/>
-        </w:rPr>
-        <w:t>10 20)</w:t>
+        <w:t>FREESPACE(10 20)</w:t>
       </w:r>
       <w:r>
         <w:rPr>
@@ -32509,28 +30540,7 @@
           <w:lang w:val="en-US"/>
         </w:rPr>
         <w:tab/>
-      </w:r>
-      <w:proofErr w:type="gramStart"/>
-      <w:r>
-        <w:rPr>
-          <w:b/>
-          <w:bCs/>
-          <w:sz w:val="24"/>
-          <w:szCs w:val="24"/>
-          <w:lang w:val="en-US"/>
-        </w:rPr>
-        <w:t>TRACKS(</w:t>
-      </w:r>
-      <w:proofErr w:type="gramEnd"/>
-      <w:r>
-        <w:rPr>
-          <w:b/>
-          <w:bCs/>
-          <w:sz w:val="24"/>
-          <w:szCs w:val="24"/>
-          <w:lang w:val="en-US"/>
-        </w:rPr>
-        <w:t>50 30)</w:t>
+        <w:t>TRACKS(50 30)</w:t>
       </w:r>
       <w:r>
         <w:rPr>
@@ -32585,28 +30595,7 @@
           <w:lang w:val="en-US"/>
         </w:rPr>
         <w:tab/>
-      </w:r>
-      <w:proofErr w:type="gramStart"/>
-      <w:r>
-        <w:rPr>
-          <w:b/>
-          <w:bCs/>
-          <w:sz w:val="24"/>
-          <w:szCs w:val="24"/>
-          <w:lang w:val="en-US"/>
-        </w:rPr>
-        <w:t>CISZ(</w:t>
-      </w:r>
-      <w:proofErr w:type="gramEnd"/>
-      <w:r>
-        <w:rPr>
-          <w:b/>
-          <w:bCs/>
-          <w:sz w:val="24"/>
-          <w:szCs w:val="24"/>
-          <w:lang w:val="en-US"/>
-        </w:rPr>
-        <w:t>8192)</w:t>
+        <w:t>CISZ(8192)</w:t>
       </w:r>
       <w:r>
         <w:rPr>
@@ -33006,29 +30995,7 @@
           <w:lang w:val="en-US"/>
         </w:rPr>
         <w:tab/>
-        <w:t>DEFINE PATH(</w:t>
-      </w:r>
-      <w:proofErr w:type="gramStart"/>
-      <w:r>
-        <w:rPr>
-          <w:b/>
-          <w:bCs/>
-          <w:sz w:val="24"/>
-          <w:szCs w:val="24"/>
-          <w:lang w:val="en-US"/>
-        </w:rPr>
-        <w:t>NAME(</w:t>
-      </w:r>
-      <w:proofErr w:type="gramEnd"/>
-      <w:r>
-        <w:rPr>
-          <w:b/>
-          <w:bCs/>
-          <w:sz w:val="24"/>
-          <w:szCs w:val="24"/>
-          <w:lang w:val="en-US"/>
-        </w:rPr>
-        <w:t>NUHID.XXX.XXX.AIX.PATH)</w:t>
+        <w:t>DEFINE PATH(NAME(NUHID.XXX.XXX.AIX.PATH)</w:t>
       </w:r>
       <w:r>
         <w:rPr>
@@ -33355,28 +31322,7 @@
           <w:lang w:val="en-US"/>
         </w:rPr>
         <w:tab/>
-      </w:r>
-      <w:proofErr w:type="gramStart"/>
-      <w:r>
-        <w:rPr>
-          <w:b/>
-          <w:bCs/>
-          <w:sz w:val="24"/>
-          <w:szCs w:val="24"/>
-          <w:lang w:val="en-US"/>
-        </w:rPr>
-        <w:t>INDATASET(</w:t>
-      </w:r>
-      <w:proofErr w:type="gramEnd"/>
-      <w:r>
-        <w:rPr>
-          <w:b/>
-          <w:bCs/>
-          <w:sz w:val="24"/>
-          <w:szCs w:val="24"/>
-          <w:lang w:val="en-US"/>
-        </w:rPr>
-        <w:t>NUHID.XXX.XXX.KSDS)</w:t>
+        <w:t>INDATASET(NUHID.XXX.XXX.KSDS)</w:t>
       </w:r>
       <w:r>
         <w:rPr>
@@ -35036,6 +32982,304 @@
     </w:lvl>
   </w:abstractNum>
   <w:abstractNum w:abstractNumId="13" w15:restartNumberingAfterBreak="0">
+    <w:nsid w:val="26705213"/>
+    <w:multiLevelType w:val="multilevel"/>
+    <w:tmpl w:val="E5C8BB30"/>
+    <w:lvl w:ilvl="0">
+      <w:start w:val="1"/>
+      <w:numFmt w:val="bullet"/>
+      <w:lvlText w:val=""/>
+      <w:lvlJc w:val="left"/>
+      <w:pPr>
+        <w:tabs>
+          <w:tab w:val="num" w:pos="720"/>
+        </w:tabs>
+        <w:ind w:left="720" w:hanging="360"/>
+      </w:pPr>
+      <w:rPr>
+        <w:rFonts w:ascii="Symbol" w:hAnsi="Symbol" w:hint="default"/>
+        <w:sz w:val="20"/>
+      </w:rPr>
+    </w:lvl>
+    <w:lvl w:ilvl="1" w:tentative="1">
+      <w:start w:val="1"/>
+      <w:numFmt w:val="bullet"/>
+      <w:lvlText w:val="o"/>
+      <w:lvlJc w:val="left"/>
+      <w:pPr>
+        <w:tabs>
+          <w:tab w:val="num" w:pos="1440"/>
+        </w:tabs>
+        <w:ind w:left="1440" w:hanging="360"/>
+      </w:pPr>
+      <w:rPr>
+        <w:rFonts w:ascii="Courier New" w:hAnsi="Courier New" w:hint="default"/>
+        <w:sz w:val="20"/>
+      </w:rPr>
+    </w:lvl>
+    <w:lvl w:ilvl="2" w:tentative="1">
+      <w:start w:val="1"/>
+      <w:numFmt w:val="bullet"/>
+      <w:lvlText w:val=""/>
+      <w:lvlJc w:val="left"/>
+      <w:pPr>
+        <w:tabs>
+          <w:tab w:val="num" w:pos="2160"/>
+        </w:tabs>
+        <w:ind w:left="2160" w:hanging="360"/>
+      </w:pPr>
+      <w:rPr>
+        <w:rFonts w:ascii="Wingdings" w:hAnsi="Wingdings" w:hint="default"/>
+        <w:sz w:val="20"/>
+      </w:rPr>
+    </w:lvl>
+    <w:lvl w:ilvl="3" w:tentative="1">
+      <w:start w:val="1"/>
+      <w:numFmt w:val="bullet"/>
+      <w:lvlText w:val=""/>
+      <w:lvlJc w:val="left"/>
+      <w:pPr>
+        <w:tabs>
+          <w:tab w:val="num" w:pos="2880"/>
+        </w:tabs>
+        <w:ind w:left="2880" w:hanging="360"/>
+      </w:pPr>
+      <w:rPr>
+        <w:rFonts w:ascii="Wingdings" w:hAnsi="Wingdings" w:hint="default"/>
+        <w:sz w:val="20"/>
+      </w:rPr>
+    </w:lvl>
+    <w:lvl w:ilvl="4" w:tentative="1">
+      <w:start w:val="1"/>
+      <w:numFmt w:val="bullet"/>
+      <w:lvlText w:val=""/>
+      <w:lvlJc w:val="left"/>
+      <w:pPr>
+        <w:tabs>
+          <w:tab w:val="num" w:pos="3600"/>
+        </w:tabs>
+        <w:ind w:left="3600" w:hanging="360"/>
+      </w:pPr>
+      <w:rPr>
+        <w:rFonts w:ascii="Wingdings" w:hAnsi="Wingdings" w:hint="default"/>
+        <w:sz w:val="20"/>
+      </w:rPr>
+    </w:lvl>
+    <w:lvl w:ilvl="5" w:tentative="1">
+      <w:start w:val="1"/>
+      <w:numFmt w:val="bullet"/>
+      <w:lvlText w:val=""/>
+      <w:lvlJc w:val="left"/>
+      <w:pPr>
+        <w:tabs>
+          <w:tab w:val="num" w:pos="4320"/>
+        </w:tabs>
+        <w:ind w:left="4320" w:hanging="360"/>
+      </w:pPr>
+      <w:rPr>
+        <w:rFonts w:ascii="Wingdings" w:hAnsi="Wingdings" w:hint="default"/>
+        <w:sz w:val="20"/>
+      </w:rPr>
+    </w:lvl>
+    <w:lvl w:ilvl="6" w:tentative="1">
+      <w:start w:val="1"/>
+      <w:numFmt w:val="bullet"/>
+      <w:lvlText w:val=""/>
+      <w:lvlJc w:val="left"/>
+      <w:pPr>
+        <w:tabs>
+          <w:tab w:val="num" w:pos="5040"/>
+        </w:tabs>
+        <w:ind w:left="5040" w:hanging="360"/>
+      </w:pPr>
+      <w:rPr>
+        <w:rFonts w:ascii="Wingdings" w:hAnsi="Wingdings" w:hint="default"/>
+        <w:sz w:val="20"/>
+      </w:rPr>
+    </w:lvl>
+    <w:lvl w:ilvl="7" w:tentative="1">
+      <w:start w:val="1"/>
+      <w:numFmt w:val="bullet"/>
+      <w:lvlText w:val=""/>
+      <w:lvlJc w:val="left"/>
+      <w:pPr>
+        <w:tabs>
+          <w:tab w:val="num" w:pos="5760"/>
+        </w:tabs>
+        <w:ind w:left="5760" w:hanging="360"/>
+      </w:pPr>
+      <w:rPr>
+        <w:rFonts w:ascii="Wingdings" w:hAnsi="Wingdings" w:hint="default"/>
+        <w:sz w:val="20"/>
+      </w:rPr>
+    </w:lvl>
+    <w:lvl w:ilvl="8" w:tentative="1">
+      <w:start w:val="1"/>
+      <w:numFmt w:val="bullet"/>
+      <w:lvlText w:val=""/>
+      <w:lvlJc w:val="left"/>
+      <w:pPr>
+        <w:tabs>
+          <w:tab w:val="num" w:pos="6480"/>
+        </w:tabs>
+        <w:ind w:left="6480" w:hanging="360"/>
+      </w:pPr>
+      <w:rPr>
+        <w:rFonts w:ascii="Wingdings" w:hAnsi="Wingdings" w:hint="default"/>
+        <w:sz w:val="20"/>
+      </w:rPr>
+    </w:lvl>
+  </w:abstractNum>
+  <w:abstractNum w:abstractNumId="14" w15:restartNumberingAfterBreak="0">
+    <w:nsid w:val="2700531E"/>
+    <w:multiLevelType w:val="multilevel"/>
+    <w:tmpl w:val="DF7AEEFE"/>
+    <w:lvl w:ilvl="0">
+      <w:start w:val="1"/>
+      <w:numFmt w:val="bullet"/>
+      <w:lvlText w:val=""/>
+      <w:lvlJc w:val="left"/>
+      <w:pPr>
+        <w:tabs>
+          <w:tab w:val="num" w:pos="720"/>
+        </w:tabs>
+        <w:ind w:left="720" w:hanging="360"/>
+      </w:pPr>
+      <w:rPr>
+        <w:rFonts w:ascii="Symbol" w:hAnsi="Symbol" w:hint="default"/>
+        <w:sz w:val="20"/>
+      </w:rPr>
+    </w:lvl>
+    <w:lvl w:ilvl="1" w:tentative="1">
+      <w:start w:val="1"/>
+      <w:numFmt w:val="bullet"/>
+      <w:lvlText w:val="o"/>
+      <w:lvlJc w:val="left"/>
+      <w:pPr>
+        <w:tabs>
+          <w:tab w:val="num" w:pos="1440"/>
+        </w:tabs>
+        <w:ind w:left="1440" w:hanging="360"/>
+      </w:pPr>
+      <w:rPr>
+        <w:rFonts w:ascii="Courier New" w:hAnsi="Courier New" w:hint="default"/>
+        <w:sz w:val="20"/>
+      </w:rPr>
+    </w:lvl>
+    <w:lvl w:ilvl="2" w:tentative="1">
+      <w:start w:val="1"/>
+      <w:numFmt w:val="bullet"/>
+      <w:lvlText w:val=""/>
+      <w:lvlJc w:val="left"/>
+      <w:pPr>
+        <w:tabs>
+          <w:tab w:val="num" w:pos="2160"/>
+        </w:tabs>
+        <w:ind w:left="2160" w:hanging="360"/>
+      </w:pPr>
+      <w:rPr>
+        <w:rFonts w:ascii="Wingdings" w:hAnsi="Wingdings" w:hint="default"/>
+        <w:sz w:val="20"/>
+      </w:rPr>
+    </w:lvl>
+    <w:lvl w:ilvl="3" w:tentative="1">
+      <w:start w:val="1"/>
+      <w:numFmt w:val="bullet"/>
+      <w:lvlText w:val=""/>
+      <w:lvlJc w:val="left"/>
+      <w:pPr>
+        <w:tabs>
+          <w:tab w:val="num" w:pos="2880"/>
+        </w:tabs>
+        <w:ind w:left="2880" w:hanging="360"/>
+      </w:pPr>
+      <w:rPr>
+        <w:rFonts w:ascii="Wingdings" w:hAnsi="Wingdings" w:hint="default"/>
+        <w:sz w:val="20"/>
+      </w:rPr>
+    </w:lvl>
+    <w:lvl w:ilvl="4" w:tentative="1">
+      <w:start w:val="1"/>
+      <w:numFmt w:val="bullet"/>
+      <w:lvlText w:val=""/>
+      <w:lvlJc w:val="left"/>
+      <w:pPr>
+        <w:tabs>
+          <w:tab w:val="num" w:pos="3600"/>
+        </w:tabs>
+        <w:ind w:left="3600" w:hanging="360"/>
+      </w:pPr>
+      <w:rPr>
+        <w:rFonts w:ascii="Wingdings" w:hAnsi="Wingdings" w:hint="default"/>
+        <w:sz w:val="20"/>
+      </w:rPr>
+    </w:lvl>
+    <w:lvl w:ilvl="5" w:tentative="1">
+      <w:start w:val="1"/>
+      <w:numFmt w:val="bullet"/>
+      <w:lvlText w:val=""/>
+      <w:lvlJc w:val="left"/>
+      <w:pPr>
+        <w:tabs>
+          <w:tab w:val="num" w:pos="4320"/>
+        </w:tabs>
+        <w:ind w:left="4320" w:hanging="360"/>
+      </w:pPr>
+      <w:rPr>
+        <w:rFonts w:ascii="Wingdings" w:hAnsi="Wingdings" w:hint="default"/>
+        <w:sz w:val="20"/>
+      </w:rPr>
+    </w:lvl>
+    <w:lvl w:ilvl="6" w:tentative="1">
+      <w:start w:val="1"/>
+      <w:numFmt w:val="bullet"/>
+      <w:lvlText w:val=""/>
+      <w:lvlJc w:val="left"/>
+      <w:pPr>
+        <w:tabs>
+          <w:tab w:val="num" w:pos="5040"/>
+        </w:tabs>
+        <w:ind w:left="5040" w:hanging="360"/>
+      </w:pPr>
+      <w:rPr>
+        <w:rFonts w:ascii="Wingdings" w:hAnsi="Wingdings" w:hint="default"/>
+        <w:sz w:val="20"/>
+      </w:rPr>
+    </w:lvl>
+    <w:lvl w:ilvl="7" w:tentative="1">
+      <w:start w:val="1"/>
+      <w:numFmt w:val="bullet"/>
+      <w:lvlText w:val=""/>
+      <w:lvlJc w:val="left"/>
+      <w:pPr>
+        <w:tabs>
+          <w:tab w:val="num" w:pos="5760"/>
+        </w:tabs>
+        <w:ind w:left="5760" w:hanging="360"/>
+      </w:pPr>
+      <w:rPr>
+        <w:rFonts w:ascii="Wingdings" w:hAnsi="Wingdings" w:hint="default"/>
+        <w:sz w:val="20"/>
+      </w:rPr>
+    </w:lvl>
+    <w:lvl w:ilvl="8" w:tentative="1">
+      <w:start w:val="1"/>
+      <w:numFmt w:val="bullet"/>
+      <w:lvlText w:val=""/>
+      <w:lvlJc w:val="left"/>
+      <w:pPr>
+        <w:tabs>
+          <w:tab w:val="num" w:pos="6480"/>
+        </w:tabs>
+        <w:ind w:left="6480" w:hanging="360"/>
+      </w:pPr>
+      <w:rPr>
+        <w:rFonts w:ascii="Wingdings" w:hAnsi="Wingdings" w:hint="default"/>
+        <w:sz w:val="20"/>
+      </w:rPr>
+    </w:lvl>
+  </w:abstractNum>
+  <w:abstractNum w:abstractNumId="15" w15:restartNumberingAfterBreak="0">
     <w:nsid w:val="2B6151BD"/>
     <w:multiLevelType w:val="hybridMultilevel"/>
     <w:tmpl w:val="E8BACB1E"/>
@@ -35148,7 +33392,7 @@
       </w:rPr>
     </w:lvl>
   </w:abstractNum>
-  <w:abstractNum w:abstractNumId="14" w15:restartNumberingAfterBreak="0">
+  <w:abstractNum w:abstractNumId="16" w15:restartNumberingAfterBreak="0">
     <w:nsid w:val="2E25070D"/>
     <w:multiLevelType w:val="hybridMultilevel"/>
     <w:tmpl w:val="37562892"/>
@@ -35261,7 +33505,7 @@
       </w:rPr>
     </w:lvl>
   </w:abstractNum>
-  <w:abstractNum w:abstractNumId="15" w15:restartNumberingAfterBreak="0">
+  <w:abstractNum w:abstractNumId="17" w15:restartNumberingAfterBreak="0">
     <w:nsid w:val="33A74B31"/>
     <w:multiLevelType w:val="hybridMultilevel"/>
     <w:tmpl w:val="DA14C0D4"/>
@@ -35374,7 +33618,7 @@
       </w:rPr>
     </w:lvl>
   </w:abstractNum>
-  <w:abstractNum w:abstractNumId="16" w15:restartNumberingAfterBreak="0">
+  <w:abstractNum w:abstractNumId="18" w15:restartNumberingAfterBreak="0">
     <w:nsid w:val="33E34586"/>
     <w:multiLevelType w:val="hybridMultilevel"/>
     <w:tmpl w:val="E5629FF4"/>
@@ -35487,7 +33731,7 @@
       </w:rPr>
     </w:lvl>
   </w:abstractNum>
-  <w:abstractNum w:abstractNumId="17" w15:restartNumberingAfterBreak="0">
+  <w:abstractNum w:abstractNumId="19" w15:restartNumberingAfterBreak="0">
     <w:nsid w:val="37A740DB"/>
     <w:multiLevelType w:val="hybridMultilevel"/>
     <w:tmpl w:val="91A4CFBC"/>
@@ -35600,7 +33844,7 @@
       </w:rPr>
     </w:lvl>
   </w:abstractNum>
-  <w:abstractNum w:abstractNumId="18" w15:restartNumberingAfterBreak="0">
+  <w:abstractNum w:abstractNumId="20" w15:restartNumberingAfterBreak="0">
     <w:nsid w:val="3BF90C2A"/>
     <w:multiLevelType w:val="hybridMultilevel"/>
     <w:tmpl w:val="B7002452"/>
@@ -35713,7 +33957,7 @@
       </w:rPr>
     </w:lvl>
   </w:abstractNum>
-  <w:abstractNum w:abstractNumId="19" w15:restartNumberingAfterBreak="0">
+  <w:abstractNum w:abstractNumId="21" w15:restartNumberingAfterBreak="0">
     <w:nsid w:val="3DE0084E"/>
     <w:multiLevelType w:val="hybridMultilevel"/>
     <w:tmpl w:val="8C4CA9DA"/>
@@ -35826,7 +34070,7 @@
       </w:rPr>
     </w:lvl>
   </w:abstractNum>
-  <w:abstractNum w:abstractNumId="20" w15:restartNumberingAfterBreak="0">
+  <w:abstractNum w:abstractNumId="22" w15:restartNumberingAfterBreak="0">
     <w:nsid w:val="41AD395C"/>
     <w:multiLevelType w:val="hybridMultilevel"/>
     <w:tmpl w:val="27EE2836"/>
@@ -35939,7 +34183,7 @@
       </w:rPr>
     </w:lvl>
   </w:abstractNum>
-  <w:abstractNum w:abstractNumId="21" w15:restartNumberingAfterBreak="0">
+  <w:abstractNum w:abstractNumId="23" w15:restartNumberingAfterBreak="0">
     <w:nsid w:val="43F55975"/>
     <w:multiLevelType w:val="hybridMultilevel"/>
     <w:tmpl w:val="35B4B484"/>
@@ -36052,7 +34296,7 @@
       </w:rPr>
     </w:lvl>
   </w:abstractNum>
-  <w:abstractNum w:abstractNumId="22" w15:restartNumberingAfterBreak="0">
+  <w:abstractNum w:abstractNumId="24" w15:restartNumberingAfterBreak="0">
     <w:nsid w:val="47D15A8B"/>
     <w:multiLevelType w:val="hybridMultilevel"/>
     <w:tmpl w:val="B02ABA5C"/>
@@ -36165,7 +34409,7 @@
       </w:rPr>
     </w:lvl>
   </w:abstractNum>
-  <w:abstractNum w:abstractNumId="23" w15:restartNumberingAfterBreak="0">
+  <w:abstractNum w:abstractNumId="25" w15:restartNumberingAfterBreak="0">
     <w:nsid w:val="4BC225FC"/>
     <w:multiLevelType w:val="hybridMultilevel"/>
     <w:tmpl w:val="B8400F88"/>
@@ -36278,7 +34522,7 @@
       </w:rPr>
     </w:lvl>
   </w:abstractNum>
-  <w:abstractNum w:abstractNumId="24" w15:restartNumberingAfterBreak="0">
+  <w:abstractNum w:abstractNumId="26" w15:restartNumberingAfterBreak="0">
     <w:nsid w:val="4CAD44F8"/>
     <w:multiLevelType w:val="hybridMultilevel"/>
     <w:tmpl w:val="F7F28B0A"/>
@@ -36391,7 +34635,7 @@
       </w:rPr>
     </w:lvl>
   </w:abstractNum>
-  <w:abstractNum w:abstractNumId="25" w15:restartNumberingAfterBreak="0">
+  <w:abstractNum w:abstractNumId="27" w15:restartNumberingAfterBreak="0">
     <w:nsid w:val="57E07763"/>
     <w:multiLevelType w:val="hybridMultilevel"/>
     <w:tmpl w:val="D040A178"/>
@@ -36504,7 +34748,7 @@
       </w:rPr>
     </w:lvl>
   </w:abstractNum>
-  <w:abstractNum w:abstractNumId="26" w15:restartNumberingAfterBreak="0">
+  <w:abstractNum w:abstractNumId="28" w15:restartNumberingAfterBreak="0">
     <w:nsid w:val="5A8E3F8F"/>
     <w:multiLevelType w:val="hybridMultilevel"/>
     <w:tmpl w:val="27066B9C"/>
@@ -36617,7 +34861,7 @@
       </w:rPr>
     </w:lvl>
   </w:abstractNum>
-  <w:abstractNum w:abstractNumId="27" w15:restartNumberingAfterBreak="0">
+  <w:abstractNum w:abstractNumId="29" w15:restartNumberingAfterBreak="0">
     <w:nsid w:val="5C643D0A"/>
     <w:multiLevelType w:val="hybridMultilevel"/>
     <w:tmpl w:val="B68A594A"/>
@@ -36730,7 +34974,7 @@
       </w:rPr>
     </w:lvl>
   </w:abstractNum>
-  <w:abstractNum w:abstractNumId="28" w15:restartNumberingAfterBreak="0">
+  <w:abstractNum w:abstractNumId="30" w15:restartNumberingAfterBreak="0">
     <w:nsid w:val="5D7231ED"/>
     <w:multiLevelType w:val="hybridMultilevel"/>
     <w:tmpl w:val="3AE83B0C"/>
@@ -36843,7 +35087,7 @@
       </w:rPr>
     </w:lvl>
   </w:abstractNum>
-  <w:abstractNum w:abstractNumId="29" w15:restartNumberingAfterBreak="0">
+  <w:abstractNum w:abstractNumId="31" w15:restartNumberingAfterBreak="0">
     <w:nsid w:val="5E5646C4"/>
     <w:multiLevelType w:val="multilevel"/>
     <w:tmpl w:val="0B169EBC"/>
@@ -36992,7 +35236,7 @@
       </w:rPr>
     </w:lvl>
   </w:abstractNum>
-  <w:abstractNum w:abstractNumId="30" w15:restartNumberingAfterBreak="0">
+  <w:abstractNum w:abstractNumId="32" w15:restartNumberingAfterBreak="0">
     <w:nsid w:val="61CE7689"/>
     <w:multiLevelType w:val="hybridMultilevel"/>
     <w:tmpl w:val="6C9C1CB6"/>
@@ -37105,7 +35349,7 @@
       </w:rPr>
     </w:lvl>
   </w:abstractNum>
-  <w:abstractNum w:abstractNumId="31" w15:restartNumberingAfterBreak="0">
+  <w:abstractNum w:abstractNumId="33" w15:restartNumberingAfterBreak="0">
     <w:nsid w:val="6270357E"/>
     <w:multiLevelType w:val="hybridMultilevel"/>
     <w:tmpl w:val="E3D04CC4"/>
@@ -37218,7 +35462,7 @@
       </w:rPr>
     </w:lvl>
   </w:abstractNum>
-  <w:abstractNum w:abstractNumId="32" w15:restartNumberingAfterBreak="0">
+  <w:abstractNum w:abstractNumId="34" w15:restartNumberingAfterBreak="0">
     <w:nsid w:val="63CB2B3C"/>
     <w:multiLevelType w:val="multilevel"/>
     <w:tmpl w:val="B84CE11A"/>
@@ -37331,7 +35575,7 @@
       </w:pPr>
     </w:lvl>
   </w:abstractNum>
-  <w:abstractNum w:abstractNumId="33" w15:restartNumberingAfterBreak="0">
+  <w:abstractNum w:abstractNumId="35" w15:restartNumberingAfterBreak="0">
     <w:nsid w:val="64461FEE"/>
     <w:multiLevelType w:val="hybridMultilevel"/>
     <w:tmpl w:val="B854ECAE"/>
@@ -37444,7 +35688,7 @@
       </w:rPr>
     </w:lvl>
   </w:abstractNum>
-  <w:abstractNum w:abstractNumId="34" w15:restartNumberingAfterBreak="0">
+  <w:abstractNum w:abstractNumId="36" w15:restartNumberingAfterBreak="0">
     <w:nsid w:val="64A7187A"/>
     <w:multiLevelType w:val="hybridMultilevel"/>
     <w:tmpl w:val="808CEE0A"/>
@@ -37557,7 +35801,7 @@
       </w:rPr>
     </w:lvl>
   </w:abstractNum>
-  <w:abstractNum w:abstractNumId="35" w15:restartNumberingAfterBreak="0">
+  <w:abstractNum w:abstractNumId="37" w15:restartNumberingAfterBreak="0">
     <w:nsid w:val="69CF0B0E"/>
     <w:multiLevelType w:val="hybridMultilevel"/>
     <w:tmpl w:val="9DD0B3B4"/>
@@ -37670,7 +35914,7 @@
       </w:rPr>
     </w:lvl>
   </w:abstractNum>
-  <w:abstractNum w:abstractNumId="36" w15:restartNumberingAfterBreak="0">
+  <w:abstractNum w:abstractNumId="38" w15:restartNumberingAfterBreak="0">
     <w:nsid w:val="6B4D4105"/>
     <w:multiLevelType w:val="hybridMultilevel"/>
     <w:tmpl w:val="5680C018"/>
@@ -37783,7 +36027,7 @@
       </w:rPr>
     </w:lvl>
   </w:abstractNum>
-  <w:abstractNum w:abstractNumId="37" w15:restartNumberingAfterBreak="0">
+  <w:abstractNum w:abstractNumId="39" w15:restartNumberingAfterBreak="0">
     <w:nsid w:val="6D82742D"/>
     <w:multiLevelType w:val="hybridMultilevel"/>
     <w:tmpl w:val="5DCCD6B4"/>
@@ -37896,7 +36140,7 @@
       </w:rPr>
     </w:lvl>
   </w:abstractNum>
-  <w:abstractNum w:abstractNumId="38" w15:restartNumberingAfterBreak="0">
+  <w:abstractNum w:abstractNumId="40" w15:restartNumberingAfterBreak="0">
     <w:nsid w:val="72A859D1"/>
     <w:multiLevelType w:val="hybridMultilevel"/>
     <w:tmpl w:val="D70ECD74"/>
@@ -38009,7 +36253,7 @@
       </w:rPr>
     </w:lvl>
   </w:abstractNum>
-  <w:abstractNum w:abstractNumId="39" w15:restartNumberingAfterBreak="0">
+  <w:abstractNum w:abstractNumId="41" w15:restartNumberingAfterBreak="0">
     <w:nsid w:val="78C030C7"/>
     <w:multiLevelType w:val="hybridMultilevel"/>
     <w:tmpl w:val="ED9AD2A6"/>
@@ -38122,7 +36366,7 @@
       </w:rPr>
     </w:lvl>
   </w:abstractNum>
-  <w:abstractNum w:abstractNumId="40" w15:restartNumberingAfterBreak="0">
+  <w:abstractNum w:abstractNumId="42" w15:restartNumberingAfterBreak="0">
     <w:nsid w:val="790745BA"/>
     <w:multiLevelType w:val="hybridMultilevel"/>
     <w:tmpl w:val="C3123C8E"/>
@@ -38235,7 +36479,7 @@
       </w:rPr>
     </w:lvl>
   </w:abstractNum>
-  <w:abstractNum w:abstractNumId="41" w15:restartNumberingAfterBreak="0">
+  <w:abstractNum w:abstractNumId="43" w15:restartNumberingAfterBreak="0">
     <w:nsid w:val="792D0D08"/>
     <w:multiLevelType w:val="hybridMultilevel"/>
     <w:tmpl w:val="4B2AFA04"/>
@@ -38348,7 +36592,7 @@
       </w:rPr>
     </w:lvl>
   </w:abstractNum>
-  <w:abstractNum w:abstractNumId="42" w15:restartNumberingAfterBreak="0">
+  <w:abstractNum w:abstractNumId="44" w15:restartNumberingAfterBreak="0">
     <w:nsid w:val="7F65106E"/>
     <w:multiLevelType w:val="hybridMultilevel"/>
     <w:tmpl w:val="03983764"/>
@@ -38461,11 +36705,160 @@
       </w:rPr>
     </w:lvl>
   </w:abstractNum>
+  <w:abstractNum w:abstractNumId="45" w15:restartNumberingAfterBreak="0">
+    <w:nsid w:val="7F89082D"/>
+    <w:multiLevelType w:val="multilevel"/>
+    <w:tmpl w:val="D2F2469C"/>
+    <w:lvl w:ilvl="0">
+      <w:start w:val="1"/>
+      <w:numFmt w:val="bullet"/>
+      <w:lvlText w:val=""/>
+      <w:lvlJc w:val="left"/>
+      <w:pPr>
+        <w:tabs>
+          <w:tab w:val="num" w:pos="720"/>
+        </w:tabs>
+        <w:ind w:left="720" w:hanging="360"/>
+      </w:pPr>
+      <w:rPr>
+        <w:rFonts w:ascii="Symbol" w:hAnsi="Symbol" w:hint="default"/>
+        <w:sz w:val="20"/>
+      </w:rPr>
+    </w:lvl>
+    <w:lvl w:ilvl="1" w:tentative="1">
+      <w:start w:val="1"/>
+      <w:numFmt w:val="bullet"/>
+      <w:lvlText w:val="o"/>
+      <w:lvlJc w:val="left"/>
+      <w:pPr>
+        <w:tabs>
+          <w:tab w:val="num" w:pos="1440"/>
+        </w:tabs>
+        <w:ind w:left="1440" w:hanging="360"/>
+      </w:pPr>
+      <w:rPr>
+        <w:rFonts w:ascii="Courier New" w:hAnsi="Courier New" w:hint="default"/>
+        <w:sz w:val="20"/>
+      </w:rPr>
+    </w:lvl>
+    <w:lvl w:ilvl="2" w:tentative="1">
+      <w:start w:val="1"/>
+      <w:numFmt w:val="bullet"/>
+      <w:lvlText w:val=""/>
+      <w:lvlJc w:val="left"/>
+      <w:pPr>
+        <w:tabs>
+          <w:tab w:val="num" w:pos="2160"/>
+        </w:tabs>
+        <w:ind w:left="2160" w:hanging="360"/>
+      </w:pPr>
+      <w:rPr>
+        <w:rFonts w:ascii="Wingdings" w:hAnsi="Wingdings" w:hint="default"/>
+        <w:sz w:val="20"/>
+      </w:rPr>
+    </w:lvl>
+    <w:lvl w:ilvl="3" w:tentative="1">
+      <w:start w:val="1"/>
+      <w:numFmt w:val="bullet"/>
+      <w:lvlText w:val=""/>
+      <w:lvlJc w:val="left"/>
+      <w:pPr>
+        <w:tabs>
+          <w:tab w:val="num" w:pos="2880"/>
+        </w:tabs>
+        <w:ind w:left="2880" w:hanging="360"/>
+      </w:pPr>
+      <w:rPr>
+        <w:rFonts w:ascii="Wingdings" w:hAnsi="Wingdings" w:hint="default"/>
+        <w:sz w:val="20"/>
+      </w:rPr>
+    </w:lvl>
+    <w:lvl w:ilvl="4" w:tentative="1">
+      <w:start w:val="1"/>
+      <w:numFmt w:val="bullet"/>
+      <w:lvlText w:val=""/>
+      <w:lvlJc w:val="left"/>
+      <w:pPr>
+        <w:tabs>
+          <w:tab w:val="num" w:pos="3600"/>
+        </w:tabs>
+        <w:ind w:left="3600" w:hanging="360"/>
+      </w:pPr>
+      <w:rPr>
+        <w:rFonts w:ascii="Wingdings" w:hAnsi="Wingdings" w:hint="default"/>
+        <w:sz w:val="20"/>
+      </w:rPr>
+    </w:lvl>
+    <w:lvl w:ilvl="5" w:tentative="1">
+      <w:start w:val="1"/>
+      <w:numFmt w:val="bullet"/>
+      <w:lvlText w:val=""/>
+      <w:lvlJc w:val="left"/>
+      <w:pPr>
+        <w:tabs>
+          <w:tab w:val="num" w:pos="4320"/>
+        </w:tabs>
+        <w:ind w:left="4320" w:hanging="360"/>
+      </w:pPr>
+      <w:rPr>
+        <w:rFonts w:ascii="Wingdings" w:hAnsi="Wingdings" w:hint="default"/>
+        <w:sz w:val="20"/>
+      </w:rPr>
+    </w:lvl>
+    <w:lvl w:ilvl="6" w:tentative="1">
+      <w:start w:val="1"/>
+      <w:numFmt w:val="bullet"/>
+      <w:lvlText w:val=""/>
+      <w:lvlJc w:val="left"/>
+      <w:pPr>
+        <w:tabs>
+          <w:tab w:val="num" w:pos="5040"/>
+        </w:tabs>
+        <w:ind w:left="5040" w:hanging="360"/>
+      </w:pPr>
+      <w:rPr>
+        <w:rFonts w:ascii="Wingdings" w:hAnsi="Wingdings" w:hint="default"/>
+        <w:sz w:val="20"/>
+      </w:rPr>
+    </w:lvl>
+    <w:lvl w:ilvl="7" w:tentative="1">
+      <w:start w:val="1"/>
+      <w:numFmt w:val="bullet"/>
+      <w:lvlText w:val=""/>
+      <w:lvlJc w:val="left"/>
+      <w:pPr>
+        <w:tabs>
+          <w:tab w:val="num" w:pos="5760"/>
+        </w:tabs>
+        <w:ind w:left="5760" w:hanging="360"/>
+      </w:pPr>
+      <w:rPr>
+        <w:rFonts w:ascii="Wingdings" w:hAnsi="Wingdings" w:hint="default"/>
+        <w:sz w:val="20"/>
+      </w:rPr>
+    </w:lvl>
+    <w:lvl w:ilvl="8" w:tentative="1">
+      <w:start w:val="1"/>
+      <w:numFmt w:val="bullet"/>
+      <w:lvlText w:val=""/>
+      <w:lvlJc w:val="left"/>
+      <w:pPr>
+        <w:tabs>
+          <w:tab w:val="num" w:pos="6480"/>
+        </w:tabs>
+        <w:ind w:left="6480" w:hanging="360"/>
+      </w:pPr>
+      <w:rPr>
+        <w:rFonts w:ascii="Wingdings" w:hAnsi="Wingdings" w:hint="default"/>
+        <w:sz w:val="20"/>
+      </w:rPr>
+    </w:lvl>
+  </w:abstractNum>
   <w:num w:numId="1" w16cid:durableId="1765421438">
-    <w:abstractNumId w:val="31"/>
+    <w:abstractNumId w:val="33"/>
   </w:num>
   <w:num w:numId="2" w16cid:durableId="1555192193">
-    <w:abstractNumId w:val="34"/>
+    <w:abstractNumId w:val="36"/>
   </w:num>
   <w:num w:numId="3" w16cid:durableId="2018072479">
     <w:abstractNumId w:val="12"/>
@@ -38480,67 +36873,67 @@
     <w:abstractNumId w:val="4"/>
   </w:num>
   <w:num w:numId="7" w16cid:durableId="756710300">
-    <w:abstractNumId w:val="36"/>
+    <w:abstractNumId w:val="38"/>
   </w:num>
   <w:num w:numId="8" w16cid:durableId="473467">
-    <w:abstractNumId w:val="33"/>
+    <w:abstractNumId w:val="35"/>
   </w:num>
   <w:num w:numId="9" w16cid:durableId="202134437">
+    <w:abstractNumId w:val="19"/>
+  </w:num>
+  <w:num w:numId="10" w16cid:durableId="1318458175">
+    <w:abstractNumId w:val="42"/>
+  </w:num>
+  <w:num w:numId="11" w16cid:durableId="1841967845">
     <w:abstractNumId w:val="17"/>
   </w:num>
-  <w:num w:numId="10" w16cid:durableId="1318458175">
-    <w:abstractNumId w:val="40"/>
-  </w:num>
-  <w:num w:numId="11" w16cid:durableId="1841967845">
-    <w:abstractNumId w:val="15"/>
-  </w:num>
   <w:num w:numId="12" w16cid:durableId="1349605498">
-    <w:abstractNumId w:val="20"/>
+    <w:abstractNumId w:val="22"/>
   </w:num>
   <w:num w:numId="13" w16cid:durableId="1932544291">
     <w:abstractNumId w:val="1"/>
   </w:num>
   <w:num w:numId="14" w16cid:durableId="807435983">
-    <w:abstractNumId w:val="13"/>
+    <w:abstractNumId w:val="15"/>
   </w:num>
   <w:num w:numId="15" w16cid:durableId="1249969613">
-    <w:abstractNumId w:val="19"/>
+    <w:abstractNumId w:val="21"/>
   </w:num>
   <w:num w:numId="16" w16cid:durableId="31272964">
+    <w:abstractNumId w:val="26"/>
+  </w:num>
+  <w:num w:numId="17" w16cid:durableId="289239638">
+    <w:abstractNumId w:val="16"/>
+  </w:num>
+  <w:num w:numId="18" w16cid:durableId="1241017761">
+    <w:abstractNumId w:val="44"/>
+  </w:num>
+  <w:num w:numId="19" w16cid:durableId="1056507702">
     <w:abstractNumId w:val="24"/>
   </w:num>
-  <w:num w:numId="17" w16cid:durableId="289239638">
-    <w:abstractNumId w:val="14"/>
-  </w:num>
-  <w:num w:numId="18" w16cid:durableId="1241017761">
-    <w:abstractNumId w:val="42"/>
-  </w:num>
-  <w:num w:numId="19" w16cid:durableId="1056507702">
-    <w:abstractNumId w:val="22"/>
-  </w:num>
   <w:num w:numId="20" w16cid:durableId="827096354">
-    <w:abstractNumId w:val="27"/>
+    <w:abstractNumId w:val="29"/>
   </w:num>
   <w:num w:numId="21" w16cid:durableId="2066635846">
     <w:abstractNumId w:val="11"/>
   </w:num>
   <w:num w:numId="22" w16cid:durableId="1096098544">
-    <w:abstractNumId w:val="41"/>
+    <w:abstractNumId w:val="43"/>
   </w:num>
   <w:num w:numId="23" w16cid:durableId="1731687995">
     <w:abstractNumId w:val="5"/>
   </w:num>
   <w:num w:numId="24" w16cid:durableId="391151193">
-    <w:abstractNumId w:val="39"/>
+    <w:abstractNumId w:val="41"/>
   </w:num>
   <w:num w:numId="25" w16cid:durableId="521821876">
-    <w:abstractNumId w:val="30"/>
+    <w:abstractNumId w:val="32"/>
   </w:num>
   <w:num w:numId="26" w16cid:durableId="1189635147">
-    <w:abstractNumId w:val="35"/>
+    <w:abstractNumId w:val="37"/>
   </w:num>
   <w:num w:numId="27" w16cid:durableId="129329410">
-    <w:abstractNumId w:val="16"/>
+    <w:abstractNumId w:val="18"/>
   </w:num>
   <w:num w:numId="28" w16cid:durableId="125659770">
     <w:abstractNumId w:val="2"/>
@@ -38555,40 +36948,49 @@
     <w:abstractNumId w:val="9"/>
   </w:num>
   <w:num w:numId="32" w16cid:durableId="1664234558">
-    <w:abstractNumId w:val="26"/>
+    <w:abstractNumId w:val="28"/>
   </w:num>
   <w:num w:numId="33" w16cid:durableId="800996214">
-    <w:abstractNumId w:val="25"/>
+    <w:abstractNumId w:val="27"/>
   </w:num>
   <w:num w:numId="34" w16cid:durableId="1837066942">
-    <w:abstractNumId w:val="21"/>
+    <w:abstractNumId w:val="23"/>
   </w:num>
   <w:num w:numId="35" w16cid:durableId="1191458955">
-    <w:abstractNumId w:val="37"/>
+    <w:abstractNumId w:val="39"/>
   </w:num>
   <w:num w:numId="36" w16cid:durableId="1302536854">
     <w:abstractNumId w:val="8"/>
   </w:num>
   <w:num w:numId="37" w16cid:durableId="794173356">
-    <w:abstractNumId w:val="18"/>
+    <w:abstractNumId w:val="20"/>
   </w:num>
   <w:num w:numId="38" w16cid:durableId="543450541">
-    <w:abstractNumId w:val="28"/>
+    <w:abstractNumId w:val="30"/>
   </w:num>
   <w:num w:numId="39" w16cid:durableId="900793484">
     <w:abstractNumId w:val="7"/>
   </w:num>
   <w:num w:numId="40" w16cid:durableId="493028478">
-    <w:abstractNumId w:val="38"/>
+    <w:abstractNumId w:val="40"/>
   </w:num>
   <w:num w:numId="41" w16cid:durableId="1962376932">
-    <w:abstractNumId w:val="23"/>
+    <w:abstractNumId w:val="25"/>
   </w:num>
   <w:num w:numId="42" w16cid:durableId="214581419">
-    <w:abstractNumId w:val="29"/>
+    <w:abstractNumId w:val="31"/>
   </w:num>
   <w:num w:numId="43" w16cid:durableId="510460269">
-    <w:abstractNumId w:val="32"/>
+    <w:abstractNumId w:val="34"/>
+  </w:num>
+  <w:num w:numId="44" w16cid:durableId="1525485639">
+    <w:abstractNumId w:val="13"/>
+  </w:num>
+  <w:num w:numId="45" w16cid:durableId="511338134">
+    <w:abstractNumId w:val="14"/>
+  </w:num>
+  <w:num w:numId="46" w16cid:durableId="805243150">
+    <w:abstractNumId w:val="45"/>
   </w:num>
 </w:numbering>
 </file>
@@ -38997,7 +37399,6 @@
   <w:style w:type="character" w:default="1" w:styleId="DefaultParagraphFont">
     <w:name w:val="Default Paragraph Font"/>
     <w:uiPriority w:val="1"/>
-    <w:semiHidden/>
     <w:unhideWhenUsed/>
   </w:style>
   <w:style w:type="table" w:default="1" w:styleId="TableNormal">

--- a/mainframe-normal-notes/jcl.docx
+++ b/mainframe-normal-notes/jcl.docx
@@ -237,16 +237,7 @@
           <w:szCs w:val="24"/>
           <w:lang w:val="en-US"/>
         </w:rPr>
-        <w:t xml:space="preserve">specifies the program to use, tell what job will do SORT, COPY PS files </w:t>
-      </w:r>
-      <w:proofErr w:type="gramStart"/>
-      <w:r>
-        <w:rPr>
-          <w:sz w:val="24"/>
-          <w:szCs w:val="24"/>
-          <w:lang w:val="en-US"/>
-        </w:rPr>
-        <w:t>etc</w:t>
+        <w:t>specifies the program to use, tell what job will do SORT, COPY PS files etc</w:t>
       </w:r>
       <w:r>
         <w:rPr>
@@ -256,7 +247,6 @@
         </w:rPr>
         <w:t>..</w:t>
       </w:r>
-      <w:proofErr w:type="gramEnd"/>
     </w:p>
     <w:p>
       <w:pPr>
@@ -1447,29 +1437,7 @@
           <w:lang w:val="en-US"/>
         </w:rPr>
         <w:tab/>
-        <w:t>MSGLEVEL</w:t>
-      </w:r>
-      <w:proofErr w:type="gramStart"/>
-      <w:r>
-        <w:rPr>
-          <w:b/>
-          <w:bCs/>
-          <w:sz w:val="24"/>
-          <w:szCs w:val="24"/>
-          <w:lang w:val="en-US"/>
-        </w:rPr>
-        <w:t>=(</w:t>
-      </w:r>
-      <w:proofErr w:type="gramEnd"/>
-      <w:r>
-        <w:rPr>
-          <w:b/>
-          <w:bCs/>
-          <w:sz w:val="24"/>
-          <w:szCs w:val="24"/>
-          <w:lang w:val="en-US"/>
-        </w:rPr>
-        <w:t>0/1/2,0/1/2),</w:t>
+        <w:t>MSGLEVEL=(0/1/2,0/1/2),</w:t>
       </w:r>
     </w:p>
     <w:p>
@@ -1560,7 +1528,6 @@
         <w:t>TIME=(</w:t>
       </w:r>
       <w:proofErr w:type="spellStart"/>
-      <w:proofErr w:type="gramStart"/>
       <w:r>
         <w:rPr>
           <w:b/>
@@ -1572,7 +1539,6 @@
         <w:t>mm,ss</w:t>
       </w:r>
       <w:proofErr w:type="spellEnd"/>
-      <w:proofErr w:type="gramEnd"/>
       <w:r>
         <w:rPr>
           <w:b/>
@@ -2066,25 +2032,7 @@
           <w:szCs w:val="24"/>
           <w:lang w:val="en-US"/>
         </w:rPr>
-        <w:t xml:space="preserve">Jobs similar to some </w:t>
-      </w:r>
-      <w:proofErr w:type="gramStart"/>
-      <w:r>
-        <w:rPr>
-          <w:sz w:val="24"/>
-          <w:szCs w:val="24"/>
-          <w:lang w:val="en-US"/>
-        </w:rPr>
-        <w:t>aspect</w:t>
-      </w:r>
-      <w:proofErr w:type="gramEnd"/>
-      <w:r>
-        <w:rPr>
-          <w:sz w:val="24"/>
-          <w:szCs w:val="24"/>
-          <w:lang w:val="en-US"/>
-        </w:rPr>
-        <w:t xml:space="preserve"> are grouped in one class. </w:t>
+        <w:t xml:space="preserve">Jobs similar to some aspect are grouped in one class. </w:t>
       </w:r>
     </w:p>
     <w:p>
@@ -2266,7 +2214,6 @@
         <w:t>(</w:t>
       </w:r>
       <w:proofErr w:type="spellStart"/>
-      <w:proofErr w:type="gramStart"/>
       <w:r>
         <w:rPr>
           <w:sz w:val="24"/>
@@ -2276,7 +2223,6 @@
         <w:t>mm,ss</w:t>
       </w:r>
       <w:proofErr w:type="spellEnd"/>
-      <w:proofErr w:type="gramEnd"/>
       <w:r>
         <w:rPr>
           <w:sz w:val="24"/>
@@ -2478,25 +2424,7 @@
           <w:szCs w:val="24"/>
           <w:lang w:val="en-US"/>
         </w:rPr>
-        <w:t>MSGLEVEL</w:t>
-      </w:r>
-      <w:proofErr w:type="gramStart"/>
-      <w:r>
-        <w:rPr>
-          <w:sz w:val="24"/>
-          <w:szCs w:val="24"/>
-          <w:lang w:val="en-US"/>
-        </w:rPr>
-        <w:t>=(</w:t>
-      </w:r>
-      <w:proofErr w:type="gramEnd"/>
-      <w:r>
-        <w:rPr>
-          <w:sz w:val="24"/>
-          <w:szCs w:val="24"/>
-          <w:lang w:val="en-US"/>
-        </w:rPr>
-        <w:t>STATEMENT, MSG)</w:t>
+        <w:t>MSGLEVEL=(STATEMENT, MSG)</w:t>
       </w:r>
     </w:p>
     <w:p>
@@ -3005,18 +2933,7 @@
           <w:szCs w:val="24"/>
           <w:lang w:val="en-US"/>
         </w:rPr>
-        <w:t>Step_</w:t>
-      </w:r>
-      <w:proofErr w:type="gramStart"/>
-      <w:r>
-        <w:rPr>
-          <w:b/>
-          <w:bCs/>
-          <w:sz w:val="24"/>
-          <w:szCs w:val="24"/>
-          <w:lang w:val="en-US"/>
-        </w:rPr>
-        <w:t>name</w:t>
+        <w:t>Step_name</w:t>
       </w:r>
       <w:proofErr w:type="spellEnd"/>
       <w:r>
@@ -3035,16 +2952,7 @@
           <w:szCs w:val="24"/>
           <w:lang w:val="en-US"/>
         </w:rPr>
-        <w:t xml:space="preserve"> must</w:t>
-      </w:r>
-      <w:proofErr w:type="gramEnd"/>
-      <w:r>
-        <w:rPr>
-          <w:sz w:val="24"/>
-          <w:szCs w:val="24"/>
-          <w:lang w:val="en-US"/>
-        </w:rPr>
-        <w:t xml:space="preserve"> be 1-8 characters long.</w:t>
+        <w:t xml:space="preserve"> must be 1-8 characters long.</w:t>
       </w:r>
     </w:p>
     <w:p>
@@ -3540,7 +3448,6 @@
         <w:t>TIME=(</w:t>
       </w:r>
       <w:proofErr w:type="spellStart"/>
-      <w:proofErr w:type="gramStart"/>
       <w:r>
         <w:rPr>
           <w:sz w:val="24"/>
@@ -3550,7 +3457,6 @@
         <w:t>mm,ss</w:t>
       </w:r>
       <w:proofErr w:type="spellEnd"/>
-      <w:proofErr w:type="gramEnd"/>
       <w:r>
         <w:rPr>
           <w:sz w:val="24"/>
@@ -3881,29 +3787,7 @@
           <w:lang w:val="en-US"/>
         </w:rPr>
         <w:tab/>
-        <w:t>TIME</w:t>
-      </w:r>
-      <w:proofErr w:type="gramStart"/>
-      <w:r>
-        <w:rPr>
-          <w:b/>
-          <w:bCs/>
-          <w:sz w:val="24"/>
-          <w:szCs w:val="24"/>
-          <w:lang w:val="en-US"/>
-        </w:rPr>
-        <w:t>=(</w:t>
-      </w:r>
-      <w:proofErr w:type="gramEnd"/>
-      <w:r>
-        <w:rPr>
-          <w:b/>
-          <w:bCs/>
-          <w:sz w:val="24"/>
-          <w:szCs w:val="24"/>
-          <w:lang w:val="en-US"/>
-        </w:rPr>
-        <w:t>15,20),</w:t>
+        <w:t>TIME=(15,20),</w:t>
       </w:r>
     </w:p>
     <w:p>
@@ -4585,29 +4469,7 @@
           <w:szCs w:val="24"/>
           <w:lang w:val="en-US"/>
         </w:rPr>
-        <w:t>DISP</w:t>
-      </w:r>
-      <w:proofErr w:type="gramStart"/>
-      <w:r>
-        <w:rPr>
-          <w:b/>
-          <w:bCs/>
-          <w:sz w:val="24"/>
-          <w:szCs w:val="24"/>
-          <w:lang w:val="en-US"/>
-        </w:rPr>
-        <w:t>=(</w:t>
-      </w:r>
-      <w:proofErr w:type="gramEnd"/>
-      <w:r>
-        <w:rPr>
-          <w:b/>
-          <w:bCs/>
-          <w:sz w:val="24"/>
-          <w:szCs w:val="24"/>
-          <w:lang w:val="en-US"/>
-        </w:rPr>
-        <w:t>status, normal end-disposition, abnormal end-disposition)</w:t>
+        <w:t>DISP=(status, normal end-disposition, abnormal end-disposition)</w:t>
       </w:r>
     </w:p>
     <w:p>
@@ -4736,25 +4598,7 @@
           <w:szCs w:val="24"/>
           <w:lang w:val="en-US"/>
         </w:rPr>
-        <w:t xml:space="preserve">the dataset already </w:t>
-      </w:r>
-      <w:proofErr w:type="gramStart"/>
-      <w:r>
-        <w:rPr>
-          <w:sz w:val="24"/>
-          <w:szCs w:val="24"/>
-          <w:lang w:val="en-US"/>
-        </w:rPr>
-        <w:t>exists,</w:t>
-      </w:r>
-      <w:proofErr w:type="gramEnd"/>
-      <w:r>
-        <w:rPr>
-          <w:sz w:val="24"/>
-          <w:szCs w:val="24"/>
-          <w:lang w:val="en-US"/>
-        </w:rPr>
-        <w:t xml:space="preserve"> existing data will be overwritten and the </w:t>
+        <w:t xml:space="preserve">the dataset already exists, existing data will be overwritten and the </w:t>
       </w:r>
       <w:proofErr w:type="spellStart"/>
       <w:r>
@@ -5410,29 +5254,7 @@
           <w:szCs w:val="24"/>
           <w:lang w:val="en-US"/>
         </w:rPr>
-        <w:t>DISP=(</w:t>
-      </w:r>
-      <w:proofErr w:type="gramStart"/>
-      <w:r>
-        <w:rPr>
-          <w:b/>
-          <w:bCs/>
-          <w:sz w:val="24"/>
-          <w:szCs w:val="24"/>
-          <w:lang w:val="en-US"/>
-        </w:rPr>
-        <w:t>NEW,CATLG</w:t>
-      </w:r>
-      <w:proofErr w:type="gramEnd"/>
-      <w:r>
-        <w:rPr>
-          <w:b/>
-          <w:bCs/>
-          <w:sz w:val="24"/>
-          <w:szCs w:val="24"/>
-          <w:lang w:val="en-US"/>
-        </w:rPr>
-        <w:t>,DELETE)</w:t>
+        <w:t>DISP=(NEW,CATLG,DELETE)</w:t>
       </w:r>
     </w:p>
     <w:p>
@@ -5746,21 +5568,9 @@
           <w:szCs w:val="24"/>
           <w:lang w:val="en-US"/>
         </w:rPr>
-        <w:t>SPACE</w:t>
-      </w:r>
-      <w:proofErr w:type="gramStart"/>
-      <w:r>
-        <w:rPr>
-          <w:b/>
-          <w:bCs/>
-          <w:sz w:val="24"/>
-          <w:szCs w:val="24"/>
-          <w:lang w:val="en-US"/>
-        </w:rPr>
-        <w:t>=(</w:t>
+        <w:t>SPACE=(</w:t>
       </w:r>
       <w:proofErr w:type="spellStart"/>
-      <w:proofErr w:type="gramEnd"/>
       <w:r>
         <w:rPr>
           <w:b/>
@@ -6165,29 +5975,7 @@
           <w:szCs w:val="24"/>
           <w:lang w:val="en-US"/>
         </w:rPr>
-        <w:t>VOL=SER=(v</w:t>
-      </w:r>
-      <w:proofErr w:type="gramStart"/>
-      <w:r>
-        <w:rPr>
-          <w:b/>
-          <w:bCs/>
-          <w:sz w:val="24"/>
-          <w:szCs w:val="24"/>
-          <w:lang w:val="en-US"/>
-        </w:rPr>
-        <w:t>1,v</w:t>
-      </w:r>
-      <w:proofErr w:type="gramEnd"/>
-      <w:r>
-        <w:rPr>
-          <w:b/>
-          <w:bCs/>
-          <w:sz w:val="24"/>
-          <w:szCs w:val="24"/>
-          <w:lang w:val="en-US"/>
-        </w:rPr>
-        <w:t>2)</w:t>
+        <w:t>VOL=SER=(v1,v2)</w:t>
       </w:r>
     </w:p>
     <w:p>
@@ -6460,51 +6248,7 @@
           <w:lang w:val="en-US"/>
         </w:rPr>
         <w:tab/>
-        <w:t>DISP</w:t>
-      </w:r>
-      <w:proofErr w:type="gramStart"/>
-      <w:r>
-        <w:rPr>
-          <w:b/>
-          <w:bCs/>
-          <w:sz w:val="24"/>
-          <w:szCs w:val="24"/>
-          <w:lang w:val="en-US"/>
-        </w:rPr>
-        <w:t>=(</w:t>
-      </w:r>
-      <w:proofErr w:type="gramEnd"/>
-      <w:r>
-        <w:rPr>
-          <w:b/>
-          <w:bCs/>
-          <w:sz w:val="24"/>
-          <w:szCs w:val="24"/>
-          <w:lang w:val="en-US"/>
-        </w:rPr>
-        <w:t xml:space="preserve">NEW, </w:t>
-      </w:r>
-      <w:proofErr w:type="gramStart"/>
-      <w:r>
-        <w:rPr>
-          <w:b/>
-          <w:bCs/>
-          <w:sz w:val="24"/>
-          <w:szCs w:val="24"/>
-          <w:lang w:val="en-US"/>
-        </w:rPr>
-        <w:t>CATLG,DELETE</w:t>
-      </w:r>
-      <w:proofErr w:type="gramEnd"/>
-      <w:r>
-        <w:rPr>
-          <w:b/>
-          <w:bCs/>
-          <w:sz w:val="24"/>
-          <w:szCs w:val="24"/>
-          <w:lang w:val="en-US"/>
-        </w:rPr>
-        <w:t>),</w:t>
+        <w:t>DISP=(NEW, CATLG,DELETE),</w:t>
       </w:r>
     </w:p>
     <w:p>
@@ -6636,51 +6380,7 @@
           <w:lang w:val="en-US"/>
         </w:rPr>
         <w:tab/>
-        <w:t>SPACE=(</w:t>
-      </w:r>
-      <w:proofErr w:type="gramStart"/>
-      <w:r>
-        <w:rPr>
-          <w:b/>
-          <w:bCs/>
-          <w:sz w:val="24"/>
-          <w:szCs w:val="24"/>
-          <w:lang w:val="en-US"/>
-        </w:rPr>
-        <w:t>TRK,(</w:t>
-      </w:r>
-      <w:proofErr w:type="gramEnd"/>
-      <w:r>
-        <w:rPr>
-          <w:b/>
-          <w:bCs/>
-          <w:sz w:val="24"/>
-          <w:szCs w:val="24"/>
-          <w:lang w:val="en-US"/>
-        </w:rPr>
-        <w:t>100,50,10</w:t>
-      </w:r>
-      <w:proofErr w:type="gramStart"/>
-      <w:r>
-        <w:rPr>
-          <w:b/>
-          <w:bCs/>
-          <w:sz w:val="24"/>
-          <w:szCs w:val="24"/>
-          <w:lang w:val="en-US"/>
-        </w:rPr>
-        <w:t>),RLSE</w:t>
-      </w:r>
-      <w:proofErr w:type="gramEnd"/>
-      <w:r>
-        <w:rPr>
-          <w:b/>
-          <w:bCs/>
-          <w:sz w:val="24"/>
-          <w:szCs w:val="24"/>
-          <w:lang w:val="en-US"/>
-        </w:rPr>
-        <w:t>),</w:t>
+        <w:t>SPACE=(TRK,(100,50,10),RLSE),</w:t>
       </w:r>
     </w:p>
     <w:p>
@@ -6725,29 +6425,7 @@
           <w:lang w:val="en-US"/>
         </w:rPr>
         <w:tab/>
-        <w:t>DCB</w:t>
-      </w:r>
-      <w:proofErr w:type="gramStart"/>
-      <w:r>
-        <w:rPr>
-          <w:b/>
-          <w:bCs/>
-          <w:sz w:val="24"/>
-          <w:szCs w:val="24"/>
-          <w:lang w:val="en-US"/>
-        </w:rPr>
-        <w:t>=(</w:t>
-      </w:r>
-      <w:proofErr w:type="gramEnd"/>
-      <w:r>
-        <w:rPr>
-          <w:b/>
-          <w:bCs/>
-          <w:sz w:val="24"/>
-          <w:szCs w:val="24"/>
-          <w:lang w:val="en-US"/>
-        </w:rPr>
-        <w:t>RECFM=FB,</w:t>
+        <w:t>DCB=(RECFM=FB,</w:t>
       </w:r>
       <w:r>
         <w:rPr>
@@ -6767,51 +6445,7 @@
           <w:szCs w:val="24"/>
           <w:lang w:val="en-US"/>
         </w:rPr>
-        <w:t>LRECL=</w:t>
-      </w:r>
-      <w:proofErr w:type="gramStart"/>
-      <w:r>
-        <w:rPr>
-          <w:b/>
-          <w:bCs/>
-          <w:sz w:val="24"/>
-          <w:szCs w:val="24"/>
-          <w:lang w:val="en-US"/>
-        </w:rPr>
-        <w:t>80,BLKSIZE</w:t>
-      </w:r>
-      <w:proofErr w:type="gramEnd"/>
-      <w:r>
-        <w:rPr>
-          <w:b/>
-          <w:bCs/>
-          <w:sz w:val="24"/>
-          <w:szCs w:val="24"/>
-          <w:lang w:val="en-US"/>
-        </w:rPr>
-        <w:t>=</w:t>
-      </w:r>
-      <w:proofErr w:type="gramStart"/>
-      <w:r>
-        <w:rPr>
-          <w:b/>
-          <w:bCs/>
-          <w:sz w:val="24"/>
-          <w:szCs w:val="24"/>
-          <w:lang w:val="en-US"/>
-        </w:rPr>
-        <w:t>800,DSORG</w:t>
-      </w:r>
-      <w:proofErr w:type="gramEnd"/>
-      <w:r>
-        <w:rPr>
-          <w:b/>
-          <w:bCs/>
-          <w:sz w:val="24"/>
-          <w:szCs w:val="24"/>
-          <w:lang w:val="en-US"/>
-        </w:rPr>
-        <w:t>=PO)</w:t>
+        <w:t>LRECL=80,BLKSIZE=800,DSORG=PO)</w:t>
       </w:r>
     </w:p>
     <w:p>
@@ -7789,29 +7423,7 @@
           <w:lang w:val="en-US"/>
         </w:rPr>
         <w:tab/>
-        <w:t>MSGLEVEL</w:t>
-      </w:r>
-      <w:proofErr w:type="gramStart"/>
-      <w:r>
-        <w:rPr>
-          <w:b/>
-          <w:bCs/>
-          <w:sz w:val="24"/>
-          <w:szCs w:val="24"/>
-          <w:lang w:val="en-US"/>
-        </w:rPr>
-        <w:t>=(</w:t>
-      </w:r>
-      <w:proofErr w:type="gramEnd"/>
-      <w:r>
-        <w:rPr>
-          <w:b/>
-          <w:bCs/>
-          <w:sz w:val="24"/>
-          <w:szCs w:val="24"/>
-          <w:lang w:val="en-US"/>
-        </w:rPr>
-        <w:t>2,1),</w:t>
+        <w:t>MSGLEVEL=(2,1),</w:t>
       </w:r>
     </w:p>
     <w:p>
@@ -8078,29 +7690,7 @@
           <w:lang w:val="en-US"/>
         </w:rPr>
         <w:tab/>
-        <w:t>DISP=(</w:t>
-      </w:r>
-      <w:proofErr w:type="gramStart"/>
-      <w:r>
-        <w:rPr>
-          <w:b/>
-          <w:bCs/>
-          <w:sz w:val="24"/>
-          <w:szCs w:val="24"/>
-          <w:lang w:val="en-US"/>
-        </w:rPr>
-        <w:t>NEW,CATLG</w:t>
-      </w:r>
-      <w:proofErr w:type="gramEnd"/>
-      <w:r>
-        <w:rPr>
-          <w:b/>
-          <w:bCs/>
-          <w:sz w:val="24"/>
-          <w:szCs w:val="24"/>
-          <w:lang w:val="en-US"/>
-        </w:rPr>
-        <w:t>,DELETE),</w:t>
+        <w:t>DISP=(NEW,CATLG,DELETE),</w:t>
       </w:r>
     </w:p>
     <w:p>
@@ -8144,73 +7734,7 @@
           <w:lang w:val="en-US"/>
         </w:rPr>
         <w:tab/>
-        <w:t>DCB=(REFCM=</w:t>
-      </w:r>
-      <w:proofErr w:type="gramStart"/>
-      <w:r>
-        <w:rPr>
-          <w:b/>
-          <w:bCs/>
-          <w:sz w:val="24"/>
-          <w:szCs w:val="24"/>
-          <w:lang w:val="en-US"/>
-        </w:rPr>
-        <w:t>FB,LRECL</w:t>
-      </w:r>
-      <w:proofErr w:type="gramEnd"/>
-      <w:r>
-        <w:rPr>
-          <w:b/>
-          <w:bCs/>
-          <w:sz w:val="24"/>
-          <w:szCs w:val="24"/>
-          <w:lang w:val="en-US"/>
-        </w:rPr>
-        <w:t>=</w:t>
-      </w:r>
-      <w:proofErr w:type="gramStart"/>
-      <w:r>
-        <w:rPr>
-          <w:b/>
-          <w:bCs/>
-          <w:sz w:val="24"/>
-          <w:szCs w:val="24"/>
-          <w:lang w:val="en-US"/>
-        </w:rPr>
-        <w:t>80,BLKSIZE</w:t>
-      </w:r>
-      <w:proofErr w:type="gramEnd"/>
-      <w:r>
-        <w:rPr>
-          <w:b/>
-          <w:bCs/>
-          <w:sz w:val="24"/>
-          <w:szCs w:val="24"/>
-          <w:lang w:val="en-US"/>
-        </w:rPr>
-        <w:t>=</w:t>
-      </w:r>
-      <w:proofErr w:type="gramStart"/>
-      <w:r>
-        <w:rPr>
-          <w:b/>
-          <w:bCs/>
-          <w:sz w:val="24"/>
-          <w:szCs w:val="24"/>
-          <w:lang w:val="en-US"/>
-        </w:rPr>
-        <w:t>800,DSORG</w:t>
-      </w:r>
-      <w:proofErr w:type="gramEnd"/>
-      <w:r>
-        <w:rPr>
-          <w:b/>
-          <w:bCs/>
-          <w:sz w:val="24"/>
-          <w:szCs w:val="24"/>
-          <w:lang w:val="en-US"/>
-        </w:rPr>
-        <w:t>=PS)</w:t>
+        <w:t>DCB=(REFCM=FB,LRECL=80,BLKSIZE=800,DSORG=PS)</w:t>
       </w:r>
     </w:p>
     <w:p>
@@ -8254,51 +7778,7 @@
           <w:lang w:val="en-US"/>
         </w:rPr>
         <w:tab/>
-        <w:t>SPACE=(</w:t>
-      </w:r>
-      <w:proofErr w:type="gramStart"/>
-      <w:r>
-        <w:rPr>
-          <w:b/>
-          <w:bCs/>
-          <w:sz w:val="24"/>
-          <w:szCs w:val="24"/>
-          <w:lang w:val="en-US"/>
-        </w:rPr>
-        <w:t>TRK,(</w:t>
-      </w:r>
-      <w:proofErr w:type="gramEnd"/>
-      <w:r>
-        <w:rPr>
-          <w:b/>
-          <w:bCs/>
-          <w:sz w:val="24"/>
-          <w:szCs w:val="24"/>
-          <w:lang w:val="en-US"/>
-        </w:rPr>
-        <w:t>100,50</w:t>
-      </w:r>
-      <w:proofErr w:type="gramStart"/>
-      <w:r>
-        <w:rPr>
-          <w:b/>
-          <w:bCs/>
-          <w:sz w:val="24"/>
-          <w:szCs w:val="24"/>
-          <w:lang w:val="en-US"/>
-        </w:rPr>
-        <w:t>),RLSE</w:t>
-      </w:r>
-      <w:proofErr w:type="gramEnd"/>
-      <w:r>
-        <w:rPr>
-          <w:b/>
-          <w:bCs/>
-          <w:sz w:val="24"/>
-          <w:szCs w:val="24"/>
-          <w:lang w:val="en-US"/>
-        </w:rPr>
-        <w:t>)</w:t>
+        <w:t>SPACE=(TRK,(100,50),RLSE)</w:t>
       </w:r>
     </w:p>
     <w:p>
@@ -8390,29 +7870,7 @@
           <w:lang w:val="en-US"/>
         </w:rPr>
         <w:tab/>
-        <w:t>SORT FIELDS=(1,</w:t>
-      </w:r>
-      <w:proofErr w:type="gramStart"/>
-      <w:r>
-        <w:rPr>
-          <w:b/>
-          <w:bCs/>
-          <w:sz w:val="24"/>
-          <w:szCs w:val="24"/>
-          <w:lang w:val="en-US"/>
-        </w:rPr>
-        <w:t>8,CH</w:t>
-      </w:r>
-      <w:proofErr w:type="gramEnd"/>
-      <w:r>
-        <w:rPr>
-          <w:b/>
-          <w:bCs/>
-          <w:sz w:val="24"/>
-          <w:szCs w:val="24"/>
-          <w:lang w:val="en-US"/>
-        </w:rPr>
-        <w:t>,A)</w:t>
+        <w:t>SORT FIELDS=(1,8,CH,A)</w:t>
       </w:r>
     </w:p>
     <w:p>
@@ -9383,18 +8841,8 @@
           <w:szCs w:val="24"/>
           <w:lang w:val="en-US"/>
         </w:rPr>
-        <w:t xml:space="preserve">, what return code each step executed </w:t>
-      </w:r>
-      <w:proofErr w:type="gramStart"/>
-      <w:r>
-        <w:rPr>
-          <w:sz w:val="24"/>
-          <w:szCs w:val="24"/>
-          <w:lang w:val="en-US"/>
-        </w:rPr>
-        <w:t>etc..</w:t>
-      </w:r>
-      <w:proofErr w:type="gramEnd"/>
+        <w:t>, what return code each step executed etc..</w:t>
+      </w:r>
     </w:p>
     <w:p>
       <w:pPr>
@@ -9996,25 +9444,7 @@
           <w:szCs w:val="24"/>
           <w:lang w:val="en-US"/>
         </w:rPr>
-        <w:t xml:space="preserve"> is used to review the job output. </w:t>
-      </w:r>
-      <w:proofErr w:type="gramStart"/>
-      <w:r>
-        <w:rPr>
-          <w:sz w:val="24"/>
-          <w:szCs w:val="24"/>
-          <w:lang w:val="en-US"/>
-        </w:rPr>
-        <w:t>It’s</w:t>
-      </w:r>
-      <w:proofErr w:type="gramEnd"/>
-      <w:r>
-        <w:rPr>
-          <w:sz w:val="24"/>
-          <w:szCs w:val="24"/>
-          <w:lang w:val="en-US"/>
-        </w:rPr>
-        <w:t xml:space="preserve"> primary purpose is to display the output in the spool area.</w:t>
+        <w:t xml:space="preserve"> is used to review the job output. It’s primary purpose is to display the output in the spool area.</w:t>
       </w:r>
     </w:p>
     <w:p>
@@ -10369,7 +9799,6 @@
           <w:lang w:val="en-US"/>
         </w:rPr>
       </w:pPr>
-      <w:proofErr w:type="gramStart"/>
       <w:r>
         <w:rPr>
           <w:b/>
@@ -10380,7 +9809,6 @@
         </w:rPr>
         <w:t>?:</w:t>
       </w:r>
-      <w:proofErr w:type="gramEnd"/>
       <w:r>
         <w:rPr>
           <w:b/>
@@ -11202,29 +10630,7 @@
           <w:lang w:val="en-US"/>
         </w:rPr>
         <w:tab/>
-        <w:t>DISP=(</w:t>
-      </w:r>
-      <w:proofErr w:type="gramStart"/>
-      <w:r>
-        <w:rPr>
-          <w:b/>
-          <w:bCs/>
-          <w:sz w:val="24"/>
-          <w:szCs w:val="24"/>
-          <w:lang w:val="en-US"/>
-        </w:rPr>
-        <w:t>NEW,CATLG</w:t>
-      </w:r>
-      <w:proofErr w:type="gramEnd"/>
-      <w:r>
-        <w:rPr>
-          <w:b/>
-          <w:bCs/>
-          <w:sz w:val="24"/>
-          <w:szCs w:val="24"/>
-          <w:lang w:val="en-US"/>
-        </w:rPr>
-        <w:t>,DELETE),</w:t>
+        <w:t>DISP=(NEW,CATLG,DELETE),</w:t>
       </w:r>
     </w:p>
     <w:p>
@@ -11268,51 +10674,7 @@
           <w:lang w:val="en-US"/>
         </w:rPr>
         <w:tab/>
-        <w:t>SPACE=(</w:t>
-      </w:r>
-      <w:proofErr w:type="gramStart"/>
-      <w:r>
-        <w:rPr>
-          <w:b/>
-          <w:bCs/>
-          <w:sz w:val="24"/>
-          <w:szCs w:val="24"/>
-          <w:lang w:val="en-US"/>
-        </w:rPr>
-        <w:t>TRK,(</w:t>
-      </w:r>
-      <w:proofErr w:type="gramEnd"/>
-      <w:r>
-        <w:rPr>
-          <w:b/>
-          <w:bCs/>
-          <w:sz w:val="24"/>
-          <w:szCs w:val="24"/>
-          <w:lang w:val="en-US"/>
-        </w:rPr>
-        <w:t>100,50</w:t>
-      </w:r>
-      <w:proofErr w:type="gramStart"/>
-      <w:r>
-        <w:rPr>
-          <w:b/>
-          <w:bCs/>
-          <w:sz w:val="24"/>
-          <w:szCs w:val="24"/>
-          <w:lang w:val="en-US"/>
-        </w:rPr>
-        <w:t>),RLSE</w:t>
-      </w:r>
-      <w:proofErr w:type="gramEnd"/>
-      <w:r>
-        <w:rPr>
-          <w:b/>
-          <w:bCs/>
-          <w:sz w:val="24"/>
-          <w:szCs w:val="24"/>
-          <w:lang w:val="en-US"/>
-        </w:rPr>
-        <w:t>),</w:t>
+        <w:t>SPACE=(TRK,(100,50),RLSE),</w:t>
       </w:r>
     </w:p>
     <w:p>
@@ -11356,51 +10718,7 @@
           <w:lang w:val="en-US"/>
         </w:rPr>
         <w:tab/>
-        <w:t>DCB=(RECFM=</w:t>
-      </w:r>
-      <w:proofErr w:type="gramStart"/>
-      <w:r>
-        <w:rPr>
-          <w:b/>
-          <w:bCs/>
-          <w:sz w:val="24"/>
-          <w:szCs w:val="24"/>
-          <w:lang w:val="en-US"/>
-        </w:rPr>
-        <w:t>FB,LRECL</w:t>
-      </w:r>
-      <w:proofErr w:type="gramEnd"/>
-      <w:r>
-        <w:rPr>
-          <w:b/>
-          <w:bCs/>
-          <w:sz w:val="24"/>
-          <w:szCs w:val="24"/>
-          <w:lang w:val="en-US"/>
-        </w:rPr>
-        <w:t>=</w:t>
-      </w:r>
-      <w:proofErr w:type="gramStart"/>
-      <w:r>
-        <w:rPr>
-          <w:b/>
-          <w:bCs/>
-          <w:sz w:val="24"/>
-          <w:szCs w:val="24"/>
-          <w:lang w:val="en-US"/>
-        </w:rPr>
-        <w:t>80,BLKSIZE</w:t>
-      </w:r>
-      <w:proofErr w:type="gramEnd"/>
-      <w:r>
-        <w:rPr>
-          <w:b/>
-          <w:bCs/>
-          <w:sz w:val="24"/>
-          <w:szCs w:val="24"/>
-          <w:lang w:val="en-US"/>
-        </w:rPr>
-        <w:t>=800)</w:t>
+        <w:t>DCB=(RECFM=FB,LRECL=80,BLKSIZE=800)</w:t>
       </w:r>
     </w:p>
     <w:p>
@@ -12241,21 +11559,9 @@
           <w:szCs w:val="24"/>
           <w:lang w:val="en-US"/>
         </w:rPr>
-        <w:t>proc_</w:t>
-      </w:r>
-      <w:proofErr w:type="gramStart"/>
-      <w:r>
-        <w:rPr>
-          <w:b/>
-          <w:bCs/>
-          <w:sz w:val="24"/>
-          <w:szCs w:val="24"/>
-          <w:lang w:val="en-US"/>
-        </w:rPr>
-        <w:t>name,MNAME</w:t>
+        <w:t>proc_name,MNAME</w:t>
       </w:r>
       <w:proofErr w:type="spellEnd"/>
-      <w:proofErr w:type="gramEnd"/>
       <w:r>
         <w:rPr>
           <w:b/>
@@ -12531,27 +11837,15 @@
         <w:tab/>
         <w:t>DD DSN=</w:t>
       </w:r>
-      <w:proofErr w:type="gramStart"/>
-      <w:r>
-        <w:rPr>
-          <w:b/>
-          <w:bCs/>
-          <w:sz w:val="24"/>
-          <w:szCs w:val="24"/>
-          <w:lang w:val="en-US"/>
-        </w:rPr>
-        <w:t>NUHID.&amp;MNAME..</w:t>
-      </w:r>
-      <w:proofErr w:type="gramEnd"/>
-      <w:r>
-        <w:rPr>
-          <w:b/>
-          <w:bCs/>
-          <w:sz w:val="24"/>
-          <w:szCs w:val="24"/>
-          <w:lang w:val="en-US"/>
-        </w:rPr>
-        <w:t>PS1</w:t>
+      <w:r>
+        <w:rPr>
+          <w:b/>
+          <w:bCs/>
+          <w:sz w:val="24"/>
+          <w:szCs w:val="24"/>
+          <w:lang w:val="en-US"/>
+        </w:rPr>
+        <w:t>NUHID.&amp;MNAME..PS1</w:t>
       </w:r>
       <w:r>
         <w:rPr>
@@ -12625,29 +11919,7 @@
           <w:lang w:val="en-US"/>
         </w:rPr>
         <w:tab/>
-        <w:t>DISP=(</w:t>
-      </w:r>
-      <w:proofErr w:type="gramStart"/>
-      <w:r>
-        <w:rPr>
-          <w:b/>
-          <w:bCs/>
-          <w:sz w:val="24"/>
-          <w:szCs w:val="24"/>
-          <w:lang w:val="en-US"/>
-        </w:rPr>
-        <w:t>NEW,CATLG</w:t>
-      </w:r>
-      <w:proofErr w:type="gramEnd"/>
-      <w:r>
-        <w:rPr>
-          <w:b/>
-          <w:bCs/>
-          <w:sz w:val="24"/>
-          <w:szCs w:val="24"/>
-          <w:lang w:val="en-US"/>
-        </w:rPr>
-        <w:t>,DELETE),</w:t>
+        <w:t>DISP=(NEW,CATLG,DELETE),</w:t>
       </w:r>
     </w:p>
     <w:p>
@@ -12691,51 +11963,7 @@
           <w:lang w:val="en-US"/>
         </w:rPr>
         <w:tab/>
-        <w:t>SPACE=(</w:t>
-      </w:r>
-      <w:proofErr w:type="gramStart"/>
-      <w:r>
-        <w:rPr>
-          <w:b/>
-          <w:bCs/>
-          <w:sz w:val="24"/>
-          <w:szCs w:val="24"/>
-          <w:lang w:val="en-US"/>
-        </w:rPr>
-        <w:t>TRK,(</w:t>
-      </w:r>
-      <w:proofErr w:type="gramEnd"/>
-      <w:r>
-        <w:rPr>
-          <w:b/>
-          <w:bCs/>
-          <w:sz w:val="24"/>
-          <w:szCs w:val="24"/>
-          <w:lang w:val="en-US"/>
-        </w:rPr>
-        <w:t>100,50</w:t>
-      </w:r>
-      <w:proofErr w:type="gramStart"/>
-      <w:r>
-        <w:rPr>
-          <w:b/>
-          <w:bCs/>
-          <w:sz w:val="24"/>
-          <w:szCs w:val="24"/>
-          <w:lang w:val="en-US"/>
-        </w:rPr>
-        <w:t>),RLSE</w:t>
-      </w:r>
-      <w:proofErr w:type="gramEnd"/>
-      <w:r>
-        <w:rPr>
-          <w:b/>
-          <w:bCs/>
-          <w:sz w:val="24"/>
-          <w:szCs w:val="24"/>
-          <w:lang w:val="en-US"/>
-        </w:rPr>
-        <w:t>),</w:t>
+        <w:t>SPACE=(TRK,(100,50),RLSE),</w:t>
       </w:r>
     </w:p>
     <w:p>
@@ -12779,51 +12007,7 @@
           <w:lang w:val="en-US"/>
         </w:rPr>
         <w:tab/>
-        <w:t>DCB=(RECFM=</w:t>
-      </w:r>
-      <w:proofErr w:type="gramStart"/>
-      <w:r>
-        <w:rPr>
-          <w:b/>
-          <w:bCs/>
-          <w:sz w:val="24"/>
-          <w:szCs w:val="24"/>
-          <w:lang w:val="en-US"/>
-        </w:rPr>
-        <w:t>FB,LRECL</w:t>
-      </w:r>
-      <w:proofErr w:type="gramEnd"/>
-      <w:r>
-        <w:rPr>
-          <w:b/>
-          <w:bCs/>
-          <w:sz w:val="24"/>
-          <w:szCs w:val="24"/>
-          <w:lang w:val="en-US"/>
-        </w:rPr>
-        <w:t>=</w:t>
-      </w:r>
-      <w:proofErr w:type="gramStart"/>
-      <w:r>
-        <w:rPr>
-          <w:b/>
-          <w:bCs/>
-          <w:sz w:val="24"/>
-          <w:szCs w:val="24"/>
-          <w:lang w:val="en-US"/>
-        </w:rPr>
-        <w:t>80,BLKSIZE</w:t>
-      </w:r>
-      <w:proofErr w:type="gramEnd"/>
-      <w:r>
-        <w:rPr>
-          <w:b/>
-          <w:bCs/>
-          <w:sz w:val="24"/>
-          <w:szCs w:val="24"/>
-          <w:lang w:val="en-US"/>
-        </w:rPr>
-        <w:t>=800)</w:t>
+        <w:t>DCB=(RECFM=FB,LRECL=80,BLKSIZE=800)</w:t>
       </w:r>
     </w:p>
     <w:p>
@@ -13882,33 +13066,15 @@
           <w:szCs w:val="24"/>
           <w:lang w:val="en-US"/>
         </w:rPr>
-        <w:t xml:space="preserve">JCL code is readable code. Load modules </w:t>
-      </w:r>
-      <w:proofErr w:type="gramStart"/>
-      <w:r>
-        <w:rPr>
-          <w:sz w:val="24"/>
-          <w:szCs w:val="24"/>
-          <w:lang w:val="en-US"/>
-        </w:rPr>
-        <w:t>i</w:t>
-      </w:r>
-      <w:r>
-        <w:rPr>
-          <w:sz w:val="24"/>
-          <w:szCs w:val="24"/>
-          <w:lang w:val="en-US"/>
-        </w:rPr>
-        <w:t>s</w:t>
-      </w:r>
-      <w:proofErr w:type="gramEnd"/>
-      <w:r>
-        <w:rPr>
-          <w:sz w:val="24"/>
-          <w:szCs w:val="24"/>
-          <w:lang w:val="en-US"/>
-        </w:rPr>
-        <w:t xml:space="preserve"> in special characters.</w:t>
+        <w:t>JCL code is readable code. Load modules i</w:t>
+      </w:r>
+      <w:r>
+        <w:rPr>
+          <w:sz w:val="24"/>
+          <w:szCs w:val="24"/>
+          <w:lang w:val="en-US"/>
+        </w:rPr>
+        <w:t>s in special characters.</w:t>
       </w:r>
     </w:p>
     <w:p>
@@ -14129,29 +13295,7 @@
           <w:szCs w:val="24"/>
           <w:lang w:val="en-US"/>
         </w:rPr>
-        <w:t>COND=(</w:t>
-      </w:r>
-      <w:proofErr w:type="gramStart"/>
-      <w:r>
-        <w:rPr>
-          <w:b/>
-          <w:bCs/>
-          <w:sz w:val="24"/>
-          <w:szCs w:val="24"/>
-          <w:lang w:val="en-US"/>
-        </w:rPr>
-        <w:t>RC,OPERATOR</w:t>
-      </w:r>
-      <w:proofErr w:type="gramEnd"/>
-      <w:r>
-        <w:rPr>
-          <w:b/>
-          <w:bCs/>
-          <w:sz w:val="24"/>
-          <w:szCs w:val="24"/>
-          <w:lang w:val="en-US"/>
-        </w:rPr>
-        <w:t>,STEPNAME)</w:t>
+        <w:t>COND=(RC,OPERATOR,STEPNAME)</w:t>
       </w:r>
     </w:p>
     <w:p>
@@ -14583,29 +13727,7 @@
           <w:lang w:val="en-US"/>
         </w:rPr>
         <w:tab/>
-        <w:t>EXEC PGM=SORT, COND=(</w:t>
-      </w:r>
-      <w:proofErr w:type="gramStart"/>
-      <w:r>
-        <w:rPr>
-          <w:b/>
-          <w:bCs/>
-          <w:sz w:val="24"/>
-          <w:szCs w:val="24"/>
-          <w:lang w:val="en-US"/>
-        </w:rPr>
-        <w:t>0,EQ</w:t>
-      </w:r>
-      <w:proofErr w:type="gramEnd"/>
-      <w:r>
-        <w:rPr>
-          <w:b/>
-          <w:bCs/>
-          <w:sz w:val="24"/>
-          <w:szCs w:val="24"/>
-          <w:lang w:val="en-US"/>
-        </w:rPr>
-        <w:t>,step_name2)</w:t>
+        <w:t>EXEC PGM=SORT, COND=(0,EQ,step_name2)</w:t>
       </w:r>
     </w:p>
     <w:p>
@@ -14676,52 +13798,18 @@
           <w:szCs w:val="24"/>
           <w:lang w:val="en-US"/>
         </w:rPr>
-        <w:t>job_</w:t>
-      </w:r>
-      <w:proofErr w:type="gramStart"/>
-      <w:r>
-        <w:rPr>
-          <w:b/>
-          <w:bCs/>
-          <w:sz w:val="24"/>
-          <w:szCs w:val="24"/>
-          <w:lang w:val="en-US"/>
-        </w:rPr>
-        <w:t>parameters,COND</w:t>
+        <w:t>job_parameters,COND</w:t>
       </w:r>
       <w:proofErr w:type="spellEnd"/>
-      <w:proofErr w:type="gramEnd"/>
-      <w:r>
-        <w:rPr>
-          <w:b/>
-          <w:bCs/>
-          <w:sz w:val="24"/>
-          <w:szCs w:val="24"/>
-          <w:lang w:val="en-US"/>
-        </w:rPr>
-        <w:t>=(</w:t>
-      </w:r>
-      <w:proofErr w:type="gramStart"/>
-      <w:r>
-        <w:rPr>
-          <w:b/>
-          <w:bCs/>
-          <w:sz w:val="24"/>
-          <w:szCs w:val="24"/>
-          <w:lang w:val="en-US"/>
-        </w:rPr>
-        <w:t>4,LT</w:t>
-      </w:r>
-      <w:proofErr w:type="gramEnd"/>
-      <w:r>
-        <w:rPr>
-          <w:b/>
-          <w:bCs/>
-          <w:sz w:val="24"/>
-          <w:szCs w:val="24"/>
-          <w:lang w:val="en-US"/>
-        </w:rPr>
-        <w:t>)</w:t>
+      <w:r>
+        <w:rPr>
+          <w:b/>
+          <w:bCs/>
+          <w:sz w:val="24"/>
+          <w:szCs w:val="24"/>
+          <w:lang w:val="en-US"/>
+        </w:rPr>
+        <w:t>=(4,LT)</w:t>
       </w:r>
     </w:p>
     <w:p>
@@ -14775,61 +13863,17 @@
           <w:szCs w:val="24"/>
           <w:lang w:val="en-US"/>
         </w:rPr>
-        <w:t>COND=(</w:t>
-      </w:r>
-      <w:proofErr w:type="gramStart"/>
-      <w:r>
-        <w:rPr>
-          <w:b/>
-          <w:bCs/>
-          <w:sz w:val="24"/>
-          <w:szCs w:val="24"/>
-          <w:lang w:val="en-US"/>
-        </w:rPr>
-        <w:t>0,LE</w:t>
-      </w:r>
-      <w:proofErr w:type="gramEnd"/>
-      <w:r>
-        <w:rPr>
-          <w:b/>
-          <w:bCs/>
-          <w:sz w:val="24"/>
-          <w:szCs w:val="24"/>
-          <w:lang w:val="en-US"/>
-        </w:rPr>
-        <w:t>)</w:t>
-      </w:r>
-      <w:r>
-        <w:rPr>
-          <w:b/>
-          <w:bCs/>
-          <w:sz w:val="24"/>
-          <w:szCs w:val="24"/>
-          <w:lang w:val="en-US"/>
-        </w:rPr>
-        <w:t xml:space="preserve"> | (</w:t>
-      </w:r>
-      <w:proofErr w:type="gramStart"/>
-      <w:r>
-        <w:rPr>
-          <w:b/>
-          <w:bCs/>
-          <w:sz w:val="24"/>
-          <w:szCs w:val="24"/>
-          <w:lang w:val="en-US"/>
-        </w:rPr>
-        <w:t>4095,GT</w:t>
-      </w:r>
-      <w:proofErr w:type="gramEnd"/>
-      <w:r>
-        <w:rPr>
-          <w:b/>
-          <w:bCs/>
-          <w:sz w:val="24"/>
-          <w:szCs w:val="24"/>
-          <w:lang w:val="en-US"/>
-        </w:rPr>
-        <w:t>)</w:t>
+        <w:t>COND=(0,LE)</w:t>
+      </w:r>
+      <w:r>
+        <w:rPr>
+          <w:b/>
+          <w:bCs/>
+          <w:sz w:val="24"/>
+          <w:szCs w:val="24"/>
+          <w:lang w:val="en-US"/>
+        </w:rPr>
+        <w:t xml:space="preserve"> | (4095,GT)</w:t>
       </w:r>
     </w:p>
     <w:p>
@@ -14883,71 +13927,17 @@
           <w:szCs w:val="24"/>
           <w:lang w:val="en-US"/>
         </w:rPr>
-        <w:t>COND=(</w:t>
-      </w:r>
-      <w:proofErr w:type="gramStart"/>
-      <w:r>
-        <w:rPr>
-          <w:b/>
-          <w:bCs/>
-          <w:sz w:val="24"/>
-          <w:szCs w:val="24"/>
-          <w:lang w:val="en-US"/>
-        </w:rPr>
-        <w:t>0,</w:t>
-      </w:r>
-      <w:r>
-        <w:rPr>
-          <w:b/>
-          <w:bCs/>
-          <w:sz w:val="24"/>
-          <w:szCs w:val="24"/>
-          <w:lang w:val="en-US"/>
-        </w:rPr>
-        <w:t>GE</w:t>
-      </w:r>
-      <w:proofErr w:type="gramEnd"/>
-      <w:r>
-        <w:rPr>
-          <w:b/>
-          <w:bCs/>
-          <w:sz w:val="24"/>
-          <w:szCs w:val="24"/>
-          <w:lang w:val="en-US"/>
-        </w:rPr>
-        <w:t xml:space="preserve">) | </w:t>
-      </w:r>
-      <w:r>
-        <w:rPr>
-          <w:b/>
-          <w:bCs/>
-          <w:sz w:val="24"/>
-          <w:szCs w:val="24"/>
-          <w:lang w:val="en-US"/>
-        </w:rPr>
-        <w:t>(</w:t>
-      </w:r>
-      <w:proofErr w:type="gramStart"/>
-      <w:r>
-        <w:rPr>
-          <w:b/>
-          <w:bCs/>
-          <w:sz w:val="24"/>
-          <w:szCs w:val="24"/>
-          <w:lang w:val="en-US"/>
-        </w:rPr>
-        <w:t>4095,LT</w:t>
-      </w:r>
-      <w:proofErr w:type="gramEnd"/>
-      <w:r>
-        <w:rPr>
-          <w:b/>
-          <w:bCs/>
-          <w:sz w:val="24"/>
-          <w:szCs w:val="24"/>
-          <w:lang w:val="en-US"/>
-        </w:rPr>
-        <w:t xml:space="preserve">) </w:t>
+        <w:t xml:space="preserve">COND=(0,GE) | </w:t>
+      </w:r>
+      <w:r>
+        <w:rPr>
+          <w:b/>
+          <w:bCs/>
+          <w:sz w:val="24"/>
+          <w:szCs w:val="24"/>
+          <w:lang w:val="en-US"/>
+        </w:rPr>
+        <w:t xml:space="preserve">(4095,LT) </w:t>
       </w:r>
     </w:p>
     <w:p>
@@ -15399,25 +14389,7 @@
           <w:szCs w:val="24"/>
           <w:lang w:val="en-US"/>
         </w:rPr>
-        <w:t>COND=(</w:t>
-      </w:r>
-      <w:proofErr w:type="gramStart"/>
-      <w:r>
-        <w:rPr>
-          <w:sz w:val="24"/>
-          <w:szCs w:val="24"/>
-          <w:lang w:val="en-US"/>
-        </w:rPr>
-        <w:t>4,LT</w:t>
-      </w:r>
-      <w:proofErr w:type="gramEnd"/>
-      <w:r>
-        <w:rPr>
-          <w:sz w:val="24"/>
-          <w:szCs w:val="24"/>
-          <w:lang w:val="en-US"/>
-        </w:rPr>
-        <w:t>)</w:t>
+        <w:t>COND=(4,LT)</w:t>
       </w:r>
     </w:p>
     <w:p>
@@ -15820,25 +14792,7 @@
           <w:lang w:val="en-US"/>
         </w:rPr>
         <w:tab/>
-        <w:t>EXEC PGM=SORT, COND=(</w:t>
-      </w:r>
-      <w:proofErr w:type="gramStart"/>
-      <w:r>
-        <w:rPr>
-          <w:sz w:val="24"/>
-          <w:szCs w:val="24"/>
-          <w:lang w:val="en-US"/>
-        </w:rPr>
-        <w:t>4,LT</w:t>
-      </w:r>
-      <w:proofErr w:type="gramEnd"/>
-      <w:r>
-        <w:rPr>
-          <w:sz w:val="24"/>
-          <w:szCs w:val="24"/>
-          <w:lang w:val="en-US"/>
-        </w:rPr>
-        <w:t>)</w:t>
+        <w:t>EXEC PGM=SORT, COND=(4,LT)</w:t>
       </w:r>
     </w:p>
     <w:p>
@@ -16989,28 +15943,7 @@
           <w:lang w:val="en-US"/>
         </w:rPr>
         <w:tab/>
-      </w:r>
-      <w:proofErr w:type="gramStart"/>
-      <w:r>
-        <w:rPr>
-          <w:b/>
-          <w:bCs/>
-          <w:sz w:val="24"/>
-          <w:szCs w:val="24"/>
-          <w:lang w:val="en-US"/>
-        </w:rPr>
-        <w:t>LIMIT(</w:t>
-      </w:r>
-      <w:proofErr w:type="gramEnd"/>
-      <w:r>
-        <w:rPr>
-          <w:b/>
-          <w:bCs/>
-          <w:sz w:val="24"/>
-          <w:szCs w:val="24"/>
-          <w:lang w:val="en-US"/>
-        </w:rPr>
-        <w:t>12)</w:t>
+        <w:t>LIMIT(12)</w:t>
       </w:r>
       <w:r>
         <w:rPr>
@@ -17300,29 +16233,7 @@
           <w:lang w:val="en-US"/>
         </w:rPr>
         <w:tab/>
-        <w:t>DD DSN=</w:t>
-      </w:r>
-      <w:proofErr w:type="gramStart"/>
-      <w:r>
-        <w:rPr>
-          <w:b/>
-          <w:bCs/>
-          <w:sz w:val="24"/>
-          <w:szCs w:val="24"/>
-          <w:lang w:val="en-US"/>
-        </w:rPr>
-        <w:t>NUHID.XXX.XXX(</w:t>
-      </w:r>
-      <w:proofErr w:type="gramEnd"/>
-      <w:r>
-        <w:rPr>
-          <w:b/>
-          <w:bCs/>
-          <w:sz w:val="24"/>
-          <w:szCs w:val="24"/>
-          <w:lang w:val="en-US"/>
-        </w:rPr>
-        <w:t>+1),</w:t>
+        <w:t>DD DSN=NUHID.XXX.XXX(+1),</w:t>
       </w:r>
     </w:p>
     <w:p>
@@ -17367,29 +16278,7 @@
           <w:lang w:val="en-US"/>
         </w:rPr>
         <w:tab/>
-        <w:t>DISP=(</w:t>
-      </w:r>
-      <w:proofErr w:type="gramStart"/>
-      <w:r>
-        <w:rPr>
-          <w:b/>
-          <w:bCs/>
-          <w:sz w:val="24"/>
-          <w:szCs w:val="24"/>
-          <w:lang w:val="en-US"/>
-        </w:rPr>
-        <w:t>NEW,CATLG</w:t>
-      </w:r>
-      <w:proofErr w:type="gramEnd"/>
-      <w:r>
-        <w:rPr>
-          <w:b/>
-          <w:bCs/>
-          <w:sz w:val="24"/>
-          <w:szCs w:val="24"/>
-          <w:lang w:val="en-US"/>
-        </w:rPr>
-        <w:t>,DELETE),</w:t>
+        <w:t>DISP=(NEW,CATLG,DELETE),</w:t>
       </w:r>
     </w:p>
     <w:p>
@@ -17434,51 +16323,7 @@
           <w:lang w:val="en-US"/>
         </w:rPr>
         <w:tab/>
-        <w:t>SPACE=(</w:t>
-      </w:r>
-      <w:proofErr w:type="gramStart"/>
-      <w:r>
-        <w:rPr>
-          <w:b/>
-          <w:bCs/>
-          <w:sz w:val="24"/>
-          <w:szCs w:val="24"/>
-          <w:lang w:val="en-US"/>
-        </w:rPr>
-        <w:t>TRK,(</w:t>
-      </w:r>
-      <w:proofErr w:type="gramEnd"/>
-      <w:r>
-        <w:rPr>
-          <w:b/>
-          <w:bCs/>
-          <w:sz w:val="24"/>
-          <w:szCs w:val="24"/>
-          <w:lang w:val="en-US"/>
-        </w:rPr>
-        <w:t>100,50</w:t>
-      </w:r>
-      <w:proofErr w:type="gramStart"/>
-      <w:r>
-        <w:rPr>
-          <w:b/>
-          <w:bCs/>
-          <w:sz w:val="24"/>
-          <w:szCs w:val="24"/>
-          <w:lang w:val="en-US"/>
-        </w:rPr>
-        <w:t>),RLSE</w:t>
-      </w:r>
-      <w:proofErr w:type="gramEnd"/>
-      <w:r>
-        <w:rPr>
-          <w:b/>
-          <w:bCs/>
-          <w:sz w:val="24"/>
-          <w:szCs w:val="24"/>
-          <w:lang w:val="en-US"/>
-        </w:rPr>
-        <w:t>),</w:t>
+        <w:t>SPACE=(TRK,(100,50),RLSE),</w:t>
       </w:r>
     </w:p>
     <w:p>
@@ -17523,51 +16368,7 @@
           <w:lang w:val="en-US"/>
         </w:rPr>
         <w:tab/>
-        <w:t>DCB=(RECFM=</w:t>
-      </w:r>
-      <w:proofErr w:type="gramStart"/>
-      <w:r>
-        <w:rPr>
-          <w:b/>
-          <w:bCs/>
-          <w:sz w:val="24"/>
-          <w:szCs w:val="24"/>
-          <w:lang w:val="en-US"/>
-        </w:rPr>
-        <w:t>FB,LRECL</w:t>
-      </w:r>
-      <w:proofErr w:type="gramEnd"/>
-      <w:r>
-        <w:rPr>
-          <w:b/>
-          <w:bCs/>
-          <w:sz w:val="24"/>
-          <w:szCs w:val="24"/>
-          <w:lang w:val="en-US"/>
-        </w:rPr>
-        <w:t>=</w:t>
-      </w:r>
-      <w:proofErr w:type="gramStart"/>
-      <w:r>
-        <w:rPr>
-          <w:b/>
-          <w:bCs/>
-          <w:sz w:val="24"/>
-          <w:szCs w:val="24"/>
-          <w:lang w:val="en-US"/>
-        </w:rPr>
-        <w:t>80,BLKSIZE</w:t>
-      </w:r>
-      <w:proofErr w:type="gramEnd"/>
-      <w:r>
-        <w:rPr>
-          <w:b/>
-          <w:bCs/>
-          <w:sz w:val="24"/>
-          <w:szCs w:val="24"/>
-          <w:lang w:val="en-US"/>
-        </w:rPr>
-        <w:t>=800)</w:t>
+        <w:t>DCB=(RECFM=FB,LRECL=80,BLKSIZE=800)</w:t>
       </w:r>
     </w:p>
     <w:p>
@@ -17884,51 +16685,7 @@
           <w:lang w:val="en-US"/>
         </w:rPr>
         <w:tab/>
-        <w:t>DD DSN=</w:t>
-      </w:r>
-      <w:proofErr w:type="gramStart"/>
-      <w:r>
-        <w:rPr>
-          <w:b/>
-          <w:bCs/>
-          <w:sz w:val="24"/>
-          <w:szCs w:val="24"/>
-          <w:lang w:val="en-US"/>
-        </w:rPr>
-        <w:t>NUHID.XXX.XXX(</w:t>
-      </w:r>
-      <w:proofErr w:type="gramEnd"/>
-      <w:r>
-        <w:rPr>
-          <w:b/>
-          <w:bCs/>
-          <w:sz w:val="24"/>
-          <w:szCs w:val="24"/>
-          <w:lang w:val="en-US"/>
-        </w:rPr>
-        <w:t>0 | -1 | -</w:t>
-      </w:r>
-      <w:proofErr w:type="gramStart"/>
-      <w:r>
-        <w:rPr>
-          <w:b/>
-          <w:bCs/>
-          <w:sz w:val="24"/>
-          <w:szCs w:val="24"/>
-          <w:lang w:val="en-US"/>
-        </w:rPr>
-        <w:t>2,..</w:t>
-      </w:r>
-      <w:proofErr w:type="gramEnd"/>
-      <w:r>
-        <w:rPr>
-          <w:b/>
-          <w:bCs/>
-          <w:sz w:val="24"/>
-          <w:szCs w:val="24"/>
-          <w:lang w:val="en-US"/>
-        </w:rPr>
-        <w:t>),</w:t>
+        <w:t>DD DSN=NUHID.XXX.XXX(0 | -1 | -2,..),</w:t>
       </w:r>
     </w:p>
     <w:p>
@@ -17973,29 +16730,7 @@
           <w:lang w:val="en-US"/>
         </w:rPr>
         <w:tab/>
-        <w:t>DISP=(</w:t>
-      </w:r>
-      <w:proofErr w:type="gramStart"/>
-      <w:r>
-        <w:rPr>
-          <w:b/>
-          <w:bCs/>
-          <w:sz w:val="24"/>
-          <w:szCs w:val="24"/>
-          <w:lang w:val="en-US"/>
-        </w:rPr>
-        <w:t>OLD,DELETE</w:t>
-      </w:r>
-      <w:proofErr w:type="gramEnd"/>
-      <w:r>
-        <w:rPr>
-          <w:b/>
-          <w:bCs/>
-          <w:sz w:val="24"/>
-          <w:szCs w:val="24"/>
-          <w:lang w:val="en-US"/>
-        </w:rPr>
-        <w:t>,DELETE),</w:t>
+        <w:t>DISP=(OLD,DELETE,DELETE),</w:t>
       </w:r>
     </w:p>
     <w:p>
@@ -19870,25 +18605,7 @@
           <w:szCs w:val="24"/>
           <w:lang w:val="en-US"/>
         </w:rPr>
-        <w:t xml:space="preserve"> Record Descriptor Field, it describes the records. There is </w:t>
-      </w:r>
-      <w:proofErr w:type="gramStart"/>
-      <w:r>
-        <w:rPr>
-          <w:sz w:val="24"/>
-          <w:szCs w:val="24"/>
-          <w:lang w:val="en-US"/>
-        </w:rPr>
-        <w:t>a</w:t>
-      </w:r>
-      <w:proofErr w:type="gramEnd"/>
-      <w:r>
-        <w:rPr>
-          <w:sz w:val="24"/>
-          <w:szCs w:val="24"/>
-          <w:lang w:val="en-US"/>
-        </w:rPr>
-        <w:t xml:space="preserve"> RDF for each record which tells what is the length of this record</w:t>
+        <w:t xml:space="preserve"> Record Descriptor Field, it describes the records. There is a RDF for each record which tells what is the length of this record</w:t>
       </w:r>
       <w:r>
         <w:rPr>
@@ -21572,51 +20289,7 @@
           <w:szCs w:val="24"/>
           <w:lang w:val="en-US"/>
         </w:rPr>
-        <w:t xml:space="preserve"> </w:t>
-      </w:r>
-      <w:proofErr w:type="gramStart"/>
-      <w:r>
-        <w:rPr>
-          <w:b/>
-          <w:bCs/>
-          <w:sz w:val="24"/>
-          <w:szCs w:val="24"/>
-          <w:lang w:val="en-US"/>
-        </w:rPr>
-        <w:t>KEY(</w:t>
-      </w:r>
-      <w:proofErr w:type="gramEnd"/>
-      <w:r>
-        <w:rPr>
-          <w:b/>
-          <w:bCs/>
-          <w:sz w:val="24"/>
-          <w:szCs w:val="24"/>
-          <w:lang w:val="en-US"/>
-        </w:rPr>
-        <w:t xml:space="preserve">length offset) -&gt; </w:t>
-      </w:r>
-      <w:proofErr w:type="gramStart"/>
-      <w:r>
-        <w:rPr>
-          <w:b/>
-          <w:bCs/>
-          <w:sz w:val="24"/>
-          <w:szCs w:val="24"/>
-          <w:lang w:val="en-US"/>
-        </w:rPr>
-        <w:t>KEY(</w:t>
-      </w:r>
-      <w:proofErr w:type="gramEnd"/>
-      <w:r>
-        <w:rPr>
-          <w:b/>
-          <w:bCs/>
-          <w:sz w:val="24"/>
-          <w:szCs w:val="24"/>
-          <w:lang w:val="en-US"/>
-        </w:rPr>
-        <w:t>8 0)</w:t>
+        <w:t xml:space="preserve"> KEY(length offset) -&gt; KEY(8 0)</w:t>
       </w:r>
     </w:p>
     <w:p>
@@ -21675,6 +20348,50 @@
       <w:pPr>
         <w:pStyle w:val="ListParagraph"/>
         <w:numPr>
+          <w:ilvl w:val="2"/>
+          <w:numId w:val="32"/>
+        </w:numPr>
+        <w:spacing w:after="0"/>
+        <w:rPr>
+          <w:b/>
+          <w:bCs/>
+          <w:sz w:val="24"/>
+          <w:szCs w:val="24"/>
+          <w:u w:val="single"/>
+          <w:lang w:val="en-US"/>
+        </w:rPr>
+      </w:pPr>
+      <w:r>
+        <w:rPr>
+          <w:sz w:val="24"/>
+          <w:szCs w:val="24"/>
+          <w:lang w:val="en-US"/>
+        </w:rPr>
+        <w:t xml:space="preserve">offset = </w:t>
+      </w:r>
+      <w:proofErr w:type="spellStart"/>
+      <w:r>
+        <w:rPr>
+          <w:sz w:val="24"/>
+          <w:szCs w:val="24"/>
+          <w:lang w:val="en-US"/>
+        </w:rPr>
+        <w:t>start_pos_of_key</w:t>
+      </w:r>
+      <w:proofErr w:type="spellEnd"/>
+      <w:r>
+        <w:rPr>
+          <w:sz w:val="24"/>
+          <w:szCs w:val="24"/>
+          <w:lang w:val="en-US"/>
+        </w:rPr>
+        <w:t xml:space="preserve"> -1</w:t>
+      </w:r>
+    </w:p>
+    <w:p>
+      <w:pPr>
+        <w:pStyle w:val="ListParagraph"/>
+        <w:numPr>
           <w:ilvl w:val="1"/>
           <w:numId w:val="32"/>
         </w:numPr>
@@ -21706,51 +20423,7 @@
           <w:szCs w:val="24"/>
           <w:lang w:val="en-US"/>
         </w:rPr>
-        <w:t xml:space="preserve"> </w:t>
-      </w:r>
-      <w:proofErr w:type="gramStart"/>
-      <w:r>
-        <w:rPr>
-          <w:b/>
-          <w:bCs/>
-          <w:sz w:val="24"/>
-          <w:szCs w:val="24"/>
-          <w:lang w:val="en-US"/>
-        </w:rPr>
-        <w:t>RECSZ(</w:t>
-      </w:r>
-      <w:proofErr w:type="gramEnd"/>
-      <w:r>
-        <w:rPr>
-          <w:b/>
-          <w:bCs/>
-          <w:sz w:val="24"/>
-          <w:szCs w:val="24"/>
-          <w:lang w:val="en-US"/>
-        </w:rPr>
-        <w:t xml:space="preserve">average maximum) -&gt; </w:t>
-      </w:r>
-      <w:proofErr w:type="gramStart"/>
-      <w:r>
-        <w:rPr>
-          <w:b/>
-          <w:bCs/>
-          <w:sz w:val="24"/>
-          <w:szCs w:val="24"/>
-          <w:lang w:val="en-US"/>
-        </w:rPr>
-        <w:t>RECSZ(</w:t>
-      </w:r>
-      <w:proofErr w:type="gramEnd"/>
-      <w:r>
-        <w:rPr>
-          <w:b/>
-          <w:bCs/>
-          <w:sz w:val="24"/>
-          <w:szCs w:val="24"/>
-          <w:lang w:val="en-US"/>
-        </w:rPr>
-        <w:t>90 200)</w:t>
+        <w:t xml:space="preserve"> RECSZ(average maximum) -&gt; RECSZ(90 200)</w:t>
       </w:r>
     </w:p>
     <w:p>
@@ -21819,29 +20492,7 @@
           <w:szCs w:val="24"/>
           <w:lang w:val="en-US"/>
         </w:rPr>
-        <w:t xml:space="preserve"> </w:t>
-      </w:r>
-      <w:proofErr w:type="gramStart"/>
-      <w:r>
-        <w:rPr>
-          <w:b/>
-          <w:bCs/>
-          <w:sz w:val="24"/>
-          <w:szCs w:val="24"/>
-          <w:lang w:val="en-US"/>
-        </w:rPr>
-        <w:t>FREESPACE(</w:t>
-      </w:r>
-      <w:proofErr w:type="gramEnd"/>
-      <w:r>
-        <w:rPr>
-          <w:b/>
-          <w:bCs/>
-          <w:sz w:val="24"/>
-          <w:szCs w:val="24"/>
-          <w:lang w:val="en-US"/>
-        </w:rPr>
-        <w:t>%CI %CA)</w:t>
+        <w:t xml:space="preserve"> FREESPACE(%CI %CA)</w:t>
       </w:r>
     </w:p>
     <w:p>
@@ -22133,6 +20784,32 @@
       <w:pPr>
         <w:pStyle w:val="ListParagraph"/>
         <w:numPr>
+          <w:ilvl w:val="2"/>
+          <w:numId w:val="32"/>
+        </w:numPr>
+        <w:spacing w:after="0"/>
+        <w:rPr>
+          <w:b/>
+          <w:bCs/>
+          <w:sz w:val="24"/>
+          <w:szCs w:val="24"/>
+          <w:u w:val="single"/>
+          <w:lang w:val="en-US"/>
+        </w:rPr>
+      </w:pPr>
+      <w:r>
+        <w:rPr>
+          <w:sz w:val="24"/>
+          <w:szCs w:val="24"/>
+          <w:lang w:val="en-US"/>
+        </w:rPr>
+        <w:t>Multiple of 512*</w:t>
+      </w:r>
+    </w:p>
+    <w:p>
+      <w:pPr>
+        <w:pStyle w:val="ListParagraph"/>
+        <w:numPr>
           <w:ilvl w:val="1"/>
           <w:numId w:val="32"/>
         </w:numPr>
@@ -22200,59 +20877,25 @@
           <w:lang w:val="en-US"/>
         </w:rPr>
       </w:pPr>
-      <w:proofErr w:type="gramStart"/>
-      <w:r>
-        <w:rPr>
-          <w:b/>
-          <w:bCs/>
-          <w:sz w:val="24"/>
-          <w:szCs w:val="24"/>
-          <w:lang w:val="en-US"/>
-        </w:rPr>
-        <w:t>UNIT(</w:t>
-      </w:r>
-      <w:proofErr w:type="gramEnd"/>
-      <w:r>
-        <w:rPr>
-          <w:b/>
-          <w:bCs/>
-          <w:sz w:val="24"/>
-          <w:szCs w:val="24"/>
-          <w:lang w:val="en-US"/>
-        </w:rPr>
-        <w:t>PRIMARY SECONDARY)</w:t>
-      </w:r>
-      <w:r>
-        <w:rPr>
-          <w:b/>
-          <w:bCs/>
-          <w:sz w:val="24"/>
-          <w:szCs w:val="24"/>
-          <w:lang w:val="en-US"/>
-        </w:rPr>
-        <w:t xml:space="preserve"> -&gt; </w:t>
-      </w:r>
-      <w:proofErr w:type="gramStart"/>
-      <w:r>
-        <w:rPr>
-          <w:b/>
-          <w:bCs/>
-          <w:sz w:val="24"/>
-          <w:szCs w:val="24"/>
-          <w:lang w:val="en-US"/>
-        </w:rPr>
-        <w:t>TRACKS(</w:t>
-      </w:r>
-      <w:proofErr w:type="gramEnd"/>
-      <w:r>
-        <w:rPr>
-          <w:b/>
-          <w:bCs/>
-          <w:sz w:val="24"/>
-          <w:szCs w:val="24"/>
-          <w:lang w:val="en-US"/>
-        </w:rPr>
-        <w:t>100 50)</w:t>
+      <w:r>
+        <w:rPr>
+          <w:b/>
+          <w:bCs/>
+          <w:sz w:val="24"/>
+          <w:szCs w:val="24"/>
+          <w:lang w:val="en-US"/>
+        </w:rPr>
+        <w:t>UNIT(PRIMARY SECONDARY)</w:t>
+      </w:r>
+      <w:r>
+        <w:rPr>
+          <w:b/>
+          <w:bCs/>
+          <w:sz w:val="24"/>
+          <w:szCs w:val="24"/>
+          <w:lang w:val="en-US"/>
+        </w:rPr>
+        <w:t xml:space="preserve"> -&gt; TRACKS(100 50)</w:t>
       </w:r>
     </w:p>
     <w:p>
@@ -22377,19 +21020,6 @@
     <w:p>
       <w:pPr>
         <w:spacing w:after="0"/>
-        <w:rPr>
-          <w:b/>
-          <w:bCs/>
-          <w:sz w:val="24"/>
-          <w:szCs w:val="24"/>
-          <w:u w:val="single"/>
-          <w:lang w:val="en-US"/>
-        </w:rPr>
-      </w:pPr>
-    </w:p>
-    <w:p>
-      <w:pPr>
-        <w:spacing w:after="0"/>
         <w:ind w:left="720"/>
         <w:rPr>
           <w:b/>
@@ -22407,7 +21037,6 @@
           <w:szCs w:val="24"/>
           <w:lang w:val="en-US"/>
         </w:rPr>
-        <w:lastRenderedPageBreak/>
         <w:t>//JOBCARD</w:t>
       </w:r>
     </w:p>
@@ -22576,20 +21205,8 @@
           <w:lang w:val="en-US"/>
         </w:rPr>
         <w:tab/>
-        <w:t xml:space="preserve">DEFINE </w:t>
-      </w:r>
-      <w:proofErr w:type="gramStart"/>
-      <w:r>
-        <w:rPr>
-          <w:b/>
-          <w:bCs/>
-          <w:sz w:val="24"/>
-          <w:szCs w:val="24"/>
-          <w:lang w:val="en-US"/>
-        </w:rPr>
-        <w:t>CLUSTER(</w:t>
-      </w:r>
-      <w:proofErr w:type="gramEnd"/>
+        <w:t>DEFINE CLUSTER(</w:t>
+      </w:r>
       <w:r>
         <w:rPr>
           <w:b/>
@@ -22643,28 +21260,7 @@
           <w:lang w:val="en-US"/>
         </w:rPr>
         <w:tab/>
-      </w:r>
-      <w:proofErr w:type="gramStart"/>
-      <w:r>
-        <w:rPr>
-          <w:b/>
-          <w:bCs/>
-          <w:sz w:val="24"/>
-          <w:szCs w:val="24"/>
-          <w:lang w:val="en-US"/>
-        </w:rPr>
-        <w:t>NAME(</w:t>
-      </w:r>
-      <w:proofErr w:type="gramEnd"/>
-      <w:r>
-        <w:rPr>
-          <w:b/>
-          <w:bCs/>
-          <w:sz w:val="24"/>
-          <w:szCs w:val="24"/>
-          <w:lang w:val="en-US"/>
-        </w:rPr>
-        <w:t>NUHID.XXX.XXXX)</w:t>
+        <w:t>NAME(NUHID.XXX.XXXX)</w:t>
       </w:r>
       <w:r>
         <w:rPr>
@@ -22774,28 +21370,7 @@
           <w:lang w:val="en-US"/>
         </w:rPr>
         <w:tab/>
-      </w:r>
-      <w:proofErr w:type="gramStart"/>
-      <w:r>
-        <w:rPr>
-          <w:b/>
-          <w:bCs/>
-          <w:sz w:val="24"/>
-          <w:szCs w:val="24"/>
-          <w:lang w:val="en-US"/>
-        </w:rPr>
-        <w:t>KEY(</w:t>
-      </w:r>
-      <w:proofErr w:type="gramEnd"/>
-      <w:r>
-        <w:rPr>
-          <w:b/>
-          <w:bCs/>
-          <w:sz w:val="24"/>
-          <w:szCs w:val="24"/>
-          <w:lang w:val="en-US"/>
-        </w:rPr>
-        <w:t>5 0)</w:t>
+        <w:t>KEY(5 0)</w:t>
       </w:r>
       <w:r>
         <w:rPr>
@@ -22860,28 +21435,7 @@
           <w:lang w:val="en-US"/>
         </w:rPr>
         <w:tab/>
-      </w:r>
-      <w:proofErr w:type="gramStart"/>
-      <w:r>
-        <w:rPr>
-          <w:b/>
-          <w:bCs/>
-          <w:sz w:val="24"/>
-          <w:szCs w:val="24"/>
-          <w:lang w:val="en-US"/>
-        </w:rPr>
-        <w:t>RECSZ(</w:t>
-      </w:r>
-      <w:proofErr w:type="gramEnd"/>
-      <w:r>
-        <w:rPr>
-          <w:b/>
-          <w:bCs/>
-          <w:sz w:val="24"/>
-          <w:szCs w:val="24"/>
-          <w:lang w:val="en-US"/>
-        </w:rPr>
-        <w:t>90 200)</w:t>
+        <w:t>RECSZ(90 200)</w:t>
       </w:r>
       <w:r>
         <w:rPr>
@@ -22946,28 +21500,7 @@
           <w:lang w:val="en-US"/>
         </w:rPr>
         <w:tab/>
-      </w:r>
-      <w:proofErr w:type="gramStart"/>
-      <w:r>
-        <w:rPr>
-          <w:b/>
-          <w:bCs/>
-          <w:sz w:val="24"/>
-          <w:szCs w:val="24"/>
-          <w:lang w:val="en-US"/>
-        </w:rPr>
-        <w:t>FREESPACE(</w:t>
-      </w:r>
-      <w:proofErr w:type="gramEnd"/>
-      <w:r>
-        <w:rPr>
-          <w:b/>
-          <w:bCs/>
-          <w:sz w:val="24"/>
-          <w:szCs w:val="24"/>
-          <w:lang w:val="en-US"/>
-        </w:rPr>
-        <w:t>10 20)</w:t>
+        <w:t>FREESPACE(10 20)</w:t>
       </w:r>
       <w:r>
         <w:rPr>
@@ -23022,28 +21555,7 @@
           <w:lang w:val="en-US"/>
         </w:rPr>
         <w:tab/>
-      </w:r>
-      <w:proofErr w:type="gramStart"/>
-      <w:r>
-        <w:rPr>
-          <w:b/>
-          <w:bCs/>
-          <w:sz w:val="24"/>
-          <w:szCs w:val="24"/>
-          <w:lang w:val="en-US"/>
-        </w:rPr>
-        <w:t>TRACKS(</w:t>
-      </w:r>
-      <w:proofErr w:type="gramEnd"/>
-      <w:r>
-        <w:rPr>
-          <w:b/>
-          <w:bCs/>
-          <w:sz w:val="24"/>
-          <w:szCs w:val="24"/>
-          <w:lang w:val="en-US"/>
-        </w:rPr>
-        <w:t>50 30)</w:t>
+        <w:t>TRACKS(50 30)</w:t>
       </w:r>
       <w:r>
         <w:rPr>
@@ -23098,28 +21610,7 @@
           <w:lang w:val="en-US"/>
         </w:rPr>
         <w:tab/>
-      </w:r>
-      <w:proofErr w:type="gramStart"/>
-      <w:r>
-        <w:rPr>
-          <w:b/>
-          <w:bCs/>
-          <w:sz w:val="24"/>
-          <w:szCs w:val="24"/>
-          <w:lang w:val="en-US"/>
-        </w:rPr>
-        <w:t>CISZ(</w:t>
-      </w:r>
-      <w:proofErr w:type="gramEnd"/>
-      <w:r>
-        <w:rPr>
-          <w:b/>
-          <w:bCs/>
-          <w:sz w:val="24"/>
-          <w:szCs w:val="24"/>
-          <w:lang w:val="en-US"/>
-        </w:rPr>
-        <w:t>8192)</w:t>
+        <w:t>CISZ(8192)</w:t>
       </w:r>
       <w:r>
         <w:rPr>
@@ -24827,20 +23318,8 @@
           <w:lang w:val="en-US"/>
         </w:rPr>
         <w:tab/>
-        <w:t xml:space="preserve">DEFINE </w:t>
-      </w:r>
-      <w:proofErr w:type="gramStart"/>
-      <w:r>
-        <w:rPr>
-          <w:b/>
-          <w:bCs/>
-          <w:sz w:val="24"/>
-          <w:szCs w:val="24"/>
-          <w:lang w:val="en-US"/>
-        </w:rPr>
-        <w:t>CLUSTER(</w:t>
-      </w:r>
-      <w:proofErr w:type="gramEnd"/>
+        <w:t>DEFINE CLUSTER(</w:t>
+      </w:r>
       <w:r>
         <w:rPr>
           <w:b/>
@@ -25004,28 +23483,7 @@
           <w:lang w:val="en-US"/>
         </w:rPr>
         <w:tab/>
-      </w:r>
-      <w:proofErr w:type="gramStart"/>
-      <w:r>
-        <w:rPr>
-          <w:b/>
-          <w:bCs/>
-          <w:sz w:val="24"/>
-          <w:szCs w:val="24"/>
-          <w:lang w:val="en-US"/>
-        </w:rPr>
-        <w:t>RECSZ(</w:t>
-      </w:r>
-      <w:proofErr w:type="gramEnd"/>
-      <w:r>
-        <w:rPr>
-          <w:b/>
-          <w:bCs/>
-          <w:sz w:val="24"/>
-          <w:szCs w:val="24"/>
-          <w:lang w:val="en-US"/>
-        </w:rPr>
-        <w:t>100 50)</w:t>
+        <w:t>RECSZ(100 50)</w:t>
       </w:r>
       <w:r>
         <w:rPr>
@@ -25090,28 +23548,7 @@
           <w:lang w:val="en-US"/>
         </w:rPr>
         <w:tab/>
-      </w:r>
-      <w:proofErr w:type="gramStart"/>
-      <w:r>
-        <w:rPr>
-          <w:b/>
-          <w:bCs/>
-          <w:sz w:val="24"/>
-          <w:szCs w:val="24"/>
-          <w:lang w:val="en-US"/>
-        </w:rPr>
-        <w:t>FREESPACE(</w:t>
-      </w:r>
-      <w:proofErr w:type="gramEnd"/>
-      <w:r>
-        <w:rPr>
-          <w:b/>
-          <w:bCs/>
-          <w:sz w:val="24"/>
-          <w:szCs w:val="24"/>
-          <w:lang w:val="en-US"/>
-        </w:rPr>
-        <w:t>10 20)</w:t>
+        <w:t>FREESPACE(10 20)</w:t>
       </w:r>
       <w:r>
         <w:rPr>
@@ -25166,28 +23603,7 @@
           <w:lang w:val="en-US"/>
         </w:rPr>
         <w:tab/>
-      </w:r>
-      <w:proofErr w:type="gramStart"/>
-      <w:r>
-        <w:rPr>
-          <w:b/>
-          <w:bCs/>
-          <w:sz w:val="24"/>
-          <w:szCs w:val="24"/>
-          <w:lang w:val="en-US"/>
-        </w:rPr>
-        <w:t>CISZ(</w:t>
-      </w:r>
-      <w:proofErr w:type="gramEnd"/>
-      <w:r>
-        <w:rPr>
-          <w:b/>
-          <w:bCs/>
-          <w:sz w:val="24"/>
-          <w:szCs w:val="24"/>
-          <w:lang w:val="en-US"/>
-        </w:rPr>
-        <w:t>8192)</w:t>
+        <w:t>CISZ(8192)</w:t>
       </w:r>
       <w:r>
         <w:rPr>
@@ -25252,28 +23668,7 @@
           <w:lang w:val="en-US"/>
         </w:rPr>
         <w:tab/>
-      </w:r>
-      <w:proofErr w:type="gramStart"/>
-      <w:r>
-        <w:rPr>
-          <w:b/>
-          <w:bCs/>
-          <w:sz w:val="24"/>
-          <w:szCs w:val="24"/>
-          <w:lang w:val="en-US"/>
-        </w:rPr>
-        <w:t>TRACKS(</w:t>
-      </w:r>
-      <w:proofErr w:type="gramEnd"/>
-      <w:r>
-        <w:rPr>
-          <w:b/>
-          <w:bCs/>
-          <w:sz w:val="24"/>
-          <w:szCs w:val="24"/>
-          <w:lang w:val="en-US"/>
-        </w:rPr>
-        <w:t>100 500</w:t>
+        <w:t>TRACKS(100 500</w:t>
       </w:r>
       <w:r>
         <w:rPr>
@@ -25338,28 +23733,7 @@
           <w:lang w:val="en-US"/>
         </w:rPr>
         <w:tab/>
-      </w:r>
-      <w:proofErr w:type="gramStart"/>
-      <w:r>
-        <w:rPr>
-          <w:b/>
-          <w:bCs/>
-          <w:sz w:val="24"/>
-          <w:szCs w:val="24"/>
-          <w:lang w:val="en-US"/>
-        </w:rPr>
-        <w:t>VOLUME(</w:t>
-      </w:r>
-      <w:proofErr w:type="gramEnd"/>
-      <w:r>
-        <w:rPr>
-          <w:b/>
-          <w:bCs/>
-          <w:sz w:val="24"/>
-          <w:szCs w:val="24"/>
-          <w:lang w:val="en-US"/>
-        </w:rPr>
-        <w:t>* *))</w:t>
+        <w:t>VOLUME(* *))</w:t>
       </w:r>
       <w:r>
         <w:rPr>
@@ -26224,20 +24598,8 @@
           <w:lang w:val="en-US"/>
         </w:rPr>
         <w:tab/>
-        <w:t xml:space="preserve">DEFINE </w:t>
-      </w:r>
-      <w:proofErr w:type="gramStart"/>
-      <w:r>
-        <w:rPr>
-          <w:b/>
-          <w:bCs/>
-          <w:sz w:val="24"/>
-          <w:szCs w:val="24"/>
-          <w:lang w:val="en-US"/>
-        </w:rPr>
-        <w:t>CLUSTER(</w:t>
-      </w:r>
-      <w:proofErr w:type="gramEnd"/>
+        <w:t>DEFINE CLUSTER(</w:t>
+      </w:r>
       <w:r>
         <w:rPr>
           <w:b/>
@@ -26401,28 +24763,7 @@
           <w:lang w:val="en-US"/>
         </w:rPr>
         <w:tab/>
-      </w:r>
-      <w:proofErr w:type="gramStart"/>
-      <w:r>
-        <w:rPr>
-          <w:b/>
-          <w:bCs/>
-          <w:sz w:val="24"/>
-          <w:szCs w:val="24"/>
-          <w:lang w:val="en-US"/>
-        </w:rPr>
-        <w:t>RECSZ(</w:t>
-      </w:r>
-      <w:proofErr w:type="gramEnd"/>
-      <w:r>
-        <w:rPr>
-          <w:b/>
-          <w:bCs/>
-          <w:sz w:val="24"/>
-          <w:szCs w:val="24"/>
-          <w:lang w:val="en-US"/>
-        </w:rPr>
-        <w:t>90 200)</w:t>
+        <w:t>RECSZ(90 200)</w:t>
       </w:r>
       <w:r>
         <w:rPr>
@@ -26487,38 +24828,7 @@
           <w:lang w:val="en-US"/>
         </w:rPr>
         <w:tab/>
-      </w:r>
-      <w:proofErr w:type="gramStart"/>
-      <w:r>
-        <w:rPr>
-          <w:b/>
-          <w:bCs/>
-          <w:sz w:val="24"/>
-          <w:szCs w:val="24"/>
-          <w:lang w:val="en-US"/>
-        </w:rPr>
-        <w:t>CISZ(</w:t>
-      </w:r>
-      <w:proofErr w:type="gramEnd"/>
-      <w:r>
-        <w:rPr>
-          <w:b/>
-          <w:bCs/>
-          <w:sz w:val="24"/>
-          <w:szCs w:val="24"/>
-          <w:lang w:val="en-US"/>
-        </w:rPr>
-        <w:t>8192)</w:t>
-      </w:r>
-      <w:r>
-        <w:rPr>
-          <w:b/>
-          <w:bCs/>
-          <w:sz w:val="24"/>
-          <w:szCs w:val="24"/>
-          <w:lang w:val="en-US"/>
-        </w:rPr>
-        <w:tab/>
+        <w:t>FREESPACE(10 10))</w:t>
       </w:r>
       <w:r>
         <w:rPr>
@@ -26573,28 +24883,17 @@
           <w:lang w:val="en-US"/>
         </w:rPr>
         <w:tab/>
-      </w:r>
-      <w:proofErr w:type="gramStart"/>
-      <w:r>
-        <w:rPr>
-          <w:b/>
-          <w:bCs/>
-          <w:sz w:val="24"/>
-          <w:szCs w:val="24"/>
-          <w:lang w:val="en-US"/>
-        </w:rPr>
-        <w:t>TRACKS(</w:t>
-      </w:r>
-      <w:proofErr w:type="gramEnd"/>
-      <w:r>
-        <w:rPr>
-          <w:b/>
-          <w:bCs/>
-          <w:sz w:val="24"/>
-          <w:szCs w:val="24"/>
-          <w:lang w:val="en-US"/>
-        </w:rPr>
-        <w:t>100 50)</w:t>
+        <w:t>CISZ(8192)</w:t>
+      </w:r>
+      <w:r>
+        <w:rPr>
+          <w:b/>
+          <w:bCs/>
+          <w:sz w:val="24"/>
+          <w:szCs w:val="24"/>
+          <w:lang w:val="en-US"/>
+        </w:rPr>
+        <w:tab/>
       </w:r>
       <w:r>
         <w:rPr>
@@ -26649,38 +24948,7 @@
           <w:lang w:val="en-US"/>
         </w:rPr>
         <w:tab/>
-      </w:r>
-      <w:proofErr w:type="gramStart"/>
-      <w:r>
-        <w:rPr>
-          <w:b/>
-          <w:bCs/>
-          <w:sz w:val="24"/>
-          <w:szCs w:val="24"/>
-          <w:lang w:val="en-US"/>
-        </w:rPr>
-        <w:t>VOLUME(</w:t>
-      </w:r>
-      <w:proofErr w:type="gramEnd"/>
-      <w:r>
-        <w:rPr>
-          <w:b/>
-          <w:bCs/>
-          <w:sz w:val="24"/>
-          <w:szCs w:val="24"/>
-          <w:lang w:val="en-US"/>
-        </w:rPr>
-        <w:t>* *)</w:t>
-      </w:r>
-      <w:r>
-        <w:rPr>
-          <w:b/>
-          <w:bCs/>
-          <w:sz w:val="24"/>
-          <w:szCs w:val="24"/>
-          <w:lang w:val="en-US"/>
-        </w:rPr>
-        <w:tab/>
+        <w:t>TRACKS(100 50)</w:t>
       </w:r>
       <w:r>
         <w:rPr>
@@ -26735,28 +25003,17 @@
           <w:lang w:val="en-US"/>
         </w:rPr>
         <w:tab/>
-      </w:r>
-      <w:proofErr w:type="gramStart"/>
-      <w:r>
-        <w:rPr>
-          <w:b/>
-          <w:bCs/>
-          <w:sz w:val="24"/>
-          <w:szCs w:val="24"/>
-          <w:lang w:val="en-US"/>
-        </w:rPr>
-        <w:t>FREESPACE(</w:t>
-      </w:r>
-      <w:proofErr w:type="gramEnd"/>
-      <w:r>
-        <w:rPr>
-          <w:b/>
-          <w:bCs/>
-          <w:sz w:val="24"/>
-          <w:szCs w:val="24"/>
-          <w:lang w:val="en-US"/>
-        </w:rPr>
-        <w:t>10 10))</w:t>
+        <w:t>VOLUME(* *)</w:t>
+      </w:r>
+      <w:r>
+        <w:rPr>
+          <w:b/>
+          <w:bCs/>
+          <w:sz w:val="24"/>
+          <w:szCs w:val="24"/>
+          <w:lang w:val="en-US"/>
+        </w:rPr>
+        <w:tab/>
       </w:r>
       <w:r>
         <w:rPr>
@@ -27460,20 +25717,8 @@
           <w:lang w:val="en-US"/>
         </w:rPr>
         <w:tab/>
-        <w:t xml:space="preserve">DEFINE </w:t>
-      </w:r>
-      <w:proofErr w:type="gramStart"/>
-      <w:r>
-        <w:rPr>
-          <w:b/>
-          <w:bCs/>
-          <w:sz w:val="24"/>
-          <w:szCs w:val="24"/>
-          <w:lang w:val="en-US"/>
-        </w:rPr>
-        <w:t>CLUSTER(</w:t>
-      </w:r>
-      <w:proofErr w:type="gramEnd"/>
+        <w:t>DEFINE CLUSTER(</w:t>
+      </w:r>
       <w:r>
         <w:rPr>
           <w:b/>
@@ -27617,28 +25862,7 @@
           <w:lang w:val="en-US"/>
         </w:rPr>
         <w:tab/>
-      </w:r>
-      <w:proofErr w:type="gramStart"/>
-      <w:r>
-        <w:rPr>
-          <w:b/>
-          <w:bCs/>
-          <w:sz w:val="24"/>
-          <w:szCs w:val="24"/>
-          <w:lang w:val="en-US"/>
-        </w:rPr>
-        <w:t>CISZ(</w:t>
-      </w:r>
-      <w:proofErr w:type="gramEnd"/>
-      <w:r>
-        <w:rPr>
-          <w:b/>
-          <w:bCs/>
-          <w:sz w:val="24"/>
-          <w:szCs w:val="24"/>
-          <w:lang w:val="en-US"/>
-        </w:rPr>
-        <w:t>4096)</w:t>
+        <w:t>CISZ(4096)</w:t>
       </w:r>
       <w:r>
         <w:rPr>
@@ -27693,28 +25917,7 @@
           <w:lang w:val="en-US"/>
         </w:rPr>
         <w:tab/>
-      </w:r>
-      <w:proofErr w:type="gramStart"/>
-      <w:r>
-        <w:rPr>
-          <w:b/>
-          <w:bCs/>
-          <w:sz w:val="24"/>
-          <w:szCs w:val="24"/>
-          <w:lang w:val="en-US"/>
-        </w:rPr>
-        <w:t>TRACKS(</w:t>
-      </w:r>
-      <w:proofErr w:type="gramEnd"/>
-      <w:r>
-        <w:rPr>
-          <w:b/>
-          <w:bCs/>
-          <w:sz w:val="24"/>
-          <w:szCs w:val="24"/>
-          <w:lang w:val="en-US"/>
-        </w:rPr>
-        <w:t>100 50)</w:t>
+        <w:t>TRACKS(100 50)</w:t>
       </w:r>
       <w:r>
         <w:rPr>
@@ -27759,28 +25962,7 @@
           <w:lang w:val="en-US"/>
         </w:rPr>
         <w:tab/>
-      </w:r>
-      <w:proofErr w:type="gramStart"/>
-      <w:r>
-        <w:rPr>
-          <w:b/>
-          <w:bCs/>
-          <w:sz w:val="24"/>
-          <w:szCs w:val="24"/>
-          <w:lang w:val="en-US"/>
-        </w:rPr>
-        <w:t>VOLUME(</w:t>
-      </w:r>
-      <w:proofErr w:type="gramEnd"/>
-      <w:r>
-        <w:rPr>
-          <w:b/>
-          <w:bCs/>
-          <w:sz w:val="24"/>
-          <w:szCs w:val="24"/>
-          <w:lang w:val="en-US"/>
-        </w:rPr>
-        <w:t>* *))</w:t>
+        <w:t>VOLUME(* *))</w:t>
       </w:r>
     </w:p>
     <w:p>
@@ -28961,29 +27143,7 @@
           <w:lang w:val="en-US"/>
         </w:rPr>
         <w:tab/>
-        <w:t>DD DSN=</w:t>
-      </w:r>
-      <w:proofErr w:type="gramStart"/>
-      <w:r>
-        <w:rPr>
-          <w:b/>
-          <w:bCs/>
-          <w:sz w:val="24"/>
-          <w:szCs w:val="24"/>
-          <w:lang w:val="en-US"/>
-        </w:rPr>
-        <w:t>NUHID.XXX.PS,DISP</w:t>
-      </w:r>
-      <w:proofErr w:type="gramEnd"/>
-      <w:r>
-        <w:rPr>
-          <w:b/>
-          <w:bCs/>
-          <w:sz w:val="24"/>
-          <w:szCs w:val="24"/>
-          <w:lang w:val="en-US"/>
-        </w:rPr>
-        <w:t>=SHR</w:t>
+        <w:t>DD DSN=NUHID.XXX.PS,DISP=SHR</w:t>
       </w:r>
     </w:p>
     <w:p>
@@ -29017,29 +27177,7 @@
           <w:lang w:val="en-US"/>
         </w:rPr>
         <w:tab/>
-        <w:t xml:space="preserve">DD </w:t>
-      </w:r>
-      <w:proofErr w:type="gramStart"/>
-      <w:r>
-        <w:rPr>
-          <w:b/>
-          <w:bCs/>
-          <w:sz w:val="24"/>
-          <w:szCs w:val="24"/>
-          <w:lang w:val="en-US"/>
-        </w:rPr>
-        <w:t>DSN=NUHID.XXX.KSDS,DISP</w:t>
-      </w:r>
-      <w:proofErr w:type="gramEnd"/>
-      <w:r>
-        <w:rPr>
-          <w:b/>
-          <w:bCs/>
-          <w:sz w:val="24"/>
-          <w:szCs w:val="24"/>
-          <w:lang w:val="en-US"/>
-        </w:rPr>
-        <w:t>=SHR</w:t>
+        <w:t>DD DSN=NUHID.XXX.KSDS,DISP=SHR</w:t>
       </w:r>
     </w:p>
     <w:p>
@@ -29338,18 +27476,7 @@
           <w:lang w:val="en-US"/>
         </w:rPr>
         <w:tab/>
-        <w:t xml:space="preserve">DD </w:t>
-      </w:r>
-      <w:proofErr w:type="gramStart"/>
-      <w:r>
-        <w:rPr>
-          <w:b/>
-          <w:bCs/>
-          <w:sz w:val="24"/>
-          <w:szCs w:val="24"/>
-          <w:lang w:val="en-US"/>
-        </w:rPr>
-        <w:t>DSN=NUHID.XXX.</w:t>
+        <w:t>DD DSN=NUHID.XXX.</w:t>
       </w:r>
       <w:r>
         <w:rPr>
@@ -29369,18 +27496,7 @@
           <w:szCs w:val="24"/>
           <w:lang w:val="en-US"/>
         </w:rPr>
-        <w:t>,DISP</w:t>
-      </w:r>
-      <w:proofErr w:type="gramEnd"/>
-      <w:r>
-        <w:rPr>
-          <w:b/>
-          <w:bCs/>
-          <w:sz w:val="24"/>
-          <w:szCs w:val="24"/>
-          <w:lang w:val="en-US"/>
-        </w:rPr>
-        <w:t>=SHR</w:t>
+        <w:t>,DISP=SHR</w:t>
       </w:r>
     </w:p>
     <w:p>
@@ -29424,18 +27540,7 @@
           <w:lang w:val="en-US"/>
         </w:rPr>
         <w:tab/>
-        <w:t xml:space="preserve">DD </w:t>
-      </w:r>
-      <w:proofErr w:type="gramStart"/>
-      <w:r>
-        <w:rPr>
-          <w:b/>
-          <w:bCs/>
-          <w:sz w:val="24"/>
-          <w:szCs w:val="24"/>
-          <w:lang w:val="en-US"/>
-        </w:rPr>
-        <w:t>DSN=NUHID.</w:t>
+        <w:t>DD DSN=NUHID.</w:t>
       </w:r>
       <w:r>
         <w:rPr>
@@ -29455,18 +27560,7 @@
           <w:szCs w:val="24"/>
           <w:lang w:val="en-US"/>
         </w:rPr>
-        <w:t>.KSDS,DISP</w:t>
-      </w:r>
-      <w:proofErr w:type="gramEnd"/>
-      <w:r>
-        <w:rPr>
-          <w:b/>
-          <w:bCs/>
-          <w:sz w:val="24"/>
-          <w:szCs w:val="24"/>
-          <w:lang w:val="en-US"/>
-        </w:rPr>
-        <w:t>=SHR</w:t>
+        <w:t>.KSDS,DISP=SHR</w:t>
       </w:r>
     </w:p>
     <w:p>
@@ -29800,29 +27894,7 @@
           <w:lang w:val="en-US"/>
         </w:rPr>
         <w:tab/>
-        <w:t xml:space="preserve">DD </w:t>
-      </w:r>
-      <w:proofErr w:type="gramStart"/>
-      <w:r>
-        <w:rPr>
-          <w:b/>
-          <w:bCs/>
-          <w:sz w:val="24"/>
-          <w:szCs w:val="24"/>
-          <w:lang w:val="en-US"/>
-        </w:rPr>
-        <w:t>DSN=NUHID.XXX.KSDS,DISP</w:t>
-      </w:r>
-      <w:proofErr w:type="gramEnd"/>
-      <w:r>
-        <w:rPr>
-          <w:b/>
-          <w:bCs/>
-          <w:sz w:val="24"/>
-          <w:szCs w:val="24"/>
-          <w:lang w:val="en-US"/>
-        </w:rPr>
-        <w:t>=SHR</w:t>
+        <w:t>DD DSN=NUHID.XXX.KSDS,DISP=SHR</w:t>
       </w:r>
     </w:p>
     <w:p>
@@ -29866,18 +27938,7 @@
           <w:lang w:val="en-US"/>
         </w:rPr>
         <w:tab/>
-        <w:t>DD DSN=</w:t>
-      </w:r>
-      <w:proofErr w:type="gramStart"/>
-      <w:r>
-        <w:rPr>
-          <w:b/>
-          <w:bCs/>
-          <w:sz w:val="24"/>
-          <w:szCs w:val="24"/>
-          <w:lang w:val="en-US"/>
-        </w:rPr>
-        <w:t>NUHID.YYY.</w:t>
+        <w:t>DD DSN=NUHID.YYY.</w:t>
       </w:r>
       <w:r>
         <w:rPr>
@@ -29897,18 +27958,7 @@
           <w:szCs w:val="24"/>
           <w:lang w:val="en-US"/>
         </w:rPr>
-        <w:t>,DISP</w:t>
-      </w:r>
-      <w:proofErr w:type="gramEnd"/>
-      <w:r>
-        <w:rPr>
-          <w:b/>
-          <w:bCs/>
-          <w:sz w:val="24"/>
-          <w:szCs w:val="24"/>
-          <w:lang w:val="en-US"/>
-        </w:rPr>
-        <w:t>=SHR</w:t>
+        <w:t>,DISP=SHR</w:t>
       </w:r>
     </w:p>
     <w:p>
@@ -31697,7 +29747,6 @@
         <w:tab/>
         <w:t xml:space="preserve">DEFINE </w:t>
       </w:r>
-      <w:proofErr w:type="gramStart"/>
       <w:r>
         <w:rPr>
           <w:b/>
@@ -31718,7 +29767,6 @@
         </w:rPr>
         <w:t>(</w:t>
       </w:r>
-      <w:proofErr w:type="gramEnd"/>
       <w:r>
         <w:rPr>
           <w:b/>
@@ -31855,28 +29903,7 @@
           <w:lang w:val="en-US"/>
         </w:rPr>
         <w:tab/>
-      </w:r>
-      <w:proofErr w:type="gramStart"/>
-      <w:r>
-        <w:rPr>
-          <w:b/>
-          <w:bCs/>
-          <w:sz w:val="24"/>
-          <w:szCs w:val="24"/>
-          <w:lang w:val="en-US"/>
-        </w:rPr>
-        <w:t>RELATE(</w:t>
-      </w:r>
-      <w:proofErr w:type="gramEnd"/>
-      <w:r>
-        <w:rPr>
-          <w:b/>
-          <w:bCs/>
-          <w:sz w:val="24"/>
-          <w:szCs w:val="24"/>
-          <w:lang w:val="en-US"/>
-        </w:rPr>
-        <w:t>NUHID.XXX.KSDS)</w:t>
+        <w:t>RELATE(NUHID.XXX.KSDS)</w:t>
       </w:r>
       <w:r>
         <w:rPr>
@@ -31921,19 +29948,8 @@
           <w:lang w:val="en-US"/>
         </w:rPr>
         <w:tab/>
-      </w:r>
-      <w:proofErr w:type="gramStart"/>
-      <w:r>
-        <w:rPr>
-          <w:b/>
-          <w:bCs/>
-          <w:sz w:val="24"/>
-          <w:szCs w:val="24"/>
-          <w:lang w:val="en-US"/>
-        </w:rPr>
         <w:t>KEYS(</w:t>
       </w:r>
-      <w:proofErr w:type="gramEnd"/>
       <w:r>
         <w:rPr>
           <w:b/>
@@ -32037,28 +30053,7 @@
           <w:lang w:val="en-US"/>
         </w:rPr>
         <w:tab/>
-      </w:r>
-      <w:proofErr w:type="gramStart"/>
-      <w:r>
-        <w:rPr>
-          <w:b/>
-          <w:bCs/>
-          <w:sz w:val="24"/>
-          <w:szCs w:val="24"/>
-          <w:lang w:val="en-US"/>
-        </w:rPr>
-        <w:t>RECSZ(</w:t>
-      </w:r>
-      <w:proofErr w:type="gramEnd"/>
-      <w:r>
-        <w:rPr>
-          <w:b/>
-          <w:bCs/>
-          <w:sz w:val="24"/>
-          <w:szCs w:val="24"/>
-          <w:lang w:val="en-US"/>
-        </w:rPr>
-        <w:t>90 200)</w:t>
+        <w:t>RECSZ(90 200)</w:t>
       </w:r>
       <w:r>
         <w:rPr>
@@ -32123,28 +30118,7 @@
           <w:lang w:val="en-US"/>
         </w:rPr>
         <w:tab/>
-      </w:r>
-      <w:proofErr w:type="gramStart"/>
-      <w:r>
-        <w:rPr>
-          <w:b/>
-          <w:bCs/>
-          <w:sz w:val="24"/>
-          <w:szCs w:val="24"/>
-          <w:lang w:val="en-US"/>
-        </w:rPr>
-        <w:t>FREESPACE(</w:t>
-      </w:r>
-      <w:proofErr w:type="gramEnd"/>
-      <w:r>
-        <w:rPr>
-          <w:b/>
-          <w:bCs/>
-          <w:sz w:val="24"/>
-          <w:szCs w:val="24"/>
-          <w:lang w:val="en-US"/>
-        </w:rPr>
-        <w:t>10 20)</w:t>
+        <w:t>FREESPACE(10 20)</w:t>
       </w:r>
       <w:r>
         <w:rPr>
@@ -32199,28 +30173,7 @@
           <w:lang w:val="en-US"/>
         </w:rPr>
         <w:tab/>
-      </w:r>
-      <w:proofErr w:type="gramStart"/>
-      <w:r>
-        <w:rPr>
-          <w:b/>
-          <w:bCs/>
-          <w:sz w:val="24"/>
-          <w:szCs w:val="24"/>
-          <w:lang w:val="en-US"/>
-        </w:rPr>
-        <w:t>TRACKS(</w:t>
-      </w:r>
-      <w:proofErr w:type="gramEnd"/>
-      <w:r>
-        <w:rPr>
-          <w:b/>
-          <w:bCs/>
-          <w:sz w:val="24"/>
-          <w:szCs w:val="24"/>
-          <w:lang w:val="en-US"/>
-        </w:rPr>
-        <w:t>50 30)</w:t>
+        <w:t>TRACKS(50 30)</w:t>
       </w:r>
       <w:r>
         <w:rPr>
@@ -32275,28 +30228,7 @@
           <w:lang w:val="en-US"/>
         </w:rPr>
         <w:tab/>
-      </w:r>
-      <w:proofErr w:type="gramStart"/>
-      <w:r>
-        <w:rPr>
-          <w:b/>
-          <w:bCs/>
-          <w:sz w:val="24"/>
-          <w:szCs w:val="24"/>
-          <w:lang w:val="en-US"/>
-        </w:rPr>
-        <w:t>CISZ(</w:t>
-      </w:r>
-      <w:proofErr w:type="gramEnd"/>
-      <w:r>
-        <w:rPr>
-          <w:b/>
-          <w:bCs/>
-          <w:sz w:val="24"/>
-          <w:szCs w:val="24"/>
-          <w:lang w:val="en-US"/>
-        </w:rPr>
-        <w:t>8192)</w:t>
+        <w:t>CISZ(8192)</w:t>
       </w:r>
       <w:r>
         <w:rPr>
@@ -32696,29 +30628,7 @@
           <w:lang w:val="en-US"/>
         </w:rPr>
         <w:tab/>
-        <w:t>DEFINE PATH(</w:t>
-      </w:r>
-      <w:proofErr w:type="gramStart"/>
-      <w:r>
-        <w:rPr>
-          <w:b/>
-          <w:bCs/>
-          <w:sz w:val="24"/>
-          <w:szCs w:val="24"/>
-          <w:lang w:val="en-US"/>
-        </w:rPr>
-        <w:t>NAME(</w:t>
-      </w:r>
-      <w:proofErr w:type="gramEnd"/>
-      <w:r>
-        <w:rPr>
-          <w:b/>
-          <w:bCs/>
-          <w:sz w:val="24"/>
-          <w:szCs w:val="24"/>
-          <w:lang w:val="en-US"/>
-        </w:rPr>
-        <w:t>NUHID.XXX.XXX.AIX.PATH)</w:t>
+        <w:t>DEFINE PATH(NAME(NUHID.XXX.XXX.AIX.PATH)</w:t>
       </w:r>
       <w:r>
         <w:rPr>
@@ -33045,28 +30955,7 @@
           <w:lang w:val="en-US"/>
         </w:rPr>
         <w:tab/>
-      </w:r>
-      <w:proofErr w:type="gramStart"/>
-      <w:r>
-        <w:rPr>
-          <w:b/>
-          <w:bCs/>
-          <w:sz w:val="24"/>
-          <w:szCs w:val="24"/>
-          <w:lang w:val="en-US"/>
-        </w:rPr>
-        <w:t>INDATASET(</w:t>
-      </w:r>
-      <w:proofErr w:type="gramEnd"/>
-      <w:r>
-        <w:rPr>
-          <w:b/>
-          <w:bCs/>
-          <w:sz w:val="24"/>
-          <w:szCs w:val="24"/>
-          <w:lang w:val="en-US"/>
-        </w:rPr>
-        <w:t>NUHID.XXX.XXX.KSDS)</w:t>
+        <w:t>INDATASET(NUHID.XXX.XXX.KSDS)</w:t>
       </w:r>
       <w:r>
         <w:rPr>
@@ -39143,6 +37032,7 @@
   <w:style w:type="character" w:default="1" w:styleId="DefaultParagraphFont">
     <w:name w:val="Default Paragraph Font"/>
     <w:uiPriority w:val="1"/>
+    <w:semiHidden/>
     <w:unhideWhenUsed/>
   </w:style>
   <w:style w:type="table" w:default="1" w:styleId="TableNormal">
